--- a/CA 20% - Project.docx
+++ b/CA 20% - Project.docx
@@ -43,7 +43,7 @@
                     <pic:cNvPicPr preferRelativeResize="0"/>
                   </pic:nvPicPr>
                   <pic:blipFill>
-                    <a:blip r:embed="rId7"/>
+                    <a:blip r:embed="rId8"/>
                     <a:srcRect/>
                     <a:stretch>
                       <a:fillRect/>
@@ -1093,29 +1093,7 @@
                 </w:rPrChange>
               </w:rPr>
               <w:lastRenderedPageBreak/>
-              <w:t>Assessment Due Date</w:t>
-            </w:r>
-            <w:r>
-              <w:rPr>
-                <w:rFonts w:ascii="Times New Roman" w:hAnsi="Times New Roman" w:cs="Times New Roman"/>
-                <w:b/>
-                <w:bCs/>
-                <w:i/>
-                <w:color w:val="156082"/>
-                <w:sz w:val="32"/>
-                <w:szCs w:val="32"/>
-                <w:rPrChange w:id="44" w:author="Nicolas Cancino" w:date="2026-10-19T19:09:00Z" w16du:dateUtc="2026-10-19T18:09:00Z">
-                  <w:rPr>
-                    <w:b/>
-                    <w:bCs/>
-                    <w:i/>
-                    <w:color w:val="156082"/>
-                    <w:sz w:val="32"/>
-                    <w:szCs w:val="32"/>
-                  </w:rPr>
-                </w:rPrChange>
-              </w:rPr>
-              <w:t xml:space="preserve"> </w:t>
+              <w:t xml:space="preserve">Assessment Due Date </w:t>
             </w:r>
             <w:r>
               <w:rPr>
@@ -1124,7 +1102,7 @@
                 <w:color w:val="156082"/>
                 <w:sz w:val="32"/>
                 <w:szCs w:val="32"/>
-                <w:rPrChange w:id="45" w:author="Nicolas Cancino" w:date="2026-10-19T19:09:00Z" w16du:dateUtc="2026-10-19T18:09:00Z">
+                <w:rPrChange w:id="44" w:author="Nicolas Cancino" w:date="2026-10-19T19:09:00Z" w16du:dateUtc="2026-10-19T18:09:00Z">
                   <w:rPr>
                     <w:i/>
                     <w:color w:val="156082"/>
@@ -1155,7 +1133,7 @@
                 <w:color w:val="000000"/>
                 <w:sz w:val="32"/>
                 <w:szCs w:val="32"/>
-                <w:rPrChange w:id="46" w:author="Nicolas Cancino" w:date="2026-10-19T19:09:00Z" w16du:dateUtc="2026-10-19T18:09:00Z">
+                <w:rPrChange w:id="45" w:author="Nicolas Cancino" w:date="2026-10-19T19:09:00Z" w16du:dateUtc="2026-10-19T18:09:00Z">
                   <w:rPr>
                     <w:color w:val="000000"/>
                     <w:sz w:val="32"/>
@@ -1172,7 +1150,7 @@
       <w:pPr>
         <w:spacing w:line="480" w:lineRule="auto"/>
         <w:rPr>
-          <w:ins w:id="47" w:author="naomie mboma" w:date="2026-04-19T22:08:00Z" w16du:dateUtc="2026-04-19T21:08:00Z"/>
+          <w:ins w:id="46" w:author="naomie mboma" w:date="2026-04-19T22:08:00Z" w16du:dateUtc="2026-04-19T21:08:00Z"/>
           <w:rFonts w:ascii="Times New Roman" w:hAnsi="Times New Roman" w:cs="Times New Roman"/>
           <w:b/>
           <w:bCs/>
@@ -1180,9 +1158,9 @@
           <w:color w:val="156082"/>
           <w:sz w:val="32"/>
           <w:szCs w:val="32"/>
-          <w:rPrChange w:id="48" w:author="Nicolas Cancino" w:date="2026-10-19T19:09:00Z" w16du:dateUtc="2026-10-19T18:09:00Z">
+          <w:rPrChange w:id="47" w:author="Nicolas Cancino" w:date="2026-10-19T19:09:00Z" w16du:dateUtc="2026-10-19T18:09:00Z">
             <w:rPr>
-              <w:ins w:id="49" w:author="naomie mboma" w:date="2026-04-19T22:08:00Z" w16du:dateUtc="2026-04-19T21:08:00Z"/>
+              <w:ins w:id="48" w:author="naomie mboma" w:date="2026-04-19T22:08:00Z" w16du:dateUtc="2026-04-19T21:08:00Z"/>
               <w:b/>
               <w:bCs/>
               <w:i/>
@@ -1202,7 +1180,7 @@
           <w:color w:val="156082"/>
           <w:sz w:val="32"/>
           <w:szCs w:val="32"/>
-          <w:rPrChange w:id="50" w:author="Nicolas Cancino" w:date="2026-10-19T19:09:00Z" w16du:dateUtc="2026-10-19T18:09:00Z">
+          <w:rPrChange w:id="49" w:author="Nicolas Cancino" w:date="2026-10-19T19:09:00Z" w16du:dateUtc="2026-10-19T18:09:00Z">
             <w:rPr>
               <w:b/>
               <w:bCs/>
@@ -1218,6 +1196,23 @@
     </w:p>
     <w:p>
       <w:pPr>
+        <w:rPr>
+          <w:rFonts w:ascii="Times New Roman" w:hAnsi="Times New Roman" w:cs="Times New Roman"/>
+          <w:i/>
+          <w:color w:val="156082"/>
+          <w:sz w:val="32"/>
+          <w:szCs w:val="32"/>
+          <w:rPrChange w:id="50" w:author="Nicolas Cancino" w:date="2026-10-19T19:09:00Z" w16du:dateUtc="2026-10-19T18:09:00Z">
+            <w:rPr>
+              <w:i/>
+              <w:color w:val="156082"/>
+              <w:sz w:val="32"/>
+              <w:szCs w:val="32"/>
+            </w:rPr>
+          </w:rPrChange>
+        </w:rPr>
+      </w:pPr>
+      <w:r>
         <w:rPr>
           <w:rFonts w:ascii="Times New Roman" w:hAnsi="Times New Roman" w:cs="Times New Roman"/>
           <w:i/>
@@ -1233,8 +1228,11 @@
             </w:rPr>
           </w:rPrChange>
         </w:rPr>
-      </w:pPr>
-      <w:r>
+        <w:t>25/10/2026</w:t>
+      </w:r>
+    </w:p>
+    <w:p>
+      <w:pPr>
         <w:rPr>
           <w:rFonts w:ascii="Times New Roman" w:hAnsi="Times New Roman" w:cs="Times New Roman"/>
           <w:i/>
@@ -1250,25 +1248,19 @@
             </w:rPr>
           </w:rPrChange>
         </w:rPr>
-        <w:t>25/10/2026</w:t>
-      </w:r>
-    </w:p>
-    <w:p>
-      <w:pPr>
-        <w:rPr>
+      </w:pPr>
+    </w:p>
+    <w:p>
+      <w:pPr>
+        <w:jc w:val="center"/>
+        <w:rPr>
+          <w:ins w:id="53" w:author="Nicolas Cancino" w:date="2026-10-19T19:09:00Z" w16du:dateUtc="2026-10-19T18:09:00Z"/>
           <w:rFonts w:ascii="Times New Roman" w:hAnsi="Times New Roman" w:cs="Times New Roman"/>
           <w:i/>
-          <w:color w:val="156082"/>
+          <w:color w:val="000000" w:themeColor="text1"/>
           <w:sz w:val="32"/>
           <w:szCs w:val="32"/>
-          <w:rPrChange w:id="53" w:author="Nicolas Cancino" w:date="2026-10-19T19:09:00Z" w16du:dateUtc="2026-10-19T18:09:00Z">
-            <w:rPr>
-              <w:i/>
-              <w:color w:val="156082"/>
-              <w:sz w:val="32"/>
-              <w:szCs w:val="32"/>
-            </w:rPr>
-          </w:rPrChange>
+          <w:lang w:val="en-GB"/>
         </w:rPr>
       </w:pPr>
     </w:p>
@@ -1276,7 +1268,7 @@
       <w:pPr>
         <w:jc w:val="center"/>
         <w:rPr>
-          <w:ins w:id="54" w:author="Nicolas Cancino" w:date="2026-10-19T19:09:00Z" w16du:dateUtc="2026-10-19T18:09:00Z"/>
+          <w:ins w:id="54" w:author="Nicolas Cancino" w:date="2026-10-19T19:10:00Z" w16du:dateUtc="2026-10-19T18:10:00Z"/>
           <w:rFonts w:ascii="Times New Roman" w:hAnsi="Times New Roman" w:cs="Times New Roman"/>
           <w:i/>
           <w:color w:val="000000" w:themeColor="text1"/>
@@ -1514,8 +1506,10 @@
       <w:pPr>
         <w:jc w:val="center"/>
         <w:rPr>
-          <w:ins w:id="71" w:author="Nicolas Cancino" w:date="2026-10-19T19:10:00Z" w16du:dateUtc="2026-10-19T18:10:00Z"/>
-          <w:rFonts w:ascii="Times New Roman" w:hAnsi="Times New Roman" w:cs="Times New Roman"/>
+          <w:ins w:id="71" w:author="Nicolas Cancino" w:date="2026-10-19T19:11:00Z" w16du:dateUtc="2026-10-19T18:11:00Z"/>
+          <w:rFonts w:ascii="Times New Roman" w:hAnsi="Times New Roman" w:cs="Times New Roman"/>
+          <w:b/>
+          <w:bCs/>
           <w:i/>
           <w:color w:val="000000" w:themeColor="text1"/>
           <w:sz w:val="32"/>
@@ -1523,23 +1517,7 @@
           <w:lang w:val="en-GB"/>
         </w:rPr>
       </w:pPr>
-    </w:p>
-    <w:p>
-      <w:pPr>
-        <w:jc w:val="center"/>
-        <w:rPr>
-          <w:ins w:id="72" w:author="Nicolas Cancino" w:date="2026-10-19T19:11:00Z" w16du:dateUtc="2026-10-19T18:11:00Z"/>
-          <w:rFonts w:ascii="Times New Roman" w:hAnsi="Times New Roman" w:cs="Times New Roman"/>
-          <w:b/>
-          <w:bCs/>
-          <w:i/>
-          <w:color w:val="000000" w:themeColor="text1"/>
-          <w:sz w:val="32"/>
-          <w:szCs w:val="32"/>
-          <w:lang w:val="en-GB"/>
-        </w:rPr>
-      </w:pPr>
-      <w:ins w:id="73" w:author="Nicolas Cancino" w:date="2026-10-19T19:07:00Z" w16du:dateUtc="2026-10-19T18:07:00Z">
+      <w:ins w:id="72" w:author="Nicolas Cancino" w:date="2026-10-19T19:07:00Z" w16du:dateUtc="2026-10-19T18:07:00Z">
         <w:r>
           <w:rPr>
             <w:rFonts w:ascii="Times New Roman" w:hAnsi="Times New Roman" w:cs="Times New Roman"/>
@@ -1550,7 +1528,7 @@
             <w:sz w:val="32"/>
             <w:szCs w:val="32"/>
             <w:lang w:val="en-GB"/>
-            <w:rPrChange w:id="74" w:author="Nicolas Cancino" w:date="2026-10-19T19:11:00Z" w16du:dateUtc="2026-10-19T18:11:00Z">
+            <w:rPrChange w:id="73" w:author="Nicolas Cancino" w:date="2026-10-19T19:11:00Z" w16du:dateUtc="2026-10-19T18:11:00Z">
               <w:rPr>
                 <w:i/>
                 <w:color w:val="156082"/>
@@ -1569,7 +1547,7 @@
       <w:pPr>
         <w:jc w:val="center"/>
         <w:rPr>
-          <w:ins w:id="75" w:author="Nicolas Cancino" w:date="2026-10-19T19:11:00Z" w16du:dateUtc="2026-10-19T18:11:00Z"/>
+          <w:ins w:id="74" w:author="Nicolas Cancino" w:date="2026-10-19T19:11:00Z" w16du:dateUtc="2026-10-19T18:11:00Z"/>
           <w:rFonts w:ascii="Times New Roman" w:hAnsi="Times New Roman" w:cs="Times New Roman"/>
           <w:b/>
           <w:bCs/>
@@ -1584,7 +1562,7 @@
     <w:p>
       <w:pPr>
         <w:rPr>
-          <w:ins w:id="76" w:author="Nicolas Cancino" w:date="2026-10-19T19:12:00Z" w16du:dateUtc="2026-10-19T18:12:00Z"/>
+          <w:ins w:id="75" w:author="Nicolas Cancino" w:date="2026-10-19T19:12:00Z" w16du:dateUtc="2026-10-19T18:12:00Z"/>
           <w:rFonts w:ascii="Times New Roman" w:hAnsi="Times New Roman" w:cs="Times New Roman"/>
           <w:b/>
           <w:bCs/>
@@ -1597,7 +1575,7 @@
     <w:p>
       <w:pPr>
         <w:rPr>
-          <w:ins w:id="77" w:author="Nicolas Cancino" w:date="2026-10-19T19:12:00Z" w16du:dateUtc="2026-10-19T18:12:00Z"/>
+          <w:ins w:id="76" w:author="Nicolas Cancino" w:date="2026-10-19T19:12:00Z" w16du:dateUtc="2026-10-19T18:12:00Z"/>
           <w:rFonts w:ascii="Times New Roman" w:hAnsi="Times New Roman" w:cs="Times New Roman"/>
           <w:b/>
           <w:bCs/>
@@ -1608,7 +1586,7 @@
           <w:lang w:val="en-GB"/>
         </w:rPr>
       </w:pPr>
-      <w:ins w:id="78" w:author="Nicolas Cancino" w:date="2026-10-19T19:12:00Z" w16du:dateUtc="2026-10-19T18:12:00Z">
+      <w:ins w:id="77" w:author="Nicolas Cancino" w:date="2026-10-19T19:12:00Z" w16du:dateUtc="2026-10-19T18:12:00Z">
         <w:r>
           <w:rPr>
             <w:rFonts w:ascii="Times New Roman" w:hAnsi="Times New Roman" w:cs="Times New Roman"/>
@@ -1907,16 +1885,7 @@
           <w:color w:val="000000" w:themeColor="text1"/>
           <w:lang w:val="en-GB"/>
         </w:rPr>
-        <w:t xml:space="preserve"> </w:t>
-      </w:r>
-      <w:r>
-        <w:rPr>
-          <w:rFonts w:ascii="Times New Roman" w:hAnsi="Times New Roman" w:cs="Times New Roman"/>
-          <w:iCs/>
-          <w:color w:val="000000" w:themeColor="text1"/>
-          <w:lang w:val="en-GB"/>
-        </w:rPr>
-        <w:t>To analyse the data using Jupyter Notebook, clean and prepare the dataset by identifying missing or incomplete values, analysing variable types, and exploring relationships between variables to facilitate their interpretation and ensure their suitability for the main project objective.</w:t>
+        <w:t xml:space="preserve"> To analyse the data using Jupyter Notebook, clean and prepare the dataset by identifying missing or incomplete values, analysing variable types, and exploring relationships between variables to facilitate their interpretation and ensure their suitability for the main project objective.</w:t>
       </w:r>
     </w:p>
     <w:p>
@@ -1941,29 +1910,14 @@
           <w:u w:val="single"/>
           <w:lang w:val="en-GB"/>
         </w:rPr>
-        <w:t xml:space="preserve">Exploratory data </w:t>
-      </w:r>
-      <w:r>
-        <w:rPr>
-          <w:rFonts w:ascii="Times New Roman" w:hAnsi="Times New Roman" w:cs="Times New Roman"/>
-          <w:u w:val="single"/>
-          <w:lang w:val="en-GB"/>
-        </w:rPr>
-        <w:t>analysis:</w:t>
-      </w:r>
-      <w:r>
-        <w:rPr>
-          <w:rFonts w:ascii="Times New Roman" w:hAnsi="Times New Roman" w:cs="Times New Roman"/>
-          <w:lang w:val="en-GB"/>
-        </w:rPr>
-        <w:t xml:space="preserve"> </w:t>
-      </w:r>
-      <w:r>
-        <w:rPr>
-          <w:rFonts w:ascii="Times New Roman" w:hAnsi="Times New Roman" w:cs="Times New Roman"/>
-          <w:lang w:val="en-GB"/>
-        </w:rPr>
-        <w:t xml:space="preserve">To identify geographical and temporal patterns in the concentrations of environmental pollutants, particularly PM2.5 and others, across </w:t>
+        <w:t>Exploratory data analysis:</w:t>
+      </w:r>
+      <w:r>
+        <w:rPr>
+          <w:rFonts w:ascii="Times New Roman" w:hAnsi="Times New Roman" w:cs="Times New Roman"/>
+          <w:lang w:val="en-GB"/>
+        </w:rPr>
+        <w:t xml:space="preserve"> To identify geographical and temporal patterns in the concentrations of environmental pollutants, particularly PM2.5 and others, across </w:t>
       </w:r>
       <w:r>
         <w:rPr>
@@ -2526,6 +2480,133 @@
         <w:spacing w:before="100" w:beforeAutospacing="1" w:after="100" w:afterAutospacing="1" w:line="240" w:lineRule="auto"/>
         <w:rPr>
           <w:rFonts w:ascii="Times New Roman" w:eastAsia="Times New Roman" w:hAnsi="Times New Roman" w:cs="Times New Roman"/>
+          <w:lang w:val="en-GB" w:eastAsia="en-GB"/>
+        </w:rPr>
+      </w:pPr>
+      <w:r>
+        <w:rPr>
+          <w:rFonts w:ascii="Times New Roman" w:eastAsia="Times New Roman" w:hAnsi="Times New Roman" w:cs="Times New Roman"/>
+          <w:lang w:val="en-GB" w:eastAsia="en-GB"/>
+        </w:rPr>
+        <w:t xml:space="preserve">The data will be cleaned and </w:t>
+      </w:r>
+      <w:r>
+        <w:rPr>
+          <w:rFonts w:ascii="Times New Roman" w:eastAsia="Times New Roman" w:hAnsi="Times New Roman" w:cs="Times New Roman"/>
+          <w:lang w:val="en-GB" w:eastAsia="en-GB"/>
+        </w:rPr>
+        <w:t>pre-processed</w:t>
+      </w:r>
+      <w:r>
+        <w:rPr>
+          <w:rFonts w:ascii="Times New Roman" w:eastAsia="Times New Roman" w:hAnsi="Times New Roman" w:cs="Times New Roman"/>
+          <w:lang w:val="en-GB" w:eastAsia="en-GB"/>
+        </w:rPr>
+        <w:t xml:space="preserve"> using Python, Pandas, and NumPy to identify missing values, duplicate records, inconsistent data types, and potential data quality issues. Subsequently, Exploratory Data Analysis (EDA) will be conducted using descriptive statistics and data visualisations to investigate geographical and temporal variations in air pollution across New York City, with particular attention to pollutants such as fine particulate matter (PM2.5). These analyses will help identify patterns and differences across geographical areas and over time.</w:t>
+      </w:r>
+    </w:p>
+    <w:p>
+      <w:pPr>
+        <w:spacing w:before="100" w:beforeAutospacing="1" w:after="100" w:afterAutospacing="1" w:line="240" w:lineRule="auto"/>
+        <w:rPr>
+          <w:rFonts w:ascii="Times New Roman" w:eastAsia="Times New Roman" w:hAnsi="Times New Roman" w:cs="Times New Roman"/>
+          <w:lang w:val="en-GB" w:eastAsia="en-GB"/>
+        </w:rPr>
+      </w:pPr>
+      <w:r>
+        <w:rPr>
+          <w:rFonts w:ascii="Times New Roman" w:eastAsia="Times New Roman" w:hAnsi="Times New Roman" w:cs="Times New Roman"/>
+          <w:lang w:val="en-GB" w:eastAsia="en-GB"/>
+        </w:rPr>
+        <w:t>Following the exploratory analysis, a linear regression model will be developed to explore and predict PM2.5 concentrations across the available geographical areas.</w:t>
+      </w:r>
+    </w:p>
+    <w:p>
+      <w:pPr>
+        <w:spacing w:before="100" w:beforeAutospacing="1" w:after="100" w:afterAutospacing="1" w:line="240" w:lineRule="auto"/>
+        <w:rPr>
+          <w:rFonts w:ascii="Times New Roman" w:eastAsia="Times New Roman" w:hAnsi="Times New Roman" w:cs="Times New Roman"/>
+          <w:lang w:val="en-GB" w:eastAsia="en-GB"/>
+        </w:rPr>
+      </w:pPr>
+      <w:r>
+        <w:rPr>
+          <w:rFonts w:ascii="Times New Roman" w:eastAsia="Times New Roman" w:hAnsi="Times New Roman" w:cs="Times New Roman"/>
+          <w:noProof/>
+          <w:lang w:val="en-GB" w:eastAsia="en-GB"/>
+          <w14:ligatures w14:val="standardContextual"/>
+        </w:rPr>
+        <w:drawing>
+          <wp:anchor distT="0" distB="0" distL="114300" distR="114300" simplePos="0" relativeHeight="251662336" behindDoc="0" locked="0" layoutInCell="1" allowOverlap="1" wp14:anchorId="5B103F61" wp14:editId="3CC3FBBC">
+            <wp:simplePos x="0" y="0"/>
+            <wp:positionH relativeFrom="margin">
+              <wp:align>center</wp:align>
+            </wp:positionH>
+            <wp:positionV relativeFrom="paragraph">
+              <wp:posOffset>107950</wp:posOffset>
+            </wp:positionV>
+            <wp:extent cx="5965031" cy="1988578"/>
+            <wp:effectExtent l="0" t="0" r="0" b="0"/>
+            <wp:wrapNone/>
+            <wp:docPr id="1475244479" name="Picture 4"/>
+            <wp:cNvGraphicFramePr>
+              <a:graphicFrameLocks xmlns:a="http://schemas.openxmlformats.org/drawingml/2006/main" noChangeAspect="1"/>
+            </wp:cNvGraphicFramePr>
+            <a:graphic xmlns:a="http://schemas.openxmlformats.org/drawingml/2006/main">
+              <a:graphicData uri="http://schemas.openxmlformats.org/drawingml/2006/picture">
+                <pic:pic xmlns:pic="http://schemas.openxmlformats.org/drawingml/2006/picture">
+                  <pic:nvPicPr>
+                    <pic:cNvPr id="1475244479" name="Picture 1475244479"/>
+                    <pic:cNvPicPr/>
+                  </pic:nvPicPr>
+                  <pic:blipFill>
+                    <a:blip r:embed="rId9" cstate="print">
+                      <a:extLst>
+                        <a:ext uri="{28A0092B-C50C-407E-A947-70E740481C1C}">
+                          <a14:useLocalDpi xmlns:a14="http://schemas.microsoft.com/office/drawing/2010/main" val="0"/>
+                        </a:ext>
+                      </a:extLst>
+                    </a:blip>
+                    <a:stretch>
+                      <a:fillRect/>
+                    </a:stretch>
+                  </pic:blipFill>
+                  <pic:spPr>
+                    <a:xfrm>
+                      <a:off x="0" y="0"/>
+                      <a:ext cx="5965031" cy="1988578"/>
+                    </a:xfrm>
+                    <a:prstGeom prst="rect">
+                      <a:avLst/>
+                    </a:prstGeom>
+                  </pic:spPr>
+                </pic:pic>
+              </a:graphicData>
+            </a:graphic>
+            <wp14:sizeRelH relativeFrom="margin">
+              <wp14:pctWidth>0</wp14:pctWidth>
+            </wp14:sizeRelH>
+            <wp14:sizeRelV relativeFrom="margin">
+              <wp14:pctHeight>0</wp14:pctHeight>
+            </wp14:sizeRelV>
+          </wp:anchor>
+        </w:drawing>
+      </w:r>
+    </w:p>
+    <w:p>
+      <w:pPr>
+        <w:spacing w:before="100" w:beforeAutospacing="1" w:after="100" w:afterAutospacing="1" w:line="240" w:lineRule="auto"/>
+        <w:rPr>
+          <w:rFonts w:ascii="Times New Roman" w:eastAsia="Times New Roman" w:hAnsi="Times New Roman" w:cs="Times New Roman"/>
+          <w:lang w:val="en-GB" w:eastAsia="en-GB"/>
+        </w:rPr>
+      </w:pPr>
+    </w:p>
+    <w:p>
+      <w:pPr>
+        <w:spacing w:before="100" w:beforeAutospacing="1" w:after="100" w:afterAutospacing="1" w:line="240" w:lineRule="auto"/>
+        <w:rPr>
+          <w:rFonts w:ascii="Times New Roman" w:eastAsia="Times New Roman" w:hAnsi="Times New Roman" w:cs="Times New Roman"/>
           <w:b/>
           <w:bCs/>
           <w:sz w:val="28"/>
@@ -2533,7 +2614,10 @@
           <w:lang w:val="en-GB" w:eastAsia="en-GB"/>
         </w:rPr>
       </w:pPr>
-      <w:r>
+    </w:p>
+    <w:p>
+      <w:pPr>
+        <w:spacing w:before="100" w:beforeAutospacing="1" w:after="100" w:afterAutospacing="1" w:line="240" w:lineRule="auto"/>
         <w:rPr>
           <w:rFonts w:ascii="Times New Roman" w:eastAsia="Times New Roman" w:hAnsi="Times New Roman" w:cs="Times New Roman"/>
           <w:b/>
@@ -2542,136 +2626,7 @@
           <w:szCs w:val="28"/>
           <w:lang w:val="en-GB" w:eastAsia="en-GB"/>
         </w:rPr>
-        <w:t>Data Sources</w:t>
-      </w:r>
-    </w:p>
-    <w:p>
-      <w:pPr>
-        <w:spacing w:before="100" w:beforeAutospacing="1" w:after="100" w:afterAutospacing="1" w:line="240" w:lineRule="auto"/>
-        <w:rPr>
-          <w:rFonts w:ascii="Times New Roman" w:eastAsia="Times New Roman" w:hAnsi="Times New Roman" w:cs="Times New Roman"/>
-          <w:lang w:val="en-GB" w:eastAsia="en-GB"/>
-        </w:rPr>
-      </w:pPr>
-      <w:r>
-        <w:rPr>
-          <w:rFonts w:ascii="Times New Roman" w:eastAsia="Times New Roman" w:hAnsi="Times New Roman" w:cs="Times New Roman"/>
-          <w:lang w:val="en-GB" w:eastAsia="en-GB"/>
-        </w:rPr>
-        <w:t xml:space="preserve">The main data source for this project will be the </w:t>
-      </w:r>
-      <w:r>
-        <w:rPr>
-          <w:rFonts w:ascii="Times New Roman" w:eastAsia="Times New Roman" w:hAnsi="Times New Roman" w:cs="Times New Roman"/>
-          <w:i/>
-          <w:iCs/>
-          <w:lang w:val="en-GB" w:eastAsia="en-GB"/>
-        </w:rPr>
-        <w:t>Air Quality and Health Impacts</w:t>
-      </w:r>
-      <w:r>
-        <w:rPr>
-          <w:rFonts w:ascii="Times New Roman" w:eastAsia="Times New Roman" w:hAnsi="Times New Roman" w:cs="Times New Roman"/>
-          <w:lang w:val="en-GB" w:eastAsia="en-GB"/>
-        </w:rPr>
-        <w:t xml:space="preserve"> dataset, published on NYC Open Data by the New York City Department of Health and Mental Hygiene (DOHMH). The dataset contains approximately 19,827 records and 12 columns, including aggregated air quality and health indicators across different geographical areas and time periods (NYC Open Data, 2026).</w:t>
-      </w:r>
-    </w:p>
-    <w:p>
-      <w:pPr>
-        <w:spacing w:before="100" w:beforeAutospacing="1" w:after="100" w:afterAutospacing="1" w:line="240" w:lineRule="auto"/>
-        <w:rPr>
-          <w:rFonts w:ascii="Times New Roman" w:eastAsia="Times New Roman" w:hAnsi="Times New Roman" w:cs="Times New Roman"/>
-          <w:lang w:val="en-GB" w:eastAsia="en-GB"/>
-        </w:rPr>
-      </w:pPr>
-      <w:r>
-        <w:rPr>
-          <w:rFonts w:ascii="Times New Roman" w:eastAsia="Times New Roman" w:hAnsi="Times New Roman" w:cs="Times New Roman"/>
-          <w:lang w:val="en-GB" w:eastAsia="en-GB"/>
-        </w:rPr>
-        <w:t>According to the dataset's data dictionary, the information includes unique record identifiers, indicator identifiers and names, measurement types and units, geographical types and identifiers, neighbourhood names, time-period descriptions, start dates, recorded values and notes (NYC Open Data, 2026). These variables will help identify the type of measurement, where and when it was recorded, and the value associated with each observation. Geographical identifiers may also support the creation of thematic maps by linking the data to appropriate geographical files.</w:t>
-      </w:r>
-    </w:p>
-    <w:p>
-      <w:pPr>
-        <w:spacing w:before="100" w:beforeAutospacing="1" w:after="100" w:afterAutospacing="1" w:line="240" w:lineRule="auto"/>
-        <w:rPr>
-          <w:rFonts w:ascii="Times New Roman" w:eastAsia="Times New Roman" w:hAnsi="Times New Roman" w:cs="Times New Roman"/>
-          <w:lang w:val="en-GB" w:eastAsia="en-GB"/>
-        </w:rPr>
-      </w:pPr>
-      <w:r>
-        <w:rPr>
-          <w:rFonts w:ascii="Times New Roman" w:eastAsia="Times New Roman" w:hAnsi="Times New Roman" w:cs="Times New Roman"/>
-          <w:lang w:val="en-GB" w:eastAsia="en-GB"/>
-        </w:rPr>
-        <w:t>The dataset is publicly accessible through the NYC Open Data portal and can be downloaded in CSV format. The project will use this publicly available information for academic analysis, with appropriate acknowledgement of the original source and consideration of the applicable terms of use (NYC Open Data, n.d.).</w:t>
-      </w:r>
-    </w:p>
-    <w:p>
-      <w:pPr>
-        <w:spacing w:before="100" w:beforeAutospacing="1" w:after="100" w:afterAutospacing="1" w:line="240" w:lineRule="auto"/>
-        <w:rPr>
-          <w:rFonts w:ascii="Times New Roman" w:eastAsia="Times New Roman" w:hAnsi="Times New Roman" w:cs="Times New Roman"/>
-          <w:lang w:val="en-GB" w:eastAsia="en-GB"/>
-        </w:rPr>
-      </w:pPr>
-      <w:r>
-        <w:rPr>
-          <w:rFonts w:ascii="Times New Roman" w:eastAsia="Times New Roman" w:hAnsi="Times New Roman" w:cs="Times New Roman"/>
-          <w:lang w:val="en-GB" w:eastAsia="en-GB"/>
-        </w:rPr>
-        <w:t xml:space="preserve">In addition, the dataset page provides links to other resources that may support further analysis. These include the </w:t>
-      </w:r>
-      <w:r>
-        <w:rPr>
-          <w:rFonts w:ascii="Times New Roman" w:eastAsia="Times New Roman" w:hAnsi="Times New Roman" w:cs="Times New Roman"/>
-          <w:i/>
-          <w:iCs/>
-          <w:lang w:val="en-GB" w:eastAsia="en-GB"/>
-        </w:rPr>
-        <w:t>Real-Time Air Quality in NYC</w:t>
-      </w:r>
-      <w:r>
-        <w:rPr>
-          <w:rFonts w:ascii="Times New Roman" w:eastAsia="Times New Roman" w:hAnsi="Times New Roman" w:cs="Times New Roman"/>
-          <w:lang w:val="en-GB" w:eastAsia="en-GB"/>
-        </w:rPr>
-        <w:t xml:space="preserve"> portal, which provides hourly PM2.5 measurements (NYC Department of Health and Mental Hygiene, n.d.-a), and the </w:t>
-      </w:r>
-      <w:r>
-        <w:rPr>
-          <w:rFonts w:ascii="Times New Roman" w:eastAsia="Times New Roman" w:hAnsi="Times New Roman" w:cs="Times New Roman"/>
-          <w:i/>
-          <w:iCs/>
-          <w:lang w:val="en-GB" w:eastAsia="en-GB"/>
-        </w:rPr>
-        <w:t>Health Impacts of Air Pollution Data Explorer</w:t>
-      </w:r>
-      <w:r>
-        <w:rPr>
-          <w:rFonts w:ascii="Times New Roman" w:eastAsia="Times New Roman" w:hAnsi="Times New Roman" w:cs="Times New Roman"/>
-          <w:lang w:val="en-GB" w:eastAsia="en-GB"/>
-        </w:rPr>
-        <w:t>, which provides information on health outcomes associated with air pollution (NYC Department of Health and Mental Hygiene, n.d.-b). These sources may be considered for further comparisons or to explore more specific relationships between pollution levels and health indicators, subject to data compatibility and project requirements.</w:t>
-      </w:r>
-    </w:p>
-    <w:p>
-      <w:pPr>
-        <w:spacing w:before="100" w:beforeAutospacing="1" w:after="100" w:afterAutospacing="1" w:line="240" w:lineRule="auto"/>
-        <w:rPr>
-          <w:rFonts w:ascii="Times New Roman" w:eastAsia="Times New Roman" w:hAnsi="Times New Roman" w:cs="Times New Roman"/>
-          <w:lang w:val="en-GB" w:eastAsia="en-GB"/>
-        </w:rPr>
-      </w:pPr>
-      <w:r>
-        <w:rPr>
-          <w:rFonts w:ascii="Times New Roman" w:eastAsia="Times New Roman" w:hAnsi="Times New Roman" w:cs="Times New Roman"/>
-          <w:lang w:val="en-GB" w:eastAsia="en-GB"/>
-        </w:rPr>
-        <w:t>The dataset is provided by the New York City Department of Health and Mental Hygiene (NYC DOHMH) and contains aggregated air quality and health indicators. It is publicly available through NYC Open Data. Its use will comply with the portal's terms of use (NYC Open Data, n.d.), and the original source will be acknowledged. The dataset's limitations and indicator-specific methodologies will also be considered when interpreting the results (NYC Open Data, 2026).</w:t>
-      </w:r>
+      </w:pPr>
     </w:p>
     <w:p>
       <w:pPr>
@@ -2685,7 +2640,10 @@
           <w:lang w:val="en-GB" w:eastAsia="en-GB"/>
         </w:rPr>
       </w:pPr>
-      <w:r>
+    </w:p>
+    <w:p>
+      <w:pPr>
+        <w:spacing w:before="100" w:beforeAutospacing="1" w:after="100" w:afterAutospacing="1" w:line="240" w:lineRule="auto"/>
         <w:rPr>
           <w:rFonts w:ascii="Times New Roman" w:eastAsia="Times New Roman" w:hAnsi="Times New Roman" w:cs="Times New Roman"/>
           <w:b/>
@@ -2694,6 +2652,204 @@
           <w:szCs w:val="28"/>
           <w:lang w:val="en-GB" w:eastAsia="en-GB"/>
         </w:rPr>
+      </w:pPr>
+    </w:p>
+    <w:p>
+      <w:pPr>
+        <w:spacing w:before="100" w:beforeAutospacing="1" w:after="100" w:afterAutospacing="1" w:line="240" w:lineRule="auto"/>
+        <w:rPr>
+          <w:rFonts w:ascii="Times New Roman" w:eastAsia="Times New Roman" w:hAnsi="Times New Roman" w:cs="Times New Roman"/>
+          <w:b/>
+          <w:bCs/>
+          <w:sz w:val="28"/>
+          <w:szCs w:val="28"/>
+          <w:lang w:val="en-GB" w:eastAsia="en-GB"/>
+        </w:rPr>
+      </w:pPr>
+    </w:p>
+    <w:p>
+      <w:pPr>
+        <w:spacing w:before="100" w:beforeAutospacing="1" w:after="100" w:afterAutospacing="1" w:line="240" w:lineRule="auto"/>
+        <w:rPr>
+          <w:rFonts w:ascii="Times New Roman" w:eastAsia="Times New Roman" w:hAnsi="Times New Roman" w:cs="Times New Roman"/>
+          <w:b/>
+          <w:bCs/>
+          <w:sz w:val="28"/>
+          <w:szCs w:val="28"/>
+          <w:lang w:val="en-GB" w:eastAsia="en-GB"/>
+        </w:rPr>
+      </w:pPr>
+      <w:r>
+        <w:rPr>
+          <w:rFonts w:ascii="Times New Roman" w:eastAsia="Times New Roman" w:hAnsi="Times New Roman" w:cs="Times New Roman"/>
+          <w:b/>
+          <w:bCs/>
+          <w:sz w:val="28"/>
+          <w:szCs w:val="28"/>
+          <w:lang w:val="en-GB" w:eastAsia="en-GB"/>
+        </w:rPr>
+        <w:t>Data Sources</w:t>
+      </w:r>
+    </w:p>
+    <w:p>
+      <w:pPr>
+        <w:spacing w:before="100" w:beforeAutospacing="1" w:after="100" w:afterAutospacing="1" w:line="240" w:lineRule="auto"/>
+        <w:rPr>
+          <w:rFonts w:ascii="Times New Roman" w:eastAsia="Times New Roman" w:hAnsi="Times New Roman" w:cs="Times New Roman"/>
+          <w:lang w:val="en-GB" w:eastAsia="en-GB"/>
+        </w:rPr>
+      </w:pPr>
+      <w:r>
+        <w:rPr>
+          <w:rFonts w:ascii="Times New Roman" w:eastAsia="Times New Roman" w:hAnsi="Times New Roman" w:cs="Times New Roman"/>
+          <w:lang w:val="en-GB" w:eastAsia="en-GB"/>
+        </w:rPr>
+        <w:t xml:space="preserve">The main data source for this project will be the </w:t>
+      </w:r>
+      <w:r>
+        <w:rPr>
+          <w:rFonts w:ascii="Times New Roman" w:eastAsia="Times New Roman" w:hAnsi="Times New Roman" w:cs="Times New Roman"/>
+          <w:i/>
+          <w:iCs/>
+          <w:lang w:val="en-GB" w:eastAsia="en-GB"/>
+        </w:rPr>
+        <w:t>Air Quality and Health Impacts</w:t>
+      </w:r>
+      <w:r>
+        <w:rPr>
+          <w:rFonts w:ascii="Times New Roman" w:eastAsia="Times New Roman" w:hAnsi="Times New Roman" w:cs="Times New Roman"/>
+          <w:lang w:val="en-GB" w:eastAsia="en-GB"/>
+        </w:rPr>
+        <w:t xml:space="preserve"> dataset, published on NYC Open Data by the New York City Department of Health and Mental Hygiene (DOHMH). The dataset contains approximately 19,827 records and 12 columns, including aggregated air quality and health indicators across different geographical areas and time periods (NYC Open Data, 2026).</w:t>
+      </w:r>
+    </w:p>
+    <w:p>
+      <w:pPr>
+        <w:spacing w:before="100" w:beforeAutospacing="1" w:after="100" w:afterAutospacing="1" w:line="240" w:lineRule="auto"/>
+        <w:rPr>
+          <w:rFonts w:ascii="Times New Roman" w:eastAsia="Times New Roman" w:hAnsi="Times New Roman" w:cs="Times New Roman"/>
+          <w:lang w:val="en-GB" w:eastAsia="en-GB"/>
+        </w:rPr>
+      </w:pPr>
+      <w:r>
+        <w:rPr>
+          <w:rFonts w:ascii="Times New Roman" w:eastAsia="Times New Roman" w:hAnsi="Times New Roman" w:cs="Times New Roman"/>
+          <w:lang w:val="en-GB" w:eastAsia="en-GB"/>
+        </w:rPr>
+        <w:t>According to the dataset's data dictionary, the information includes unique record identifiers, indicator identifiers and names, measurement types and units, geographical types and identifiers, neighbourhood names, time-period descriptions, start dates, recorded values and notes (NYC Open Data, 2026). These variables will help identify the type of measurement, where and when it was recorded, and the value associated with each observation. Geographical identifiers may also support the creation of thematic maps by linking the data to appropriate geographical files.</w:t>
+      </w:r>
+    </w:p>
+    <w:p>
+      <w:pPr>
+        <w:spacing w:before="100" w:beforeAutospacing="1" w:after="100" w:afterAutospacing="1" w:line="240" w:lineRule="auto"/>
+        <w:rPr>
+          <w:rFonts w:ascii="Times New Roman" w:eastAsia="Times New Roman" w:hAnsi="Times New Roman" w:cs="Times New Roman"/>
+          <w:lang w:val="en-GB" w:eastAsia="en-GB"/>
+        </w:rPr>
+      </w:pPr>
+      <w:r>
+        <w:rPr>
+          <w:rFonts w:ascii="Times New Roman" w:eastAsia="Times New Roman" w:hAnsi="Times New Roman" w:cs="Times New Roman"/>
+          <w:lang w:val="en-GB" w:eastAsia="en-GB"/>
+        </w:rPr>
+        <w:t>The dataset is publicly accessible through the NYC Open Data portal and can be downloaded in CSV format. The project will use this publicly available information for academic analysis, with appropriate acknowledgement of the original source and consideration of the applicable terms of use (NYC Open Data, n.d.).</w:t>
+      </w:r>
+    </w:p>
+    <w:p>
+      <w:pPr>
+        <w:spacing w:before="100" w:beforeAutospacing="1" w:after="100" w:afterAutospacing="1" w:line="240" w:lineRule="auto"/>
+        <w:rPr>
+          <w:rFonts w:ascii="Times New Roman" w:eastAsia="Times New Roman" w:hAnsi="Times New Roman" w:cs="Times New Roman"/>
+          <w:lang w:val="en-GB" w:eastAsia="en-GB"/>
+        </w:rPr>
+      </w:pPr>
+      <w:r>
+        <w:rPr>
+          <w:rFonts w:ascii="Times New Roman" w:eastAsia="Times New Roman" w:hAnsi="Times New Roman" w:cs="Times New Roman"/>
+          <w:lang w:val="en-GB" w:eastAsia="en-GB"/>
+        </w:rPr>
+        <w:t xml:space="preserve">In addition, the dataset page provides links to other resources that may support further analysis. These include the </w:t>
+      </w:r>
+      <w:r>
+        <w:rPr>
+          <w:rFonts w:ascii="Times New Roman" w:eastAsia="Times New Roman" w:hAnsi="Times New Roman" w:cs="Times New Roman"/>
+          <w:i/>
+          <w:iCs/>
+          <w:lang w:val="en-GB" w:eastAsia="en-GB"/>
+        </w:rPr>
+        <w:t>Real-Time Air Quality in NYC</w:t>
+      </w:r>
+      <w:r>
+        <w:rPr>
+          <w:rFonts w:ascii="Times New Roman" w:eastAsia="Times New Roman" w:hAnsi="Times New Roman" w:cs="Times New Roman"/>
+          <w:lang w:val="en-GB" w:eastAsia="en-GB"/>
+        </w:rPr>
+        <w:t xml:space="preserve"> portal, which provides hourly PM2.5 measurements (NYC Department of Health and Mental Hygiene, n.d.-a), and the </w:t>
+      </w:r>
+      <w:r>
+        <w:rPr>
+          <w:rFonts w:ascii="Times New Roman" w:eastAsia="Times New Roman" w:hAnsi="Times New Roman" w:cs="Times New Roman"/>
+          <w:i/>
+          <w:iCs/>
+          <w:lang w:val="en-GB" w:eastAsia="en-GB"/>
+        </w:rPr>
+        <w:t xml:space="preserve">Health </w:t>
+      </w:r>
+      <w:r>
+        <w:rPr>
+          <w:rFonts w:ascii="Times New Roman" w:eastAsia="Times New Roman" w:hAnsi="Times New Roman" w:cs="Times New Roman"/>
+          <w:i/>
+          <w:iCs/>
+          <w:lang w:val="en-GB" w:eastAsia="en-GB"/>
+        </w:rPr>
+        <w:lastRenderedPageBreak/>
+        <w:t>Impacts of Air Pollution Data Explorer</w:t>
+      </w:r>
+      <w:r>
+        <w:rPr>
+          <w:rFonts w:ascii="Times New Roman" w:eastAsia="Times New Roman" w:hAnsi="Times New Roman" w:cs="Times New Roman"/>
+          <w:lang w:val="en-GB" w:eastAsia="en-GB"/>
+        </w:rPr>
+        <w:t>, which provides information on health outcomes associated with air pollution (NYC Department of Health and Mental Hygiene, n.d.-b). These sources may be considered for further comparisons or to explore more specific relationships between pollution levels and health indicators, subject to data compatibility and project requirements.</w:t>
+      </w:r>
+    </w:p>
+    <w:p>
+      <w:pPr>
+        <w:spacing w:before="100" w:beforeAutospacing="1" w:after="100" w:afterAutospacing="1" w:line="240" w:lineRule="auto"/>
+        <w:rPr>
+          <w:rFonts w:ascii="Times New Roman" w:eastAsia="Times New Roman" w:hAnsi="Times New Roman" w:cs="Times New Roman"/>
+          <w:lang w:val="en-GB" w:eastAsia="en-GB"/>
+        </w:rPr>
+      </w:pPr>
+      <w:r>
+        <w:rPr>
+          <w:rFonts w:ascii="Times New Roman" w:eastAsia="Times New Roman" w:hAnsi="Times New Roman" w:cs="Times New Roman"/>
+          <w:lang w:val="en-GB" w:eastAsia="en-GB"/>
+        </w:rPr>
+        <w:t>The dataset is provided by the New York City Department of Health and Mental Hygiene (NYC DOHMH) and contains aggregated air quality and health indicators. It is publicly available through NYC Open Data. Its use will comply with the portal's terms of use (NYC Open Data, n.d.), and the original source will be acknowledged. The dataset's limitations and indicator-specific methodologies will also be considered when interpreting the results (NYC Open Data, 2026).</w:t>
+      </w:r>
+    </w:p>
+    <w:p>
+      <w:pPr>
+        <w:spacing w:before="100" w:beforeAutospacing="1" w:after="100" w:afterAutospacing="1" w:line="240" w:lineRule="auto"/>
+        <w:rPr>
+          <w:rFonts w:ascii="Times New Roman" w:eastAsia="Times New Roman" w:hAnsi="Times New Roman" w:cs="Times New Roman"/>
+          <w:b/>
+          <w:bCs/>
+          <w:sz w:val="28"/>
+          <w:szCs w:val="28"/>
+          <w:lang w:val="en-GB" w:eastAsia="en-GB"/>
+        </w:rPr>
+      </w:pPr>
+      <w:r>
+        <w:rPr>
+          <w:rFonts w:ascii="Times New Roman" w:eastAsia="Times New Roman" w:hAnsi="Times New Roman" w:cs="Times New Roman"/>
+          <w:b/>
+          <w:bCs/>
+          <w:sz w:val="28"/>
+          <w:szCs w:val="28"/>
+          <w:lang w:val="en-GB" w:eastAsia="en-GB"/>
+        </w:rPr>
         <w:t>References</w:t>
       </w:r>
     </w:p>
@@ -2760,7 +2916,6 @@
           <w:rFonts w:ascii="Times New Roman" w:eastAsia="Times New Roman" w:hAnsi="Times New Roman" w:cs="Times New Roman"/>
           <w:lang w:val="en-GB" w:eastAsia="en-GB"/>
         </w:rPr>
-        <w:lastRenderedPageBreak/>
         <w:t>NYC Department of Health and Mental Hygiene (n.d.-a) Real-Time Air Quality in NYC. Available at: https://a816-dohbesp.nyc.gov/IndicatorPublic/data-features/realtime-air-quality/ (Accessed: 19 October 2026).</w:t>
       </w:r>
     </w:p>
@@ -2932,6 +3087,7 @@
           <w:u w:val="single"/>
           <w:lang w:val="en-GB"/>
         </w:rPr>
+        <w:lastRenderedPageBreak/>
         <w:t>Evidence-Based Recommendations</w:t>
       </w:r>
       <w:r>
@@ -3124,7 +3280,7 @@
                     <pic:cNvPicPr/>
                   </pic:nvPicPr>
                   <pic:blipFill>
-                    <a:blip r:embed="rId8">
+                    <a:blip r:embed="rId10">
                       <a:extLst>
                         <a:ext uri="{28A0092B-C50C-407E-A947-70E740481C1C}">
                           <a14:useLocalDpi xmlns:a14="http://schemas.microsoft.com/office/drawing/2010/main" val="0"/>
@@ -3198,9 +3354,320 @@
       <w:pPr>
         <w:rPr>
           <w:rFonts w:ascii="Times New Roman" w:hAnsi="Times New Roman" w:cs="Times New Roman"/>
+          <w:lang w:val="en-GB"/>
+        </w:rPr>
+      </w:pPr>
+    </w:p>
+    <w:p>
+      <w:pPr>
+        <w:rPr>
+          <w:rFonts w:ascii="Times New Roman" w:hAnsi="Times New Roman" w:cs="Times New Roman"/>
+          <w:b/>
+          <w:sz w:val="28"/>
+          <w:szCs w:val="28"/>
+        </w:rPr>
+      </w:pPr>
+      <w:r>
+        <w:rPr>
+          <w:rFonts w:ascii="Times New Roman" w:hAnsi="Times New Roman" w:cs="Times New Roman"/>
+          <w:b/>
+          <w:sz w:val="28"/>
+          <w:szCs w:val="28"/>
+        </w:rPr>
+        <w:t>Use of AI Tools</w:t>
+      </w:r>
+    </w:p>
+    <w:p>
+      <w:pPr>
+        <w:rPr>
+          <w:rFonts w:ascii="Times New Roman" w:hAnsi="Times New Roman" w:cs="Times New Roman"/>
+          <w:lang w:val="en-GB"/>
+        </w:rPr>
+      </w:pPr>
+      <w:r>
+        <w:rPr>
+          <w:rFonts w:ascii="Times New Roman" w:hAnsi="Times New Roman" w:cs="Times New Roman"/>
+          <w:lang w:val="en-GB"/>
+        </w:rPr>
+        <w:t xml:space="preserve">I acknowledge the use of </w:t>
+      </w:r>
+      <w:r>
+        <w:rPr>
+          <w:rFonts w:ascii="Times New Roman" w:hAnsi="Times New Roman" w:cs="Times New Roman"/>
           <w:b/>
           <w:bCs/>
           <w:lang w:val="en-GB"/>
+        </w:rPr>
+        <w:t>ChatGPT</w:t>
+      </w:r>
+      <w:r>
+        <w:rPr>
+          <w:rFonts w:ascii="Times New Roman" w:hAnsi="Times New Roman" w:cs="Times New Roman"/>
+          <w:lang w:val="en-GB"/>
+        </w:rPr>
+        <w:t xml:space="preserve"> to support the structure and grammar of my work, as well as to translate my own ideas into English. All responses generated by ChatGPT will be reviewed, verified, and adapted where necessary to ensure that the final work accurately reflects my intended meaning and expresses my ideas clearly.</w:t>
+      </w:r>
+    </w:p>
+    <w:p>
+      <w:pPr>
+        <w:rPr>
+          <w:rFonts w:ascii="Times New Roman" w:hAnsi="Times New Roman" w:cs="Times New Roman"/>
+          <w:lang w:val="en-GB"/>
+        </w:rPr>
+      </w:pPr>
+    </w:p>
+    <w:p>
+      <w:pPr>
+        <w:rPr>
+          <w:rFonts w:ascii="Times New Roman" w:hAnsi="Times New Roman" w:cs="Times New Roman"/>
+          <w:b/>
+          <w:bCs/>
+          <w:sz w:val="24"/>
+          <w:szCs w:val="24"/>
+          <w:lang w:val="en-GB"/>
+        </w:rPr>
+      </w:pPr>
+      <w:r>
+        <w:rPr>
+          <w:rFonts w:ascii="Times New Roman" w:hAnsi="Times New Roman" w:cs="Times New Roman"/>
+          <w:b/>
+          <w:bCs/>
+          <w:sz w:val="24"/>
+          <w:szCs w:val="24"/>
+          <w:lang w:val="en-GB"/>
+        </w:rPr>
+        <w:t>Date</w:t>
+      </w:r>
+    </w:p>
+    <w:p>
+      <w:pPr>
+        <w:rPr>
+          <w:rFonts w:ascii="Times New Roman" w:hAnsi="Times New Roman" w:cs="Times New Roman"/>
+          <w:lang w:val="en-GB"/>
+        </w:rPr>
+      </w:pPr>
+      <w:r>
+        <w:rPr>
+          <w:rFonts w:ascii="Times New Roman" w:hAnsi="Times New Roman" w:cs="Times New Roman"/>
+          <w:lang w:val="en-GB"/>
+        </w:rPr>
+        <w:t>19/10/2026</w:t>
+      </w:r>
+    </w:p>
+    <w:p>
+      <w:pPr>
+        <w:rPr>
+          <w:rFonts w:ascii="Times New Roman" w:hAnsi="Times New Roman" w:cs="Times New Roman"/>
+          <w:b/>
+          <w:bCs/>
+          <w:sz w:val="24"/>
+          <w:szCs w:val="24"/>
+          <w:lang w:val="en-GB"/>
+        </w:rPr>
+      </w:pPr>
+      <w:r>
+        <w:rPr>
+          <w:rFonts w:ascii="Times New Roman" w:hAnsi="Times New Roman" w:cs="Times New Roman"/>
+          <w:b/>
+          <w:bCs/>
+          <w:sz w:val="24"/>
+          <w:szCs w:val="24"/>
+          <w:lang w:val="en-GB"/>
+        </w:rPr>
+        <w:t xml:space="preserve">Purpose </w:t>
+      </w:r>
+    </w:p>
+    <w:p>
+      <w:pPr>
+        <w:rPr>
+          <w:rFonts w:ascii="Times New Roman" w:hAnsi="Times New Roman" w:cs="Times New Roman"/>
+          <w:lang w:val="es-MX"/>
+        </w:rPr>
+      </w:pPr>
+      <w:r>
+        <w:rPr>
+          <w:rFonts w:ascii="Times New Roman" w:hAnsi="Times New Roman" w:cs="Times New Roman"/>
+          <w:lang w:val="es-MX"/>
+        </w:rPr>
+        <w:t>Lograr estructurar y traducir</w:t>
+      </w:r>
+      <w:r>
+        <w:rPr>
+          <w:rFonts w:ascii="Times New Roman" w:hAnsi="Times New Roman" w:cs="Times New Roman"/>
+          <w:lang w:val="es-MX"/>
+        </w:rPr>
+        <w:t xml:space="preserve"> lo mencionado </w:t>
+      </w:r>
+    </w:p>
+    <w:p>
+      <w:pPr>
+        <w:rPr>
+          <w:rFonts w:ascii="Times New Roman" w:hAnsi="Times New Roman" w:cs="Times New Roman"/>
+          <w:lang w:val="es-MX"/>
+        </w:rPr>
+      </w:pPr>
+      <w:proofErr w:type="spellStart"/>
+      <w:r>
+        <w:rPr>
+          <w:rFonts w:ascii="Times New Roman" w:hAnsi="Times New Roman" w:cs="Times New Roman"/>
+          <w:lang w:val="es-MX"/>
+        </w:rPr>
+        <w:t>Exact</w:t>
+      </w:r>
+      <w:proofErr w:type="spellEnd"/>
+      <w:r>
+        <w:rPr>
+          <w:rFonts w:ascii="Times New Roman" w:hAnsi="Times New Roman" w:cs="Times New Roman"/>
+          <w:lang w:val="es-MX"/>
+        </w:rPr>
+        <w:t xml:space="preserve"> </w:t>
+      </w:r>
+      <w:proofErr w:type="spellStart"/>
+      <w:r>
+        <w:rPr>
+          <w:rFonts w:ascii="Times New Roman" w:hAnsi="Times New Roman" w:cs="Times New Roman"/>
+          <w:lang w:val="es-MX"/>
+        </w:rPr>
+        <w:t>Prompt</w:t>
+      </w:r>
+      <w:proofErr w:type="spellEnd"/>
+      <w:r>
+        <w:rPr>
+          <w:rFonts w:ascii="Times New Roman" w:hAnsi="Times New Roman" w:cs="Times New Roman"/>
+          <w:lang w:val="es-MX"/>
+        </w:rPr>
+        <w:t xml:space="preserve"> “”</w:t>
+      </w:r>
+    </w:p>
+    <w:p>
+      <w:pPr>
+        <w:rPr>
+          <w:rFonts w:ascii="Times New Roman" w:hAnsi="Times New Roman" w:cs="Times New Roman"/>
+          <w:lang w:val="es-MX"/>
+        </w:rPr>
+      </w:pPr>
+      <w:proofErr w:type="spellStart"/>
+      <w:r>
+        <w:rPr>
+          <w:rFonts w:ascii="Times New Roman" w:hAnsi="Times New Roman" w:cs="Times New Roman"/>
+          <w:lang w:val="es-MX"/>
+        </w:rPr>
+        <w:t>My</w:t>
+      </w:r>
+      <w:proofErr w:type="spellEnd"/>
+      <w:r>
+        <w:rPr>
+          <w:rFonts w:ascii="Times New Roman" w:hAnsi="Times New Roman" w:cs="Times New Roman"/>
+          <w:lang w:val="es-MX"/>
+        </w:rPr>
+        <w:t xml:space="preserve"> </w:t>
+      </w:r>
+      <w:proofErr w:type="spellStart"/>
+      <w:r>
+        <w:rPr>
+          <w:rFonts w:ascii="Times New Roman" w:hAnsi="Times New Roman" w:cs="Times New Roman"/>
+          <w:lang w:val="es-MX"/>
+        </w:rPr>
+        <w:t>evaluation</w:t>
+      </w:r>
+      <w:proofErr w:type="spellEnd"/>
+      <w:r>
+        <w:rPr>
+          <w:rFonts w:ascii="Times New Roman" w:hAnsi="Times New Roman" w:cs="Times New Roman"/>
+          <w:lang w:val="es-MX"/>
+        </w:rPr>
+        <w:t xml:space="preserve"> and </w:t>
+      </w:r>
+      <w:proofErr w:type="gramStart"/>
+      <w:r>
+        <w:rPr>
+          <w:rFonts w:ascii="Times New Roman" w:hAnsi="Times New Roman" w:cs="Times New Roman"/>
+          <w:lang w:val="es-MX"/>
+        </w:rPr>
+        <w:t>use :</w:t>
+      </w:r>
+      <w:proofErr w:type="gramEnd"/>
+      <w:r>
+        <w:rPr>
+          <w:rFonts w:ascii="Times New Roman" w:hAnsi="Times New Roman" w:cs="Times New Roman"/>
+          <w:lang w:val="es-MX"/>
+        </w:rPr>
+        <w:t xml:space="preserve"> si acepte la idea completa</w:t>
+      </w:r>
+      <w:r>
+        <w:rPr>
+          <w:rFonts w:ascii="Times New Roman" w:hAnsi="Times New Roman" w:cs="Times New Roman"/>
+          <w:lang w:val="es-MX"/>
+        </w:rPr>
+        <w:t xml:space="preserve">mente o parcial o </w:t>
+      </w:r>
+      <w:proofErr w:type="spellStart"/>
+      <w:r>
+        <w:rPr>
+          <w:rFonts w:ascii="Times New Roman" w:hAnsi="Times New Roman" w:cs="Times New Roman"/>
+          <w:lang w:val="es-MX"/>
+        </w:rPr>
+        <w:t>rechaze</w:t>
+      </w:r>
+      <w:proofErr w:type="spellEnd"/>
+      <w:r>
+        <w:rPr>
+          <w:rFonts w:ascii="Times New Roman" w:hAnsi="Times New Roman" w:cs="Times New Roman"/>
+          <w:lang w:val="es-MX"/>
+        </w:rPr>
+        <w:t xml:space="preserve"> </w:t>
+      </w:r>
+    </w:p>
+    <w:p>
+      <w:pPr>
+        <w:rPr>
+          <w:rFonts w:ascii="Times New Roman" w:hAnsi="Times New Roman" w:cs="Times New Roman"/>
+          <w:lang w:val="es-MX"/>
+        </w:rPr>
+      </w:pPr>
+      <w:r>
+        <w:rPr>
+          <w:rFonts w:ascii="Times New Roman" w:hAnsi="Times New Roman" w:cs="Times New Roman"/>
+          <w:lang w:val="es-MX"/>
+        </w:rPr>
+        <w:t xml:space="preserve">Pantallazo </w:t>
+      </w:r>
+    </w:p>
+    <w:p>
+      <w:pPr>
+        <w:rPr>
+          <w:rFonts w:ascii="Times New Roman" w:hAnsi="Times New Roman" w:cs="Times New Roman"/>
+          <w:lang w:val="es-MX"/>
+        </w:rPr>
+      </w:pPr>
+    </w:p>
+    <w:p>
+      <w:pPr>
+        <w:rPr>
+          <w:rFonts w:ascii="Times New Roman" w:hAnsi="Times New Roman" w:cs="Times New Roman"/>
+          <w:b/>
+          <w:bCs/>
+          <w:sz w:val="24"/>
+          <w:szCs w:val="24"/>
+          <w:lang w:val="es-MX"/>
+        </w:rPr>
+      </w:pPr>
+    </w:p>
+    <w:p>
+      <w:pPr>
+        <w:rPr>
+          <w:rFonts w:ascii="Times New Roman" w:hAnsi="Times New Roman" w:cs="Times New Roman"/>
+          <w:lang w:val="es-MX"/>
+        </w:rPr>
+      </w:pPr>
+    </w:p>
+    <w:p>
+      <w:pPr>
+        <w:rPr>
+          <w:rFonts w:ascii="Times New Roman" w:hAnsi="Times New Roman" w:cs="Times New Roman"/>
+          <w:b/>
+          <w:bCs/>
+          <w:lang w:val="es-MX"/>
         </w:rPr>
       </w:pPr>
     </w:p>
@@ -3212,6 +3679,7 @@
           <w:bCs/>
           <w:sz w:val="28"/>
           <w:szCs w:val="28"/>
+          <w:lang w:val="es-MX"/>
         </w:rPr>
       </w:pPr>
     </w:p>
@@ -3221,6 +3689,7 @@
           <w:rFonts w:ascii="Times New Roman" w:hAnsi="Times New Roman" w:cs="Times New Roman"/>
           <w:b/>
           <w:bCs/>
+          <w:lang w:val="es-MX"/>
         </w:rPr>
         <w:sectPr>
           <w:pgSz w:w="11906" w:h="16838"/>
@@ -3234,7 +3703,8 @@
       <w:pPr>
         <w:rPr>
           <w:rFonts w:ascii="Times New Roman" w:hAnsi="Times New Roman" w:cs="Times New Roman"/>
-          <w:rPrChange w:id="79" w:author="Nicolas Cancino" w:date="2026-10-19T19:09:00Z" w16du:dateUtc="2026-10-19T18:09:00Z">
+          <w:lang w:val="es-MX"/>
+          <w:rPrChange w:id="78" w:author="Nicolas Cancino" w:date="2026-10-19T19:09:00Z" w16du:dateUtc="2026-10-19T18:09:00Z">
             <w:rPr/>
           </w:rPrChange>
         </w:rPr>
@@ -5393,4 +5863,16 @@
     </a:ext>
   </a:extLst>
 </a:theme>
+</file>
+
+<file path=customXml/item1.xml><?xml version="1.0" encoding="utf-8"?>
+<b:Sources xmlns:b="http://schemas.openxmlformats.org/officeDocument/2006/bibliography" xmlns="http://schemas.openxmlformats.org/officeDocument/2006/bibliography" SelectedStyle="\APASixthEditionOfficeOnline.xsl" StyleName="APA" Version="6"/>
+</file>
+
+<file path=customXml/itemProps1.xml><?xml version="1.0" encoding="utf-8"?>
+<ds:datastoreItem xmlns:ds="http://schemas.openxmlformats.org/officeDocument/2006/customXml" ds:itemID="{E05AC7BB-1203-48FB-9056-EF44F8DA0BD9}">
+  <ds:schemaRefs>
+    <ds:schemaRef ds:uri="http://schemas.openxmlformats.org/officeDocument/2006/bibliography"/>
+  </ds:schemaRefs>
+</ds:datastoreItem>
 </file>
--- a/CA 20% - Project.docx
+++ b/CA 20% - Project.docx
@@ -2294,12 +2294,126 @@
           <w:rFonts w:ascii="Times New Roman" w:eastAsia="Times New Roman" w:hAnsi="Times New Roman" w:cs="Times New Roman"/>
           <w:b/>
           <w:bCs/>
-          <w:sz w:val="28"/>
-          <w:szCs w:val="28"/>
+          <w:sz w:val="24"/>
+          <w:szCs w:val="24"/>
           <w:lang w:val="en-GB" w:eastAsia="en-GB"/>
         </w:rPr>
       </w:pPr>
       <w:r>
+        <w:rPr>
+          <w:rFonts w:ascii="Times New Roman" w:eastAsia="Times New Roman" w:hAnsi="Times New Roman" w:cs="Times New Roman"/>
+          <w:b/>
+          <w:bCs/>
+          <w:sz w:val="24"/>
+          <w:szCs w:val="24"/>
+          <w:lang w:val="en-GB" w:eastAsia="en-GB"/>
+        </w:rPr>
+        <w:t>Excluded</w:t>
+      </w:r>
+    </w:p>
+    <w:p>
+      <w:pPr>
+        <w:numPr>
+          <w:ilvl w:val="0"/>
+          <w:numId w:val="6"/>
+        </w:numPr>
+        <w:spacing w:before="100" w:beforeAutospacing="1" w:after="100" w:afterAutospacing="1" w:line="240" w:lineRule="auto"/>
+        <w:rPr>
+          <w:rFonts w:ascii="Times New Roman" w:eastAsia="Times New Roman" w:hAnsi="Times New Roman" w:cs="Times New Roman"/>
+          <w:lang w:val="en-GB" w:eastAsia="en-GB"/>
+        </w:rPr>
+      </w:pPr>
+      <w:r>
+        <w:rPr>
+          <w:rFonts w:ascii="Times New Roman" w:eastAsia="Times New Roman" w:hAnsi="Times New Roman" w:cs="Times New Roman"/>
+          <w:lang w:val="en-GB" w:eastAsia="en-GB"/>
+        </w:rPr>
+        <w:t>Diagnosing diseases in individual patients.</w:t>
+      </w:r>
+    </w:p>
+    <w:p>
+      <w:pPr>
+        <w:numPr>
+          <w:ilvl w:val="0"/>
+          <w:numId w:val="6"/>
+        </w:numPr>
+        <w:spacing w:before="100" w:beforeAutospacing="1" w:after="100" w:afterAutospacing="1" w:line="240" w:lineRule="auto"/>
+        <w:rPr>
+          <w:rFonts w:ascii="Times New Roman" w:eastAsia="Times New Roman" w:hAnsi="Times New Roman" w:cs="Times New Roman"/>
+          <w:lang w:val="en-GB" w:eastAsia="en-GB"/>
+        </w:rPr>
+      </w:pPr>
+      <w:r>
+        <w:rPr>
+          <w:rFonts w:ascii="Times New Roman" w:eastAsia="Times New Roman" w:hAnsi="Times New Roman" w:cs="Times New Roman"/>
+          <w:lang w:val="en-GB" w:eastAsia="en-GB"/>
+        </w:rPr>
+        <w:t>Demonstrating a direct causal relationship between pollution and disease.</w:t>
+      </w:r>
+    </w:p>
+    <w:p>
+      <w:pPr>
+        <w:numPr>
+          <w:ilvl w:val="0"/>
+          <w:numId w:val="6"/>
+        </w:numPr>
+        <w:spacing w:before="100" w:beforeAutospacing="1" w:after="100" w:afterAutospacing="1" w:line="240" w:lineRule="auto"/>
+        <w:rPr>
+          <w:rFonts w:ascii="Times New Roman" w:eastAsia="Times New Roman" w:hAnsi="Times New Roman" w:cs="Times New Roman"/>
+          <w:lang w:val="en-GB" w:eastAsia="en-GB"/>
+        </w:rPr>
+      </w:pPr>
+      <w:r>
+        <w:rPr>
+          <w:rFonts w:ascii="Times New Roman" w:eastAsia="Times New Roman" w:hAnsi="Times New Roman" w:cs="Times New Roman"/>
+          <w:lang w:val="en-GB" w:eastAsia="en-GB"/>
+        </w:rPr>
+        <w:t>Developing a real-time monitoring application or installing our own sensors.</w:t>
+      </w:r>
+    </w:p>
+    <w:p>
+      <w:pPr>
+        <w:numPr>
+          <w:ilvl w:val="0"/>
+          <w:numId w:val="6"/>
+        </w:numPr>
+        <w:spacing w:before="100" w:beforeAutospacing="1" w:after="100" w:afterAutospacing="1" w:line="240" w:lineRule="auto"/>
+        <w:rPr>
+          <w:rFonts w:ascii="Times New Roman" w:eastAsia="Times New Roman" w:hAnsi="Times New Roman" w:cs="Times New Roman"/>
+          <w:lang w:val="en-GB" w:eastAsia="en-GB"/>
+        </w:rPr>
+      </w:pPr>
+      <w:r>
+        <w:rPr>
+          <w:rFonts w:ascii="Times New Roman" w:eastAsia="Times New Roman" w:hAnsi="Times New Roman" w:cs="Times New Roman"/>
+          <w:lang w:val="en-GB" w:eastAsia="en-GB"/>
+        </w:rPr>
+        <w:t>Predicting future individual diseases or clinical outcomes with certainty.</w:t>
+      </w:r>
+    </w:p>
+    <w:p>
+      <w:pPr>
+        <w:numPr>
+          <w:ilvl w:val="0"/>
+          <w:numId w:val="6"/>
+        </w:numPr>
+        <w:spacing w:before="100" w:beforeAutospacing="1" w:after="100" w:afterAutospacing="1" w:line="240" w:lineRule="auto"/>
+        <w:rPr>
+          <w:rFonts w:ascii="Times New Roman" w:eastAsia="Times New Roman" w:hAnsi="Times New Roman" w:cs="Times New Roman"/>
+          <w:lang w:val="en-GB" w:eastAsia="en-GB"/>
+        </w:rPr>
+      </w:pPr>
+      <w:r>
+        <w:rPr>
+          <w:rFonts w:ascii="Times New Roman" w:eastAsia="Times New Roman" w:hAnsi="Times New Roman" w:cs="Times New Roman"/>
+          <w:lang w:val="en-GB" w:eastAsia="en-GB"/>
+        </w:rPr>
+        <w:t>Analysing all possible pollutants and diseases without a specific justification.</w:t>
+      </w:r>
+    </w:p>
+    <w:p>
+      <w:pPr>
+        <w:spacing w:before="100" w:beforeAutospacing="1" w:after="100" w:afterAutospacing="1" w:line="240" w:lineRule="auto"/>
         <w:rPr>
           <w:rFonts w:ascii="Times New Roman" w:eastAsia="Times New Roman" w:hAnsi="Times New Roman" w:cs="Times New Roman"/>
           <w:b/>
@@ -2308,108 +2422,7 @@
           <w:szCs w:val="28"/>
           <w:lang w:val="en-GB" w:eastAsia="en-GB"/>
         </w:rPr>
-        <w:t>Excluded</w:t>
-      </w:r>
-    </w:p>
-    <w:p>
-      <w:pPr>
-        <w:numPr>
-          <w:ilvl w:val="0"/>
-          <w:numId w:val="6"/>
-        </w:numPr>
-        <w:spacing w:before="100" w:beforeAutospacing="1" w:after="100" w:afterAutospacing="1" w:line="240" w:lineRule="auto"/>
-        <w:rPr>
-          <w:rFonts w:ascii="Times New Roman" w:eastAsia="Times New Roman" w:hAnsi="Times New Roman" w:cs="Times New Roman"/>
-          <w:lang w:val="en-GB" w:eastAsia="en-GB"/>
-        </w:rPr>
-      </w:pPr>
-      <w:r>
-        <w:rPr>
-          <w:rFonts w:ascii="Times New Roman" w:eastAsia="Times New Roman" w:hAnsi="Times New Roman" w:cs="Times New Roman"/>
-          <w:lang w:val="en-GB" w:eastAsia="en-GB"/>
-        </w:rPr>
-        <w:t>Diagnosing diseases in individual patients.</w:t>
-      </w:r>
-    </w:p>
-    <w:p>
-      <w:pPr>
-        <w:numPr>
-          <w:ilvl w:val="0"/>
-          <w:numId w:val="6"/>
-        </w:numPr>
-        <w:spacing w:before="100" w:beforeAutospacing="1" w:after="100" w:afterAutospacing="1" w:line="240" w:lineRule="auto"/>
-        <w:rPr>
-          <w:rFonts w:ascii="Times New Roman" w:eastAsia="Times New Roman" w:hAnsi="Times New Roman" w:cs="Times New Roman"/>
-          <w:lang w:val="en-GB" w:eastAsia="en-GB"/>
-        </w:rPr>
-      </w:pPr>
-      <w:r>
-        <w:rPr>
-          <w:rFonts w:ascii="Times New Roman" w:eastAsia="Times New Roman" w:hAnsi="Times New Roman" w:cs="Times New Roman"/>
-          <w:lang w:val="en-GB" w:eastAsia="en-GB"/>
-        </w:rPr>
-        <w:t>Demonstrating a direct causal relationship between pollution and disease.</w:t>
-      </w:r>
-    </w:p>
-    <w:p>
-      <w:pPr>
-        <w:numPr>
-          <w:ilvl w:val="0"/>
-          <w:numId w:val="6"/>
-        </w:numPr>
-        <w:spacing w:before="100" w:beforeAutospacing="1" w:after="100" w:afterAutospacing="1" w:line="240" w:lineRule="auto"/>
-        <w:rPr>
-          <w:rFonts w:ascii="Times New Roman" w:eastAsia="Times New Roman" w:hAnsi="Times New Roman" w:cs="Times New Roman"/>
-          <w:lang w:val="en-GB" w:eastAsia="en-GB"/>
-        </w:rPr>
-      </w:pPr>
-      <w:r>
-        <w:rPr>
-          <w:rFonts w:ascii="Times New Roman" w:eastAsia="Times New Roman" w:hAnsi="Times New Roman" w:cs="Times New Roman"/>
-          <w:lang w:val="en-GB" w:eastAsia="en-GB"/>
-        </w:rPr>
-        <w:t>Developing a real-time monitoring application or installing our own sensors.</w:t>
-      </w:r>
-    </w:p>
-    <w:p>
-      <w:pPr>
-        <w:numPr>
-          <w:ilvl w:val="0"/>
-          <w:numId w:val="6"/>
-        </w:numPr>
-        <w:spacing w:before="100" w:beforeAutospacing="1" w:after="100" w:afterAutospacing="1" w:line="240" w:lineRule="auto"/>
-        <w:rPr>
-          <w:rFonts w:ascii="Times New Roman" w:eastAsia="Times New Roman" w:hAnsi="Times New Roman" w:cs="Times New Roman"/>
-          <w:lang w:val="en-GB" w:eastAsia="en-GB"/>
-        </w:rPr>
-      </w:pPr>
-      <w:r>
-        <w:rPr>
-          <w:rFonts w:ascii="Times New Roman" w:eastAsia="Times New Roman" w:hAnsi="Times New Roman" w:cs="Times New Roman"/>
-          <w:lang w:val="en-GB" w:eastAsia="en-GB"/>
-        </w:rPr>
-        <w:t>Predicting future individual diseases or clinical outcomes with certainty.</w:t>
-      </w:r>
-    </w:p>
-    <w:p>
-      <w:pPr>
-        <w:numPr>
-          <w:ilvl w:val="0"/>
-          <w:numId w:val="6"/>
-        </w:numPr>
-        <w:spacing w:before="100" w:beforeAutospacing="1" w:after="100" w:afterAutospacing="1" w:line="240" w:lineRule="auto"/>
-        <w:rPr>
-          <w:rFonts w:ascii="Times New Roman" w:eastAsia="Times New Roman" w:hAnsi="Times New Roman" w:cs="Times New Roman"/>
-          <w:lang w:val="en-GB" w:eastAsia="en-GB"/>
-        </w:rPr>
-      </w:pPr>
-      <w:r>
-        <w:rPr>
-          <w:rFonts w:ascii="Times New Roman" w:eastAsia="Times New Roman" w:hAnsi="Times New Roman" w:cs="Times New Roman"/>
-          <w:lang w:val="en-GB" w:eastAsia="en-GB"/>
-        </w:rPr>
-        <w:t>Analysing all possible pollutants and diseases without a specific justification.</w:t>
-      </w:r>
+      </w:pPr>
     </w:p>
     <w:p>
       <w:pPr>
@@ -2449,10 +2462,7 @@
           <w:lang w:val="en-GB" w:eastAsia="en-GB"/>
         </w:rPr>
       </w:pPr>
-    </w:p>
-    <w:p>
-      <w:pPr>
-        <w:spacing w:before="100" w:beforeAutospacing="1" w:after="100" w:afterAutospacing="1" w:line="240" w:lineRule="auto"/>
+      <w:r>
         <w:rPr>
           <w:rFonts w:ascii="Times New Roman" w:eastAsia="Times New Roman" w:hAnsi="Times New Roman" w:cs="Times New Roman"/>
           <w:b/>
@@ -2461,16 +2471,6 @@
           <w:szCs w:val="28"/>
           <w:lang w:val="en-GB" w:eastAsia="en-GB"/>
         </w:rPr>
-      </w:pPr>
-      <w:r>
-        <w:rPr>
-          <w:rFonts w:ascii="Times New Roman" w:eastAsia="Times New Roman" w:hAnsi="Times New Roman" w:cs="Times New Roman"/>
-          <w:b/>
-          <w:bCs/>
-          <w:sz w:val="28"/>
-          <w:szCs w:val="28"/>
-          <w:lang w:val="en-GB" w:eastAsia="en-GB"/>
-        </w:rPr>
         <w:lastRenderedPageBreak/>
         <w:t>Methodology</w:t>
       </w:r>
@@ -2488,21 +2488,7 @@
           <w:rFonts w:ascii="Times New Roman" w:eastAsia="Times New Roman" w:hAnsi="Times New Roman" w:cs="Times New Roman"/>
           <w:lang w:val="en-GB" w:eastAsia="en-GB"/>
         </w:rPr>
-        <w:t xml:space="preserve">The data will be cleaned and </w:t>
-      </w:r>
-      <w:r>
-        <w:rPr>
-          <w:rFonts w:ascii="Times New Roman" w:eastAsia="Times New Roman" w:hAnsi="Times New Roman" w:cs="Times New Roman"/>
-          <w:lang w:val="en-GB" w:eastAsia="en-GB"/>
-        </w:rPr>
-        <w:t>pre-processed</w:t>
-      </w:r>
-      <w:r>
-        <w:rPr>
-          <w:rFonts w:ascii="Times New Roman" w:eastAsia="Times New Roman" w:hAnsi="Times New Roman" w:cs="Times New Roman"/>
-          <w:lang w:val="en-GB" w:eastAsia="en-GB"/>
-        </w:rPr>
-        <w:t xml:space="preserve"> using Python, Pandas, and NumPy to identify missing values, duplicate records, inconsistent data types, and potential data quality issues. Subsequently, Exploratory Data Analysis (EDA) will be conducted using descriptive statistics and data visualisations to investigate geographical and temporal variations in air pollution across New York City, with particular attention to pollutants such as fine particulate matter (PM2.5). These analyses will help identify patterns and differences across geographical areas and over time.</w:t>
+        <w:t>The data will be cleaned and pre-processed using Python, Pandas, and NumPy to identify missing values, duplicate records, inconsistent data types, and potential data quality issues. Subsequently, Exploratory Data Analysis (EDA) will be conducted using descriptive statistics and data visualisations to investigate geographical and temporal variations in air pollution across New York City, with particular attention to pollutants such as fine particulate matter (PM2.5). These analyses will help identify patterns and differences across geographical areas and over time.</w:t>
       </w:r>
     </w:p>
     <w:p>
@@ -2537,15 +2523,15 @@
           <w14:ligatures w14:val="standardContextual"/>
         </w:rPr>
         <w:drawing>
-          <wp:anchor distT="0" distB="0" distL="114300" distR="114300" simplePos="0" relativeHeight="251662336" behindDoc="0" locked="0" layoutInCell="1" allowOverlap="1" wp14:anchorId="5B103F61" wp14:editId="3CC3FBBC">
+          <wp:anchor distT="0" distB="0" distL="114300" distR="114300" simplePos="0" relativeHeight="251662336" behindDoc="0" locked="0" layoutInCell="1" allowOverlap="1" wp14:anchorId="5B103F61" wp14:editId="1DDB5B33">
             <wp:simplePos x="0" y="0"/>
             <wp:positionH relativeFrom="margin">
               <wp:align>center</wp:align>
             </wp:positionH>
             <wp:positionV relativeFrom="paragraph">
-              <wp:posOffset>107950</wp:posOffset>
+              <wp:posOffset>92543</wp:posOffset>
             </wp:positionV>
-            <wp:extent cx="5965031" cy="1988578"/>
+            <wp:extent cx="6424106" cy="2141621"/>
             <wp:effectExtent l="0" t="0" r="0" b="0"/>
             <wp:wrapNone/>
             <wp:docPr id="1475244479" name="Picture 4"/>
@@ -2574,7 +2560,7 @@
                   <pic:spPr>
                     <a:xfrm>
                       <a:off x="0" y="0"/>
-                      <a:ext cx="5965031" cy="1988578"/>
+                      <a:ext cx="6424106" cy="2141621"/>
                     </a:xfrm>
                     <a:prstGeom prst="rect">
                       <a:avLst/>
@@ -2834,10 +2820,6 @@
         <w:spacing w:before="100" w:beforeAutospacing="1" w:after="100" w:afterAutospacing="1" w:line="240" w:lineRule="auto"/>
         <w:rPr>
           <w:rFonts w:ascii="Times New Roman" w:eastAsia="Times New Roman" w:hAnsi="Times New Roman" w:cs="Times New Roman"/>
-          <w:b/>
-          <w:bCs/>
-          <w:sz w:val="28"/>
-          <w:szCs w:val="28"/>
           <w:lang w:val="en-GB" w:eastAsia="en-GB"/>
         </w:rPr>
       </w:pPr>
@@ -2850,130 +2832,6 @@
           <w:szCs w:val="28"/>
           <w:lang w:val="en-GB" w:eastAsia="en-GB"/>
         </w:rPr>
-        <w:t>References</w:t>
-      </w:r>
-    </w:p>
-    <w:p>
-      <w:pPr>
-        <w:spacing w:before="100" w:beforeAutospacing="1" w:after="100" w:afterAutospacing="1" w:line="240" w:lineRule="auto"/>
-        <w:rPr>
-          <w:rFonts w:ascii="Times New Roman" w:eastAsia="Times New Roman" w:hAnsi="Times New Roman" w:cs="Times New Roman"/>
-          <w:lang w:val="en-GB" w:eastAsia="en-GB"/>
-        </w:rPr>
-      </w:pPr>
-      <w:r>
-        <w:rPr>
-          <w:rFonts w:ascii="Times New Roman" w:eastAsia="Times New Roman" w:hAnsi="Times New Roman" w:cs="Times New Roman"/>
-          <w:lang w:val="en-GB" w:eastAsia="en-GB"/>
-        </w:rPr>
-        <w:t>NYC Open Data (2026) Air Quality and Health Impacts: Data Dictionary. Available at: https://data.cityofnewyork.us/Environment/Air-Quality-and-Health-Impacts/c3uy-2p5r (Accessed: 19 October 2026).</w:t>
-      </w:r>
-    </w:p>
-    <w:p>
-      <w:pPr>
-        <w:spacing w:before="100" w:beforeAutospacing="1" w:after="100" w:afterAutospacing="1" w:line="240" w:lineRule="auto"/>
-        <w:rPr>
-          <w:rFonts w:ascii="Times New Roman" w:eastAsia="Times New Roman" w:hAnsi="Times New Roman" w:cs="Times New Roman"/>
-          <w:lang w:val="en-GB" w:eastAsia="en-GB"/>
-        </w:rPr>
-      </w:pPr>
-    </w:p>
-    <w:p>
-      <w:pPr>
-        <w:spacing w:before="100" w:beforeAutospacing="1" w:after="100" w:afterAutospacing="1" w:line="240" w:lineRule="auto"/>
-        <w:rPr>
-          <w:rFonts w:ascii="Times New Roman" w:eastAsia="Times New Roman" w:hAnsi="Times New Roman" w:cs="Times New Roman"/>
-          <w:lang w:val="en-GB" w:eastAsia="en-GB"/>
-        </w:rPr>
-      </w:pPr>
-      <w:r>
-        <w:rPr>
-          <w:rFonts w:ascii="Times New Roman" w:eastAsia="Times New Roman" w:hAnsi="Times New Roman" w:cs="Times New Roman"/>
-          <w:lang w:val="en-GB" w:eastAsia="en-GB"/>
-        </w:rPr>
-        <w:t>NYC Open Data (n.d.) Terms of Use. Available at: https://data.cityofnewyork.us/stories/s/Terms-of-Use/k9k7-3cje (Accessed: 19 October 2026).</w:t>
-      </w:r>
-    </w:p>
-    <w:p>
-      <w:pPr>
-        <w:spacing w:before="100" w:beforeAutospacing="1" w:after="100" w:afterAutospacing="1" w:line="240" w:lineRule="auto"/>
-        <w:rPr>
-          <w:rFonts w:ascii="Times New Roman" w:eastAsia="Times New Roman" w:hAnsi="Times New Roman" w:cs="Times New Roman"/>
-          <w:lang w:val="en-GB" w:eastAsia="en-GB"/>
-        </w:rPr>
-      </w:pPr>
-    </w:p>
-    <w:p>
-      <w:pPr>
-        <w:spacing w:before="100" w:beforeAutospacing="1" w:after="100" w:afterAutospacing="1" w:line="240" w:lineRule="auto"/>
-        <w:rPr>
-          <w:rFonts w:ascii="Times New Roman" w:eastAsia="Times New Roman" w:hAnsi="Times New Roman" w:cs="Times New Roman"/>
-          <w:lang w:val="en-GB" w:eastAsia="en-GB"/>
-        </w:rPr>
-      </w:pPr>
-      <w:r>
-        <w:rPr>
-          <w:rFonts w:ascii="Times New Roman" w:eastAsia="Times New Roman" w:hAnsi="Times New Roman" w:cs="Times New Roman"/>
-          <w:lang w:val="en-GB" w:eastAsia="en-GB"/>
-        </w:rPr>
-        <w:t>NYC Department of Health and Mental Hygiene (n.d.-a) Real-Time Air Quality in NYC. Available at: https://a816-dohbesp.nyc.gov/IndicatorPublic/data-features/realtime-air-quality/ (Accessed: 19 October 2026).</w:t>
-      </w:r>
-    </w:p>
-    <w:p>
-      <w:pPr>
-        <w:spacing w:before="100" w:beforeAutospacing="1" w:after="100" w:afterAutospacing="1" w:line="240" w:lineRule="auto"/>
-        <w:rPr>
-          <w:rFonts w:ascii="Times New Roman" w:eastAsia="Times New Roman" w:hAnsi="Times New Roman" w:cs="Times New Roman"/>
-          <w:lang w:val="en-GB" w:eastAsia="en-GB"/>
-        </w:rPr>
-      </w:pPr>
-    </w:p>
-    <w:p>
-      <w:pPr>
-        <w:spacing w:before="100" w:beforeAutospacing="1" w:after="100" w:afterAutospacing="1" w:line="240" w:lineRule="auto"/>
-        <w:rPr>
-          <w:rFonts w:ascii="Times New Roman" w:eastAsia="Times New Roman" w:hAnsi="Times New Roman" w:cs="Times New Roman"/>
-          <w:lang w:val="en-GB" w:eastAsia="en-GB"/>
-        </w:rPr>
-      </w:pPr>
-      <w:r>
-        <w:rPr>
-          <w:rFonts w:ascii="Times New Roman" w:eastAsia="Times New Roman" w:hAnsi="Times New Roman" w:cs="Times New Roman"/>
-          <w:lang w:val="en-GB" w:eastAsia="en-GB"/>
-        </w:rPr>
-        <w:t>NYC Department of Health and Mental Hygiene (n.d.-b) Health Impacts of Air Pollution Data Explorer. Available at: https://a816-dohbesp.nyc.gov/IndicatorPublic/data-explorer/health-impacts-of-air-pollution/?id=2121&amp;MeasureID=652&amp;GeoType=UHF42&amp;TimePeriodID=282&amp;overlay=table (Accessed: 19 October 2026).</w:t>
-      </w:r>
-    </w:p>
-    <w:p>
-      <w:pPr>
-        <w:spacing w:before="100" w:beforeAutospacing="1" w:after="100" w:afterAutospacing="1" w:line="240" w:lineRule="auto"/>
-        <w:rPr>
-          <w:rFonts w:ascii="Times New Roman" w:eastAsia="Times New Roman" w:hAnsi="Times New Roman" w:cs="Times New Roman"/>
-          <w:lang w:val="en-GB" w:eastAsia="en-GB"/>
-        </w:rPr>
-      </w:pPr>
-    </w:p>
-    <w:p>
-      <w:pPr>
-        <w:spacing w:before="100" w:beforeAutospacing="1" w:after="100" w:afterAutospacing="1" w:line="240" w:lineRule="auto"/>
-        <w:rPr>
-          <w:rFonts w:ascii="Times New Roman" w:hAnsi="Times New Roman" w:cs="Times New Roman"/>
-          <w:b/>
-          <w:bCs/>
-          <w:iCs/>
-          <w:color w:val="000000" w:themeColor="text1"/>
-          <w:lang w:val="en-GB"/>
-        </w:rPr>
-      </w:pPr>
-      <w:r>
-        <w:rPr>
-          <w:rFonts w:ascii="Times New Roman" w:eastAsia="Times New Roman" w:hAnsi="Times New Roman" w:cs="Times New Roman"/>
-          <w:b/>
-          <w:bCs/>
-          <w:sz w:val="28"/>
-          <w:szCs w:val="28"/>
-          <w:lang w:val="en-GB" w:eastAsia="en-GB"/>
-        </w:rPr>
         <w:t>Expected Deliverables</w:t>
       </w:r>
     </w:p>
@@ -3087,7 +2945,6 @@
           <w:u w:val="single"/>
           <w:lang w:val="en-GB"/>
         </w:rPr>
-        <w:lastRenderedPageBreak/>
         <w:t>Evidence-Based Recommendations</w:t>
       </w:r>
       <w:r>
@@ -3220,9 +3077,8 @@
           <w:color w:val="000000" w:themeColor="text1"/>
           <w:lang w:val="en-GB"/>
         </w:rPr>
-        <w:t xml:space="preserve">The timeline may be adjusted depending on data availability and project progress, which will be more clearly represented </w:t>
-      </w:r>
-      <w:proofErr w:type="spellStart"/>
+        <w:t>The timeline may be adjusted depending on data availability and project progress, which will be more clearly represented th</w:t>
+      </w:r>
       <w:r>
         <w:rPr>
           <w:rFonts w:ascii="Times New Roman" w:hAnsi="Times New Roman" w:cs="Times New Roman"/>
@@ -3230,9 +3086,8 @@
           <w:color w:val="000000" w:themeColor="text1"/>
           <w:lang w:val="en-GB"/>
         </w:rPr>
-        <w:t>th</w:t>
-      </w:r>
-      <w:proofErr w:type="spellEnd"/>
+        <w:t xml:space="preserve">rough a Chart Diagram. </w:t>
+      </w:r>
     </w:p>
     <w:p>
       <w:pPr>
@@ -3405,7 +3260,28 @@
           <w:rFonts w:ascii="Times New Roman" w:hAnsi="Times New Roman" w:cs="Times New Roman"/>
           <w:lang w:val="en-GB"/>
         </w:rPr>
-        <w:t xml:space="preserve"> to support the structure and grammar of my work, as well as to translate my own ideas into English. All responses generated by ChatGPT will be reviewed, verified, and adapted where necessary to ensure that the final work accurately reflects my intended meaning and expresses my ideas clearly.</w:t>
+        <w:t xml:space="preserve"> to support the structure and grammar of my work, as well as to translate my own ideas into English. </w:t>
+      </w:r>
+      <w:r>
+        <w:rPr>
+          <w:rFonts w:ascii="Times New Roman" w:hAnsi="Times New Roman" w:cs="Times New Roman"/>
+          <w:lang w:val="en-GB"/>
+        </w:rPr>
+        <w:t>I will also use ChatGPT to generate images that may help visualise certain aspects of the project.</w:t>
+      </w:r>
+      <w:r>
+        <w:rPr>
+          <w:rFonts w:ascii="Times New Roman" w:hAnsi="Times New Roman" w:cs="Times New Roman"/>
+          <w:lang w:val="en-GB"/>
+        </w:rPr>
+        <w:t xml:space="preserve"> All</w:t>
+      </w:r>
+      <w:r>
+        <w:rPr>
+          <w:rFonts w:ascii="Times New Roman" w:hAnsi="Times New Roman" w:cs="Times New Roman"/>
+          <w:lang w:val="en-GB"/>
+        </w:rPr>
+        <w:t xml:space="preserve"> responses generated by ChatGPT will be reviewed, verified, and adapted where necessary to ensure that the final work accurately reflects my intended meaning and expresses my ideas clearly.</w:t>
       </w:r>
     </w:p>
     <w:p>
@@ -3451,7 +3327,14 @@
           <w:rFonts w:ascii="Times New Roman" w:hAnsi="Times New Roman" w:cs="Times New Roman"/>
           <w:lang w:val="en-GB"/>
         </w:rPr>
-        <w:t>19/10/2026</w:t>
+        <w:t>19</w:t>
+      </w:r>
+      <w:r>
+        <w:rPr>
+          <w:rFonts w:ascii="Times New Roman" w:hAnsi="Times New Roman" w:cs="Times New Roman"/>
+          <w:lang w:val="en-GB"/>
+        </w:rPr>
+        <w:t>/10/2026</w:t>
       </w:r>
     </w:p>
     <w:p>
@@ -3481,165 +3364,14 @@
       <w:pPr>
         <w:rPr>
           <w:rFonts w:ascii="Times New Roman" w:hAnsi="Times New Roman" w:cs="Times New Roman"/>
-          <w:lang w:val="es-MX"/>
-        </w:rPr>
-      </w:pPr>
-      <w:r>
-        <w:rPr>
-          <w:rFonts w:ascii="Times New Roman" w:hAnsi="Times New Roman" w:cs="Times New Roman"/>
-          <w:lang w:val="es-MX"/>
-        </w:rPr>
-        <w:t>Lograr estructurar y traducir</w:t>
-      </w:r>
-      <w:r>
-        <w:rPr>
-          <w:rFonts w:ascii="Times New Roman" w:hAnsi="Times New Roman" w:cs="Times New Roman"/>
-          <w:lang w:val="es-MX"/>
-        </w:rPr>
-        <w:t xml:space="preserve"> lo mencionado </w:t>
-      </w:r>
-    </w:p>
-    <w:p>
-      <w:pPr>
-        <w:rPr>
-          <w:rFonts w:ascii="Times New Roman" w:hAnsi="Times New Roman" w:cs="Times New Roman"/>
-          <w:lang w:val="es-MX"/>
-        </w:rPr>
-      </w:pPr>
-      <w:proofErr w:type="spellStart"/>
-      <w:r>
-        <w:rPr>
-          <w:rFonts w:ascii="Times New Roman" w:hAnsi="Times New Roman" w:cs="Times New Roman"/>
-          <w:lang w:val="es-MX"/>
-        </w:rPr>
-        <w:t>Exact</w:t>
-      </w:r>
-      <w:proofErr w:type="spellEnd"/>
-      <w:r>
-        <w:rPr>
-          <w:rFonts w:ascii="Times New Roman" w:hAnsi="Times New Roman" w:cs="Times New Roman"/>
-          <w:lang w:val="es-MX"/>
-        </w:rPr>
-        <w:t xml:space="preserve"> </w:t>
-      </w:r>
-      <w:proofErr w:type="spellStart"/>
-      <w:r>
-        <w:rPr>
-          <w:rFonts w:ascii="Times New Roman" w:hAnsi="Times New Roman" w:cs="Times New Roman"/>
-          <w:lang w:val="es-MX"/>
-        </w:rPr>
-        <w:t>Prompt</w:t>
-      </w:r>
-      <w:proofErr w:type="spellEnd"/>
-      <w:r>
-        <w:rPr>
-          <w:rFonts w:ascii="Times New Roman" w:hAnsi="Times New Roman" w:cs="Times New Roman"/>
-          <w:lang w:val="es-MX"/>
-        </w:rPr>
-        <w:t xml:space="preserve"> “”</w:t>
-      </w:r>
-    </w:p>
-    <w:p>
-      <w:pPr>
-        <w:rPr>
-          <w:rFonts w:ascii="Times New Roman" w:hAnsi="Times New Roman" w:cs="Times New Roman"/>
-          <w:lang w:val="es-MX"/>
-        </w:rPr>
-      </w:pPr>
-      <w:proofErr w:type="spellStart"/>
-      <w:r>
-        <w:rPr>
-          <w:rFonts w:ascii="Times New Roman" w:hAnsi="Times New Roman" w:cs="Times New Roman"/>
-          <w:lang w:val="es-MX"/>
-        </w:rPr>
-        <w:t>My</w:t>
-      </w:r>
-      <w:proofErr w:type="spellEnd"/>
-      <w:r>
-        <w:rPr>
-          <w:rFonts w:ascii="Times New Roman" w:hAnsi="Times New Roman" w:cs="Times New Roman"/>
-          <w:lang w:val="es-MX"/>
-        </w:rPr>
-        <w:t xml:space="preserve"> </w:t>
-      </w:r>
-      <w:proofErr w:type="spellStart"/>
-      <w:r>
-        <w:rPr>
-          <w:rFonts w:ascii="Times New Roman" w:hAnsi="Times New Roman" w:cs="Times New Roman"/>
-          <w:lang w:val="es-MX"/>
-        </w:rPr>
-        <w:t>evaluation</w:t>
-      </w:r>
-      <w:proofErr w:type="spellEnd"/>
-      <w:r>
-        <w:rPr>
-          <w:rFonts w:ascii="Times New Roman" w:hAnsi="Times New Roman" w:cs="Times New Roman"/>
-          <w:lang w:val="es-MX"/>
-        </w:rPr>
-        <w:t xml:space="preserve"> and </w:t>
-      </w:r>
-      <w:proofErr w:type="gramStart"/>
-      <w:r>
-        <w:rPr>
-          <w:rFonts w:ascii="Times New Roman" w:hAnsi="Times New Roman" w:cs="Times New Roman"/>
-          <w:lang w:val="es-MX"/>
-        </w:rPr>
-        <w:t>use :</w:t>
-      </w:r>
-      <w:proofErr w:type="gramEnd"/>
-      <w:r>
-        <w:rPr>
-          <w:rFonts w:ascii="Times New Roman" w:hAnsi="Times New Roman" w:cs="Times New Roman"/>
-          <w:lang w:val="es-MX"/>
-        </w:rPr>
-        <w:t xml:space="preserve"> si acepte la idea completa</w:t>
-      </w:r>
-      <w:r>
-        <w:rPr>
-          <w:rFonts w:ascii="Times New Roman" w:hAnsi="Times New Roman" w:cs="Times New Roman"/>
-          <w:lang w:val="es-MX"/>
-        </w:rPr>
-        <w:t xml:space="preserve">mente o parcial o </w:t>
-      </w:r>
-      <w:proofErr w:type="spellStart"/>
-      <w:r>
-        <w:rPr>
-          <w:rFonts w:ascii="Times New Roman" w:hAnsi="Times New Roman" w:cs="Times New Roman"/>
-          <w:lang w:val="es-MX"/>
-        </w:rPr>
-        <w:t>rechaze</w:t>
-      </w:r>
-      <w:proofErr w:type="spellEnd"/>
-      <w:r>
-        <w:rPr>
-          <w:rFonts w:ascii="Times New Roman" w:hAnsi="Times New Roman" w:cs="Times New Roman"/>
-          <w:lang w:val="es-MX"/>
-        </w:rPr>
-        <w:t xml:space="preserve"> </w:t>
-      </w:r>
-    </w:p>
-    <w:p>
-      <w:pPr>
-        <w:rPr>
-          <w:rFonts w:ascii="Times New Roman" w:hAnsi="Times New Roman" w:cs="Times New Roman"/>
-          <w:lang w:val="es-MX"/>
-        </w:rPr>
-      </w:pPr>
-      <w:r>
-        <w:rPr>
-          <w:rFonts w:ascii="Times New Roman" w:hAnsi="Times New Roman" w:cs="Times New Roman"/>
-          <w:lang w:val="es-MX"/>
-        </w:rPr>
-        <w:t xml:space="preserve">Pantallazo </w:t>
-      </w:r>
-    </w:p>
-    <w:p>
-      <w:pPr>
-        <w:rPr>
-          <w:rFonts w:ascii="Times New Roman" w:hAnsi="Times New Roman" w:cs="Times New Roman"/>
-          <w:lang w:val="es-MX"/>
-        </w:rPr>
-      </w:pPr>
+        </w:rPr>
+      </w:pPr>
+      <w:r>
+        <w:rPr>
+          <w:rFonts w:ascii="Times New Roman" w:hAnsi="Times New Roman" w:cs="Times New Roman"/>
+        </w:rPr>
+        <w:t>To correctly structure and translate into English the Spanish drafts prepared for the different sections of this assignment. Each translated section is supported by a screenshot, accompanied by a text block containing the specific part of the assignment that was worked on.</w:t>
+      </w:r>
     </w:p>
     <w:p>
       <w:pPr>
@@ -3649,25 +3381,225 @@
           <w:bCs/>
           <w:sz w:val="24"/>
           <w:szCs w:val="24"/>
-          <w:lang w:val="es-MX"/>
-        </w:rPr>
-      </w:pPr>
-    </w:p>
-    <w:p>
-      <w:pPr>
-        <w:rPr>
-          <w:rFonts w:ascii="Times New Roman" w:hAnsi="Times New Roman" w:cs="Times New Roman"/>
-          <w:lang w:val="es-MX"/>
-        </w:rPr>
-      </w:pPr>
-    </w:p>
-    <w:p>
-      <w:pPr>
+          <w:lang w:val="en-GB"/>
+        </w:rPr>
+      </w:pPr>
+      <w:r>
         <w:rPr>
           <w:rFonts w:ascii="Times New Roman" w:hAnsi="Times New Roman" w:cs="Times New Roman"/>
           <w:b/>
           <w:bCs/>
+          <w:sz w:val="24"/>
+          <w:szCs w:val="24"/>
+          <w:lang w:val="en-GB"/>
+        </w:rPr>
+        <w:t>Prompt</w:t>
+      </w:r>
+    </w:p>
+    <w:p>
+      <w:pPr>
+        <w:rPr>
+          <w:rFonts w:ascii="Times New Roman" w:hAnsi="Times New Roman" w:cs="Times New Roman"/>
+        </w:rPr>
+      </w:pPr>
+      <w:r>
+        <w:rPr>
+          <w:rFonts w:ascii="Times New Roman" w:hAnsi="Times New Roman" w:cs="Times New Roman"/>
+          <w:lang w:val="en-GB"/>
+        </w:rPr>
+        <w:t>“</w:t>
+      </w:r>
+      <w:r>
+        <w:rPr>
+          <w:rFonts w:ascii="Times New Roman" w:hAnsi="Times New Roman" w:cs="Times New Roman"/>
+          <w:lang w:val="en-GB"/>
+        </w:rPr>
+        <w:t>Help me translate and structure my own ideas into clear, grammatically correct academic English without changing their original meaning or adding new information.</w:t>
+      </w:r>
+      <w:r>
+        <w:rPr>
+          <w:rFonts w:ascii="Times New Roman" w:hAnsi="Times New Roman" w:cs="Times New Roman"/>
+          <w:lang w:val="en-GB"/>
+        </w:rPr>
+        <w:t>”</w:t>
+      </w:r>
+    </w:p>
+    <w:p>
+      <w:pPr>
+        <w:rPr>
+          <w:rFonts w:ascii="Times New Roman" w:hAnsi="Times New Roman" w:cs="Times New Roman"/>
+          <w:b/>
+          <w:bCs/>
+          <w:sz w:val="24"/>
+          <w:szCs w:val="24"/>
+          <w:lang w:val="en-GB"/>
+        </w:rPr>
+      </w:pPr>
+      <w:r>
+        <w:rPr>
+          <w:rFonts w:ascii="Times New Roman" w:hAnsi="Times New Roman" w:cs="Times New Roman"/>
+          <w:b/>
+          <w:bCs/>
+          <w:sz w:val="24"/>
+          <w:szCs w:val="24"/>
+          <w:lang w:val="en-GB"/>
+        </w:rPr>
+        <w:t xml:space="preserve">Evaluation </w:t>
+      </w:r>
+      <w:r>
+        <w:rPr>
+          <w:rFonts w:ascii="Times New Roman" w:hAnsi="Times New Roman" w:cs="Times New Roman"/>
+          <w:b/>
+          <w:bCs/>
+          <w:sz w:val="24"/>
+          <w:szCs w:val="24"/>
+          <w:lang w:val="en-GB"/>
+        </w:rPr>
+        <w:t xml:space="preserve">and </w:t>
+      </w:r>
+      <w:r>
+        <w:rPr>
+          <w:rFonts w:ascii="Times New Roman" w:hAnsi="Times New Roman" w:cs="Times New Roman"/>
+          <w:b/>
+          <w:bCs/>
+          <w:sz w:val="24"/>
+          <w:szCs w:val="24"/>
+          <w:lang w:val="en-GB"/>
+        </w:rPr>
+        <w:t>U</w:t>
+      </w:r>
+      <w:r>
+        <w:rPr>
+          <w:rFonts w:ascii="Times New Roman" w:hAnsi="Times New Roman" w:cs="Times New Roman"/>
+          <w:b/>
+          <w:bCs/>
+          <w:sz w:val="24"/>
+          <w:szCs w:val="24"/>
+          <w:lang w:val="en-GB"/>
+        </w:rPr>
+        <w:t>se</w:t>
+      </w:r>
+    </w:p>
+    <w:p>
+      <w:pPr>
+        <w:rPr>
+          <w:rFonts w:ascii="Times New Roman" w:hAnsi="Times New Roman" w:cs="Times New Roman"/>
+          <w:lang w:val="en-GB"/>
+        </w:rPr>
+      </w:pPr>
+      <w:r>
+        <w:rPr>
+          <w:rFonts w:ascii="Times New Roman" w:hAnsi="Times New Roman" w:cs="Times New Roman"/>
+          <w:lang w:val="en-GB"/>
+        </w:rPr>
+        <w:t>I evaluated the translation provided and used it in this project with minimal changes, as it clearly, coherently, and systematically conveyed what I intended to express.</w:t>
+      </w:r>
+    </w:p>
+    <w:p>
+      <w:pPr>
+        <w:rPr>
+          <w:rFonts w:ascii="Times New Roman" w:hAnsi="Times New Roman" w:cs="Times New Roman"/>
+          <w:lang w:val="en-GB"/>
+        </w:rPr>
+      </w:pPr>
+      <w:r>
+        <w:rPr>
+          <w:rFonts w:ascii="Times New Roman" w:hAnsi="Times New Roman" w:cs="Times New Roman"/>
+          <w:noProof/>
           <w:lang w:val="es-MX"/>
+          <w14:ligatures w14:val="standardContextual"/>
+        </w:rPr>
+        <w:lastRenderedPageBreak/>
+        <w:drawing>
+          <wp:anchor distT="0" distB="0" distL="114300" distR="114300" simplePos="0" relativeHeight="251664384" behindDoc="1" locked="0" layoutInCell="1" allowOverlap="1" wp14:anchorId="4035B8DF" wp14:editId="437B9C79">
+            <wp:simplePos x="0" y="0"/>
+            <wp:positionH relativeFrom="margin">
+              <wp:posOffset>1127760</wp:posOffset>
+            </wp:positionH>
+            <wp:positionV relativeFrom="paragraph">
+              <wp:posOffset>234</wp:posOffset>
+            </wp:positionV>
+            <wp:extent cx="3144520" cy="2404110"/>
+            <wp:effectExtent l="0" t="0" r="0" b="0"/>
+            <wp:wrapThrough wrapText="bothSides">
+              <wp:wrapPolygon edited="0">
+                <wp:start x="0" y="0"/>
+                <wp:lineTo x="0" y="21395"/>
+                <wp:lineTo x="21460" y="21395"/>
+                <wp:lineTo x="21460" y="0"/>
+                <wp:lineTo x="0" y="0"/>
+              </wp:wrapPolygon>
+            </wp:wrapThrough>
+            <wp:docPr id="1807668924" name="Picture 20"/>
+            <wp:cNvGraphicFramePr>
+              <a:graphicFrameLocks xmlns:a="http://schemas.openxmlformats.org/drawingml/2006/main" noChangeAspect="1"/>
+            </wp:cNvGraphicFramePr>
+            <a:graphic xmlns:a="http://schemas.openxmlformats.org/drawingml/2006/main">
+              <a:graphicData uri="http://schemas.openxmlformats.org/drawingml/2006/picture">
+                <pic:pic xmlns:pic="http://schemas.openxmlformats.org/drawingml/2006/picture">
+                  <pic:nvPicPr>
+                    <pic:cNvPr id="1807668924" name="Picture 1807668924"/>
+                    <pic:cNvPicPr/>
+                  </pic:nvPicPr>
+                  <pic:blipFill>
+                    <a:blip r:embed="rId11" cstate="print">
+                      <a:extLst>
+                        <a:ext uri="{28A0092B-C50C-407E-A947-70E740481C1C}">
+                          <a14:useLocalDpi xmlns:a14="http://schemas.microsoft.com/office/drawing/2010/main" val="0"/>
+                        </a:ext>
+                      </a:extLst>
+                    </a:blip>
+                    <a:stretch>
+                      <a:fillRect/>
+                    </a:stretch>
+                  </pic:blipFill>
+                  <pic:spPr>
+                    <a:xfrm>
+                      <a:off x="0" y="0"/>
+                      <a:ext cx="3144520" cy="2404110"/>
+                    </a:xfrm>
+                    <a:prstGeom prst="rect">
+                      <a:avLst/>
+                    </a:prstGeom>
+                  </pic:spPr>
+                </pic:pic>
+              </a:graphicData>
+            </a:graphic>
+            <wp14:sizeRelH relativeFrom="margin">
+              <wp14:pctWidth>0</wp14:pctWidth>
+            </wp14:sizeRelH>
+            <wp14:sizeRelV relativeFrom="margin">
+              <wp14:pctHeight>0</wp14:pctHeight>
+            </wp14:sizeRelV>
+          </wp:anchor>
+        </w:drawing>
+      </w:r>
+    </w:p>
+    <w:p>
+      <w:pPr>
+        <w:rPr>
+          <w:rFonts w:ascii="Times New Roman" w:hAnsi="Times New Roman" w:cs="Times New Roman"/>
+          <w:lang w:val="en-GB"/>
+        </w:rPr>
+      </w:pPr>
+    </w:p>
+    <w:p>
+      <w:pPr>
+        <w:rPr>
+          <w:rFonts w:ascii="Times New Roman" w:hAnsi="Times New Roman" w:cs="Times New Roman"/>
+          <w:b/>
+          <w:bCs/>
+          <w:sz w:val="24"/>
+          <w:szCs w:val="24"/>
+          <w:lang w:val="en-GB"/>
+        </w:rPr>
+      </w:pPr>
+    </w:p>
+    <w:p>
+      <w:pPr>
+        <w:rPr>
+          <w:rFonts w:ascii="Times New Roman" w:hAnsi="Times New Roman" w:cs="Times New Roman"/>
+          <w:lang w:val="en-GB"/>
         </w:rPr>
       </w:pPr>
     </w:p>
@@ -3679,17 +3611,528 @@
           <w:bCs/>
           <w:sz w:val="28"/>
           <w:szCs w:val="28"/>
-          <w:lang w:val="es-MX"/>
-        </w:rPr>
-      </w:pPr>
-    </w:p>
-    <w:p>
-      <w:pPr>
+          <w:lang w:val="en-GB"/>
+        </w:rPr>
+      </w:pPr>
+    </w:p>
+    <w:p>
+      <w:pPr>
+        <w:rPr>
+          <w:rFonts w:ascii="Times New Roman" w:hAnsi="Times New Roman" w:cs="Times New Roman"/>
+          <w:sz w:val="28"/>
+          <w:szCs w:val="28"/>
+          <w:lang w:val="en-GB"/>
+        </w:rPr>
+      </w:pPr>
+    </w:p>
+    <w:p>
+      <w:pPr>
+        <w:rPr>
+          <w:rFonts w:ascii="Times New Roman" w:hAnsi="Times New Roman" w:cs="Times New Roman"/>
+          <w:sz w:val="28"/>
+          <w:szCs w:val="28"/>
+          <w:lang w:val="en-GB"/>
+        </w:rPr>
+      </w:pPr>
+    </w:p>
+    <w:p>
+      <w:pPr>
+        <w:rPr>
+          <w:rFonts w:ascii="Times New Roman" w:hAnsi="Times New Roman" w:cs="Times New Roman"/>
+          <w:sz w:val="28"/>
+          <w:szCs w:val="28"/>
+          <w:lang w:val="en-GB"/>
+        </w:rPr>
+      </w:pPr>
+    </w:p>
+    <w:p>
+      <w:pPr>
+        <w:rPr>
+          <w:rFonts w:ascii="Times New Roman" w:hAnsi="Times New Roman" w:cs="Times New Roman"/>
+          <w:sz w:val="28"/>
+          <w:szCs w:val="28"/>
+          <w:lang w:val="en-GB"/>
+        </w:rPr>
+      </w:pPr>
+      <w:r>
         <w:rPr>
           <w:rFonts w:ascii="Times New Roman" w:hAnsi="Times New Roman" w:cs="Times New Roman"/>
           <w:b/>
           <w:bCs/>
+          <w:noProof/>
+          <w:sz w:val="28"/>
+          <w:szCs w:val="28"/>
+          <w:lang w:val="en-GB"/>
+          <w14:ligatures w14:val="standardContextual"/>
+        </w:rPr>
+        <mc:AlternateContent>
+          <mc:Choice Requires="wps">
+            <w:drawing>
+              <wp:anchor distT="0" distB="0" distL="114300" distR="114300" simplePos="0" relativeHeight="251665408" behindDoc="0" locked="0" layoutInCell="1" allowOverlap="1" wp14:anchorId="70A1E35D" wp14:editId="207ACFDB">
+                <wp:simplePos x="0" y="0"/>
+                <wp:positionH relativeFrom="margin">
+                  <wp:posOffset>2519045</wp:posOffset>
+                </wp:positionH>
+                <wp:positionV relativeFrom="paragraph">
+                  <wp:posOffset>38969</wp:posOffset>
+                </wp:positionV>
+                <wp:extent cx="357940" cy="296111"/>
+                <wp:effectExtent l="19050" t="0" r="23495" b="46990"/>
+                <wp:wrapNone/>
+                <wp:docPr id="2108134568" name="Arrow: Down 21"/>
+                <wp:cNvGraphicFramePr/>
+                <a:graphic xmlns:a="http://schemas.openxmlformats.org/drawingml/2006/main">
+                  <a:graphicData uri="http://schemas.microsoft.com/office/word/2010/wordprocessingShape">
+                    <wps:wsp>
+                      <wps:cNvSpPr/>
+                      <wps:spPr>
+                        <a:xfrm>
+                          <a:off x="0" y="0"/>
+                          <a:ext cx="357940" cy="296111"/>
+                        </a:xfrm>
+                        <a:prstGeom prst="downArrow">
+                          <a:avLst/>
+                        </a:prstGeom>
+                      </wps:spPr>
+                      <wps:style>
+                        <a:lnRef idx="2">
+                          <a:schemeClr val="accent1">
+                            <a:shade val="15000"/>
+                          </a:schemeClr>
+                        </a:lnRef>
+                        <a:fillRef idx="1">
+                          <a:schemeClr val="accent1"/>
+                        </a:fillRef>
+                        <a:effectRef idx="0">
+                          <a:schemeClr val="accent1"/>
+                        </a:effectRef>
+                        <a:fontRef idx="minor">
+                          <a:schemeClr val="lt1"/>
+                        </a:fontRef>
+                      </wps:style>
+                      <wps:bodyPr rot="0" spcFirstLastPara="0" vertOverflow="overflow" horzOverflow="overflow" vert="horz" wrap="square" lIns="91440" tIns="45720" rIns="91440" bIns="45720" numCol="1" spcCol="0" rtlCol="0" fromWordArt="0" anchor="ctr" anchorCtr="0" forceAA="0" compatLnSpc="1">
+                        <a:prstTxWarp prst="textNoShape">
+                          <a:avLst/>
+                        </a:prstTxWarp>
+                        <a:noAutofit/>
+                      </wps:bodyPr>
+                    </wps:wsp>
+                  </a:graphicData>
+                </a:graphic>
+                <wp14:sizeRelH relativeFrom="margin">
+                  <wp14:pctWidth>0</wp14:pctWidth>
+                </wp14:sizeRelH>
+                <wp14:sizeRelV relativeFrom="margin">
+                  <wp14:pctHeight>0</wp14:pctHeight>
+                </wp14:sizeRelV>
+              </wp:anchor>
+            </w:drawing>
+          </mc:Choice>
+          <mc:Fallback>
+            <w:pict>
+              <v:shapetype w14:anchorId="15C16580" id="_x0000_t67" coordsize="21600,21600" o:spt="67" adj="16200,5400" path="m0@0l@1@0@1,0@2,0@2@0,21600@0,10800,21600xe">
+                <v:stroke joinstyle="miter"/>
+                <v:formulas>
+                  <v:f eqn="val #0"/>
+                  <v:f eqn="val #1"/>
+                  <v:f eqn="sum height 0 #1"/>
+                  <v:f eqn="sum 10800 0 #1"/>
+                  <v:f eqn="sum width 0 #0"/>
+                  <v:f eqn="prod @4 @3 10800"/>
+                  <v:f eqn="sum width 0 @5"/>
+                </v:formulas>
+                <v:path o:connecttype="custom" o:connectlocs="10800,0;0,@0;10800,21600;21600,@0" o:connectangles="270,180,90,0" textboxrect="@1,0,@2,@6"/>
+                <v:handles>
+                  <v:h position="#1,#0" xrange="0,10800" yrange="0,21600"/>
+                </v:handles>
+              </v:shapetype>
+              <v:shape id="Arrow: Down 21" o:spid="_x0000_s1026" type="#_x0000_t67" style="position:absolute;margin-left:198.35pt;margin-top:3.05pt;width:28.2pt;height:23.3pt;z-index:251665408;visibility:visible;mso-wrap-style:square;mso-width-percent:0;mso-height-percent:0;mso-wrap-distance-left:9pt;mso-wrap-distance-top:0;mso-wrap-distance-right:9pt;mso-wrap-distance-bottom:0;mso-position-horizontal:absolute;mso-position-horizontal-relative:margin;mso-position-vertical:absolute;mso-position-vertical-relative:text;mso-width-percent:0;mso-height-percent:0;mso-width-relative:margin;mso-height-relative:margin;v-text-anchor:middle" o:gfxdata="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" adj="10800" fillcolor="#156082 [3204]" strokecolor="#030e13 [484]" strokeweight="1.5pt">
+                <w10:wrap anchorx="margin"/>
+              </v:shape>
+            </w:pict>
+          </mc:Fallback>
+        </mc:AlternateContent>
+      </w:r>
+    </w:p>
+    <w:p>
+      <w:pPr>
+        <w:rPr>
+          <w:rFonts w:ascii="Times New Roman" w:hAnsi="Times New Roman" w:cs="Times New Roman"/>
+          <w:sz w:val="28"/>
+          <w:szCs w:val="28"/>
+          <w:lang w:val="en-GB"/>
+        </w:rPr>
+      </w:pPr>
+      <w:r>
+        <w:rPr>
+          <w:rFonts w:ascii="Times New Roman" w:hAnsi="Times New Roman" w:cs="Times New Roman"/>
+          <w:i/>
+          <w:iCs/>
+          <w:noProof/>
+          <w:lang w:val="en-GB"/>
+        </w:rPr>
+        <mc:AlternateContent>
+          <mc:Choice Requires="wps">
+            <w:drawing>
+              <wp:anchor distT="45720" distB="45720" distL="114300" distR="114300" simplePos="0" relativeHeight="251671552" behindDoc="0" locked="0" layoutInCell="1" allowOverlap="1" wp14:anchorId="2574A868" wp14:editId="12CDCB78">
+                <wp:simplePos x="0" y="0"/>
+                <wp:positionH relativeFrom="margin">
+                  <wp:posOffset>2232025</wp:posOffset>
+                </wp:positionH>
+                <wp:positionV relativeFrom="paragraph">
+                  <wp:posOffset>58356</wp:posOffset>
+                </wp:positionV>
+                <wp:extent cx="922020" cy="288290"/>
+                <wp:effectExtent l="0" t="0" r="11430" b="16510"/>
+                <wp:wrapSquare wrapText="bothSides"/>
+                <wp:docPr id="217" name="Text Box 2"/>
+                <wp:cNvGraphicFramePr>
+                  <a:graphicFrameLocks xmlns:a="http://schemas.openxmlformats.org/drawingml/2006/main"/>
+                </wp:cNvGraphicFramePr>
+                <a:graphic xmlns:a="http://schemas.openxmlformats.org/drawingml/2006/main">
+                  <a:graphicData uri="http://schemas.microsoft.com/office/word/2010/wordprocessingShape">
+                    <wps:wsp>
+                      <wps:cNvSpPr txBox="1">
+                        <a:spLocks noChangeArrowheads="1"/>
+                      </wps:cNvSpPr>
+                      <wps:spPr bwMode="auto">
+                        <a:xfrm>
+                          <a:off x="0" y="0"/>
+                          <a:ext cx="922020" cy="288290"/>
+                        </a:xfrm>
+                        <a:prstGeom prst="rect">
+                          <a:avLst/>
+                        </a:prstGeom>
+                        <a:solidFill>
+                          <a:srgbClr val="FFFFFF"/>
+                        </a:solidFill>
+                        <a:ln w="9525">
+                          <a:solidFill>
+                            <a:srgbClr val="000000"/>
+                          </a:solidFill>
+                          <a:miter lim="800000"/>
+                          <a:headEnd/>
+                          <a:tailEnd/>
+                        </a:ln>
+                      </wps:spPr>
+                      <wps:txbx>
+                        <w:txbxContent>
+                          <w:p>
+                            <w:pPr>
+                              <w:rPr>
+                                <w:rFonts w:ascii="Times New Roman" w:hAnsi="Times New Roman" w:cs="Times New Roman"/>
+                                <w:i/>
+                                <w:iCs/>
+                              </w:rPr>
+                            </w:pPr>
+                            <w:r>
+                              <w:rPr>
+                                <w:rFonts w:ascii="Times New Roman" w:hAnsi="Times New Roman" w:cs="Times New Roman"/>
+                                <w:i/>
+                                <w:iCs/>
+                              </w:rPr>
+                              <w:t>Introduction</w:t>
+                            </w:r>
+                          </w:p>
+                        </w:txbxContent>
+                      </wps:txbx>
+                      <wps:bodyPr rot="0" vert="horz" wrap="square" lIns="91440" tIns="45720" rIns="91440" bIns="45720" anchor="t" anchorCtr="0">
+                        <a:noAutofit/>
+                      </wps:bodyPr>
+                    </wps:wsp>
+                  </a:graphicData>
+                </a:graphic>
+                <wp14:sizeRelH relativeFrom="margin">
+                  <wp14:pctWidth>0</wp14:pctWidth>
+                </wp14:sizeRelH>
+                <wp14:sizeRelV relativeFrom="margin">
+                  <wp14:pctHeight>0</wp14:pctHeight>
+                </wp14:sizeRelV>
+              </wp:anchor>
+            </w:drawing>
+          </mc:Choice>
+          <mc:Fallback>
+            <w:pict>
+              <v:shapetype w14:anchorId="2574A868" id="_x0000_t202" coordsize="21600,21600" o:spt="202" path="m,l,21600r21600,l21600,xe">
+                <v:stroke joinstyle="miter"/>
+                <v:path gradientshapeok="t" o:connecttype="rect"/>
+              </v:shapetype>
+              <v:shape id="Text Box 2" o:spid="_x0000_s1031" type="#_x0000_t202" style="position:absolute;margin-left:175.75pt;margin-top:4.6pt;width:72.6pt;height:22.7pt;z-index:251671552;visibility:visible;mso-wrap-style:square;mso-width-percent:0;mso-height-percent:0;mso-wrap-distance-left:9pt;mso-wrap-distance-top:3.6pt;mso-wrap-distance-right:9pt;mso-wrap-distance-bottom:3.6pt;mso-position-horizontal:absolute;mso-position-horizontal-relative:margin;mso-position-vertical:absolute;mso-position-vertical-relative:text;mso-width-percent:0;mso-height-percent:0;mso-width-relative:margin;mso-height-relative:margin;v-text-anchor:top" o:gfxdata="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">
+                <v:textbox>
+                  <w:txbxContent>
+                    <w:p>
+                      <w:pPr>
+                        <w:rPr>
+                          <w:rFonts w:ascii="Times New Roman" w:hAnsi="Times New Roman" w:cs="Times New Roman"/>
+                          <w:i/>
+                          <w:iCs/>
+                        </w:rPr>
+                      </w:pPr>
+                      <w:r>
+                        <w:rPr>
+                          <w:rFonts w:ascii="Times New Roman" w:hAnsi="Times New Roman" w:cs="Times New Roman"/>
+                          <w:i/>
+                          <w:iCs/>
+                        </w:rPr>
+                        <w:t>Introduction</w:t>
+                      </w:r>
+                    </w:p>
+                  </w:txbxContent>
+                </v:textbox>
+                <w10:wrap type="square" anchorx="margin"/>
+              </v:shape>
+            </w:pict>
+          </mc:Fallback>
+        </mc:AlternateContent>
+      </w:r>
+      <w:r>
+        <w:rPr>
+          <w:rFonts w:ascii="Times New Roman" w:hAnsi="Times New Roman" w:cs="Times New Roman"/>
+          <w:noProof/>
           <w:lang w:val="es-MX"/>
+          <w14:ligatures w14:val="standardContextual"/>
+        </w:rPr>
+        <w:drawing>
+          <wp:anchor distT="0" distB="0" distL="114300" distR="114300" simplePos="0" relativeHeight="251663360" behindDoc="0" locked="0" layoutInCell="1" allowOverlap="1" wp14:anchorId="792AB8D2" wp14:editId="55747485">
+            <wp:simplePos x="0" y="0"/>
+            <wp:positionH relativeFrom="margin">
+              <wp:posOffset>876935</wp:posOffset>
+            </wp:positionH>
+            <wp:positionV relativeFrom="paragraph">
+              <wp:posOffset>81681</wp:posOffset>
+            </wp:positionV>
+            <wp:extent cx="3646170" cy="1714500"/>
+            <wp:effectExtent l="0" t="0" r="0" b="0"/>
+            <wp:wrapThrough wrapText="bothSides">
+              <wp:wrapPolygon edited="0">
+                <wp:start x="0" y="0"/>
+                <wp:lineTo x="0" y="21360"/>
+                <wp:lineTo x="21442" y="21360"/>
+                <wp:lineTo x="21442" y="0"/>
+                <wp:lineTo x="0" y="0"/>
+              </wp:wrapPolygon>
+            </wp:wrapThrough>
+            <wp:docPr id="1963225264" name="Picture 19"/>
+            <wp:cNvGraphicFramePr>
+              <a:graphicFrameLocks xmlns:a="http://schemas.openxmlformats.org/drawingml/2006/main" noChangeAspect="1"/>
+            </wp:cNvGraphicFramePr>
+            <a:graphic xmlns:a="http://schemas.openxmlformats.org/drawingml/2006/main">
+              <a:graphicData uri="http://schemas.openxmlformats.org/drawingml/2006/picture">
+                <pic:pic xmlns:pic="http://schemas.openxmlformats.org/drawingml/2006/picture">
+                  <pic:nvPicPr>
+                    <pic:cNvPr id="1963225264" name="Picture 1963225264"/>
+                    <pic:cNvPicPr/>
+                  </pic:nvPicPr>
+                  <pic:blipFill>
+                    <a:blip r:embed="rId12" cstate="print">
+                      <a:extLst>
+                        <a:ext uri="{28A0092B-C50C-407E-A947-70E740481C1C}">
+                          <a14:useLocalDpi xmlns:a14="http://schemas.microsoft.com/office/drawing/2010/main" val="0"/>
+                        </a:ext>
+                      </a:extLst>
+                    </a:blip>
+                    <a:stretch>
+                      <a:fillRect/>
+                    </a:stretch>
+                  </pic:blipFill>
+                  <pic:spPr>
+                    <a:xfrm>
+                      <a:off x="0" y="0"/>
+                      <a:ext cx="3646170" cy="1714500"/>
+                    </a:xfrm>
+                    <a:prstGeom prst="rect">
+                      <a:avLst/>
+                    </a:prstGeom>
+                  </pic:spPr>
+                </pic:pic>
+              </a:graphicData>
+            </a:graphic>
+            <wp14:sizeRelH relativeFrom="margin">
+              <wp14:pctWidth>0</wp14:pctWidth>
+            </wp14:sizeRelH>
+            <wp14:sizeRelV relativeFrom="margin">
+              <wp14:pctHeight>0</wp14:pctHeight>
+            </wp14:sizeRelV>
+          </wp:anchor>
+        </w:drawing>
+      </w:r>
+    </w:p>
+    <w:p>
+      <w:pPr>
+        <w:rPr>
+          <w:rFonts w:ascii="Times New Roman" w:hAnsi="Times New Roman" w:cs="Times New Roman"/>
+          <w:sz w:val="28"/>
+          <w:szCs w:val="28"/>
+          <w:lang w:val="en-GB"/>
+        </w:rPr>
+      </w:pPr>
+    </w:p>
+    <w:p>
+      <w:pPr>
+        <w:rPr>
+          <w:rFonts w:ascii="Times New Roman" w:hAnsi="Times New Roman" w:cs="Times New Roman"/>
+          <w:sz w:val="28"/>
+          <w:szCs w:val="28"/>
+          <w:lang w:val="en-GB"/>
+        </w:rPr>
+      </w:pPr>
+    </w:p>
+    <w:p>
+      <w:pPr>
+        <w:rPr>
+          <w:rFonts w:ascii="Times New Roman" w:hAnsi="Times New Roman" w:cs="Times New Roman"/>
+          <w:sz w:val="28"/>
+          <w:szCs w:val="28"/>
+          <w:lang w:val="en-GB"/>
+        </w:rPr>
+      </w:pPr>
+    </w:p>
+    <w:p>
+      <w:pPr>
+        <w:rPr>
+          <w:rFonts w:ascii="Times New Roman" w:hAnsi="Times New Roman" w:cs="Times New Roman"/>
+          <w:sz w:val="28"/>
+          <w:szCs w:val="28"/>
+          <w:lang w:val="en-GB"/>
+        </w:rPr>
+      </w:pPr>
+    </w:p>
+    <w:p>
+      <w:pPr>
+        <w:tabs>
+          <w:tab w:val="left" w:pos="1339"/>
+        </w:tabs>
+        <w:rPr>
+          <w:rFonts w:ascii="Times New Roman" w:hAnsi="Times New Roman" w:cs="Times New Roman"/>
+          <w:sz w:val="28"/>
+          <w:szCs w:val="28"/>
+          <w:lang w:val="en-GB"/>
+        </w:rPr>
+      </w:pPr>
+    </w:p>
+    <w:p>
+      <w:pPr>
+        <w:tabs>
+          <w:tab w:val="left" w:pos="1339"/>
+        </w:tabs>
+        <w:jc w:val="center"/>
+        <w:rPr>
+          <w:rFonts w:ascii="Times New Roman" w:hAnsi="Times New Roman" w:cs="Times New Roman"/>
+          <w:i/>
+          <w:iCs/>
+          <w:lang w:val="en-GB"/>
+        </w:rPr>
+      </w:pPr>
+      <w:r>
+        <w:rPr>
+          <w:rFonts w:ascii="Times New Roman" w:hAnsi="Times New Roman" w:cs="Times New Roman"/>
+          <w:i/>
+          <w:iCs/>
+          <w:noProof/>
+          <w:lang w:val="en-GB"/>
+          <w14:ligatures w14:val="standardContextual"/>
+        </w:rPr>
+        <w:drawing>
+          <wp:anchor distT="0" distB="0" distL="114300" distR="114300" simplePos="0" relativeHeight="251667456" behindDoc="0" locked="0" layoutInCell="1" allowOverlap="1" wp14:anchorId="29568DF9" wp14:editId="51B1D047">
+            <wp:simplePos x="0" y="0"/>
+            <wp:positionH relativeFrom="margin">
+              <wp:posOffset>1308100</wp:posOffset>
+            </wp:positionH>
+            <wp:positionV relativeFrom="paragraph">
+              <wp:posOffset>103271</wp:posOffset>
+            </wp:positionV>
+            <wp:extent cx="2783205" cy="1971040"/>
+            <wp:effectExtent l="0" t="0" r="0" b="0"/>
+            <wp:wrapThrough wrapText="bothSides">
+              <wp:wrapPolygon edited="0">
+                <wp:start x="0" y="0"/>
+                <wp:lineTo x="0" y="21294"/>
+                <wp:lineTo x="21437" y="21294"/>
+                <wp:lineTo x="21437" y="0"/>
+                <wp:lineTo x="0" y="0"/>
+              </wp:wrapPolygon>
+            </wp:wrapThrough>
+            <wp:docPr id="1080704234" name="Picture 23"/>
+            <wp:cNvGraphicFramePr>
+              <a:graphicFrameLocks xmlns:a="http://schemas.openxmlformats.org/drawingml/2006/main" noChangeAspect="1"/>
+            </wp:cNvGraphicFramePr>
+            <a:graphic xmlns:a="http://schemas.openxmlformats.org/drawingml/2006/main">
+              <a:graphicData uri="http://schemas.openxmlformats.org/drawingml/2006/picture">
+                <pic:pic xmlns:pic="http://schemas.openxmlformats.org/drawingml/2006/picture">
+                  <pic:nvPicPr>
+                    <pic:cNvPr id="1080704234" name="Picture 1080704234"/>
+                    <pic:cNvPicPr/>
+                  </pic:nvPicPr>
+                  <pic:blipFill>
+                    <a:blip r:embed="rId13" cstate="print">
+                      <a:extLst>
+                        <a:ext uri="{28A0092B-C50C-407E-A947-70E740481C1C}">
+                          <a14:useLocalDpi xmlns:a14="http://schemas.microsoft.com/office/drawing/2010/main" val="0"/>
+                        </a:ext>
+                      </a:extLst>
+                    </a:blip>
+                    <a:stretch>
+                      <a:fillRect/>
+                    </a:stretch>
+                  </pic:blipFill>
+                  <pic:spPr>
+                    <a:xfrm>
+                      <a:off x="0" y="0"/>
+                      <a:ext cx="2783205" cy="1971040"/>
+                    </a:xfrm>
+                    <a:prstGeom prst="rect">
+                      <a:avLst/>
+                    </a:prstGeom>
+                  </pic:spPr>
+                </pic:pic>
+              </a:graphicData>
+            </a:graphic>
+            <wp14:sizeRelH relativeFrom="margin">
+              <wp14:pctWidth>0</wp14:pctWidth>
+            </wp14:sizeRelH>
+            <wp14:sizeRelV relativeFrom="margin">
+              <wp14:pctHeight>0</wp14:pctHeight>
+            </wp14:sizeRelV>
+          </wp:anchor>
+        </w:drawing>
+      </w:r>
+    </w:p>
+    <w:p>
+      <w:pPr>
+        <w:tabs>
+          <w:tab w:val="left" w:pos="1339"/>
+        </w:tabs>
+        <w:rPr>
+          <w:rFonts w:ascii="Times New Roman" w:hAnsi="Times New Roman" w:cs="Times New Roman"/>
+          <w:i/>
+          <w:iCs/>
+          <w:lang w:val="en-GB"/>
+        </w:rPr>
+      </w:pPr>
+    </w:p>
+    <w:p>
+      <w:pPr>
+        <w:tabs>
+          <w:tab w:val="left" w:pos="1339"/>
+        </w:tabs>
+        <w:rPr>
+          <w:rFonts w:ascii="Times New Roman" w:hAnsi="Times New Roman" w:cs="Times New Roman"/>
+          <w:i/>
+          <w:iCs/>
+          <w:lang w:val="en-GB"/>
+        </w:rPr>
+      </w:pPr>
+    </w:p>
+    <w:p>
+      <w:pPr>
+        <w:tabs>
+          <w:tab w:val="left" w:pos="1339"/>
+        </w:tabs>
+        <w:rPr>
+          <w:rFonts w:ascii="Times New Roman" w:hAnsi="Times New Roman" w:cs="Times New Roman"/>
+          <w:sz w:val="28"/>
+          <w:szCs w:val="28"/>
+          <w:lang w:val="en-GB"/>
         </w:rPr>
         <w:sectPr>
           <w:pgSz w:w="11906" w:h="16838"/>
@@ -3698,12 +4141,3518 @@
           <w:docGrid w:linePitch="360"/>
         </w:sectPr>
       </w:pPr>
-    </w:p>
-    <w:p>
-      <w:pPr>
-        <w:rPr>
-          <w:rFonts w:ascii="Times New Roman" w:hAnsi="Times New Roman" w:cs="Times New Roman"/>
-          <w:lang w:val="es-MX"/>
+      <w:r>
+        <w:rPr>
+          <w:rFonts w:ascii="Times New Roman" w:hAnsi="Times New Roman" w:cs="Times New Roman"/>
+          <w:noProof/>
+          <w:sz w:val="28"/>
+          <w:szCs w:val="28"/>
+          <w:lang w:val="en-GB"/>
+        </w:rPr>
+        <mc:AlternateContent>
+          <mc:Choice Requires="wps">
+            <w:drawing>
+              <wp:anchor distT="45720" distB="45720" distL="114300" distR="114300" simplePos="0" relativeHeight="251673600" behindDoc="0" locked="0" layoutInCell="1" allowOverlap="1" wp14:anchorId="59885F3B" wp14:editId="22C8DF28">
+                <wp:simplePos x="0" y="0"/>
+                <wp:positionH relativeFrom="column">
+                  <wp:posOffset>2046605</wp:posOffset>
+                </wp:positionH>
+                <wp:positionV relativeFrom="paragraph">
+                  <wp:posOffset>1653476</wp:posOffset>
+                </wp:positionV>
+                <wp:extent cx="1290955" cy="264160"/>
+                <wp:effectExtent l="0" t="0" r="23495" b="21590"/>
+                <wp:wrapSquare wrapText="bothSides"/>
+                <wp:docPr id="1139688091" name="Text Box 2"/>
+                <wp:cNvGraphicFramePr>
+                  <a:graphicFrameLocks xmlns:a="http://schemas.openxmlformats.org/drawingml/2006/main"/>
+                </wp:cNvGraphicFramePr>
+                <a:graphic xmlns:a="http://schemas.openxmlformats.org/drawingml/2006/main">
+                  <a:graphicData uri="http://schemas.microsoft.com/office/word/2010/wordprocessingShape">
+                    <wps:wsp>
+                      <wps:cNvSpPr txBox="1">
+                        <a:spLocks noChangeArrowheads="1"/>
+                      </wps:cNvSpPr>
+                      <wps:spPr bwMode="auto">
+                        <a:xfrm>
+                          <a:off x="0" y="0"/>
+                          <a:ext cx="1290955" cy="264160"/>
+                        </a:xfrm>
+                        <a:prstGeom prst="rect">
+                          <a:avLst/>
+                        </a:prstGeom>
+                        <a:solidFill>
+                          <a:srgbClr val="FFFFFF"/>
+                        </a:solidFill>
+                        <a:ln w="9525">
+                          <a:solidFill>
+                            <a:srgbClr val="000000"/>
+                          </a:solidFill>
+                          <a:miter lim="800000"/>
+                          <a:headEnd/>
+                          <a:tailEnd/>
+                        </a:ln>
+                      </wps:spPr>
+                      <wps:txbx>
+                        <w:txbxContent>
+                          <w:p>
+                            <w:pPr>
+                              <w:rPr>
+                                <w:rFonts w:ascii="Times New Roman" w:hAnsi="Times New Roman" w:cs="Times New Roman"/>
+                                <w:i/>
+                                <w:iCs/>
+                              </w:rPr>
+                            </w:pPr>
+                            <w:r>
+                              <w:rPr>
+                                <w:rFonts w:ascii="Times New Roman" w:hAnsi="Times New Roman" w:cs="Times New Roman"/>
+                                <w:i/>
+                                <w:iCs/>
+                              </w:rPr>
+                              <w:t>Problem Definition</w:t>
+                            </w:r>
+                          </w:p>
+                        </w:txbxContent>
+                      </wps:txbx>
+                      <wps:bodyPr rot="0" vert="horz" wrap="square" lIns="91440" tIns="45720" rIns="91440" bIns="45720" anchor="t" anchorCtr="0">
+                        <a:noAutofit/>
+                      </wps:bodyPr>
+                    </wps:wsp>
+                  </a:graphicData>
+                </a:graphic>
+                <wp14:sizeRelH relativeFrom="margin">
+                  <wp14:pctWidth>0</wp14:pctWidth>
+                </wp14:sizeRelH>
+                <wp14:sizeRelV relativeFrom="margin">
+                  <wp14:pctHeight>0</wp14:pctHeight>
+                </wp14:sizeRelV>
+              </wp:anchor>
+            </w:drawing>
+          </mc:Choice>
+          <mc:Fallback>
+            <w:pict>
+              <v:shape w14:anchorId="59885F3B" id="_x0000_s1032" type="#_x0000_t202" style="position:absolute;margin-left:161.15pt;margin-top:130.2pt;width:101.65pt;height:20.8pt;z-index:251673600;visibility:visible;mso-wrap-style:square;mso-width-percent:0;mso-height-percent:0;mso-wrap-distance-left:9pt;mso-wrap-distance-top:3.6pt;mso-wrap-distance-right:9pt;mso-wrap-distance-bottom:3.6pt;mso-position-horizontal:absolute;mso-position-horizontal-relative:text;mso-position-vertical:absolute;mso-position-vertical-relative:text;mso-width-percent:0;mso-height-percent:0;mso-width-relative:margin;mso-height-relative:margin;v-text-anchor:top" o:gfxdata="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">
+                <v:textbox>
+                  <w:txbxContent>
+                    <w:p>
+                      <w:pPr>
+                        <w:rPr>
+                          <w:rFonts w:ascii="Times New Roman" w:hAnsi="Times New Roman" w:cs="Times New Roman"/>
+                          <w:i/>
+                          <w:iCs/>
+                        </w:rPr>
+                      </w:pPr>
+                      <w:r>
+                        <w:rPr>
+                          <w:rFonts w:ascii="Times New Roman" w:hAnsi="Times New Roman" w:cs="Times New Roman"/>
+                          <w:i/>
+                          <w:iCs/>
+                        </w:rPr>
+                        <w:t>Problem Definition</w:t>
+                      </w:r>
+                    </w:p>
+                  </w:txbxContent>
+                </v:textbox>
+                <w10:wrap type="square"/>
+              </v:shape>
+            </w:pict>
+          </mc:Fallback>
+        </mc:AlternateContent>
+      </w:r>
+      <w:r>
+        <w:rPr>
+          <w:rFonts w:ascii="Times New Roman" w:hAnsi="Times New Roman" w:cs="Times New Roman"/>
+          <w:i/>
+          <w:iCs/>
+          <w:noProof/>
+          <w:lang w:val="en-GB"/>
+          <w14:ligatures w14:val="standardContextual"/>
+        </w:rPr>
+        <w:drawing>
+          <wp:anchor distT="0" distB="0" distL="114300" distR="114300" simplePos="0" relativeHeight="251666432" behindDoc="0" locked="0" layoutInCell="1" allowOverlap="1" wp14:anchorId="4A5C75AF" wp14:editId="1D1A3817">
+            <wp:simplePos x="0" y="0"/>
+            <wp:positionH relativeFrom="margin">
+              <wp:posOffset>766445</wp:posOffset>
+            </wp:positionH>
+            <wp:positionV relativeFrom="paragraph">
+              <wp:posOffset>1670284</wp:posOffset>
+            </wp:positionV>
+            <wp:extent cx="3858895" cy="1626870"/>
+            <wp:effectExtent l="0" t="0" r="8255" b="0"/>
+            <wp:wrapThrough wrapText="bothSides">
+              <wp:wrapPolygon edited="0">
+                <wp:start x="0" y="0"/>
+                <wp:lineTo x="0" y="21246"/>
+                <wp:lineTo x="21540" y="21246"/>
+                <wp:lineTo x="21540" y="0"/>
+                <wp:lineTo x="0" y="0"/>
+              </wp:wrapPolygon>
+            </wp:wrapThrough>
+            <wp:docPr id="918373402" name="Picture 22"/>
+            <wp:cNvGraphicFramePr>
+              <a:graphicFrameLocks xmlns:a="http://schemas.openxmlformats.org/drawingml/2006/main" noChangeAspect="1"/>
+            </wp:cNvGraphicFramePr>
+            <a:graphic xmlns:a="http://schemas.openxmlformats.org/drawingml/2006/main">
+              <a:graphicData uri="http://schemas.openxmlformats.org/drawingml/2006/picture">
+                <pic:pic xmlns:pic="http://schemas.openxmlformats.org/drawingml/2006/picture">
+                  <pic:nvPicPr>
+                    <pic:cNvPr id="918373402" name="Picture 918373402"/>
+                    <pic:cNvPicPr/>
+                  </pic:nvPicPr>
+                  <pic:blipFill>
+                    <a:blip r:embed="rId14" cstate="print">
+                      <a:extLst>
+                        <a:ext uri="{28A0092B-C50C-407E-A947-70E740481C1C}">
+                          <a14:useLocalDpi xmlns:a14="http://schemas.microsoft.com/office/drawing/2010/main" val="0"/>
+                        </a:ext>
+                      </a:extLst>
+                    </a:blip>
+                    <a:stretch>
+                      <a:fillRect/>
+                    </a:stretch>
+                  </pic:blipFill>
+                  <pic:spPr>
+                    <a:xfrm>
+                      <a:off x="0" y="0"/>
+                      <a:ext cx="3858895" cy="1626870"/>
+                    </a:xfrm>
+                    <a:prstGeom prst="rect">
+                      <a:avLst/>
+                    </a:prstGeom>
+                  </pic:spPr>
+                </pic:pic>
+              </a:graphicData>
+            </a:graphic>
+          </wp:anchor>
+        </w:drawing>
+      </w:r>
+      <w:r>
+        <w:rPr>
+          <w:rFonts w:ascii="Times New Roman" w:hAnsi="Times New Roman" w:cs="Times New Roman"/>
+          <w:b/>
+          <w:bCs/>
+          <w:noProof/>
+          <w:sz w:val="28"/>
+          <w:szCs w:val="28"/>
+          <w:lang w:val="en-GB"/>
+          <w14:ligatures w14:val="standardContextual"/>
+        </w:rPr>
+        <mc:AlternateContent>
+          <mc:Choice Requires="wps">
+            <w:drawing>
+              <wp:anchor distT="0" distB="0" distL="114300" distR="114300" simplePos="0" relativeHeight="251669504" behindDoc="0" locked="0" layoutInCell="1" allowOverlap="1" wp14:anchorId="59F064F7" wp14:editId="63D853AF">
+                <wp:simplePos x="0" y="0"/>
+                <wp:positionH relativeFrom="margin">
+                  <wp:posOffset>2519045</wp:posOffset>
+                </wp:positionH>
+                <wp:positionV relativeFrom="paragraph">
+                  <wp:posOffset>1286911</wp:posOffset>
+                </wp:positionV>
+                <wp:extent cx="357940" cy="296111"/>
+                <wp:effectExtent l="19050" t="0" r="23495" b="46990"/>
+                <wp:wrapNone/>
+                <wp:docPr id="242311226" name="Arrow: Down 21"/>
+                <wp:cNvGraphicFramePr/>
+                <a:graphic xmlns:a="http://schemas.openxmlformats.org/drawingml/2006/main">
+                  <a:graphicData uri="http://schemas.microsoft.com/office/word/2010/wordprocessingShape">
+                    <wps:wsp>
+                      <wps:cNvSpPr/>
+                      <wps:spPr>
+                        <a:xfrm>
+                          <a:off x="0" y="0"/>
+                          <a:ext cx="357940" cy="296111"/>
+                        </a:xfrm>
+                        <a:prstGeom prst="downArrow">
+                          <a:avLst/>
+                        </a:prstGeom>
+                      </wps:spPr>
+                      <wps:style>
+                        <a:lnRef idx="2">
+                          <a:schemeClr val="accent1">
+                            <a:shade val="15000"/>
+                          </a:schemeClr>
+                        </a:lnRef>
+                        <a:fillRef idx="1">
+                          <a:schemeClr val="accent1"/>
+                        </a:fillRef>
+                        <a:effectRef idx="0">
+                          <a:schemeClr val="accent1"/>
+                        </a:effectRef>
+                        <a:fontRef idx="minor">
+                          <a:schemeClr val="lt1"/>
+                        </a:fontRef>
+                      </wps:style>
+                      <wps:bodyPr rot="0" spcFirstLastPara="0" vertOverflow="overflow" horzOverflow="overflow" vert="horz" wrap="square" lIns="91440" tIns="45720" rIns="91440" bIns="45720" numCol="1" spcCol="0" rtlCol="0" fromWordArt="0" anchor="ctr" anchorCtr="0" forceAA="0" compatLnSpc="1">
+                        <a:prstTxWarp prst="textNoShape">
+                          <a:avLst/>
+                        </a:prstTxWarp>
+                        <a:noAutofit/>
+                      </wps:bodyPr>
+                    </wps:wsp>
+                  </a:graphicData>
+                </a:graphic>
+                <wp14:sizeRelH relativeFrom="margin">
+                  <wp14:pctWidth>0</wp14:pctWidth>
+                </wp14:sizeRelH>
+                <wp14:sizeRelV relativeFrom="margin">
+                  <wp14:pctHeight>0</wp14:pctHeight>
+                </wp14:sizeRelV>
+              </wp:anchor>
+            </w:drawing>
+          </mc:Choice>
+          <mc:Fallback>
+            <w:pict>
+              <v:shape w14:anchorId="3A374AA5" id="Arrow: Down 21" o:spid="_x0000_s1026" type="#_x0000_t67" style="position:absolute;margin-left:198.35pt;margin-top:101.35pt;width:28.2pt;height:23.3pt;z-index:251669504;visibility:visible;mso-wrap-style:square;mso-width-percent:0;mso-height-percent:0;mso-wrap-distance-left:9pt;mso-wrap-distance-top:0;mso-wrap-distance-right:9pt;mso-wrap-distance-bottom:0;mso-position-horizontal:absolute;mso-position-horizontal-relative:margin;mso-position-vertical:absolute;mso-position-vertical-relative:text;mso-width-percent:0;mso-height-percent:0;mso-width-relative:margin;mso-height-relative:margin;v-text-anchor:middle" o:gfxdata="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" adj="10800" fillcolor="#156082 [3204]" strokecolor="#030e13 [484]" strokeweight="1.5pt">
+                <w10:wrap anchorx="margin"/>
+              </v:shape>
+            </w:pict>
+          </mc:Fallback>
+        </mc:AlternateContent>
+      </w:r>
+      <w:r>
+        <w:rPr>
+          <w:rFonts w:ascii="Times New Roman" w:hAnsi="Times New Roman" w:cs="Times New Roman"/>
+          <w:sz w:val="28"/>
+          <w:szCs w:val="28"/>
+          <w:lang w:val="en-GB"/>
+        </w:rPr>
+        <w:tab/>
+      </w:r>
+    </w:p>
+    <w:p>
+      <w:pPr>
+        <w:rPr>
+          <w:rFonts w:ascii="Times New Roman" w:hAnsi="Times New Roman" w:cs="Times New Roman"/>
+          <w:lang w:val="en-GB"/>
+        </w:rPr>
+      </w:pPr>
+      <w:r>
+        <w:rPr>
+          <w:rFonts w:ascii="Times New Roman" w:hAnsi="Times New Roman" w:cs="Times New Roman"/>
+          <w:noProof/>
+          <w:lang w:val="en-GB"/>
+          <w14:ligatures w14:val="standardContextual"/>
+        </w:rPr>
+        <w:lastRenderedPageBreak/>
+        <w:drawing>
+          <wp:anchor distT="0" distB="0" distL="114300" distR="114300" simplePos="0" relativeHeight="251677696" behindDoc="0" locked="0" layoutInCell="1" allowOverlap="1" wp14:anchorId="6835E2E8" wp14:editId="0B2EA5AA">
+            <wp:simplePos x="0" y="0"/>
+            <wp:positionH relativeFrom="margin">
+              <wp:posOffset>765810</wp:posOffset>
+            </wp:positionH>
+            <wp:positionV relativeFrom="paragraph">
+              <wp:posOffset>2499126</wp:posOffset>
+            </wp:positionV>
+            <wp:extent cx="3864610" cy="2444115"/>
+            <wp:effectExtent l="0" t="0" r="2540" b="0"/>
+            <wp:wrapThrough wrapText="bothSides">
+              <wp:wrapPolygon edited="0">
+                <wp:start x="0" y="0"/>
+                <wp:lineTo x="0" y="21381"/>
+                <wp:lineTo x="21508" y="21381"/>
+                <wp:lineTo x="21508" y="0"/>
+                <wp:lineTo x="0" y="0"/>
+              </wp:wrapPolygon>
+            </wp:wrapThrough>
+            <wp:docPr id="2032051023" name="Picture 25"/>
+            <wp:cNvGraphicFramePr>
+              <a:graphicFrameLocks xmlns:a="http://schemas.openxmlformats.org/drawingml/2006/main" noChangeAspect="1"/>
+            </wp:cNvGraphicFramePr>
+            <a:graphic xmlns:a="http://schemas.openxmlformats.org/drawingml/2006/main">
+              <a:graphicData uri="http://schemas.openxmlformats.org/drawingml/2006/picture">
+                <pic:pic xmlns:pic="http://schemas.openxmlformats.org/drawingml/2006/picture">
+                  <pic:nvPicPr>
+                    <pic:cNvPr id="2032051023" name="Picture 2032051023"/>
+                    <pic:cNvPicPr/>
+                  </pic:nvPicPr>
+                  <pic:blipFill>
+                    <a:blip r:embed="rId15" cstate="print">
+                      <a:extLst>
+                        <a:ext uri="{28A0092B-C50C-407E-A947-70E740481C1C}">
+                          <a14:useLocalDpi xmlns:a14="http://schemas.microsoft.com/office/drawing/2010/main" val="0"/>
+                        </a:ext>
+                      </a:extLst>
+                    </a:blip>
+                    <a:stretch>
+                      <a:fillRect/>
+                    </a:stretch>
+                  </pic:blipFill>
+                  <pic:spPr>
+                    <a:xfrm>
+                      <a:off x="0" y="0"/>
+                      <a:ext cx="3864610" cy="2444115"/>
+                    </a:xfrm>
+                    <a:prstGeom prst="rect">
+                      <a:avLst/>
+                    </a:prstGeom>
+                  </pic:spPr>
+                </pic:pic>
+              </a:graphicData>
+            </a:graphic>
+            <wp14:sizeRelH relativeFrom="margin">
+              <wp14:pctWidth>0</wp14:pctWidth>
+            </wp14:sizeRelH>
+            <wp14:sizeRelV relativeFrom="margin">
+              <wp14:pctHeight>0</wp14:pctHeight>
+            </wp14:sizeRelV>
+          </wp:anchor>
+        </w:drawing>
+      </w:r>
+      <w:r>
+        <w:rPr>
+          <w:rFonts w:ascii="Times New Roman" w:hAnsi="Times New Roman" w:cs="Times New Roman"/>
+          <w:noProof/>
+          <w:lang w:val="en-GB"/>
+          <w14:ligatures w14:val="standardContextual"/>
+        </w:rPr>
+        <w:drawing>
+          <wp:anchor distT="0" distB="0" distL="114300" distR="114300" simplePos="0" relativeHeight="251674624" behindDoc="0" locked="0" layoutInCell="1" allowOverlap="1" wp14:anchorId="377BED53" wp14:editId="61F07BCB">
+            <wp:simplePos x="0" y="0"/>
+            <wp:positionH relativeFrom="margin">
+              <wp:align>center</wp:align>
+            </wp:positionH>
+            <wp:positionV relativeFrom="paragraph">
+              <wp:posOffset>0</wp:posOffset>
+            </wp:positionV>
+            <wp:extent cx="3540125" cy="2381885"/>
+            <wp:effectExtent l="0" t="0" r="3175" b="0"/>
+            <wp:wrapThrough wrapText="bothSides">
+              <wp:wrapPolygon edited="0">
+                <wp:start x="0" y="0"/>
+                <wp:lineTo x="0" y="21421"/>
+                <wp:lineTo x="21503" y="21421"/>
+                <wp:lineTo x="21503" y="0"/>
+                <wp:lineTo x="0" y="0"/>
+              </wp:wrapPolygon>
+            </wp:wrapThrough>
+            <wp:docPr id="192442791" name="Picture 24"/>
+            <wp:cNvGraphicFramePr>
+              <a:graphicFrameLocks xmlns:a="http://schemas.openxmlformats.org/drawingml/2006/main" noChangeAspect="1"/>
+            </wp:cNvGraphicFramePr>
+            <a:graphic xmlns:a="http://schemas.openxmlformats.org/drawingml/2006/main">
+              <a:graphicData uri="http://schemas.openxmlformats.org/drawingml/2006/picture">
+                <pic:pic xmlns:pic="http://schemas.openxmlformats.org/drawingml/2006/picture">
+                  <pic:nvPicPr>
+                    <pic:cNvPr id="192442791" name="Picture 192442791"/>
+                    <pic:cNvPicPr/>
+                  </pic:nvPicPr>
+                  <pic:blipFill>
+                    <a:blip r:embed="rId16" cstate="print">
+                      <a:extLst>
+                        <a:ext uri="{28A0092B-C50C-407E-A947-70E740481C1C}">
+                          <a14:useLocalDpi xmlns:a14="http://schemas.microsoft.com/office/drawing/2010/main" val="0"/>
+                        </a:ext>
+                      </a:extLst>
+                    </a:blip>
+                    <a:stretch>
+                      <a:fillRect/>
+                    </a:stretch>
+                  </pic:blipFill>
+                  <pic:spPr>
+                    <a:xfrm>
+                      <a:off x="0" y="0"/>
+                      <a:ext cx="3540125" cy="2381885"/>
+                    </a:xfrm>
+                    <a:prstGeom prst="rect">
+                      <a:avLst/>
+                    </a:prstGeom>
+                  </pic:spPr>
+                </pic:pic>
+              </a:graphicData>
+            </a:graphic>
+          </wp:anchor>
+        </w:drawing>
+      </w:r>
+    </w:p>
+    <w:p>
+      <w:pPr>
+        <w:rPr>
+          <w:rFonts w:ascii="Times New Roman" w:hAnsi="Times New Roman" w:cs="Times New Roman"/>
+          <w:lang w:val="en-GB"/>
+        </w:rPr>
+      </w:pPr>
+      <w:r>
+        <w:rPr>
+          <w:rFonts w:ascii="Times New Roman" w:hAnsi="Times New Roman" w:cs="Times New Roman"/>
+          <w:noProof/>
+          <w:lang w:val="en-GB"/>
+        </w:rPr>
+        <mc:AlternateContent>
+          <mc:Choice Requires="wps">
+            <w:drawing>
+              <wp:anchor distT="45720" distB="45720" distL="114300" distR="114300" simplePos="0" relativeHeight="251676672" behindDoc="0" locked="0" layoutInCell="1" allowOverlap="1" wp14:anchorId="2357586C" wp14:editId="26C59217">
+                <wp:simplePos x="0" y="0"/>
+                <wp:positionH relativeFrom="margin">
+                  <wp:posOffset>1178662</wp:posOffset>
+                </wp:positionH>
+                <wp:positionV relativeFrom="paragraph">
+                  <wp:posOffset>10987</wp:posOffset>
+                </wp:positionV>
+                <wp:extent cx="464820" cy="288290"/>
+                <wp:effectExtent l="0" t="0" r="11430" b="16510"/>
+                <wp:wrapSquare wrapText="bothSides"/>
+                <wp:docPr id="615189149" name="Text Box 2"/>
+                <wp:cNvGraphicFramePr>
+                  <a:graphicFrameLocks xmlns:a="http://schemas.openxmlformats.org/drawingml/2006/main"/>
+                </wp:cNvGraphicFramePr>
+                <a:graphic xmlns:a="http://schemas.openxmlformats.org/drawingml/2006/main">
+                  <a:graphicData uri="http://schemas.microsoft.com/office/word/2010/wordprocessingShape">
+                    <wps:wsp>
+                      <wps:cNvSpPr txBox="1">
+                        <a:spLocks noChangeArrowheads="1"/>
+                      </wps:cNvSpPr>
+                      <wps:spPr bwMode="auto">
+                        <a:xfrm>
+                          <a:off x="0" y="0"/>
+                          <a:ext cx="464820" cy="288290"/>
+                        </a:xfrm>
+                        <a:prstGeom prst="rect">
+                          <a:avLst/>
+                        </a:prstGeom>
+                        <a:solidFill>
+                          <a:srgbClr val="FFFFFF"/>
+                        </a:solidFill>
+                        <a:ln w="9525">
+                          <a:solidFill>
+                            <a:srgbClr val="000000"/>
+                          </a:solidFill>
+                          <a:miter lim="800000"/>
+                          <a:headEnd/>
+                          <a:tailEnd/>
+                        </a:ln>
+                      </wps:spPr>
+                      <wps:txbx>
+                        <w:txbxContent>
+                          <w:p>
+                            <w:pPr>
+                              <w:tabs>
+                                <w:tab w:val="left" w:pos="2869"/>
+                              </w:tabs>
+                              <w:rPr>
+                                <w:rFonts w:ascii="Times New Roman" w:hAnsi="Times New Roman" w:cs="Times New Roman"/>
+                                <w:i/>
+                                <w:color w:val="000000" w:themeColor="text1"/>
+                                <w:lang w:val="en-GB"/>
+                              </w:rPr>
+                            </w:pPr>
+                            <w:r>
+                              <w:rPr>
+                                <w:rFonts w:ascii="Times New Roman" w:hAnsi="Times New Roman" w:cs="Times New Roman"/>
+                                <w:i/>
+                                <w:color w:val="000000" w:themeColor="text1"/>
+                                <w:lang w:val="en-GB"/>
+                              </w:rPr>
+                              <w:t xml:space="preserve">Aim </w:t>
+                            </w:r>
+                          </w:p>
+                          <w:p/>
+                        </w:txbxContent>
+                      </wps:txbx>
+                      <wps:bodyPr rot="0" vert="horz" wrap="square" lIns="91440" tIns="45720" rIns="91440" bIns="45720" anchor="t" anchorCtr="0">
+                        <a:noAutofit/>
+                      </wps:bodyPr>
+                    </wps:wsp>
+                  </a:graphicData>
+                </a:graphic>
+                <wp14:sizeRelH relativeFrom="margin">
+                  <wp14:pctWidth>0</wp14:pctWidth>
+                </wp14:sizeRelH>
+                <wp14:sizeRelV relativeFrom="margin">
+                  <wp14:pctHeight>0</wp14:pctHeight>
+                </wp14:sizeRelV>
+              </wp:anchor>
+            </w:drawing>
+          </mc:Choice>
+          <mc:Fallback>
+            <w:pict>
+              <v:shape w14:anchorId="2357586C" id="_x0000_s1033" type="#_x0000_t202" style="position:absolute;margin-left:92.8pt;margin-top:.85pt;width:36.6pt;height:22.7pt;z-index:251676672;visibility:visible;mso-wrap-style:square;mso-width-percent:0;mso-height-percent:0;mso-wrap-distance-left:9pt;mso-wrap-distance-top:3.6pt;mso-wrap-distance-right:9pt;mso-wrap-distance-bottom:3.6pt;mso-position-horizontal:absolute;mso-position-horizontal-relative:margin;mso-position-vertical:absolute;mso-position-vertical-relative:text;mso-width-percent:0;mso-height-percent:0;mso-width-relative:margin;mso-height-relative:margin;v-text-anchor:top" o:gfxdata="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">
+                <v:textbox>
+                  <w:txbxContent>
+                    <w:p>
+                      <w:pPr>
+                        <w:tabs>
+                          <w:tab w:val="left" w:pos="2869"/>
+                        </w:tabs>
+                        <w:rPr>
+                          <w:rFonts w:ascii="Times New Roman" w:hAnsi="Times New Roman" w:cs="Times New Roman"/>
+                          <w:i/>
+                          <w:color w:val="000000" w:themeColor="text1"/>
+                          <w:lang w:val="en-GB"/>
+                        </w:rPr>
+                      </w:pPr>
+                      <w:r>
+                        <w:rPr>
+                          <w:rFonts w:ascii="Times New Roman" w:hAnsi="Times New Roman" w:cs="Times New Roman"/>
+                          <w:i/>
+                          <w:color w:val="000000" w:themeColor="text1"/>
+                          <w:lang w:val="en-GB"/>
+                        </w:rPr>
+                        <w:t xml:space="preserve">Aim </w:t>
+                      </w:r>
+                    </w:p>
+                    <w:p/>
+                  </w:txbxContent>
+                </v:textbox>
+                <w10:wrap type="square" anchorx="margin"/>
+              </v:shape>
+            </w:pict>
+          </mc:Fallback>
+        </mc:AlternateContent>
+      </w:r>
+      <w:r>
+        <w:rPr>
+          <w:rFonts w:ascii="Times New Roman" w:hAnsi="Times New Roman" w:cs="Times New Roman"/>
+          <w:noProof/>
+          <w:lang w:val="en-GB"/>
+        </w:rPr>
+        <mc:AlternateContent>
+          <mc:Choice Requires="wps">
+            <w:drawing>
+              <wp:anchor distT="45720" distB="45720" distL="114300" distR="114300" simplePos="0" relativeHeight="251679744" behindDoc="0" locked="0" layoutInCell="1" allowOverlap="1" wp14:anchorId="10D6D204" wp14:editId="48C33E06">
+                <wp:simplePos x="0" y="0"/>
+                <wp:positionH relativeFrom="margin">
+                  <wp:posOffset>2299970</wp:posOffset>
+                </wp:positionH>
+                <wp:positionV relativeFrom="paragraph">
+                  <wp:posOffset>4567491</wp:posOffset>
+                </wp:positionV>
+                <wp:extent cx="783590" cy="272415"/>
+                <wp:effectExtent l="0" t="0" r="16510" b="13335"/>
+                <wp:wrapNone/>
+                <wp:docPr id="2083147825" name="Text Box 2"/>
+                <wp:cNvGraphicFramePr>
+                  <a:graphicFrameLocks xmlns:a="http://schemas.openxmlformats.org/drawingml/2006/main"/>
+                </wp:cNvGraphicFramePr>
+                <a:graphic xmlns:a="http://schemas.openxmlformats.org/drawingml/2006/main">
+                  <a:graphicData uri="http://schemas.microsoft.com/office/word/2010/wordprocessingShape">
+                    <wps:wsp>
+                      <wps:cNvSpPr txBox="1">
+                        <a:spLocks noChangeArrowheads="1"/>
+                      </wps:cNvSpPr>
+                      <wps:spPr bwMode="auto">
+                        <a:xfrm>
+                          <a:off x="0" y="0"/>
+                          <a:ext cx="783590" cy="272415"/>
+                        </a:xfrm>
+                        <a:prstGeom prst="rect">
+                          <a:avLst/>
+                        </a:prstGeom>
+                        <a:solidFill>
+                          <a:srgbClr val="FFFFFF"/>
+                        </a:solidFill>
+                        <a:ln w="9525">
+                          <a:solidFill>
+                            <a:srgbClr val="000000"/>
+                          </a:solidFill>
+                          <a:miter lim="800000"/>
+                          <a:headEnd/>
+                          <a:tailEnd/>
+                        </a:ln>
+                      </wps:spPr>
+                      <wps:txbx>
+                        <w:txbxContent>
+                          <w:p>
+                            <w:pPr>
+                              <w:rPr>
+                                <w:i/>
+                              </w:rPr>
+                            </w:pPr>
+                            <w:r>
+                              <w:rPr>
+                                <w:rFonts w:ascii="Times New Roman" w:hAnsi="Times New Roman" w:cs="Times New Roman"/>
+                                <w:i/>
+                                <w:color w:val="000000" w:themeColor="text1"/>
+                                <w:lang w:val="en-GB"/>
+                              </w:rPr>
+                              <w:t>Objectives</w:t>
+                            </w:r>
+                          </w:p>
+                        </w:txbxContent>
+                      </wps:txbx>
+                      <wps:bodyPr rot="0" vert="horz" wrap="square" lIns="91440" tIns="45720" rIns="91440" bIns="45720" anchor="t" anchorCtr="0">
+                        <a:noAutofit/>
+                      </wps:bodyPr>
+                    </wps:wsp>
+                  </a:graphicData>
+                </a:graphic>
+                <wp14:sizeRelH relativeFrom="margin">
+                  <wp14:pctWidth>0</wp14:pctWidth>
+                </wp14:sizeRelH>
+                <wp14:sizeRelV relativeFrom="margin">
+                  <wp14:pctHeight>0</wp14:pctHeight>
+                </wp14:sizeRelV>
+              </wp:anchor>
+            </w:drawing>
+          </mc:Choice>
+          <mc:Fallback>
+            <w:pict>
+              <v:shape w14:anchorId="10D6D204" id="_x0000_s1034" type="#_x0000_t202" style="position:absolute;margin-left:181.1pt;margin-top:359.65pt;width:61.7pt;height:21.45pt;z-index:251679744;visibility:visible;mso-wrap-style:square;mso-width-percent:0;mso-height-percent:0;mso-wrap-distance-left:9pt;mso-wrap-distance-top:3.6pt;mso-wrap-distance-right:9pt;mso-wrap-distance-bottom:3.6pt;mso-position-horizontal:absolute;mso-position-horizontal-relative:margin;mso-position-vertical:absolute;mso-position-vertical-relative:text;mso-width-percent:0;mso-height-percent:0;mso-width-relative:margin;mso-height-relative:margin;v-text-anchor:top" o:gfxdata="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">
+                <v:textbox>
+                  <w:txbxContent>
+                    <w:p>
+                      <w:pPr>
+                        <w:rPr>
+                          <w:i/>
+                        </w:rPr>
+                      </w:pPr>
+                      <w:r>
+                        <w:rPr>
+                          <w:rFonts w:ascii="Times New Roman" w:hAnsi="Times New Roman" w:cs="Times New Roman"/>
+                          <w:i/>
+                          <w:color w:val="000000" w:themeColor="text1"/>
+                          <w:lang w:val="en-GB"/>
+                        </w:rPr>
+                        <w:t>Objectives</w:t>
+                      </w:r>
+                    </w:p>
+                  </w:txbxContent>
+                </v:textbox>
+                <w10:wrap anchorx="margin"/>
+              </v:shape>
+            </w:pict>
+          </mc:Fallback>
+        </mc:AlternateContent>
+      </w:r>
+      <w:r>
+        <w:rPr>
+          <w:rFonts w:ascii="Times New Roman" w:hAnsi="Times New Roman" w:cs="Times New Roman"/>
+          <w:noProof/>
+          <w:lang w:val="en-GB"/>
+          <w14:ligatures w14:val="standardContextual"/>
+        </w:rPr>
+        <w:drawing>
+          <wp:anchor distT="0" distB="0" distL="114300" distR="114300" simplePos="0" relativeHeight="251680768" behindDoc="1" locked="0" layoutInCell="1" allowOverlap="1" wp14:anchorId="69B2A97A" wp14:editId="738FCBB7">
+            <wp:simplePos x="0" y="0"/>
+            <wp:positionH relativeFrom="margin">
+              <wp:posOffset>770255</wp:posOffset>
+            </wp:positionH>
+            <wp:positionV relativeFrom="paragraph">
+              <wp:posOffset>4771961</wp:posOffset>
+            </wp:positionV>
+            <wp:extent cx="3852545" cy="1981200"/>
+            <wp:effectExtent l="0" t="0" r="0" b="0"/>
+            <wp:wrapNone/>
+            <wp:docPr id="1836909237" name="Picture 27"/>
+            <wp:cNvGraphicFramePr>
+              <a:graphicFrameLocks xmlns:a="http://schemas.openxmlformats.org/drawingml/2006/main" noChangeAspect="1"/>
+            </wp:cNvGraphicFramePr>
+            <a:graphic xmlns:a="http://schemas.openxmlformats.org/drawingml/2006/main">
+              <a:graphicData uri="http://schemas.openxmlformats.org/drawingml/2006/picture">
+                <pic:pic xmlns:pic="http://schemas.openxmlformats.org/drawingml/2006/picture">
+                  <pic:nvPicPr>
+                    <pic:cNvPr id="1836909237" name="Picture 1836909237"/>
+                    <pic:cNvPicPr/>
+                  </pic:nvPicPr>
+                  <pic:blipFill>
+                    <a:blip r:embed="rId17" cstate="print">
+                      <a:extLst>
+                        <a:ext uri="{28A0092B-C50C-407E-A947-70E740481C1C}">
+                          <a14:useLocalDpi xmlns:a14="http://schemas.microsoft.com/office/drawing/2010/main" val="0"/>
+                        </a:ext>
+                      </a:extLst>
+                    </a:blip>
+                    <a:stretch>
+                      <a:fillRect/>
+                    </a:stretch>
+                  </pic:blipFill>
+                  <pic:spPr>
+                    <a:xfrm>
+                      <a:off x="0" y="0"/>
+                      <a:ext cx="3852545" cy="1981200"/>
+                    </a:xfrm>
+                    <a:prstGeom prst="rect">
+                      <a:avLst/>
+                    </a:prstGeom>
+                  </pic:spPr>
+                </pic:pic>
+              </a:graphicData>
+            </a:graphic>
+            <wp14:sizeRelH relativeFrom="margin">
+              <wp14:pctWidth>0</wp14:pctWidth>
+            </wp14:sizeRelH>
+            <wp14:sizeRelV relativeFrom="margin">
+              <wp14:pctHeight>0</wp14:pctHeight>
+            </wp14:sizeRelV>
+          </wp:anchor>
+        </w:drawing>
+      </w:r>
+      <w:r>
+        <w:rPr>
+          <w:rFonts w:ascii="Times New Roman" w:hAnsi="Times New Roman" w:cs="Times New Roman"/>
+          <w:lang w:val="en-GB"/>
+        </w:rPr>
+        <w:br w:type="page"/>
+      </w:r>
+    </w:p>
+    <w:p>
+      <w:pPr>
+        <w:rPr>
+          <w:rFonts w:ascii="Times New Roman" w:hAnsi="Times New Roman" w:cs="Times New Roman"/>
+          <w:lang w:val="en-GB"/>
+        </w:rPr>
+      </w:pPr>
+      <w:r>
+        <w:rPr>
+          <w:rFonts w:ascii="Times New Roman" w:hAnsi="Times New Roman" w:cs="Times New Roman"/>
+          <w:noProof/>
+          <w:lang w:val="en-GB"/>
+          <w14:ligatures w14:val="standardContextual"/>
+        </w:rPr>
+        <w:lastRenderedPageBreak/>
+        <w:drawing>
+          <wp:anchor distT="0" distB="0" distL="114300" distR="114300" simplePos="0" relativeHeight="251683840" behindDoc="0" locked="0" layoutInCell="1" allowOverlap="1" wp14:anchorId="59169BAA" wp14:editId="2C9C6CFE">
+            <wp:simplePos x="0" y="0"/>
+            <wp:positionH relativeFrom="margin">
+              <wp:align>center</wp:align>
+            </wp:positionH>
+            <wp:positionV relativeFrom="paragraph">
+              <wp:posOffset>545</wp:posOffset>
+            </wp:positionV>
+            <wp:extent cx="3802696" cy="3140891"/>
+            <wp:effectExtent l="0" t="0" r="7620" b="2540"/>
+            <wp:wrapThrough wrapText="bothSides">
+              <wp:wrapPolygon edited="0">
+                <wp:start x="0" y="0"/>
+                <wp:lineTo x="0" y="21486"/>
+                <wp:lineTo x="21535" y="21486"/>
+                <wp:lineTo x="21535" y="0"/>
+                <wp:lineTo x="0" y="0"/>
+              </wp:wrapPolygon>
+            </wp:wrapThrough>
+            <wp:docPr id="2083462071" name="Picture 28"/>
+            <wp:cNvGraphicFramePr>
+              <a:graphicFrameLocks xmlns:a="http://schemas.openxmlformats.org/drawingml/2006/main" noChangeAspect="1"/>
+            </wp:cNvGraphicFramePr>
+            <a:graphic xmlns:a="http://schemas.openxmlformats.org/drawingml/2006/main">
+              <a:graphicData uri="http://schemas.openxmlformats.org/drawingml/2006/picture">
+                <pic:pic xmlns:pic="http://schemas.openxmlformats.org/drawingml/2006/picture">
+                  <pic:nvPicPr>
+                    <pic:cNvPr id="2083462071" name="Picture 2083462071"/>
+                    <pic:cNvPicPr/>
+                  </pic:nvPicPr>
+                  <pic:blipFill>
+                    <a:blip r:embed="rId18" cstate="print">
+                      <a:extLst>
+                        <a:ext uri="{28A0092B-C50C-407E-A947-70E740481C1C}">
+                          <a14:useLocalDpi xmlns:a14="http://schemas.microsoft.com/office/drawing/2010/main" val="0"/>
+                        </a:ext>
+                      </a:extLst>
+                    </a:blip>
+                    <a:stretch>
+                      <a:fillRect/>
+                    </a:stretch>
+                  </pic:blipFill>
+                  <pic:spPr>
+                    <a:xfrm>
+                      <a:off x="0" y="0"/>
+                      <a:ext cx="3802696" cy="3140891"/>
+                    </a:xfrm>
+                    <a:prstGeom prst="rect">
+                      <a:avLst/>
+                    </a:prstGeom>
+                  </pic:spPr>
+                </pic:pic>
+              </a:graphicData>
+            </a:graphic>
+          </wp:anchor>
+        </w:drawing>
+      </w:r>
+    </w:p>
+    <w:p>
+      <w:pPr>
+        <w:rPr>
+          <w:rFonts w:ascii="Times New Roman" w:hAnsi="Times New Roman" w:cs="Times New Roman"/>
+          <w:lang w:val="en-GB"/>
+        </w:rPr>
+      </w:pPr>
+      <w:r>
+        <w:rPr>
+          <w:rFonts w:ascii="Times New Roman" w:hAnsi="Times New Roman" w:cs="Times New Roman"/>
+          <w:noProof/>
+          <w:lang w:val="en-GB"/>
+        </w:rPr>
+        <mc:AlternateContent>
+          <mc:Choice Requires="wps">
+            <w:drawing>
+              <wp:anchor distT="45720" distB="45720" distL="114300" distR="114300" simplePos="0" relativeHeight="251685888" behindDoc="0" locked="0" layoutInCell="1" allowOverlap="1" wp14:anchorId="213EF240" wp14:editId="0C0C8530">
+                <wp:simplePos x="0" y="0"/>
+                <wp:positionH relativeFrom="margin">
+                  <wp:posOffset>986865</wp:posOffset>
+                </wp:positionH>
+                <wp:positionV relativeFrom="paragraph">
+                  <wp:posOffset>8191</wp:posOffset>
+                </wp:positionV>
+                <wp:extent cx="768350" cy="468630"/>
+                <wp:effectExtent l="0" t="0" r="12700" b="26670"/>
+                <wp:wrapSquare wrapText="bothSides"/>
+                <wp:docPr id="2125178370" name="Text Box 2"/>
+                <wp:cNvGraphicFramePr>
+                  <a:graphicFrameLocks xmlns:a="http://schemas.openxmlformats.org/drawingml/2006/main"/>
+                </wp:cNvGraphicFramePr>
+                <a:graphic xmlns:a="http://schemas.openxmlformats.org/drawingml/2006/main">
+                  <a:graphicData uri="http://schemas.microsoft.com/office/word/2010/wordprocessingShape">
+                    <wps:wsp>
+                      <wps:cNvSpPr txBox="1">
+                        <a:spLocks noChangeArrowheads="1"/>
+                      </wps:cNvSpPr>
+                      <wps:spPr bwMode="auto">
+                        <a:xfrm>
+                          <a:off x="0" y="0"/>
+                          <a:ext cx="768350" cy="468630"/>
+                        </a:xfrm>
+                        <a:prstGeom prst="rect">
+                          <a:avLst/>
+                        </a:prstGeom>
+                        <a:solidFill>
+                          <a:srgbClr val="FFFFFF"/>
+                        </a:solidFill>
+                        <a:ln w="9525">
+                          <a:solidFill>
+                            <a:srgbClr val="000000"/>
+                          </a:solidFill>
+                          <a:miter lim="800000"/>
+                          <a:headEnd/>
+                          <a:tailEnd/>
+                        </a:ln>
+                      </wps:spPr>
+                      <wps:txbx>
+                        <w:txbxContent>
+                          <w:p>
+                            <w:pPr>
+                              <w:tabs>
+                                <w:tab w:val="left" w:pos="2869"/>
+                              </w:tabs>
+                              <w:rPr>
+                                <w:rFonts w:ascii="Times New Roman" w:hAnsi="Times New Roman" w:cs="Times New Roman"/>
+                                <w:i/>
+                                <w:color w:val="000000" w:themeColor="text1"/>
+                                <w:lang w:val="en-GB"/>
+                              </w:rPr>
+                            </w:pPr>
+                            <w:r>
+                              <w:rPr>
+                                <w:rFonts w:ascii="Times New Roman" w:hAnsi="Times New Roman" w:cs="Times New Roman"/>
+                                <w:i/>
+                                <w:color w:val="000000" w:themeColor="text1"/>
+                                <w:lang w:val="en-GB"/>
+                              </w:rPr>
+                              <w:t>Business Objective</w:t>
+                            </w:r>
+                          </w:p>
+                          <w:p>
+                            <w:pPr>
+                              <w:rPr>
+                                <w:i/>
+                              </w:rPr>
+                            </w:pPr>
+                          </w:p>
+                        </w:txbxContent>
+                      </wps:txbx>
+                      <wps:bodyPr rot="0" vert="horz" wrap="square" lIns="91440" tIns="45720" rIns="91440" bIns="45720" anchor="t" anchorCtr="0">
+                        <a:noAutofit/>
+                      </wps:bodyPr>
+                    </wps:wsp>
+                  </a:graphicData>
+                </a:graphic>
+                <wp14:sizeRelH relativeFrom="margin">
+                  <wp14:pctWidth>0</wp14:pctWidth>
+                </wp14:sizeRelH>
+                <wp14:sizeRelV relativeFrom="margin">
+                  <wp14:pctHeight>0</wp14:pctHeight>
+                </wp14:sizeRelV>
+              </wp:anchor>
+            </w:drawing>
+          </mc:Choice>
+          <mc:Fallback>
+            <w:pict>
+              <v:shape w14:anchorId="213EF240" id="_x0000_s1035" type="#_x0000_t202" style="position:absolute;margin-left:77.7pt;margin-top:.65pt;width:60.5pt;height:36.9pt;z-index:251685888;visibility:visible;mso-wrap-style:square;mso-width-percent:0;mso-height-percent:0;mso-wrap-distance-left:9pt;mso-wrap-distance-top:3.6pt;mso-wrap-distance-right:9pt;mso-wrap-distance-bottom:3.6pt;mso-position-horizontal:absolute;mso-position-horizontal-relative:margin;mso-position-vertical:absolute;mso-position-vertical-relative:text;mso-width-percent:0;mso-height-percent:0;mso-width-relative:margin;mso-height-relative:margin;v-text-anchor:top" o:gfxdata="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">
+                <v:textbox>
+                  <w:txbxContent>
+                    <w:p>
+                      <w:pPr>
+                        <w:tabs>
+                          <w:tab w:val="left" w:pos="2869"/>
+                        </w:tabs>
+                        <w:rPr>
+                          <w:rFonts w:ascii="Times New Roman" w:hAnsi="Times New Roman" w:cs="Times New Roman"/>
+                          <w:i/>
+                          <w:color w:val="000000" w:themeColor="text1"/>
+                          <w:lang w:val="en-GB"/>
+                        </w:rPr>
+                      </w:pPr>
+                      <w:r>
+                        <w:rPr>
+                          <w:rFonts w:ascii="Times New Roman" w:hAnsi="Times New Roman" w:cs="Times New Roman"/>
+                          <w:i/>
+                          <w:color w:val="000000" w:themeColor="text1"/>
+                          <w:lang w:val="en-GB"/>
+                        </w:rPr>
+                        <w:t>Business Objective</w:t>
+                      </w:r>
+                    </w:p>
+                    <w:p>
+                      <w:pPr>
+                        <w:rPr>
+                          <w:i/>
+                        </w:rPr>
+                      </w:pPr>
+                    </w:p>
+                  </w:txbxContent>
+                </v:textbox>
+                <w10:wrap type="square" anchorx="margin"/>
+              </v:shape>
+            </w:pict>
+          </mc:Fallback>
+        </mc:AlternateContent>
+      </w:r>
+    </w:p>
+    <w:p>
+      <w:pPr>
+        <w:rPr>
+          <w:rFonts w:ascii="Times New Roman" w:hAnsi="Times New Roman" w:cs="Times New Roman"/>
+          <w:lang w:val="en-GB"/>
+        </w:rPr>
+      </w:pPr>
+      <w:r>
+        <w:rPr>
+          <w:rFonts w:ascii="Times New Roman" w:hAnsi="Times New Roman" w:cs="Times New Roman"/>
+          <w:noProof/>
+          <w:lang w:val="en-GB"/>
+        </w:rPr>
+        <mc:AlternateContent>
+          <mc:Choice Requires="wps">
+            <w:drawing>
+              <wp:anchor distT="45720" distB="45720" distL="114300" distR="114300" simplePos="0" relativeHeight="251688960" behindDoc="0" locked="0" layoutInCell="1" allowOverlap="1" wp14:anchorId="4F18B603" wp14:editId="2890EC13">
+                <wp:simplePos x="0" y="0"/>
+                <wp:positionH relativeFrom="margin">
+                  <wp:posOffset>1072046</wp:posOffset>
+                </wp:positionH>
+                <wp:positionV relativeFrom="paragraph">
+                  <wp:posOffset>3475099</wp:posOffset>
+                </wp:positionV>
+                <wp:extent cx="691515" cy="283845"/>
+                <wp:effectExtent l="0" t="0" r="13335" b="20955"/>
+                <wp:wrapSquare wrapText="bothSides"/>
+                <wp:docPr id="2018152195" name="Text Box 2"/>
+                <wp:cNvGraphicFramePr>
+                  <a:graphicFrameLocks xmlns:a="http://schemas.openxmlformats.org/drawingml/2006/main"/>
+                </wp:cNvGraphicFramePr>
+                <a:graphic xmlns:a="http://schemas.openxmlformats.org/drawingml/2006/main">
+                  <a:graphicData uri="http://schemas.microsoft.com/office/word/2010/wordprocessingShape">
+                    <wps:wsp>
+                      <wps:cNvSpPr txBox="1">
+                        <a:spLocks noChangeArrowheads="1"/>
+                      </wps:cNvSpPr>
+                      <wps:spPr bwMode="auto">
+                        <a:xfrm>
+                          <a:off x="0" y="0"/>
+                          <a:ext cx="691515" cy="283845"/>
+                        </a:xfrm>
+                        <a:prstGeom prst="rect">
+                          <a:avLst/>
+                        </a:prstGeom>
+                        <a:solidFill>
+                          <a:srgbClr val="FFFFFF"/>
+                        </a:solidFill>
+                        <a:ln w="9525">
+                          <a:solidFill>
+                            <a:srgbClr val="000000"/>
+                          </a:solidFill>
+                          <a:miter lim="800000"/>
+                          <a:headEnd/>
+                          <a:tailEnd/>
+                        </a:ln>
+                      </wps:spPr>
+                      <wps:txbx>
+                        <w:txbxContent>
+                          <w:p>
+                            <w:pPr>
+                              <w:rPr>
+                                <w:rFonts w:ascii="Times New Roman" w:hAnsi="Times New Roman" w:cs="Times New Roman"/>
+                                <w:i/>
+                                <w:iCs/>
+                              </w:rPr>
+                            </w:pPr>
+                            <w:r>
+                              <w:rPr>
+                                <w:rFonts w:ascii="Times New Roman" w:hAnsi="Times New Roman" w:cs="Times New Roman"/>
+                                <w:i/>
+                                <w:iCs/>
+                              </w:rPr>
+                              <w:t>Included</w:t>
+                            </w:r>
+                          </w:p>
+                        </w:txbxContent>
+                      </wps:txbx>
+                      <wps:bodyPr rot="0" vert="horz" wrap="square" lIns="91440" tIns="45720" rIns="91440" bIns="45720" anchor="t" anchorCtr="0">
+                        <a:noAutofit/>
+                      </wps:bodyPr>
+                    </wps:wsp>
+                  </a:graphicData>
+                </a:graphic>
+                <wp14:sizeRelH relativeFrom="margin">
+                  <wp14:pctWidth>0</wp14:pctWidth>
+                </wp14:sizeRelH>
+                <wp14:sizeRelV relativeFrom="margin">
+                  <wp14:pctHeight>0</wp14:pctHeight>
+                </wp14:sizeRelV>
+              </wp:anchor>
+            </w:drawing>
+          </mc:Choice>
+          <mc:Fallback>
+            <w:pict>
+              <v:shape w14:anchorId="4F18B603" id="_x0000_s1036" type="#_x0000_t202" style="position:absolute;margin-left:84.4pt;margin-top:273.65pt;width:54.45pt;height:22.35pt;z-index:251688960;visibility:visible;mso-wrap-style:square;mso-width-percent:0;mso-height-percent:0;mso-wrap-distance-left:9pt;mso-wrap-distance-top:3.6pt;mso-wrap-distance-right:9pt;mso-wrap-distance-bottom:3.6pt;mso-position-horizontal:absolute;mso-position-horizontal-relative:margin;mso-position-vertical:absolute;mso-position-vertical-relative:text;mso-width-percent:0;mso-height-percent:0;mso-width-relative:margin;mso-height-relative:margin;v-text-anchor:top" o:gfxdata="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">
+                <v:textbox>
+                  <w:txbxContent>
+                    <w:p>
+                      <w:pPr>
+                        <w:rPr>
+                          <w:rFonts w:ascii="Times New Roman" w:hAnsi="Times New Roman" w:cs="Times New Roman"/>
+                          <w:i/>
+                          <w:iCs/>
+                        </w:rPr>
+                      </w:pPr>
+                      <w:r>
+                        <w:rPr>
+                          <w:rFonts w:ascii="Times New Roman" w:hAnsi="Times New Roman" w:cs="Times New Roman"/>
+                          <w:i/>
+                          <w:iCs/>
+                        </w:rPr>
+                        <w:t>Included</w:t>
+                      </w:r>
+                    </w:p>
+                  </w:txbxContent>
+                </v:textbox>
+                <w10:wrap type="square" anchorx="margin"/>
+              </v:shape>
+            </w:pict>
+          </mc:Fallback>
+        </mc:AlternateContent>
+      </w:r>
+      <w:r>
+        <w:rPr>
+          <w:rFonts w:ascii="Times New Roman" w:hAnsi="Times New Roman" w:cs="Times New Roman"/>
+          <w:noProof/>
+          <w:lang w:val="en-GB"/>
+          <w14:ligatures w14:val="standardContextual"/>
+        </w:rPr>
+        <w:drawing>
+          <wp:anchor distT="0" distB="0" distL="114300" distR="114300" simplePos="0" relativeHeight="251686912" behindDoc="0" locked="0" layoutInCell="1" allowOverlap="1" wp14:anchorId="4BDDBE5A" wp14:editId="757B98EC">
+            <wp:simplePos x="0" y="0"/>
+            <wp:positionH relativeFrom="margin">
+              <wp:align>center</wp:align>
+            </wp:positionH>
+            <wp:positionV relativeFrom="paragraph">
+              <wp:posOffset>2692971</wp:posOffset>
+            </wp:positionV>
+            <wp:extent cx="3803015" cy="3808095"/>
+            <wp:effectExtent l="0" t="0" r="6985" b="1905"/>
+            <wp:wrapThrough wrapText="bothSides">
+              <wp:wrapPolygon edited="0">
+                <wp:start x="0" y="0"/>
+                <wp:lineTo x="0" y="21503"/>
+                <wp:lineTo x="21531" y="21503"/>
+                <wp:lineTo x="21531" y="0"/>
+                <wp:lineTo x="0" y="0"/>
+              </wp:wrapPolygon>
+            </wp:wrapThrough>
+            <wp:docPr id="1306232556" name="Picture 29"/>
+            <wp:cNvGraphicFramePr>
+              <a:graphicFrameLocks xmlns:a="http://schemas.openxmlformats.org/drawingml/2006/main" noChangeAspect="1"/>
+            </wp:cNvGraphicFramePr>
+            <a:graphic xmlns:a="http://schemas.openxmlformats.org/drawingml/2006/main">
+              <a:graphicData uri="http://schemas.openxmlformats.org/drawingml/2006/picture">
+                <pic:pic xmlns:pic="http://schemas.openxmlformats.org/drawingml/2006/picture">
+                  <pic:nvPicPr>
+                    <pic:cNvPr id="1306232556" name="Picture 1306232556"/>
+                    <pic:cNvPicPr/>
+                  </pic:nvPicPr>
+                  <pic:blipFill>
+                    <a:blip r:embed="rId19">
+                      <a:extLst>
+                        <a:ext uri="{28A0092B-C50C-407E-A947-70E740481C1C}">
+                          <a14:useLocalDpi xmlns:a14="http://schemas.microsoft.com/office/drawing/2010/main" val="0"/>
+                        </a:ext>
+                      </a:extLst>
+                    </a:blip>
+                    <a:stretch>
+                      <a:fillRect/>
+                    </a:stretch>
+                  </pic:blipFill>
+                  <pic:spPr>
+                    <a:xfrm>
+                      <a:off x="0" y="0"/>
+                      <a:ext cx="3803015" cy="3808095"/>
+                    </a:xfrm>
+                    <a:prstGeom prst="rect">
+                      <a:avLst/>
+                    </a:prstGeom>
+                  </pic:spPr>
+                </pic:pic>
+              </a:graphicData>
+            </a:graphic>
+            <wp14:sizeRelH relativeFrom="margin">
+              <wp14:pctWidth>0</wp14:pctWidth>
+            </wp14:sizeRelH>
+            <wp14:sizeRelV relativeFrom="margin">
+              <wp14:pctHeight>0</wp14:pctHeight>
+            </wp14:sizeRelV>
+          </wp:anchor>
+        </w:drawing>
+      </w:r>
+      <w:r>
+        <w:rPr>
+          <w:rFonts w:ascii="Times New Roman" w:hAnsi="Times New Roman" w:cs="Times New Roman"/>
+          <w:lang w:val="en-GB"/>
+        </w:rPr>
+        <w:br w:type="page"/>
+      </w:r>
+    </w:p>
+    <w:p>
+      <w:pPr>
+        <w:rPr>
+          <w:rFonts w:ascii="Times New Roman" w:hAnsi="Times New Roman" w:cs="Times New Roman"/>
+          <w:lang w:val="en-GB"/>
+        </w:rPr>
+      </w:pPr>
+      <w:r>
+        <w:rPr>
+          <w:rFonts w:ascii="Times New Roman" w:hAnsi="Times New Roman" w:cs="Times New Roman"/>
+          <w:noProof/>
+          <w:lang w:val="en-GB"/>
+          <w14:ligatures w14:val="standardContextual"/>
+        </w:rPr>
+        <w:lastRenderedPageBreak/>
+        <w:drawing>
+          <wp:anchor distT="0" distB="0" distL="114300" distR="114300" simplePos="0" relativeHeight="251689984" behindDoc="0" locked="0" layoutInCell="1" allowOverlap="1" wp14:anchorId="5F9BE2E5" wp14:editId="20F0C6F2">
+            <wp:simplePos x="0" y="0"/>
+            <wp:positionH relativeFrom="margin">
+              <wp:align>center</wp:align>
+            </wp:positionH>
+            <wp:positionV relativeFrom="paragraph">
+              <wp:posOffset>0</wp:posOffset>
+            </wp:positionV>
+            <wp:extent cx="3639185" cy="3256280"/>
+            <wp:effectExtent l="0" t="0" r="0" b="1270"/>
+            <wp:wrapThrough wrapText="bothSides">
+              <wp:wrapPolygon edited="0">
+                <wp:start x="0" y="0"/>
+                <wp:lineTo x="0" y="21482"/>
+                <wp:lineTo x="21483" y="21482"/>
+                <wp:lineTo x="21483" y="0"/>
+                <wp:lineTo x="0" y="0"/>
+              </wp:wrapPolygon>
+            </wp:wrapThrough>
+            <wp:docPr id="267551843" name="Picture 30"/>
+            <wp:cNvGraphicFramePr>
+              <a:graphicFrameLocks xmlns:a="http://schemas.openxmlformats.org/drawingml/2006/main" noChangeAspect="1"/>
+            </wp:cNvGraphicFramePr>
+            <a:graphic xmlns:a="http://schemas.openxmlformats.org/drawingml/2006/main">
+              <a:graphicData uri="http://schemas.openxmlformats.org/drawingml/2006/picture">
+                <pic:pic xmlns:pic="http://schemas.openxmlformats.org/drawingml/2006/picture">
+                  <pic:nvPicPr>
+                    <pic:cNvPr id="267551843" name="Picture 267551843"/>
+                    <pic:cNvPicPr/>
+                  </pic:nvPicPr>
+                  <pic:blipFill>
+                    <a:blip r:embed="rId20">
+                      <a:extLst>
+                        <a:ext uri="{28A0092B-C50C-407E-A947-70E740481C1C}">
+                          <a14:useLocalDpi xmlns:a14="http://schemas.microsoft.com/office/drawing/2010/main" val="0"/>
+                        </a:ext>
+                      </a:extLst>
+                    </a:blip>
+                    <a:stretch>
+                      <a:fillRect/>
+                    </a:stretch>
+                  </pic:blipFill>
+                  <pic:spPr>
+                    <a:xfrm>
+                      <a:off x="0" y="0"/>
+                      <a:ext cx="3639185" cy="3256280"/>
+                    </a:xfrm>
+                    <a:prstGeom prst="rect">
+                      <a:avLst/>
+                    </a:prstGeom>
+                  </pic:spPr>
+                </pic:pic>
+              </a:graphicData>
+            </a:graphic>
+            <wp14:sizeRelH relativeFrom="margin">
+              <wp14:pctWidth>0</wp14:pctWidth>
+            </wp14:sizeRelH>
+            <wp14:sizeRelV relativeFrom="margin">
+              <wp14:pctHeight>0</wp14:pctHeight>
+            </wp14:sizeRelV>
+          </wp:anchor>
+        </w:drawing>
+      </w:r>
+    </w:p>
+    <w:p>
+      <w:pPr>
+        <w:rPr>
+          <w:rFonts w:ascii="Times New Roman" w:hAnsi="Times New Roman" w:cs="Times New Roman"/>
+          <w:lang w:val="en-GB"/>
+        </w:rPr>
+      </w:pPr>
+      <w:r>
+        <w:rPr>
+          <w:rFonts w:ascii="Times New Roman" w:hAnsi="Times New Roman" w:cs="Times New Roman"/>
+          <w:noProof/>
+          <w:lang w:val="en-GB"/>
+        </w:rPr>
+        <mc:AlternateContent>
+          <mc:Choice Requires="wps">
+            <w:drawing>
+              <wp:anchor distT="45720" distB="45720" distL="114300" distR="114300" simplePos="0" relativeHeight="251695104" behindDoc="0" locked="0" layoutInCell="1" allowOverlap="1" wp14:anchorId="3C56D5D5" wp14:editId="7C04D5F8">
+                <wp:simplePos x="0" y="0"/>
+                <wp:positionH relativeFrom="column">
+                  <wp:posOffset>969581</wp:posOffset>
+                </wp:positionH>
+                <wp:positionV relativeFrom="paragraph">
+                  <wp:posOffset>4003040</wp:posOffset>
+                </wp:positionV>
+                <wp:extent cx="952500" cy="299085"/>
+                <wp:effectExtent l="0" t="0" r="19050" b="24765"/>
+                <wp:wrapSquare wrapText="bothSides"/>
+                <wp:docPr id="1788803676" name="Text Box 2"/>
+                <wp:cNvGraphicFramePr>
+                  <a:graphicFrameLocks xmlns:a="http://schemas.openxmlformats.org/drawingml/2006/main"/>
+                </wp:cNvGraphicFramePr>
+                <a:graphic xmlns:a="http://schemas.openxmlformats.org/drawingml/2006/main">
+                  <a:graphicData uri="http://schemas.microsoft.com/office/word/2010/wordprocessingShape">
+                    <wps:wsp>
+                      <wps:cNvSpPr txBox="1">
+                        <a:spLocks noChangeArrowheads="1"/>
+                      </wps:cNvSpPr>
+                      <wps:spPr bwMode="auto">
+                        <a:xfrm>
+                          <a:off x="0" y="0"/>
+                          <a:ext cx="952500" cy="299085"/>
+                        </a:xfrm>
+                        <a:prstGeom prst="rect">
+                          <a:avLst/>
+                        </a:prstGeom>
+                        <a:solidFill>
+                          <a:srgbClr val="FFFFFF"/>
+                        </a:solidFill>
+                        <a:ln w="9525">
+                          <a:solidFill>
+                            <a:srgbClr val="000000"/>
+                          </a:solidFill>
+                          <a:miter lim="800000"/>
+                          <a:headEnd/>
+                          <a:tailEnd/>
+                        </a:ln>
+                      </wps:spPr>
+                      <wps:txbx>
+                        <w:txbxContent>
+                          <w:p>
+                            <w:pPr>
+                              <w:spacing w:before="100" w:beforeAutospacing="1" w:after="100" w:afterAutospacing="1" w:line="240" w:lineRule="auto"/>
+                              <w:rPr>
+                                <w:rFonts w:ascii="Times New Roman" w:eastAsia="Times New Roman" w:hAnsi="Times New Roman" w:cs="Times New Roman"/>
+                                <w:i/>
+                                <w:iCs/>
+                                <w:lang w:val="en-GB" w:eastAsia="en-GB"/>
+                              </w:rPr>
+                            </w:pPr>
+                            <w:r>
+                              <w:rPr>
+                                <w:rFonts w:ascii="Times New Roman" w:eastAsia="Times New Roman" w:hAnsi="Times New Roman" w:cs="Times New Roman"/>
+                                <w:i/>
+                                <w:iCs/>
+                                <w:lang w:val="en-GB" w:eastAsia="en-GB"/>
+                              </w:rPr>
+                              <w:t>Methodology</w:t>
+                            </w:r>
+                          </w:p>
+                          <w:p/>
+                        </w:txbxContent>
+                      </wps:txbx>
+                      <wps:bodyPr rot="0" vert="horz" wrap="square" lIns="91440" tIns="45720" rIns="91440" bIns="45720" anchor="t" anchorCtr="0">
+                        <a:noAutofit/>
+                      </wps:bodyPr>
+                    </wps:wsp>
+                  </a:graphicData>
+                </a:graphic>
+                <wp14:sizeRelH relativeFrom="margin">
+                  <wp14:pctWidth>0</wp14:pctWidth>
+                </wp14:sizeRelH>
+                <wp14:sizeRelV relativeFrom="margin">
+                  <wp14:pctHeight>0</wp14:pctHeight>
+                </wp14:sizeRelV>
+              </wp:anchor>
+            </w:drawing>
+          </mc:Choice>
+          <mc:Fallback>
+            <w:pict>
+              <v:shape w14:anchorId="3C56D5D5" id="_x0000_s1037" type="#_x0000_t202" style="position:absolute;margin-left:76.35pt;margin-top:315.2pt;width:75pt;height:23.55pt;z-index:251695104;visibility:visible;mso-wrap-style:square;mso-width-percent:0;mso-height-percent:0;mso-wrap-distance-left:9pt;mso-wrap-distance-top:3.6pt;mso-wrap-distance-right:9pt;mso-wrap-distance-bottom:3.6pt;mso-position-horizontal:absolute;mso-position-horizontal-relative:text;mso-position-vertical:absolute;mso-position-vertical-relative:text;mso-width-percent:0;mso-height-percent:0;mso-width-relative:margin;mso-height-relative:margin;v-text-anchor:top" o:gfxdata="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">
+                <v:textbox>
+                  <w:txbxContent>
+                    <w:p>
+                      <w:pPr>
+                        <w:spacing w:before="100" w:beforeAutospacing="1" w:after="100" w:afterAutospacing="1" w:line="240" w:lineRule="auto"/>
+                        <w:rPr>
+                          <w:rFonts w:ascii="Times New Roman" w:eastAsia="Times New Roman" w:hAnsi="Times New Roman" w:cs="Times New Roman"/>
+                          <w:i/>
+                          <w:iCs/>
+                          <w:lang w:val="en-GB" w:eastAsia="en-GB"/>
+                        </w:rPr>
+                      </w:pPr>
+                      <w:r>
+                        <w:rPr>
+                          <w:rFonts w:ascii="Times New Roman" w:eastAsia="Times New Roman" w:hAnsi="Times New Roman" w:cs="Times New Roman"/>
+                          <w:i/>
+                          <w:iCs/>
+                          <w:lang w:val="en-GB" w:eastAsia="en-GB"/>
+                        </w:rPr>
+                        <w:t>Methodology</w:t>
+                      </w:r>
+                    </w:p>
+                    <w:p/>
+                  </w:txbxContent>
+                </v:textbox>
+                <w10:wrap type="square"/>
+              </v:shape>
+            </w:pict>
+          </mc:Fallback>
+        </mc:AlternateContent>
+      </w:r>
+      <w:r>
+        <w:rPr>
+          <w:rFonts w:ascii="Times New Roman" w:hAnsi="Times New Roman" w:cs="Times New Roman"/>
+          <w:noProof/>
+          <w:lang w:val="en-GB"/>
+          <w14:ligatures w14:val="standardContextual"/>
+        </w:rPr>
+        <w:drawing>
+          <wp:anchor distT="0" distB="0" distL="114300" distR="114300" simplePos="0" relativeHeight="251693056" behindDoc="0" locked="0" layoutInCell="1" allowOverlap="1" wp14:anchorId="54D67737" wp14:editId="18628269">
+            <wp:simplePos x="0" y="0"/>
+            <wp:positionH relativeFrom="margin">
+              <wp:posOffset>895350</wp:posOffset>
+            </wp:positionH>
+            <wp:positionV relativeFrom="paragraph">
+              <wp:posOffset>3108389</wp:posOffset>
+            </wp:positionV>
+            <wp:extent cx="3608705" cy="3804285"/>
+            <wp:effectExtent l="0" t="0" r="0" b="5715"/>
+            <wp:wrapThrough wrapText="bothSides">
+              <wp:wrapPolygon edited="0">
+                <wp:start x="0" y="0"/>
+                <wp:lineTo x="0" y="21524"/>
+                <wp:lineTo x="21437" y="21524"/>
+                <wp:lineTo x="21437" y="0"/>
+                <wp:lineTo x="0" y="0"/>
+              </wp:wrapPolygon>
+            </wp:wrapThrough>
+            <wp:docPr id="1871714525" name="Picture 31"/>
+            <wp:cNvGraphicFramePr>
+              <a:graphicFrameLocks xmlns:a="http://schemas.openxmlformats.org/drawingml/2006/main" noChangeAspect="1"/>
+            </wp:cNvGraphicFramePr>
+            <a:graphic xmlns:a="http://schemas.openxmlformats.org/drawingml/2006/main">
+              <a:graphicData uri="http://schemas.openxmlformats.org/drawingml/2006/picture">
+                <pic:pic xmlns:pic="http://schemas.openxmlformats.org/drawingml/2006/picture">
+                  <pic:nvPicPr>
+                    <pic:cNvPr id="1871714525" name="Picture 1871714525"/>
+                    <pic:cNvPicPr/>
+                  </pic:nvPicPr>
+                  <pic:blipFill>
+                    <a:blip r:embed="rId21">
+                      <a:extLst>
+                        <a:ext uri="{28A0092B-C50C-407E-A947-70E740481C1C}">
+                          <a14:useLocalDpi xmlns:a14="http://schemas.microsoft.com/office/drawing/2010/main" val="0"/>
+                        </a:ext>
+                      </a:extLst>
+                    </a:blip>
+                    <a:stretch>
+                      <a:fillRect/>
+                    </a:stretch>
+                  </pic:blipFill>
+                  <pic:spPr>
+                    <a:xfrm>
+                      <a:off x="0" y="0"/>
+                      <a:ext cx="3608705" cy="3804285"/>
+                    </a:xfrm>
+                    <a:prstGeom prst="rect">
+                      <a:avLst/>
+                    </a:prstGeom>
+                  </pic:spPr>
+                </pic:pic>
+              </a:graphicData>
+            </a:graphic>
+            <wp14:sizeRelH relativeFrom="margin">
+              <wp14:pctWidth>0</wp14:pctWidth>
+            </wp14:sizeRelH>
+            <wp14:sizeRelV relativeFrom="margin">
+              <wp14:pctHeight>0</wp14:pctHeight>
+            </wp14:sizeRelV>
+          </wp:anchor>
+        </w:drawing>
+      </w:r>
+      <w:r>
+        <w:rPr>
+          <w:rFonts w:ascii="Times New Roman" w:hAnsi="Times New Roman" w:cs="Times New Roman"/>
+          <w:noProof/>
+          <w:lang w:val="en-GB"/>
+        </w:rPr>
+        <mc:AlternateContent>
+          <mc:Choice Requires="wps">
+            <w:drawing>
+              <wp:anchor distT="45720" distB="45720" distL="114300" distR="114300" simplePos="0" relativeHeight="251692032" behindDoc="0" locked="0" layoutInCell="1" allowOverlap="1" wp14:anchorId="58FFC989" wp14:editId="6647F885">
+                <wp:simplePos x="0" y="0"/>
+                <wp:positionH relativeFrom="margin">
+                  <wp:posOffset>1101260</wp:posOffset>
+                </wp:positionH>
+                <wp:positionV relativeFrom="paragraph">
+                  <wp:posOffset>350163</wp:posOffset>
+                </wp:positionV>
+                <wp:extent cx="775970" cy="238125"/>
+                <wp:effectExtent l="0" t="0" r="24130" b="28575"/>
+                <wp:wrapSquare wrapText="bothSides"/>
+                <wp:docPr id="840586990" name="Text Box 2"/>
+                <wp:cNvGraphicFramePr>
+                  <a:graphicFrameLocks xmlns:a="http://schemas.openxmlformats.org/drawingml/2006/main"/>
+                </wp:cNvGraphicFramePr>
+                <a:graphic xmlns:a="http://schemas.openxmlformats.org/drawingml/2006/main">
+                  <a:graphicData uri="http://schemas.microsoft.com/office/word/2010/wordprocessingShape">
+                    <wps:wsp>
+                      <wps:cNvSpPr txBox="1">
+                        <a:spLocks noChangeArrowheads="1"/>
+                      </wps:cNvSpPr>
+                      <wps:spPr bwMode="auto">
+                        <a:xfrm>
+                          <a:off x="0" y="0"/>
+                          <a:ext cx="775970" cy="238125"/>
+                        </a:xfrm>
+                        <a:prstGeom prst="rect">
+                          <a:avLst/>
+                        </a:prstGeom>
+                        <a:solidFill>
+                          <a:srgbClr val="FFFFFF"/>
+                        </a:solidFill>
+                        <a:ln w="9525">
+                          <a:solidFill>
+                            <a:srgbClr val="000000"/>
+                          </a:solidFill>
+                          <a:miter lim="800000"/>
+                          <a:headEnd/>
+                          <a:tailEnd/>
+                        </a:ln>
+                      </wps:spPr>
+                      <wps:txbx>
+                        <w:txbxContent>
+                          <w:p>
+                            <w:pPr>
+                              <w:rPr>
+                                <w:rFonts w:ascii="Times New Roman" w:hAnsi="Times New Roman" w:cs="Times New Roman"/>
+                                <w:i/>
+                                <w:iCs/>
+                              </w:rPr>
+                            </w:pPr>
+                            <w:r>
+                              <w:rPr>
+                                <w:rFonts w:ascii="Times New Roman" w:hAnsi="Times New Roman" w:cs="Times New Roman"/>
+                                <w:i/>
+                                <w:iCs/>
+                              </w:rPr>
+                              <w:t>Excluded</w:t>
+                            </w:r>
+                          </w:p>
+                        </w:txbxContent>
+                      </wps:txbx>
+                      <wps:bodyPr rot="0" vert="horz" wrap="square" lIns="91440" tIns="45720" rIns="91440" bIns="45720" anchor="t" anchorCtr="0">
+                        <a:noAutofit/>
+                      </wps:bodyPr>
+                    </wps:wsp>
+                  </a:graphicData>
+                </a:graphic>
+                <wp14:sizeRelH relativeFrom="margin">
+                  <wp14:pctWidth>0</wp14:pctWidth>
+                </wp14:sizeRelH>
+                <wp14:sizeRelV relativeFrom="margin">
+                  <wp14:pctHeight>0</wp14:pctHeight>
+                </wp14:sizeRelV>
+              </wp:anchor>
+            </w:drawing>
+          </mc:Choice>
+          <mc:Fallback>
+            <w:pict>
+              <v:shape w14:anchorId="58FFC989" id="_x0000_s1038" type="#_x0000_t202" style="position:absolute;margin-left:86.7pt;margin-top:27.55pt;width:61.1pt;height:18.75pt;z-index:251692032;visibility:visible;mso-wrap-style:square;mso-width-percent:0;mso-height-percent:0;mso-wrap-distance-left:9pt;mso-wrap-distance-top:3.6pt;mso-wrap-distance-right:9pt;mso-wrap-distance-bottom:3.6pt;mso-position-horizontal:absolute;mso-position-horizontal-relative:margin;mso-position-vertical:absolute;mso-position-vertical-relative:text;mso-width-percent:0;mso-height-percent:0;mso-width-relative:margin;mso-height-relative:margin;v-text-anchor:top" o:gfxdata="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">
+                <v:textbox>
+                  <w:txbxContent>
+                    <w:p>
+                      <w:pPr>
+                        <w:rPr>
+                          <w:rFonts w:ascii="Times New Roman" w:hAnsi="Times New Roman" w:cs="Times New Roman"/>
+                          <w:i/>
+                          <w:iCs/>
+                        </w:rPr>
+                      </w:pPr>
+                      <w:r>
+                        <w:rPr>
+                          <w:rFonts w:ascii="Times New Roman" w:hAnsi="Times New Roman" w:cs="Times New Roman"/>
+                          <w:i/>
+                          <w:iCs/>
+                        </w:rPr>
+                        <w:t>Excluded</w:t>
+                      </w:r>
+                    </w:p>
+                  </w:txbxContent>
+                </v:textbox>
+                <w10:wrap type="square" anchorx="margin"/>
+              </v:shape>
+            </w:pict>
+          </mc:Fallback>
+        </mc:AlternateContent>
+      </w:r>
+      <w:r>
+        <w:rPr>
+          <w:rFonts w:ascii="Times New Roman" w:hAnsi="Times New Roman" w:cs="Times New Roman"/>
+          <w:lang w:val="en-GB"/>
+        </w:rPr>
+        <w:br w:type="page"/>
+      </w:r>
+    </w:p>
+    <w:p>
+      <w:pPr>
+        <w:rPr>
+          <w:rFonts w:ascii="Times New Roman" w:hAnsi="Times New Roman" w:cs="Times New Roman"/>
+          <w:noProof/>
+          <w:lang w:val="en-GB"/>
+          <w14:ligatures w14:val="standardContextual"/>
+        </w:rPr>
+      </w:pPr>
+    </w:p>
+    <w:p>
+      <w:pPr>
+        <w:rPr>
+          <w:rFonts w:ascii="Times New Roman" w:hAnsi="Times New Roman" w:cs="Times New Roman"/>
+          <w:lang w:val="en-GB"/>
+        </w:rPr>
+      </w:pPr>
+    </w:p>
+    <w:p>
+      <w:pPr>
+        <w:rPr>
+          <w:rFonts w:ascii="Times New Roman" w:hAnsi="Times New Roman" w:cs="Times New Roman"/>
+          <w:lang w:val="en-GB"/>
+        </w:rPr>
+      </w:pPr>
+      <w:r>
+        <w:rPr>
+          <w:rFonts w:ascii="Times New Roman" w:hAnsi="Times New Roman" w:cs="Times New Roman"/>
+          <w:lang w:val="en-GB"/>
+        </w:rPr>
+        <w:br w:type="page"/>
+      </w:r>
+      <w:r>
+        <w:rPr>
+          <w:rFonts w:ascii="Times New Roman" w:hAnsi="Times New Roman" w:cs="Times New Roman"/>
+          <w:noProof/>
+          <w:lang w:val="en-GB"/>
+        </w:rPr>
+        <mc:AlternateContent>
+          <mc:Choice Requires="wps">
+            <w:drawing>
+              <wp:anchor distT="45720" distB="45720" distL="114300" distR="114300" simplePos="0" relativeHeight="251700224" behindDoc="0" locked="0" layoutInCell="1" allowOverlap="1" wp14:anchorId="20C2B89B" wp14:editId="4271F915">
+                <wp:simplePos x="0" y="0"/>
+                <wp:positionH relativeFrom="margin">
+                  <wp:align>center</wp:align>
+                </wp:positionH>
+                <wp:positionV relativeFrom="paragraph">
+                  <wp:posOffset>3173874</wp:posOffset>
+                </wp:positionV>
+                <wp:extent cx="1505585" cy="260985"/>
+                <wp:effectExtent l="0" t="0" r="18415" b="24765"/>
+                <wp:wrapSquare wrapText="bothSides"/>
+                <wp:docPr id="2023108768" name="Text Box 2"/>
+                <wp:cNvGraphicFramePr>
+                  <a:graphicFrameLocks xmlns:a="http://schemas.openxmlformats.org/drawingml/2006/main"/>
+                </wp:cNvGraphicFramePr>
+                <a:graphic xmlns:a="http://schemas.openxmlformats.org/drawingml/2006/main">
+                  <a:graphicData uri="http://schemas.microsoft.com/office/word/2010/wordprocessingShape">
+                    <wps:wsp>
+                      <wps:cNvSpPr txBox="1">
+                        <a:spLocks noChangeArrowheads="1"/>
+                      </wps:cNvSpPr>
+                      <wps:spPr bwMode="auto">
+                        <a:xfrm>
+                          <a:off x="0" y="0"/>
+                          <a:ext cx="1505585" cy="260985"/>
+                        </a:xfrm>
+                        <a:prstGeom prst="rect">
+                          <a:avLst/>
+                        </a:prstGeom>
+                        <a:solidFill>
+                          <a:srgbClr val="FFFFFF"/>
+                        </a:solidFill>
+                        <a:ln w="9525">
+                          <a:solidFill>
+                            <a:srgbClr val="000000"/>
+                          </a:solidFill>
+                          <a:miter lim="800000"/>
+                          <a:headEnd/>
+                          <a:tailEnd/>
+                        </a:ln>
+                      </wps:spPr>
+                      <wps:txbx>
+                        <w:txbxContent>
+                          <w:p>
+                            <w:pPr>
+                              <w:spacing w:before="100" w:beforeAutospacing="1" w:after="100" w:afterAutospacing="1" w:line="240" w:lineRule="auto"/>
+                              <w:rPr>
+                                <w:rFonts w:ascii="Times New Roman" w:hAnsi="Times New Roman" w:cs="Times New Roman"/>
+                                <w:i/>
+                                <w:iCs/>
+                                <w:color w:val="000000" w:themeColor="text1"/>
+                                <w:lang w:val="en-GB"/>
+                              </w:rPr>
+                            </w:pPr>
+                            <w:r>
+                              <w:rPr>
+                                <w:rFonts w:ascii="Times New Roman" w:eastAsia="Times New Roman" w:hAnsi="Times New Roman" w:cs="Times New Roman"/>
+                                <w:i/>
+                                <w:iCs/>
+                                <w:lang w:val="en-GB" w:eastAsia="en-GB"/>
+                              </w:rPr>
+                              <w:t>Expected Deliverables</w:t>
+                            </w:r>
+                          </w:p>
+                          <w:p/>
+                        </w:txbxContent>
+                      </wps:txbx>
+                      <wps:bodyPr rot="0" vert="horz" wrap="square" lIns="91440" tIns="45720" rIns="91440" bIns="45720" anchor="t" anchorCtr="0">
+                        <a:noAutofit/>
+                      </wps:bodyPr>
+                    </wps:wsp>
+                  </a:graphicData>
+                </a:graphic>
+                <wp14:sizeRelH relativeFrom="margin">
+                  <wp14:pctWidth>0</wp14:pctWidth>
+                </wp14:sizeRelH>
+                <wp14:sizeRelV relativeFrom="margin">
+                  <wp14:pctHeight>0</wp14:pctHeight>
+                </wp14:sizeRelV>
+              </wp:anchor>
+            </w:drawing>
+          </mc:Choice>
+          <mc:Fallback>
+            <w:pict>
+              <v:shape w14:anchorId="20C2B89B" id="_x0000_s1039" type="#_x0000_t202" style="position:absolute;margin-left:0;margin-top:249.9pt;width:118.55pt;height:20.55pt;z-index:251700224;visibility:visible;mso-wrap-style:square;mso-width-percent:0;mso-height-percent:0;mso-wrap-distance-left:9pt;mso-wrap-distance-top:3.6pt;mso-wrap-distance-right:9pt;mso-wrap-distance-bottom:3.6pt;mso-position-horizontal:center;mso-position-horizontal-relative:margin;mso-position-vertical:absolute;mso-position-vertical-relative:text;mso-width-percent:0;mso-height-percent:0;mso-width-relative:margin;mso-height-relative:margin;v-text-anchor:top" o:gfxdata="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">
+                <v:textbox>
+                  <w:txbxContent>
+                    <w:p>
+                      <w:pPr>
+                        <w:spacing w:before="100" w:beforeAutospacing="1" w:after="100" w:afterAutospacing="1" w:line="240" w:lineRule="auto"/>
+                        <w:rPr>
+                          <w:rFonts w:ascii="Times New Roman" w:hAnsi="Times New Roman" w:cs="Times New Roman"/>
+                          <w:i/>
+                          <w:iCs/>
+                          <w:color w:val="000000" w:themeColor="text1"/>
+                          <w:lang w:val="en-GB"/>
+                        </w:rPr>
+                      </w:pPr>
+                      <w:r>
+                        <w:rPr>
+                          <w:rFonts w:ascii="Times New Roman" w:eastAsia="Times New Roman" w:hAnsi="Times New Roman" w:cs="Times New Roman"/>
+                          <w:i/>
+                          <w:iCs/>
+                          <w:lang w:val="en-GB" w:eastAsia="en-GB"/>
+                        </w:rPr>
+                        <w:t>Expected Deliverables</w:t>
+                      </w:r>
+                    </w:p>
+                    <w:p/>
+                  </w:txbxContent>
+                </v:textbox>
+                <w10:wrap type="square" anchorx="margin"/>
+              </v:shape>
+            </w:pict>
+          </mc:Fallback>
+        </mc:AlternateContent>
+      </w:r>
+      <w:r>
+        <w:rPr>
+          <w:rFonts w:ascii="Times New Roman" w:hAnsi="Times New Roman" w:cs="Times New Roman"/>
+          <w:noProof/>
+          <w:lang w:val="en-GB"/>
+          <w14:ligatures w14:val="standardContextual"/>
+        </w:rPr>
+        <w:drawing>
+          <wp:anchor distT="0" distB="0" distL="114300" distR="114300" simplePos="0" relativeHeight="251697152" behindDoc="0" locked="0" layoutInCell="1" allowOverlap="1" wp14:anchorId="1477B909" wp14:editId="607AAE3D">
+            <wp:simplePos x="0" y="0"/>
+            <wp:positionH relativeFrom="margin">
+              <wp:posOffset>871220</wp:posOffset>
+            </wp:positionH>
+            <wp:positionV relativeFrom="paragraph">
+              <wp:posOffset>3199066</wp:posOffset>
+            </wp:positionV>
+            <wp:extent cx="3651885" cy="3019425"/>
+            <wp:effectExtent l="0" t="0" r="5715" b="9525"/>
+            <wp:wrapThrough wrapText="bothSides">
+              <wp:wrapPolygon edited="0">
+                <wp:start x="0" y="0"/>
+                <wp:lineTo x="0" y="21532"/>
+                <wp:lineTo x="21521" y="21532"/>
+                <wp:lineTo x="21521" y="0"/>
+                <wp:lineTo x="0" y="0"/>
+              </wp:wrapPolygon>
+            </wp:wrapThrough>
+            <wp:docPr id="528659664" name="Picture 33"/>
+            <wp:cNvGraphicFramePr>
+              <a:graphicFrameLocks xmlns:a="http://schemas.openxmlformats.org/drawingml/2006/main" noChangeAspect="1"/>
+            </wp:cNvGraphicFramePr>
+            <a:graphic xmlns:a="http://schemas.openxmlformats.org/drawingml/2006/main">
+              <a:graphicData uri="http://schemas.openxmlformats.org/drawingml/2006/picture">
+                <pic:pic xmlns:pic="http://schemas.openxmlformats.org/drawingml/2006/picture">
+                  <pic:nvPicPr>
+                    <pic:cNvPr id="528659664" name="Picture 528659664"/>
+                    <pic:cNvPicPr/>
+                  </pic:nvPicPr>
+                  <pic:blipFill>
+                    <a:blip r:embed="rId22">
+                      <a:extLst>
+                        <a:ext uri="{28A0092B-C50C-407E-A947-70E740481C1C}">
+                          <a14:useLocalDpi xmlns:a14="http://schemas.microsoft.com/office/drawing/2010/main" val="0"/>
+                        </a:ext>
+                      </a:extLst>
+                    </a:blip>
+                    <a:stretch>
+                      <a:fillRect/>
+                    </a:stretch>
+                  </pic:blipFill>
+                  <pic:spPr>
+                    <a:xfrm>
+                      <a:off x="0" y="0"/>
+                      <a:ext cx="3651885" cy="3019425"/>
+                    </a:xfrm>
+                    <a:prstGeom prst="rect">
+                      <a:avLst/>
+                    </a:prstGeom>
+                  </pic:spPr>
+                </pic:pic>
+              </a:graphicData>
+            </a:graphic>
+            <wp14:sizeRelH relativeFrom="margin">
+              <wp14:pctWidth>0</wp14:pctWidth>
+            </wp14:sizeRelH>
+            <wp14:sizeRelV relativeFrom="margin">
+              <wp14:pctHeight>0</wp14:pctHeight>
+            </wp14:sizeRelV>
+          </wp:anchor>
+        </w:drawing>
+      </w:r>
+      <w:r>
+        <w:rPr>
+          <w:rFonts w:ascii="Times New Roman" w:hAnsi="Times New Roman" w:cs="Times New Roman"/>
+          <w:noProof/>
+          <w:lang w:val="en-GB"/>
+          <w14:ligatures w14:val="standardContextual"/>
+        </w:rPr>
+        <mc:AlternateContent>
+          <mc:Choice Requires="wps">
+            <w:drawing>
+              <wp:anchor distT="0" distB="0" distL="114300" distR="114300" simplePos="0" relativeHeight="251698176" behindDoc="0" locked="0" layoutInCell="1" allowOverlap="1" wp14:anchorId="179C2719" wp14:editId="2FB23BE2">
+                <wp:simplePos x="0" y="0"/>
+                <wp:positionH relativeFrom="margin">
+                  <wp:posOffset>2499995</wp:posOffset>
+                </wp:positionH>
+                <wp:positionV relativeFrom="paragraph">
+                  <wp:posOffset>2708974</wp:posOffset>
+                </wp:positionV>
+                <wp:extent cx="395605" cy="408940"/>
+                <wp:effectExtent l="19050" t="0" r="23495" b="29210"/>
+                <wp:wrapNone/>
+                <wp:docPr id="1218078847" name="Arrow: Down 34"/>
+                <wp:cNvGraphicFramePr/>
+                <a:graphic xmlns:a="http://schemas.openxmlformats.org/drawingml/2006/main">
+                  <a:graphicData uri="http://schemas.microsoft.com/office/word/2010/wordprocessingShape">
+                    <wps:wsp>
+                      <wps:cNvSpPr/>
+                      <wps:spPr>
+                        <a:xfrm>
+                          <a:off x="0" y="0"/>
+                          <a:ext cx="395605" cy="408940"/>
+                        </a:xfrm>
+                        <a:prstGeom prst="downArrow">
+                          <a:avLst/>
+                        </a:prstGeom>
+                      </wps:spPr>
+                      <wps:style>
+                        <a:lnRef idx="2">
+                          <a:schemeClr val="accent1">
+                            <a:shade val="15000"/>
+                          </a:schemeClr>
+                        </a:lnRef>
+                        <a:fillRef idx="1">
+                          <a:schemeClr val="accent1"/>
+                        </a:fillRef>
+                        <a:effectRef idx="0">
+                          <a:schemeClr val="accent1"/>
+                        </a:effectRef>
+                        <a:fontRef idx="minor">
+                          <a:schemeClr val="lt1"/>
+                        </a:fontRef>
+                      </wps:style>
+                      <wps:bodyPr rot="0" spcFirstLastPara="0" vertOverflow="overflow" horzOverflow="overflow" vert="horz" wrap="square" lIns="91440" tIns="45720" rIns="91440" bIns="45720" numCol="1" spcCol="0" rtlCol="0" fromWordArt="0" anchor="ctr" anchorCtr="0" forceAA="0" compatLnSpc="1">
+                        <a:prstTxWarp prst="textNoShape">
+                          <a:avLst/>
+                        </a:prstTxWarp>
+                        <a:noAutofit/>
+                      </wps:bodyPr>
+                    </wps:wsp>
+                  </a:graphicData>
+                </a:graphic>
+                <wp14:sizeRelH relativeFrom="margin">
+                  <wp14:pctWidth>0</wp14:pctWidth>
+                </wp14:sizeRelH>
+                <wp14:sizeRelV relativeFrom="margin">
+                  <wp14:pctHeight>0</wp14:pctHeight>
+                </wp14:sizeRelV>
+              </wp:anchor>
+            </w:drawing>
+          </mc:Choice>
+          <mc:Fallback>
+            <w:pict>
+              <v:shape w14:anchorId="08DA4CAB" id="Arrow: Down 34" o:spid="_x0000_s1026" type="#_x0000_t67" style="position:absolute;margin-left:196.85pt;margin-top:213.3pt;width:31.15pt;height:32.2pt;z-index:251698176;visibility:visible;mso-wrap-style:square;mso-width-percent:0;mso-height-percent:0;mso-wrap-distance-left:9pt;mso-wrap-distance-top:0;mso-wrap-distance-right:9pt;mso-wrap-distance-bottom:0;mso-position-horizontal:absolute;mso-position-horizontal-relative:margin;mso-position-vertical:absolute;mso-position-vertical-relative:text;mso-width-percent:0;mso-height-percent:0;mso-width-relative:margin;mso-height-relative:margin;v-text-anchor:middle" o:gfxdata="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" adj="11152" fillcolor="#156082 [3204]" strokecolor="#030e13 [484]" strokeweight="1.5pt">
+                <w10:wrap anchorx="margin"/>
+              </v:shape>
+            </w:pict>
+          </mc:Fallback>
+        </mc:AlternateContent>
+      </w:r>
+      <w:r>
+        <w:rPr>
+          <w:rFonts w:ascii="Times New Roman" w:hAnsi="Times New Roman" w:cs="Times New Roman"/>
+          <w:noProof/>
+          <w:lang w:val="en-GB"/>
+          <w14:ligatures w14:val="standardContextual"/>
+        </w:rPr>
+        <w:drawing>
+          <wp:anchor distT="0" distB="0" distL="114300" distR="114300" simplePos="0" relativeHeight="251696128" behindDoc="0" locked="0" layoutInCell="1" allowOverlap="1" wp14:anchorId="234B2A36" wp14:editId="1B60F296">
+            <wp:simplePos x="0" y="0"/>
+            <wp:positionH relativeFrom="margin">
+              <wp:align>center</wp:align>
+            </wp:positionH>
+            <wp:positionV relativeFrom="paragraph">
+              <wp:posOffset>123</wp:posOffset>
+            </wp:positionV>
+            <wp:extent cx="3601085" cy="2681605"/>
+            <wp:effectExtent l="0" t="0" r="0" b="4445"/>
+            <wp:wrapThrough wrapText="bothSides">
+              <wp:wrapPolygon edited="0">
+                <wp:start x="0" y="0"/>
+                <wp:lineTo x="0" y="21482"/>
+                <wp:lineTo x="21482" y="21482"/>
+                <wp:lineTo x="21482" y="0"/>
+                <wp:lineTo x="0" y="0"/>
+              </wp:wrapPolygon>
+            </wp:wrapThrough>
+            <wp:docPr id="1025680446" name="Picture 32"/>
+            <wp:cNvGraphicFramePr>
+              <a:graphicFrameLocks xmlns:a="http://schemas.openxmlformats.org/drawingml/2006/main" noChangeAspect="1"/>
+            </wp:cNvGraphicFramePr>
+            <a:graphic xmlns:a="http://schemas.openxmlformats.org/drawingml/2006/main">
+              <a:graphicData uri="http://schemas.openxmlformats.org/drawingml/2006/picture">
+                <pic:pic xmlns:pic="http://schemas.openxmlformats.org/drawingml/2006/picture">
+                  <pic:nvPicPr>
+                    <pic:cNvPr id="1025680446" name="Picture 1025680446"/>
+                    <pic:cNvPicPr/>
+                  </pic:nvPicPr>
+                  <pic:blipFill rotWithShape="1">
+                    <a:blip r:embed="rId23">
+                      <a:extLst>
+                        <a:ext uri="{28A0092B-C50C-407E-A947-70E740481C1C}">
+                          <a14:useLocalDpi xmlns:a14="http://schemas.microsoft.com/office/drawing/2010/main" val="0"/>
+                        </a:ext>
+                      </a:extLst>
+                    </a:blip>
+                    <a:srcRect b="25240"/>
+                    <a:stretch>
+                      <a:fillRect/>
+                    </a:stretch>
+                  </pic:blipFill>
+                  <pic:spPr bwMode="auto">
+                    <a:xfrm>
+                      <a:off x="0" y="0"/>
+                      <a:ext cx="3601085" cy="2681728"/>
+                    </a:xfrm>
+                    <a:prstGeom prst="rect">
+                      <a:avLst/>
+                    </a:prstGeom>
+                    <a:ln>
+                      <a:noFill/>
+                    </a:ln>
+                    <a:extLst>
+                      <a:ext uri="{53640926-AAD7-44D8-BBD7-CCE9431645EC}">
+                        <a14:shadowObscured xmlns:a14="http://schemas.microsoft.com/office/drawing/2010/main"/>
+                      </a:ext>
+                    </a:extLst>
+                  </pic:spPr>
+                </pic:pic>
+              </a:graphicData>
+            </a:graphic>
+            <wp14:sizeRelH relativeFrom="margin">
+              <wp14:pctWidth>0</wp14:pctWidth>
+            </wp14:sizeRelH>
+            <wp14:sizeRelV relativeFrom="margin">
+              <wp14:pctHeight>0</wp14:pctHeight>
+            </wp14:sizeRelV>
+          </wp:anchor>
+        </w:drawing>
+      </w:r>
+    </w:p>
+    <w:p>
+      <w:pPr>
+        <w:rPr>
+          <w:rFonts w:ascii="Times New Roman" w:hAnsi="Times New Roman" w:cs="Times New Roman"/>
+          <w:lang w:val="en-GB"/>
+        </w:rPr>
+      </w:pPr>
+      <w:r>
+        <w:rPr>
+          <w:rFonts w:ascii="Times New Roman" w:hAnsi="Times New Roman" w:cs="Times New Roman"/>
+          <w:noProof/>
+          <w:lang w:val="en-GB"/>
+        </w:rPr>
+        <w:lastRenderedPageBreak/>
+        <mc:AlternateContent>
+          <mc:Choice Requires="wps">
+            <w:drawing>
+              <wp:anchor distT="45720" distB="45720" distL="114300" distR="114300" simplePos="0" relativeHeight="251706368" behindDoc="0" locked="0" layoutInCell="1" allowOverlap="1" wp14:anchorId="07F1178E" wp14:editId="508A226E">
+                <wp:simplePos x="0" y="0"/>
+                <wp:positionH relativeFrom="column">
+                  <wp:posOffset>779308</wp:posOffset>
+                </wp:positionH>
+                <wp:positionV relativeFrom="paragraph">
+                  <wp:posOffset>4124960</wp:posOffset>
+                </wp:positionV>
+                <wp:extent cx="1083945" cy="622935"/>
+                <wp:effectExtent l="0" t="0" r="20955" b="24765"/>
+                <wp:wrapSquare wrapText="bothSides"/>
+                <wp:docPr id="1206292750" name="Text Box 2"/>
+                <wp:cNvGraphicFramePr>
+                  <a:graphicFrameLocks xmlns:a="http://schemas.openxmlformats.org/drawingml/2006/main"/>
+                </wp:cNvGraphicFramePr>
+                <a:graphic xmlns:a="http://schemas.openxmlformats.org/drawingml/2006/main">
+                  <a:graphicData uri="http://schemas.microsoft.com/office/word/2010/wordprocessingShape">
+                    <wps:wsp>
+                      <wps:cNvSpPr txBox="1">
+                        <a:spLocks noChangeArrowheads="1"/>
+                      </wps:cNvSpPr>
+                      <wps:spPr bwMode="auto">
+                        <a:xfrm>
+                          <a:off x="0" y="0"/>
+                          <a:ext cx="1083945" cy="622935"/>
+                        </a:xfrm>
+                        <a:prstGeom prst="rect">
+                          <a:avLst/>
+                        </a:prstGeom>
+                        <a:solidFill>
+                          <a:srgbClr val="FFFFFF"/>
+                        </a:solidFill>
+                        <a:ln w="9525">
+                          <a:solidFill>
+                            <a:srgbClr val="000000"/>
+                          </a:solidFill>
+                          <a:miter lim="800000"/>
+                          <a:headEnd/>
+                          <a:tailEnd/>
+                        </a:ln>
+                      </wps:spPr>
+                      <wps:txbx>
+                        <w:txbxContent>
+                          <w:p>
+                            <w:pPr>
+                              <w:rPr>
+                                <w:rFonts w:ascii="Times New Roman" w:hAnsi="Times New Roman" w:cs="Times New Roman"/>
+                                <w:i/>
+                                <w:iCs/>
+                              </w:rPr>
+                            </w:pPr>
+                            <w:r>
+                              <w:rPr>
+                                <w:rFonts w:ascii="Times New Roman" w:hAnsi="Times New Roman" w:cs="Times New Roman"/>
+                                <w:i/>
+                                <w:iCs/>
+                              </w:rPr>
+                              <w:t xml:space="preserve">Ethical and Legal Considerations </w:t>
+                            </w:r>
+                          </w:p>
+                          <w:p/>
+                        </w:txbxContent>
+                      </wps:txbx>
+                      <wps:bodyPr rot="0" vert="horz" wrap="square" lIns="91440" tIns="45720" rIns="91440" bIns="45720" anchor="t" anchorCtr="0">
+                        <a:noAutofit/>
+                      </wps:bodyPr>
+                    </wps:wsp>
+                  </a:graphicData>
+                </a:graphic>
+                <wp14:sizeRelH relativeFrom="margin">
+                  <wp14:pctWidth>0</wp14:pctWidth>
+                </wp14:sizeRelH>
+                <wp14:sizeRelV relativeFrom="margin">
+                  <wp14:pctHeight>0</wp14:pctHeight>
+                </wp14:sizeRelV>
+              </wp:anchor>
+            </w:drawing>
+          </mc:Choice>
+          <mc:Fallback>
+            <w:pict>
+              <v:shape w14:anchorId="07F1178E" id="_x0000_s1040" type="#_x0000_t202" style="position:absolute;margin-left:61.35pt;margin-top:324.8pt;width:85.35pt;height:49.05pt;z-index:251706368;visibility:visible;mso-wrap-style:square;mso-width-percent:0;mso-height-percent:0;mso-wrap-distance-left:9pt;mso-wrap-distance-top:3.6pt;mso-wrap-distance-right:9pt;mso-wrap-distance-bottom:3.6pt;mso-position-horizontal:absolute;mso-position-horizontal-relative:text;mso-position-vertical:absolute;mso-position-vertical-relative:text;mso-width-percent:0;mso-height-percent:0;mso-width-relative:margin;mso-height-relative:margin;v-text-anchor:top" o:gfxdata="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">
+                <v:textbox>
+                  <w:txbxContent>
+                    <w:p>
+                      <w:pPr>
+                        <w:rPr>
+                          <w:rFonts w:ascii="Times New Roman" w:hAnsi="Times New Roman" w:cs="Times New Roman"/>
+                          <w:i/>
+                          <w:iCs/>
+                        </w:rPr>
+                      </w:pPr>
+                      <w:r>
+                        <w:rPr>
+                          <w:rFonts w:ascii="Times New Roman" w:hAnsi="Times New Roman" w:cs="Times New Roman"/>
+                          <w:i/>
+                          <w:iCs/>
+                        </w:rPr>
+                        <w:t xml:space="preserve">Ethical and Legal Considerations </w:t>
+                      </w:r>
+                    </w:p>
+                    <w:p/>
+                  </w:txbxContent>
+                </v:textbox>
+                <w10:wrap type="square"/>
+              </v:shape>
+            </w:pict>
+          </mc:Fallback>
+        </mc:AlternateContent>
+      </w:r>
+      <w:r>
+        <w:rPr>
+          <w:rFonts w:ascii="Times New Roman" w:hAnsi="Times New Roman" w:cs="Times New Roman"/>
+          <w:noProof/>
+          <w:lang w:val="en-GB"/>
+          <w14:ligatures w14:val="standardContextual"/>
+        </w:rPr>
+        <w:drawing>
+          <wp:anchor distT="0" distB="0" distL="114300" distR="114300" simplePos="0" relativeHeight="251704320" behindDoc="0" locked="0" layoutInCell="1" allowOverlap="1" wp14:anchorId="42037397" wp14:editId="140D892F">
+            <wp:simplePos x="0" y="0"/>
+            <wp:positionH relativeFrom="margin">
+              <wp:align>center</wp:align>
+            </wp:positionH>
+            <wp:positionV relativeFrom="paragraph">
+              <wp:posOffset>3672205</wp:posOffset>
+            </wp:positionV>
+            <wp:extent cx="4024630" cy="3600450"/>
+            <wp:effectExtent l="0" t="0" r="0" b="0"/>
+            <wp:wrapThrough wrapText="bothSides">
+              <wp:wrapPolygon edited="0">
+                <wp:start x="0" y="0"/>
+                <wp:lineTo x="0" y="21486"/>
+                <wp:lineTo x="21470" y="21486"/>
+                <wp:lineTo x="21470" y="0"/>
+                <wp:lineTo x="0" y="0"/>
+              </wp:wrapPolygon>
+            </wp:wrapThrough>
+            <wp:docPr id="1259917635" name="Picture 37"/>
+            <wp:cNvGraphicFramePr>
+              <a:graphicFrameLocks xmlns:a="http://schemas.openxmlformats.org/drawingml/2006/main" noChangeAspect="1"/>
+            </wp:cNvGraphicFramePr>
+            <a:graphic xmlns:a="http://schemas.openxmlformats.org/drawingml/2006/main">
+              <a:graphicData uri="http://schemas.openxmlformats.org/drawingml/2006/picture">
+                <pic:pic xmlns:pic="http://schemas.openxmlformats.org/drawingml/2006/picture">
+                  <pic:nvPicPr>
+                    <pic:cNvPr id="1259917635" name="Picture 1259917635"/>
+                    <pic:cNvPicPr/>
+                  </pic:nvPicPr>
+                  <pic:blipFill>
+                    <a:blip r:embed="rId24">
+                      <a:extLst>
+                        <a:ext uri="{28A0092B-C50C-407E-A947-70E740481C1C}">
+                          <a14:useLocalDpi xmlns:a14="http://schemas.microsoft.com/office/drawing/2010/main" val="0"/>
+                        </a:ext>
+                      </a:extLst>
+                    </a:blip>
+                    <a:stretch>
+                      <a:fillRect/>
+                    </a:stretch>
+                  </pic:blipFill>
+                  <pic:spPr>
+                    <a:xfrm>
+                      <a:off x="0" y="0"/>
+                      <a:ext cx="4024630" cy="3600450"/>
+                    </a:xfrm>
+                    <a:prstGeom prst="rect">
+                      <a:avLst/>
+                    </a:prstGeom>
+                  </pic:spPr>
+                </pic:pic>
+              </a:graphicData>
+            </a:graphic>
+            <wp14:sizeRelH relativeFrom="margin">
+              <wp14:pctWidth>0</wp14:pctWidth>
+            </wp14:sizeRelH>
+            <wp14:sizeRelV relativeFrom="margin">
+              <wp14:pctHeight>0</wp14:pctHeight>
+            </wp14:sizeRelV>
+          </wp:anchor>
+        </w:drawing>
+      </w:r>
+      <w:r>
+        <w:rPr>
+          <w:rFonts w:ascii="Times New Roman" w:hAnsi="Times New Roman" w:cs="Times New Roman"/>
+          <w:noProof/>
+          <w:lang w:val="en-GB"/>
+        </w:rPr>
+        <mc:AlternateContent>
+          <mc:Choice Requires="wps">
+            <w:drawing>
+              <wp:anchor distT="45720" distB="45720" distL="114300" distR="114300" simplePos="0" relativeHeight="251703296" behindDoc="0" locked="0" layoutInCell="1" allowOverlap="1" wp14:anchorId="4B498086" wp14:editId="4FC821D5">
+                <wp:simplePos x="0" y="0"/>
+                <wp:positionH relativeFrom="margin">
+                  <wp:posOffset>964066</wp:posOffset>
+                </wp:positionH>
+                <wp:positionV relativeFrom="paragraph">
+                  <wp:posOffset>466626</wp:posOffset>
+                </wp:positionV>
+                <wp:extent cx="749935" cy="472440"/>
+                <wp:effectExtent l="0" t="0" r="12065" b="22860"/>
+                <wp:wrapSquare wrapText="bothSides"/>
+                <wp:docPr id="746156511" name="Text Box 2"/>
+                <wp:cNvGraphicFramePr>
+                  <a:graphicFrameLocks xmlns:a="http://schemas.openxmlformats.org/drawingml/2006/main"/>
+                </wp:cNvGraphicFramePr>
+                <a:graphic xmlns:a="http://schemas.openxmlformats.org/drawingml/2006/main">
+                  <a:graphicData uri="http://schemas.microsoft.com/office/word/2010/wordprocessingShape">
+                    <wps:wsp>
+                      <wps:cNvSpPr txBox="1">
+                        <a:spLocks noChangeArrowheads="1"/>
+                      </wps:cNvSpPr>
+                      <wps:spPr bwMode="auto">
+                        <a:xfrm>
+                          <a:off x="0" y="0"/>
+                          <a:ext cx="749935" cy="472440"/>
+                        </a:xfrm>
+                        <a:prstGeom prst="rect">
+                          <a:avLst/>
+                        </a:prstGeom>
+                        <a:solidFill>
+                          <a:srgbClr val="FFFFFF"/>
+                        </a:solidFill>
+                        <a:ln w="9525">
+                          <a:solidFill>
+                            <a:srgbClr val="000000"/>
+                          </a:solidFill>
+                          <a:miter lim="800000"/>
+                          <a:headEnd/>
+                          <a:tailEnd/>
+                        </a:ln>
+                      </wps:spPr>
+                      <wps:txbx>
+                        <w:txbxContent>
+                          <w:p>
+                            <w:pPr>
+                              <w:spacing w:before="100" w:beforeAutospacing="1" w:after="100" w:afterAutospacing="1" w:line="240" w:lineRule="auto"/>
+                              <w:rPr>
+                                <w:rFonts w:ascii="Times New Roman" w:hAnsi="Times New Roman" w:cs="Times New Roman"/>
+                                <w:i/>
+                                <w:color w:val="000000" w:themeColor="text1"/>
+                                <w:lang w:val="en-GB"/>
+                              </w:rPr>
+                            </w:pPr>
+                            <w:r>
+                              <w:rPr>
+                                <w:rFonts w:ascii="Times New Roman" w:hAnsi="Times New Roman" w:cs="Times New Roman"/>
+                                <w:i/>
+                                <w:color w:val="000000" w:themeColor="text1"/>
+                                <w:lang w:val="en-GB"/>
+                              </w:rPr>
+                              <w:t>Project Timeline</w:t>
+                            </w:r>
+                          </w:p>
+                          <w:p/>
+                        </w:txbxContent>
+                      </wps:txbx>
+                      <wps:bodyPr rot="0" vert="horz" wrap="square" lIns="91440" tIns="45720" rIns="91440" bIns="45720" anchor="t" anchorCtr="0">
+                        <a:noAutofit/>
+                      </wps:bodyPr>
+                    </wps:wsp>
+                  </a:graphicData>
+                </a:graphic>
+                <wp14:sizeRelH relativeFrom="margin">
+                  <wp14:pctWidth>0</wp14:pctWidth>
+                </wp14:sizeRelH>
+                <wp14:sizeRelV relativeFrom="margin">
+                  <wp14:pctHeight>0</wp14:pctHeight>
+                </wp14:sizeRelV>
+              </wp:anchor>
+            </w:drawing>
+          </mc:Choice>
+          <mc:Fallback>
+            <w:pict>
+              <v:shape w14:anchorId="4B498086" id="_x0000_s1041" type="#_x0000_t202" style="position:absolute;margin-left:75.9pt;margin-top:36.75pt;width:59.05pt;height:37.2pt;z-index:251703296;visibility:visible;mso-wrap-style:square;mso-width-percent:0;mso-height-percent:0;mso-wrap-distance-left:9pt;mso-wrap-distance-top:3.6pt;mso-wrap-distance-right:9pt;mso-wrap-distance-bottom:3.6pt;mso-position-horizontal:absolute;mso-position-horizontal-relative:margin;mso-position-vertical:absolute;mso-position-vertical-relative:text;mso-width-percent:0;mso-height-percent:0;mso-width-relative:margin;mso-height-relative:margin;v-text-anchor:top" o:gfxdata="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">
+                <v:textbox>
+                  <w:txbxContent>
+                    <w:p>
+                      <w:pPr>
+                        <w:spacing w:before="100" w:beforeAutospacing="1" w:after="100" w:afterAutospacing="1" w:line="240" w:lineRule="auto"/>
+                        <w:rPr>
+                          <w:rFonts w:ascii="Times New Roman" w:hAnsi="Times New Roman" w:cs="Times New Roman"/>
+                          <w:i/>
+                          <w:color w:val="000000" w:themeColor="text1"/>
+                          <w:lang w:val="en-GB"/>
+                        </w:rPr>
+                      </w:pPr>
+                      <w:r>
+                        <w:rPr>
+                          <w:rFonts w:ascii="Times New Roman" w:hAnsi="Times New Roman" w:cs="Times New Roman"/>
+                          <w:i/>
+                          <w:color w:val="000000" w:themeColor="text1"/>
+                          <w:lang w:val="en-GB"/>
+                        </w:rPr>
+                        <w:t>Project Timeline</w:t>
+                      </w:r>
+                    </w:p>
+                    <w:p/>
+                  </w:txbxContent>
+                </v:textbox>
+                <w10:wrap type="square" anchorx="margin"/>
+              </v:shape>
+            </w:pict>
+          </mc:Fallback>
+        </mc:AlternateContent>
+      </w:r>
+      <w:r>
+        <w:rPr>
+          <w:rFonts w:ascii="Times New Roman" w:hAnsi="Times New Roman" w:cs="Times New Roman"/>
+          <w:noProof/>
+          <w:lang w:val="en-GB"/>
+          <w14:ligatures w14:val="standardContextual"/>
+        </w:rPr>
+        <w:drawing>
+          <wp:anchor distT="0" distB="0" distL="114300" distR="114300" simplePos="0" relativeHeight="251701248" behindDoc="0" locked="0" layoutInCell="1" allowOverlap="1" wp14:anchorId="30C794FF" wp14:editId="23F3E6D9">
+            <wp:simplePos x="0" y="0"/>
+            <wp:positionH relativeFrom="margin">
+              <wp:align>center</wp:align>
+            </wp:positionH>
+            <wp:positionV relativeFrom="paragraph">
+              <wp:posOffset>296</wp:posOffset>
+            </wp:positionV>
+            <wp:extent cx="3935095" cy="3582035"/>
+            <wp:effectExtent l="0" t="0" r="8255" b="0"/>
+            <wp:wrapThrough wrapText="bothSides">
+              <wp:wrapPolygon edited="0">
+                <wp:start x="0" y="0"/>
+                <wp:lineTo x="0" y="21481"/>
+                <wp:lineTo x="21541" y="21481"/>
+                <wp:lineTo x="21541" y="0"/>
+                <wp:lineTo x="0" y="0"/>
+              </wp:wrapPolygon>
+            </wp:wrapThrough>
+            <wp:docPr id="1833015830" name="Picture 36"/>
+            <wp:cNvGraphicFramePr>
+              <a:graphicFrameLocks xmlns:a="http://schemas.openxmlformats.org/drawingml/2006/main" noChangeAspect="1"/>
+            </wp:cNvGraphicFramePr>
+            <a:graphic xmlns:a="http://schemas.openxmlformats.org/drawingml/2006/main">
+              <a:graphicData uri="http://schemas.openxmlformats.org/drawingml/2006/picture">
+                <pic:pic xmlns:pic="http://schemas.openxmlformats.org/drawingml/2006/picture">
+                  <pic:nvPicPr>
+                    <pic:cNvPr id="1833015830" name="Picture 1833015830"/>
+                    <pic:cNvPicPr/>
+                  </pic:nvPicPr>
+                  <pic:blipFill>
+                    <a:blip r:embed="rId25">
+                      <a:extLst>
+                        <a:ext uri="{28A0092B-C50C-407E-A947-70E740481C1C}">
+                          <a14:useLocalDpi xmlns:a14="http://schemas.microsoft.com/office/drawing/2010/main" val="0"/>
+                        </a:ext>
+                      </a:extLst>
+                    </a:blip>
+                    <a:stretch>
+                      <a:fillRect/>
+                    </a:stretch>
+                  </pic:blipFill>
+                  <pic:spPr>
+                    <a:xfrm>
+                      <a:off x="0" y="0"/>
+                      <a:ext cx="3935095" cy="3582035"/>
+                    </a:xfrm>
+                    <a:prstGeom prst="rect">
+                      <a:avLst/>
+                    </a:prstGeom>
+                  </pic:spPr>
+                </pic:pic>
+              </a:graphicData>
+            </a:graphic>
+            <wp14:sizeRelH relativeFrom="margin">
+              <wp14:pctWidth>0</wp14:pctWidth>
+            </wp14:sizeRelH>
+            <wp14:sizeRelV relativeFrom="margin">
+              <wp14:pctHeight>0</wp14:pctHeight>
+            </wp14:sizeRelV>
+          </wp:anchor>
+        </w:drawing>
+      </w:r>
+      <w:r>
+        <w:rPr>
+          <w:rFonts w:ascii="Times New Roman" w:hAnsi="Times New Roman" w:cs="Times New Roman"/>
+          <w:lang w:val="en-GB"/>
+        </w:rPr>
+        <w:br w:type="page"/>
+      </w:r>
+    </w:p>
+    <w:p>
+      <w:pPr>
+        <w:rPr>
+          <w:rFonts w:ascii="Times New Roman" w:hAnsi="Times New Roman" w:cs="Times New Roman"/>
+          <w:b/>
+          <w:bCs/>
+          <w:sz w:val="24"/>
+          <w:szCs w:val="24"/>
+          <w:lang w:val="en-GB"/>
+        </w:rPr>
+      </w:pPr>
+      <w:r>
+        <w:rPr>
+          <w:rFonts w:ascii="Times New Roman" w:hAnsi="Times New Roman" w:cs="Times New Roman"/>
+          <w:b/>
+          <w:bCs/>
+          <w:sz w:val="24"/>
+          <w:szCs w:val="24"/>
+          <w:lang w:val="en-GB"/>
+        </w:rPr>
+        <w:lastRenderedPageBreak/>
+        <w:t>Date</w:t>
+      </w:r>
+    </w:p>
+    <w:p>
+      <w:pPr>
+        <w:rPr>
+          <w:rFonts w:ascii="Times New Roman" w:hAnsi="Times New Roman" w:cs="Times New Roman"/>
+          <w:lang w:val="en-GB"/>
+        </w:rPr>
+      </w:pPr>
+      <w:r>
+        <w:rPr>
+          <w:rFonts w:ascii="Times New Roman" w:hAnsi="Times New Roman" w:cs="Times New Roman"/>
+          <w:lang w:val="en-GB"/>
+        </w:rPr>
+        <w:t>20</w:t>
+      </w:r>
+      <w:r>
+        <w:rPr>
+          <w:rFonts w:ascii="Times New Roman" w:hAnsi="Times New Roman" w:cs="Times New Roman"/>
+          <w:lang w:val="en-GB"/>
+        </w:rPr>
+        <w:t>/10/2026</w:t>
+      </w:r>
+    </w:p>
+    <w:p>
+      <w:pPr>
+        <w:rPr>
+          <w:rFonts w:ascii="Times New Roman" w:hAnsi="Times New Roman" w:cs="Times New Roman"/>
+          <w:b/>
+          <w:bCs/>
+          <w:sz w:val="24"/>
+          <w:szCs w:val="24"/>
+          <w:lang w:val="en-GB"/>
+        </w:rPr>
+      </w:pPr>
+      <w:r>
+        <w:rPr>
+          <w:rFonts w:ascii="Times New Roman" w:hAnsi="Times New Roman" w:cs="Times New Roman"/>
+          <w:b/>
+          <w:bCs/>
+          <w:sz w:val="24"/>
+          <w:szCs w:val="24"/>
+          <w:lang w:val="en-GB"/>
+        </w:rPr>
+        <w:t xml:space="preserve">Purpose </w:t>
+      </w:r>
+    </w:p>
+    <w:p>
+      <w:pPr>
+        <w:rPr>
+          <w:rFonts w:ascii="Times New Roman" w:hAnsi="Times New Roman" w:cs="Times New Roman"/>
+        </w:rPr>
+      </w:pPr>
+      <w:r>
+        <w:rPr>
+          <w:rFonts w:ascii="Times New Roman" w:hAnsi="Times New Roman" w:cs="Times New Roman"/>
+        </w:rPr>
+        <w:t>Generate a chart diagram using image generation, providing precise specifications to ensure it aligns with the objectives of this assignment.</w:t>
+      </w:r>
+    </w:p>
+    <w:p>
+      <w:pPr>
+        <w:rPr>
+          <w:rFonts w:ascii="Times New Roman" w:hAnsi="Times New Roman" w:cs="Times New Roman"/>
+          <w:b/>
+          <w:bCs/>
+          <w:sz w:val="24"/>
+          <w:szCs w:val="24"/>
+          <w:lang w:val="en-GB"/>
+        </w:rPr>
+      </w:pPr>
+      <w:r>
+        <w:rPr>
+          <w:rFonts w:ascii="Times New Roman" w:hAnsi="Times New Roman" w:cs="Times New Roman"/>
+          <w:b/>
+          <w:bCs/>
+          <w:sz w:val="24"/>
+          <w:szCs w:val="24"/>
+          <w:lang w:val="en-GB"/>
+        </w:rPr>
+        <w:t>Prompt</w:t>
+      </w:r>
+    </w:p>
+    <w:p>
+      <w:pPr>
+        <w:rPr>
+          <w:rFonts w:ascii="Times New Roman" w:hAnsi="Times New Roman" w:cs="Times New Roman"/>
+          <w:lang w:val="en-GB"/>
+        </w:rPr>
+      </w:pPr>
+      <w:r>
+        <w:rPr>
+          <w:rFonts w:ascii="Times New Roman" w:hAnsi="Times New Roman" w:cs="Times New Roman"/>
+        </w:rPr>
+        <w:t>“</w:t>
+      </w:r>
+      <w:r>
+        <w:rPr>
+          <w:rFonts w:ascii="Times New Roman" w:hAnsi="Times New Roman" w:cs="Times New Roman"/>
+        </w:rPr>
+        <w:t>Translate the following text into grammatically correct and well-structured academic English. Additionally, include Harvard-style in-text citations and a complete reference list at the end, ensuring that all sources are properly cited and formatted according to Harvard referencing guidelines. Preserve the original meaning and ideas without adding unsupported information</w:t>
+      </w:r>
+      <w:r>
+        <w:rPr>
+          <w:rFonts w:ascii="Times New Roman" w:hAnsi="Times New Roman" w:cs="Times New Roman"/>
+        </w:rPr>
+        <w:t>.”</w:t>
+      </w:r>
+    </w:p>
+    <w:p>
+      <w:pPr>
+        <w:rPr>
+          <w:rFonts w:ascii="Times New Roman" w:hAnsi="Times New Roman" w:cs="Times New Roman"/>
+          <w:b/>
+          <w:bCs/>
+          <w:sz w:val="24"/>
+          <w:szCs w:val="24"/>
+          <w:lang w:val="en-GB"/>
+        </w:rPr>
+      </w:pPr>
+      <w:r>
+        <w:rPr>
+          <w:rFonts w:ascii="Times New Roman" w:hAnsi="Times New Roman" w:cs="Times New Roman"/>
+          <w:b/>
+          <w:bCs/>
+          <w:sz w:val="24"/>
+          <w:szCs w:val="24"/>
+          <w:lang w:val="en-GB"/>
+        </w:rPr>
+        <w:t>Evaluation and Use</w:t>
+      </w:r>
+    </w:p>
+    <w:p>
+      <w:pPr>
+        <w:rPr>
+          <w:rFonts w:ascii="Times New Roman" w:hAnsi="Times New Roman" w:cs="Times New Roman"/>
+        </w:rPr>
+      </w:pPr>
+      <w:r>
+        <w:rPr>
+          <w:rFonts w:ascii="Times New Roman" w:hAnsi="Times New Roman" w:cs="Times New Roman"/>
+        </w:rPr>
+        <w:t>I evaluated the translation and references provided by AI and decided to incorporate them into the Data Sources section and the reference list.</w:t>
+      </w:r>
+    </w:p>
+    <w:p>
+      <w:pPr>
+        <w:rPr>
+          <w:rFonts w:ascii="Times New Roman" w:hAnsi="Times New Roman" w:cs="Times New Roman"/>
+        </w:rPr>
+      </w:pPr>
+    </w:p>
+    <w:p>
+      <w:pPr>
+        <w:rPr>
+          <w:rFonts w:ascii="Times New Roman" w:hAnsi="Times New Roman" w:cs="Times New Roman"/>
+          <w:lang w:val="en-GB"/>
+        </w:rPr>
+      </w:pPr>
+    </w:p>
+    <w:p>
+      <w:pPr>
+        <w:rPr>
+          <w:rFonts w:ascii="Times New Roman" w:hAnsi="Times New Roman" w:cs="Times New Roman"/>
+          <w:lang w:val="en-GB"/>
+        </w:rPr>
+      </w:pPr>
+      <w:r>
+        <w:rPr>
+          <w:rFonts w:ascii="Times New Roman" w:hAnsi="Times New Roman" w:cs="Times New Roman"/>
+          <w:lang w:val="en-GB"/>
+        </w:rPr>
+        <w:br w:type="page"/>
+      </w:r>
+    </w:p>
+    <w:p>
+      <w:pPr>
+        <w:rPr>
+          <w:rFonts w:ascii="Times New Roman" w:hAnsi="Times New Roman" w:cs="Times New Roman"/>
+          <w:lang w:val="en-GB"/>
+        </w:rPr>
+      </w:pPr>
+      <w:r>
+        <w:rPr>
+          <w:rFonts w:ascii="Times New Roman" w:hAnsi="Times New Roman" w:cs="Times New Roman"/>
+          <w:noProof/>
+          <w:lang w:val="en-GB"/>
+          <w14:ligatures w14:val="standardContextual"/>
+        </w:rPr>
+        <w:lastRenderedPageBreak/>
+        <w:drawing>
+          <wp:anchor distT="0" distB="0" distL="114300" distR="114300" simplePos="0" relativeHeight="251707392" behindDoc="0" locked="0" layoutInCell="1" allowOverlap="1" wp14:anchorId="641B9054" wp14:editId="7B91B7DE">
+            <wp:simplePos x="0" y="0"/>
+            <wp:positionH relativeFrom="margin">
+              <wp:align>center</wp:align>
+            </wp:positionH>
+            <wp:positionV relativeFrom="paragraph">
+              <wp:posOffset>8398</wp:posOffset>
+            </wp:positionV>
+            <wp:extent cx="2755265" cy="2901315"/>
+            <wp:effectExtent l="0" t="0" r="6985" b="0"/>
+            <wp:wrapThrough wrapText="bothSides">
+              <wp:wrapPolygon edited="0">
+                <wp:start x="0" y="0"/>
+                <wp:lineTo x="0" y="21416"/>
+                <wp:lineTo x="21505" y="21416"/>
+                <wp:lineTo x="21505" y="0"/>
+                <wp:lineTo x="0" y="0"/>
+              </wp:wrapPolygon>
+            </wp:wrapThrough>
+            <wp:docPr id="916886694" name="Picture 38"/>
+            <wp:cNvGraphicFramePr>
+              <a:graphicFrameLocks xmlns:a="http://schemas.openxmlformats.org/drawingml/2006/main" noChangeAspect="1"/>
+            </wp:cNvGraphicFramePr>
+            <a:graphic xmlns:a="http://schemas.openxmlformats.org/drawingml/2006/main">
+              <a:graphicData uri="http://schemas.openxmlformats.org/drawingml/2006/picture">
+                <pic:pic xmlns:pic="http://schemas.openxmlformats.org/drawingml/2006/picture">
+                  <pic:nvPicPr>
+                    <pic:cNvPr id="916886694" name="Picture 916886694"/>
+                    <pic:cNvPicPr/>
+                  </pic:nvPicPr>
+                  <pic:blipFill>
+                    <a:blip r:embed="rId26">
+                      <a:extLst>
+                        <a:ext uri="{28A0092B-C50C-407E-A947-70E740481C1C}">
+                          <a14:useLocalDpi xmlns:a14="http://schemas.microsoft.com/office/drawing/2010/main" val="0"/>
+                        </a:ext>
+                      </a:extLst>
+                    </a:blip>
+                    <a:stretch>
+                      <a:fillRect/>
+                    </a:stretch>
+                  </pic:blipFill>
+                  <pic:spPr>
+                    <a:xfrm>
+                      <a:off x="0" y="0"/>
+                      <a:ext cx="2755265" cy="2901315"/>
+                    </a:xfrm>
+                    <a:prstGeom prst="rect">
+                      <a:avLst/>
+                    </a:prstGeom>
+                  </pic:spPr>
+                </pic:pic>
+              </a:graphicData>
+            </a:graphic>
+            <wp14:sizeRelH relativeFrom="margin">
+              <wp14:pctWidth>0</wp14:pctWidth>
+            </wp14:sizeRelH>
+            <wp14:sizeRelV relativeFrom="margin">
+              <wp14:pctHeight>0</wp14:pctHeight>
+            </wp14:sizeRelV>
+          </wp:anchor>
+        </w:drawing>
+      </w:r>
+    </w:p>
+    <w:p>
+      <w:pPr>
+        <w:rPr>
+          <w:rFonts w:ascii="Times New Roman" w:hAnsi="Times New Roman" w:cs="Times New Roman"/>
+          <w:lang w:val="en-GB"/>
+        </w:rPr>
+      </w:pPr>
+      <w:r>
+        <w:rPr>
+          <w:rFonts w:ascii="Times New Roman" w:hAnsi="Times New Roman" w:cs="Times New Roman"/>
+          <w:noProof/>
+          <w:lang w:val="en-GB"/>
+          <w14:ligatures w14:val="standardContextual"/>
+        </w:rPr>
+        <mc:AlternateContent>
+          <mc:Choice Requires="wps">
+            <w:drawing>
+              <wp:anchor distT="0" distB="0" distL="114300" distR="114300" simplePos="0" relativeHeight="251709440" behindDoc="0" locked="0" layoutInCell="1" allowOverlap="1" wp14:anchorId="25CEC8BA" wp14:editId="24B2FD43">
+                <wp:simplePos x="0" y="0"/>
+                <wp:positionH relativeFrom="margin">
+                  <wp:align>center</wp:align>
+                </wp:positionH>
+                <wp:positionV relativeFrom="paragraph">
+                  <wp:posOffset>2656940</wp:posOffset>
+                </wp:positionV>
+                <wp:extent cx="323850" cy="290596"/>
+                <wp:effectExtent l="19050" t="0" r="19050" b="33655"/>
+                <wp:wrapNone/>
+                <wp:docPr id="520250571" name="Arrow: Down 40"/>
+                <wp:cNvGraphicFramePr/>
+                <a:graphic xmlns:a="http://schemas.openxmlformats.org/drawingml/2006/main">
+                  <a:graphicData uri="http://schemas.microsoft.com/office/word/2010/wordprocessingShape">
+                    <wps:wsp>
+                      <wps:cNvSpPr/>
+                      <wps:spPr>
+                        <a:xfrm>
+                          <a:off x="0" y="0"/>
+                          <a:ext cx="323850" cy="290596"/>
+                        </a:xfrm>
+                        <a:prstGeom prst="downArrow">
+                          <a:avLst/>
+                        </a:prstGeom>
+                      </wps:spPr>
+                      <wps:style>
+                        <a:lnRef idx="2">
+                          <a:schemeClr val="accent1">
+                            <a:shade val="15000"/>
+                          </a:schemeClr>
+                        </a:lnRef>
+                        <a:fillRef idx="1">
+                          <a:schemeClr val="accent1"/>
+                        </a:fillRef>
+                        <a:effectRef idx="0">
+                          <a:schemeClr val="accent1"/>
+                        </a:effectRef>
+                        <a:fontRef idx="minor">
+                          <a:schemeClr val="lt1"/>
+                        </a:fontRef>
+                      </wps:style>
+                      <wps:bodyPr rot="0" spcFirstLastPara="0" vertOverflow="overflow" horzOverflow="overflow" vert="horz" wrap="square" lIns="91440" tIns="45720" rIns="91440" bIns="45720" numCol="1" spcCol="0" rtlCol="0" fromWordArt="0" anchor="ctr" anchorCtr="0" forceAA="0" compatLnSpc="1">
+                        <a:prstTxWarp prst="textNoShape">
+                          <a:avLst/>
+                        </a:prstTxWarp>
+                        <a:noAutofit/>
+                      </wps:bodyPr>
+                    </wps:wsp>
+                  </a:graphicData>
+                </a:graphic>
+                <wp14:sizeRelH relativeFrom="margin">
+                  <wp14:pctWidth>0</wp14:pctWidth>
+                </wp14:sizeRelH>
+                <wp14:sizeRelV relativeFrom="margin">
+                  <wp14:pctHeight>0</wp14:pctHeight>
+                </wp14:sizeRelV>
+              </wp:anchor>
+            </w:drawing>
+          </mc:Choice>
+          <mc:Fallback>
+            <w:pict>
+              <v:shape w14:anchorId="5650CF66" id="Arrow: Down 40" o:spid="_x0000_s1026" type="#_x0000_t67" style="position:absolute;margin-left:0;margin-top:209.2pt;width:25.5pt;height:22.9pt;z-index:251709440;visibility:visible;mso-wrap-style:square;mso-width-percent:0;mso-height-percent:0;mso-wrap-distance-left:9pt;mso-wrap-distance-top:0;mso-wrap-distance-right:9pt;mso-wrap-distance-bottom:0;mso-position-horizontal:center;mso-position-horizontal-relative:margin;mso-position-vertical:absolute;mso-position-vertical-relative:text;mso-width-percent:0;mso-height-percent:0;mso-width-relative:margin;mso-height-relative:margin;v-text-anchor:middle" o:gfxdata="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" adj="10800" fillcolor="#156082 [3204]" strokecolor="#030e13 [484]" strokeweight="1.5pt">
+                <w10:wrap anchorx="margin"/>
+              </v:shape>
+            </w:pict>
+          </mc:Fallback>
+        </mc:AlternateContent>
+      </w:r>
+      <w:r>
+        <w:rPr>
+          <w:rFonts w:ascii="Times New Roman" w:hAnsi="Times New Roman" w:cs="Times New Roman"/>
+          <w:noProof/>
+          <w:lang w:val="en-GB"/>
+          <w14:ligatures w14:val="standardContextual"/>
+        </w:rPr>
+        <w:drawing>
+          <wp:anchor distT="0" distB="0" distL="114300" distR="114300" simplePos="0" relativeHeight="251708416" behindDoc="0" locked="0" layoutInCell="1" allowOverlap="1" wp14:anchorId="76860338" wp14:editId="39CA1829">
+            <wp:simplePos x="0" y="0"/>
+            <wp:positionH relativeFrom="margin">
+              <wp:align>center</wp:align>
+            </wp:positionH>
+            <wp:positionV relativeFrom="paragraph">
+              <wp:posOffset>3030276</wp:posOffset>
+            </wp:positionV>
+            <wp:extent cx="3089275" cy="5093335"/>
+            <wp:effectExtent l="0" t="0" r="0" b="0"/>
+            <wp:wrapThrough wrapText="bothSides">
+              <wp:wrapPolygon edited="0">
+                <wp:start x="0" y="0"/>
+                <wp:lineTo x="0" y="21490"/>
+                <wp:lineTo x="21445" y="21490"/>
+                <wp:lineTo x="21445" y="0"/>
+                <wp:lineTo x="0" y="0"/>
+              </wp:wrapPolygon>
+            </wp:wrapThrough>
+            <wp:docPr id="585292000" name="Picture 39"/>
+            <wp:cNvGraphicFramePr>
+              <a:graphicFrameLocks xmlns:a="http://schemas.openxmlformats.org/drawingml/2006/main" noChangeAspect="1"/>
+            </wp:cNvGraphicFramePr>
+            <a:graphic xmlns:a="http://schemas.openxmlformats.org/drawingml/2006/main">
+              <a:graphicData uri="http://schemas.openxmlformats.org/drawingml/2006/picture">
+                <pic:pic xmlns:pic="http://schemas.openxmlformats.org/drawingml/2006/picture">
+                  <pic:nvPicPr>
+                    <pic:cNvPr id="585292000" name="Picture 585292000"/>
+                    <pic:cNvPicPr/>
+                  </pic:nvPicPr>
+                  <pic:blipFill>
+                    <a:blip r:embed="rId27">
+                      <a:extLst>
+                        <a:ext uri="{28A0092B-C50C-407E-A947-70E740481C1C}">
+                          <a14:useLocalDpi xmlns:a14="http://schemas.microsoft.com/office/drawing/2010/main" val="0"/>
+                        </a:ext>
+                      </a:extLst>
+                    </a:blip>
+                    <a:stretch>
+                      <a:fillRect/>
+                    </a:stretch>
+                  </pic:blipFill>
+                  <pic:spPr>
+                    <a:xfrm>
+                      <a:off x="0" y="0"/>
+                      <a:ext cx="3089275" cy="5093335"/>
+                    </a:xfrm>
+                    <a:prstGeom prst="rect">
+                      <a:avLst/>
+                    </a:prstGeom>
+                  </pic:spPr>
+                </pic:pic>
+              </a:graphicData>
+            </a:graphic>
+            <wp14:sizeRelH relativeFrom="margin">
+              <wp14:pctWidth>0</wp14:pctWidth>
+            </wp14:sizeRelH>
+            <wp14:sizeRelV relativeFrom="margin">
+              <wp14:pctHeight>0</wp14:pctHeight>
+            </wp14:sizeRelV>
+          </wp:anchor>
+        </w:drawing>
+      </w:r>
+      <w:r>
+        <w:rPr>
+          <w:rFonts w:ascii="Times New Roman" w:hAnsi="Times New Roman" w:cs="Times New Roman"/>
+          <w:lang w:val="en-GB"/>
+        </w:rPr>
+        <w:br w:type="page"/>
+      </w:r>
+      <w:r>
+        <w:rPr>
+          <w:rFonts w:ascii="Times New Roman" w:hAnsi="Times New Roman" w:cs="Times New Roman"/>
+          <w:b/>
+          <w:bCs/>
+          <w:sz w:val="24"/>
+          <w:szCs w:val="24"/>
+          <w:lang w:val="en-GB"/>
+        </w:rPr>
+        <w:lastRenderedPageBreak/>
+        <w:t>Date</w:t>
+      </w:r>
+    </w:p>
+    <w:p>
+      <w:pPr>
+        <w:rPr>
+          <w:rFonts w:ascii="Times New Roman" w:hAnsi="Times New Roman" w:cs="Times New Roman"/>
+          <w:lang w:val="en-GB"/>
+        </w:rPr>
+      </w:pPr>
+      <w:r>
+        <w:rPr>
+          <w:rFonts w:ascii="Times New Roman" w:hAnsi="Times New Roman" w:cs="Times New Roman"/>
+          <w:lang w:val="en-GB"/>
+        </w:rPr>
+        <w:t>20</w:t>
+      </w:r>
+      <w:r>
+        <w:rPr>
+          <w:rFonts w:ascii="Times New Roman" w:hAnsi="Times New Roman" w:cs="Times New Roman"/>
+          <w:lang w:val="en-GB"/>
+        </w:rPr>
+        <w:t>/10/2026</w:t>
+      </w:r>
+    </w:p>
+    <w:p>
+      <w:pPr>
+        <w:rPr>
+          <w:rFonts w:ascii="Times New Roman" w:hAnsi="Times New Roman" w:cs="Times New Roman"/>
+          <w:b/>
+          <w:bCs/>
+          <w:sz w:val="24"/>
+          <w:szCs w:val="24"/>
+          <w:lang w:val="en-GB"/>
+        </w:rPr>
+      </w:pPr>
+      <w:r>
+        <w:rPr>
+          <w:rFonts w:ascii="Times New Roman" w:hAnsi="Times New Roman" w:cs="Times New Roman"/>
+          <w:b/>
+          <w:bCs/>
+          <w:sz w:val="24"/>
+          <w:szCs w:val="24"/>
+          <w:lang w:val="en-GB"/>
+        </w:rPr>
+        <w:t xml:space="preserve">Purpose </w:t>
+      </w:r>
+    </w:p>
+    <w:p>
+      <w:pPr>
+        <w:rPr>
+          <w:rFonts w:ascii="Times New Roman" w:hAnsi="Times New Roman" w:cs="Times New Roman"/>
+        </w:rPr>
+      </w:pPr>
+      <w:r>
+        <w:rPr>
+          <w:rFonts w:ascii="Times New Roman" w:hAnsi="Times New Roman" w:cs="Times New Roman"/>
+        </w:rPr>
+        <w:t>Generate a chart diagram using image generation, providing precise specifications to ensure it aligns with the objectives of this assignment.</w:t>
+      </w:r>
+    </w:p>
+    <w:p>
+      <w:pPr>
+        <w:rPr>
+          <w:rFonts w:ascii="Times New Roman" w:hAnsi="Times New Roman" w:cs="Times New Roman"/>
+          <w:b/>
+          <w:bCs/>
+          <w:sz w:val="24"/>
+          <w:szCs w:val="24"/>
+          <w:lang w:val="en-GB"/>
+        </w:rPr>
+      </w:pPr>
+      <w:r>
+        <w:rPr>
+          <w:rFonts w:ascii="Times New Roman" w:hAnsi="Times New Roman" w:cs="Times New Roman"/>
+          <w:b/>
+          <w:bCs/>
+          <w:sz w:val="24"/>
+          <w:szCs w:val="24"/>
+          <w:lang w:val="en-GB"/>
+        </w:rPr>
+        <w:t>Prompt</w:t>
+      </w:r>
+    </w:p>
+    <w:p>
+      <w:pPr>
+        <w:rPr>
+          <w:rFonts w:ascii="Times New Roman" w:hAnsi="Times New Roman" w:cs="Times New Roman"/>
+          <w:lang w:val="en-GB"/>
+        </w:rPr>
+      </w:pPr>
+      <w:r>
+        <w:rPr>
+          <w:rFonts w:ascii="Times New Roman" w:hAnsi="Times New Roman" w:cs="Times New Roman"/>
+          <w:lang w:val="en-GB"/>
+        </w:rPr>
+        <w:t xml:space="preserve">“Generate a Gantt chart image for a one-year project divided into two semesters, based on the following aim and objectives, with this title “Project Timeline”, starting from September 2026, ending in September 2027, in a vertical format. </w:t>
+      </w:r>
+      <w:r>
+        <w:rPr>
+          <w:rFonts w:ascii="Times New Roman" w:hAnsi="Times New Roman" w:cs="Times New Roman"/>
+          <w:lang w:val="en-GB"/>
+        </w:rPr>
+        <w:t>(</w:t>
+      </w:r>
+      <w:r>
+        <w:rPr>
+          <w:rFonts w:ascii="Times New Roman" w:hAnsi="Times New Roman" w:cs="Times New Roman"/>
+        </w:rPr>
+        <w:t>The Aim and Objectives section was included below this prompt.</w:t>
+      </w:r>
+      <w:r>
+        <w:rPr>
+          <w:rFonts w:ascii="Times New Roman" w:hAnsi="Times New Roman" w:cs="Times New Roman"/>
+        </w:rPr>
+        <w:t>)</w:t>
+      </w:r>
+    </w:p>
+    <w:p>
+      <w:pPr>
+        <w:rPr>
+          <w:rFonts w:ascii="Times New Roman" w:hAnsi="Times New Roman" w:cs="Times New Roman"/>
+          <w:b/>
+          <w:bCs/>
+          <w:sz w:val="24"/>
+          <w:szCs w:val="24"/>
+          <w:lang w:val="en-GB"/>
+        </w:rPr>
+      </w:pPr>
+      <w:r>
+        <w:rPr>
+          <w:rFonts w:ascii="Times New Roman" w:hAnsi="Times New Roman" w:cs="Times New Roman"/>
+          <w:b/>
+          <w:bCs/>
+          <w:sz w:val="24"/>
+          <w:szCs w:val="24"/>
+          <w:lang w:val="en-GB"/>
+        </w:rPr>
+        <w:t>Evaluation and Use</w:t>
+      </w:r>
+    </w:p>
+    <w:p>
+      <w:pPr>
+        <w:spacing w:before="100" w:beforeAutospacing="1" w:after="100" w:afterAutospacing="1" w:line="240" w:lineRule="auto"/>
+        <w:rPr>
+          <w:rFonts w:ascii="Times New Roman" w:eastAsia="Times New Roman" w:hAnsi="Times New Roman" w:cs="Times New Roman"/>
+          <w:lang w:eastAsia="en-GB"/>
+        </w:rPr>
+      </w:pPr>
+      <w:r>
+        <w:rPr>
+          <w:rFonts w:ascii="Times New Roman" w:eastAsia="Times New Roman" w:hAnsi="Times New Roman" w:cs="Times New Roman"/>
+          <w:lang w:eastAsia="en-GB"/>
+        </w:rPr>
+        <w:t>After obtaining the image, I decided to incorporate it into the assignment, specifically in the "Project Timeline" section.</w:t>
+      </w:r>
+    </w:p>
+    <w:p>
+      <w:pPr>
+        <w:rPr>
+          <w:rFonts w:ascii="Times New Roman" w:eastAsia="Times New Roman" w:hAnsi="Times New Roman" w:cs="Times New Roman"/>
+          <w:lang w:val="en-GB" w:eastAsia="en-GB"/>
+        </w:rPr>
+      </w:pPr>
+      <w:r>
+        <w:rPr>
+          <w:rFonts w:ascii="Times New Roman" w:eastAsia="Times New Roman" w:hAnsi="Times New Roman" w:cs="Times New Roman"/>
+          <w:b/>
+          <w:bCs/>
+          <w:noProof/>
+          <w:sz w:val="28"/>
+          <w:szCs w:val="28"/>
+          <w:lang w:val="en-GB" w:eastAsia="en-GB"/>
+          <w14:ligatures w14:val="standardContextual"/>
+        </w:rPr>
+        <w:drawing>
+          <wp:anchor distT="0" distB="0" distL="114300" distR="114300" simplePos="0" relativeHeight="251710464" behindDoc="0" locked="0" layoutInCell="1" allowOverlap="1" wp14:anchorId="37E30119" wp14:editId="57296F15">
+            <wp:simplePos x="0" y="0"/>
+            <wp:positionH relativeFrom="margin">
+              <wp:align>center</wp:align>
+            </wp:positionH>
+            <wp:positionV relativeFrom="paragraph">
+              <wp:posOffset>478197</wp:posOffset>
+            </wp:positionV>
+            <wp:extent cx="4128770" cy="5140325"/>
+            <wp:effectExtent l="0" t="0" r="5080" b="3175"/>
+            <wp:wrapThrough wrapText="bothSides">
+              <wp:wrapPolygon edited="0">
+                <wp:start x="0" y="0"/>
+                <wp:lineTo x="0" y="21533"/>
+                <wp:lineTo x="21527" y="21533"/>
+                <wp:lineTo x="21527" y="0"/>
+                <wp:lineTo x="0" y="0"/>
+              </wp:wrapPolygon>
+            </wp:wrapThrough>
+            <wp:docPr id="1740364878" name="Picture 41"/>
+            <wp:cNvGraphicFramePr>
+              <a:graphicFrameLocks xmlns:a="http://schemas.openxmlformats.org/drawingml/2006/main" noChangeAspect="1"/>
+            </wp:cNvGraphicFramePr>
+            <a:graphic xmlns:a="http://schemas.openxmlformats.org/drawingml/2006/main">
+              <a:graphicData uri="http://schemas.openxmlformats.org/drawingml/2006/picture">
+                <pic:pic xmlns:pic="http://schemas.openxmlformats.org/drawingml/2006/picture">
+                  <pic:nvPicPr>
+                    <pic:cNvPr id="1740364878" name="Picture 1740364878"/>
+                    <pic:cNvPicPr/>
+                  </pic:nvPicPr>
+                  <pic:blipFill>
+                    <a:blip r:embed="rId28">
+                      <a:extLst>
+                        <a:ext uri="{28A0092B-C50C-407E-A947-70E740481C1C}">
+                          <a14:useLocalDpi xmlns:a14="http://schemas.microsoft.com/office/drawing/2010/main" val="0"/>
+                        </a:ext>
+                      </a:extLst>
+                    </a:blip>
+                    <a:stretch>
+                      <a:fillRect/>
+                    </a:stretch>
+                  </pic:blipFill>
+                  <pic:spPr>
+                    <a:xfrm>
+                      <a:off x="0" y="0"/>
+                      <a:ext cx="4128770" cy="5140325"/>
+                    </a:xfrm>
+                    <a:prstGeom prst="rect">
+                      <a:avLst/>
+                    </a:prstGeom>
+                  </pic:spPr>
+                </pic:pic>
+              </a:graphicData>
+            </a:graphic>
+            <wp14:sizeRelH relativeFrom="margin">
+              <wp14:pctWidth>0</wp14:pctWidth>
+            </wp14:sizeRelH>
+            <wp14:sizeRelV relativeFrom="margin">
+              <wp14:pctHeight>0</wp14:pctHeight>
+            </wp14:sizeRelV>
+          </wp:anchor>
+        </w:drawing>
+      </w:r>
+      <w:r>
+        <w:rPr>
+          <w:rFonts w:ascii="Times New Roman" w:eastAsia="Times New Roman" w:hAnsi="Times New Roman" w:cs="Times New Roman"/>
+          <w:lang w:val="en-GB" w:eastAsia="en-GB"/>
+        </w:rPr>
+        <w:br w:type="page"/>
+      </w:r>
+    </w:p>
+    <w:p>
+      <w:pPr>
+        <w:rPr>
+          <w:rFonts w:ascii="Times New Roman" w:hAnsi="Times New Roman" w:cs="Times New Roman"/>
+          <w:lang w:val="en-GB"/>
+        </w:rPr>
+      </w:pPr>
+      <w:r>
+        <w:rPr>
+          <w:rFonts w:ascii="Times New Roman" w:hAnsi="Times New Roman" w:cs="Times New Roman"/>
+          <w:b/>
+          <w:bCs/>
+          <w:sz w:val="24"/>
+          <w:szCs w:val="24"/>
+          <w:lang w:val="en-GB"/>
+        </w:rPr>
+        <w:lastRenderedPageBreak/>
+        <w:t>Date</w:t>
+      </w:r>
+    </w:p>
+    <w:p>
+      <w:pPr>
+        <w:rPr>
+          <w:rFonts w:ascii="Times New Roman" w:hAnsi="Times New Roman" w:cs="Times New Roman"/>
+          <w:lang w:val="en-GB"/>
+        </w:rPr>
+      </w:pPr>
+      <w:r>
+        <w:rPr>
+          <w:rFonts w:ascii="Times New Roman" w:hAnsi="Times New Roman" w:cs="Times New Roman"/>
+          <w:lang w:val="en-GB"/>
+        </w:rPr>
+        <w:t>20</w:t>
+      </w:r>
+      <w:r>
+        <w:rPr>
+          <w:rFonts w:ascii="Times New Roman" w:hAnsi="Times New Roman" w:cs="Times New Roman"/>
+          <w:lang w:val="en-GB"/>
+        </w:rPr>
+        <w:t>/10/2026</w:t>
+      </w:r>
+    </w:p>
+    <w:p>
+      <w:pPr>
+        <w:rPr>
+          <w:rFonts w:ascii="Times New Roman" w:hAnsi="Times New Roman" w:cs="Times New Roman"/>
+          <w:b/>
+          <w:bCs/>
+          <w:sz w:val="24"/>
+          <w:szCs w:val="24"/>
+          <w:lang w:val="en-GB"/>
+        </w:rPr>
+      </w:pPr>
+      <w:r>
+        <w:rPr>
+          <w:rFonts w:ascii="Times New Roman" w:hAnsi="Times New Roman" w:cs="Times New Roman"/>
+          <w:b/>
+          <w:bCs/>
+          <w:sz w:val="24"/>
+          <w:szCs w:val="24"/>
+          <w:lang w:val="en-GB"/>
+        </w:rPr>
+        <w:t xml:space="preserve">Purpose </w:t>
+      </w:r>
+    </w:p>
+    <w:p>
+      <w:pPr>
+        <w:rPr>
+          <w:rFonts w:ascii="Times New Roman" w:hAnsi="Times New Roman" w:cs="Times New Roman"/>
+        </w:rPr>
+      </w:pPr>
+      <w:r>
+        <w:rPr>
+          <w:rFonts w:ascii="Times New Roman" w:hAnsi="Times New Roman" w:cs="Times New Roman"/>
+        </w:rPr>
+        <w:t>To create an image that visually represents the steps to be followed throughout this project, specifically for the Methodology section</w:t>
+      </w:r>
+    </w:p>
+    <w:p>
+      <w:pPr>
+        <w:rPr>
+          <w:rFonts w:ascii="Times New Roman" w:hAnsi="Times New Roman" w:cs="Times New Roman"/>
+          <w:b/>
+          <w:bCs/>
+          <w:sz w:val="24"/>
+          <w:szCs w:val="24"/>
+          <w:lang w:val="en-GB"/>
+        </w:rPr>
+      </w:pPr>
+      <w:r>
+        <w:rPr>
+          <w:rFonts w:ascii="Times New Roman" w:hAnsi="Times New Roman" w:cs="Times New Roman"/>
+          <w:b/>
+          <w:bCs/>
+          <w:sz w:val="24"/>
+          <w:szCs w:val="24"/>
+          <w:lang w:val="en-GB"/>
+        </w:rPr>
+        <w:t>Prompt</w:t>
+      </w:r>
+    </w:p>
+    <w:p>
+      <w:pPr>
+        <w:rPr>
+          <w:rFonts w:ascii="Times New Roman" w:hAnsi="Times New Roman" w:cs="Times New Roman"/>
+          <w:lang w:val="en-GB"/>
+        </w:rPr>
+      </w:pPr>
+      <w:r>
+        <w:rPr>
+          <w:rFonts w:ascii="Times New Roman" w:hAnsi="Times New Roman" w:cs="Times New Roman"/>
+          <w:lang w:val="en-GB"/>
+        </w:rPr>
+        <w:t>“Create an academic-style architecture diagram titled “Methodology” the diagram should present a logical workflow and methodological structure based on the following project description”</w:t>
+      </w:r>
+      <w:r>
+        <w:rPr>
+          <w:rFonts w:ascii="Times New Roman" w:hAnsi="Times New Roman" w:cs="Times New Roman"/>
+          <w:lang w:val="en-GB"/>
+        </w:rPr>
+        <w:t xml:space="preserve"> (</w:t>
+      </w:r>
+      <w:r>
+        <w:rPr>
+          <w:rFonts w:ascii="Times New Roman" w:hAnsi="Times New Roman" w:cs="Times New Roman"/>
+        </w:rPr>
+        <w:t>The Methodology section was included below this prompt.</w:t>
+      </w:r>
+      <w:r>
+        <w:rPr>
+          <w:rFonts w:ascii="Times New Roman" w:hAnsi="Times New Roman" w:cs="Times New Roman"/>
+        </w:rPr>
+        <w:t>)</w:t>
+      </w:r>
+    </w:p>
+    <w:p>
+      <w:pPr>
+        <w:rPr>
+          <w:rFonts w:ascii="Times New Roman" w:hAnsi="Times New Roman" w:cs="Times New Roman"/>
+          <w:b/>
+          <w:bCs/>
+          <w:sz w:val="24"/>
+          <w:szCs w:val="24"/>
+          <w:lang w:val="en-GB"/>
+        </w:rPr>
+      </w:pPr>
+      <w:r>
+        <w:rPr>
+          <w:rFonts w:ascii="Times New Roman" w:hAnsi="Times New Roman" w:cs="Times New Roman"/>
+          <w:b/>
+          <w:bCs/>
+          <w:sz w:val="24"/>
+          <w:szCs w:val="24"/>
+          <w:lang w:val="en-GB"/>
+        </w:rPr>
+        <w:t>Evaluation and Use</w:t>
+      </w:r>
+    </w:p>
+    <w:p>
+      <w:pPr>
+        <w:spacing w:before="100" w:beforeAutospacing="1" w:after="100" w:afterAutospacing="1" w:line="240" w:lineRule="auto"/>
+        <w:rPr>
+          <w:rFonts w:ascii="Times New Roman" w:eastAsia="Times New Roman" w:hAnsi="Times New Roman" w:cs="Times New Roman"/>
+          <w:lang w:eastAsia="en-GB"/>
+        </w:rPr>
+      </w:pPr>
+      <w:r>
+        <w:rPr>
+          <w:rFonts w:ascii="Times New Roman" w:eastAsia="Times New Roman" w:hAnsi="Times New Roman" w:cs="Times New Roman"/>
+          <w:lang w:eastAsia="en-GB"/>
+        </w:rPr>
+        <w:t>After obtaining the image, I decided to incorporate it into the assignment, specifically in the "</w:t>
+      </w:r>
+      <w:r>
+        <w:rPr>
+          <w:rFonts w:ascii="Times New Roman" w:eastAsia="Times New Roman" w:hAnsi="Times New Roman" w:cs="Times New Roman"/>
+          <w:lang w:eastAsia="en-GB"/>
+        </w:rPr>
+        <w:t>Methodology</w:t>
+      </w:r>
+      <w:r>
+        <w:rPr>
+          <w:rFonts w:ascii="Times New Roman" w:eastAsia="Times New Roman" w:hAnsi="Times New Roman" w:cs="Times New Roman"/>
+          <w:lang w:eastAsia="en-GB"/>
+        </w:rPr>
+        <w:t>" section.</w:t>
+      </w:r>
+    </w:p>
+    <w:p>
+      <w:pPr>
+        <w:spacing w:before="100" w:beforeAutospacing="1" w:after="100" w:afterAutospacing="1" w:line="240" w:lineRule="auto"/>
+        <w:rPr>
+          <w:rFonts w:ascii="Times New Roman" w:eastAsia="Times New Roman" w:hAnsi="Times New Roman" w:cs="Times New Roman"/>
+          <w:lang w:eastAsia="en-GB"/>
+        </w:rPr>
+      </w:pPr>
+    </w:p>
+    <w:p>
+      <w:pPr>
+        <w:rPr>
+          <w:rFonts w:ascii="Times New Roman" w:eastAsia="Times New Roman" w:hAnsi="Times New Roman" w:cs="Times New Roman"/>
+          <w:b/>
+          <w:bCs/>
+          <w:sz w:val="28"/>
+          <w:szCs w:val="28"/>
+          <w:lang w:val="en-GB" w:eastAsia="en-GB"/>
+        </w:rPr>
+      </w:pPr>
+    </w:p>
+    <w:p>
+      <w:pPr>
+        <w:rPr>
+          <w:rFonts w:ascii="Times New Roman" w:eastAsia="Times New Roman" w:hAnsi="Times New Roman" w:cs="Times New Roman"/>
+          <w:b/>
+          <w:bCs/>
+          <w:sz w:val="28"/>
+          <w:szCs w:val="28"/>
+          <w:lang w:val="en-GB" w:eastAsia="en-GB"/>
+        </w:rPr>
+      </w:pPr>
+      <w:r>
+        <w:rPr>
+          <w:rFonts w:ascii="Times New Roman" w:eastAsia="Times New Roman" w:hAnsi="Times New Roman" w:cs="Times New Roman"/>
+          <w:noProof/>
+          <w:lang w:eastAsia="en-GB"/>
+          <w14:ligatures w14:val="standardContextual"/>
+        </w:rPr>
+        <w:drawing>
+          <wp:anchor distT="0" distB="0" distL="114300" distR="114300" simplePos="0" relativeHeight="251711488" behindDoc="0" locked="0" layoutInCell="1" allowOverlap="1" wp14:anchorId="4D4ECC2E" wp14:editId="7E1F722B">
+            <wp:simplePos x="0" y="0"/>
+            <wp:positionH relativeFrom="margin">
+              <wp:align>center</wp:align>
+            </wp:positionH>
+            <wp:positionV relativeFrom="paragraph">
+              <wp:posOffset>7620</wp:posOffset>
+            </wp:positionV>
+            <wp:extent cx="4627245" cy="4936490"/>
+            <wp:effectExtent l="0" t="0" r="1905" b="0"/>
+            <wp:wrapThrough wrapText="bothSides">
+              <wp:wrapPolygon edited="0">
+                <wp:start x="0" y="0"/>
+                <wp:lineTo x="0" y="21506"/>
+                <wp:lineTo x="21520" y="21506"/>
+                <wp:lineTo x="21520" y="0"/>
+                <wp:lineTo x="0" y="0"/>
+              </wp:wrapPolygon>
+            </wp:wrapThrough>
+            <wp:docPr id="435337583" name="Picture 42"/>
+            <wp:cNvGraphicFramePr>
+              <a:graphicFrameLocks xmlns:a="http://schemas.openxmlformats.org/drawingml/2006/main" noChangeAspect="1"/>
+            </wp:cNvGraphicFramePr>
+            <a:graphic xmlns:a="http://schemas.openxmlformats.org/drawingml/2006/main">
+              <a:graphicData uri="http://schemas.openxmlformats.org/drawingml/2006/picture">
+                <pic:pic xmlns:pic="http://schemas.openxmlformats.org/drawingml/2006/picture">
+                  <pic:nvPicPr>
+                    <pic:cNvPr id="435337583" name="Picture 435337583"/>
+                    <pic:cNvPicPr/>
+                  </pic:nvPicPr>
+                  <pic:blipFill>
+                    <a:blip r:embed="rId29">
+                      <a:extLst>
+                        <a:ext uri="{28A0092B-C50C-407E-A947-70E740481C1C}">
+                          <a14:useLocalDpi xmlns:a14="http://schemas.microsoft.com/office/drawing/2010/main" val="0"/>
+                        </a:ext>
+                      </a:extLst>
+                    </a:blip>
+                    <a:stretch>
+                      <a:fillRect/>
+                    </a:stretch>
+                  </pic:blipFill>
+                  <pic:spPr>
+                    <a:xfrm>
+                      <a:off x="0" y="0"/>
+                      <a:ext cx="4627245" cy="4936490"/>
+                    </a:xfrm>
+                    <a:prstGeom prst="rect">
+                      <a:avLst/>
+                    </a:prstGeom>
+                  </pic:spPr>
+                </pic:pic>
+              </a:graphicData>
+            </a:graphic>
+            <wp14:sizeRelH relativeFrom="margin">
+              <wp14:pctWidth>0</wp14:pctWidth>
+            </wp14:sizeRelH>
+            <wp14:sizeRelV relativeFrom="margin">
+              <wp14:pctHeight>0</wp14:pctHeight>
+            </wp14:sizeRelV>
+          </wp:anchor>
+        </w:drawing>
+      </w:r>
+      <w:r>
+        <w:rPr>
+          <w:rFonts w:ascii="Times New Roman" w:eastAsia="Times New Roman" w:hAnsi="Times New Roman" w:cs="Times New Roman"/>
+          <w:b/>
+          <w:bCs/>
+          <w:sz w:val="28"/>
+          <w:szCs w:val="28"/>
+          <w:lang w:val="en-GB" w:eastAsia="en-GB"/>
+        </w:rPr>
+        <w:br w:type="page"/>
+      </w:r>
+    </w:p>
+    <w:p>
+      <w:pPr>
+        <w:rPr>
+          <w:rFonts w:ascii="Times New Roman" w:hAnsi="Times New Roman" w:cs="Times New Roman"/>
+          <w:lang w:val="en-GB"/>
+        </w:rPr>
+      </w:pPr>
+      <w:r>
+        <w:rPr>
+          <w:rFonts w:ascii="Times New Roman" w:eastAsia="Times New Roman" w:hAnsi="Times New Roman" w:cs="Times New Roman"/>
+          <w:b/>
+          <w:bCs/>
+          <w:sz w:val="28"/>
+          <w:szCs w:val="28"/>
+          <w:lang w:val="en-GB" w:eastAsia="en-GB"/>
+        </w:rPr>
+        <w:lastRenderedPageBreak/>
+        <w:t>References</w:t>
+      </w:r>
+    </w:p>
+    <w:p>
+      <w:pPr>
+        <w:spacing w:before="100" w:beforeAutospacing="1" w:after="100" w:afterAutospacing="1" w:line="240" w:lineRule="auto"/>
+        <w:rPr>
+          <w:rFonts w:ascii="Times New Roman" w:eastAsia="Times New Roman" w:hAnsi="Times New Roman" w:cs="Times New Roman"/>
+          <w:lang w:val="en-GB" w:eastAsia="en-GB"/>
+        </w:rPr>
+      </w:pPr>
+      <w:r>
+        <w:rPr>
+          <w:rFonts w:ascii="Times New Roman" w:eastAsia="Times New Roman" w:hAnsi="Times New Roman" w:cs="Times New Roman"/>
+          <w:lang w:val="en-GB" w:eastAsia="en-GB"/>
+        </w:rPr>
+        <w:t>NYC Open Data (2026) Air Quality and Health Impacts: Data Dictionary. Available at: https://data.cityofnewyork.us/Environment/Air-Quality-and-Health-Impacts/c3uy-2p5r (Accessed: 19 October 2026).</w:t>
+      </w:r>
+    </w:p>
+    <w:p>
+      <w:pPr>
+        <w:spacing w:before="100" w:beforeAutospacing="1" w:after="100" w:afterAutospacing="1" w:line="240" w:lineRule="auto"/>
+        <w:rPr>
+          <w:rFonts w:ascii="Times New Roman" w:eastAsia="Times New Roman" w:hAnsi="Times New Roman" w:cs="Times New Roman"/>
+          <w:lang w:val="en-GB" w:eastAsia="en-GB"/>
+        </w:rPr>
+      </w:pPr>
+    </w:p>
+    <w:p>
+      <w:pPr>
+        <w:spacing w:before="100" w:beforeAutospacing="1" w:after="100" w:afterAutospacing="1" w:line="240" w:lineRule="auto"/>
+        <w:rPr>
+          <w:rFonts w:ascii="Times New Roman" w:eastAsia="Times New Roman" w:hAnsi="Times New Roman" w:cs="Times New Roman"/>
+          <w:lang w:val="en-GB" w:eastAsia="en-GB"/>
+        </w:rPr>
+      </w:pPr>
+      <w:r>
+        <w:rPr>
+          <w:rFonts w:ascii="Times New Roman" w:eastAsia="Times New Roman" w:hAnsi="Times New Roman" w:cs="Times New Roman"/>
+          <w:lang w:val="en-GB" w:eastAsia="en-GB"/>
+        </w:rPr>
+        <w:t>NYC Open Data (n.d.) Terms of Use. Available at: https://data.cityofnewyork.us/stories/s/Terms-of-Use/k9k7-3cje (Accessed: 19 October 2026).</w:t>
+      </w:r>
+    </w:p>
+    <w:p>
+      <w:pPr>
+        <w:spacing w:before="100" w:beforeAutospacing="1" w:after="100" w:afterAutospacing="1" w:line="240" w:lineRule="auto"/>
+        <w:rPr>
+          <w:rFonts w:ascii="Times New Roman" w:eastAsia="Times New Roman" w:hAnsi="Times New Roman" w:cs="Times New Roman"/>
+          <w:lang w:val="en-GB" w:eastAsia="en-GB"/>
+        </w:rPr>
+      </w:pPr>
+    </w:p>
+    <w:p>
+      <w:pPr>
+        <w:spacing w:before="100" w:beforeAutospacing="1" w:after="100" w:afterAutospacing="1" w:line="240" w:lineRule="auto"/>
+        <w:rPr>
+          <w:rFonts w:ascii="Times New Roman" w:eastAsia="Times New Roman" w:hAnsi="Times New Roman" w:cs="Times New Roman"/>
+          <w:lang w:val="en-GB" w:eastAsia="en-GB"/>
+        </w:rPr>
+      </w:pPr>
+      <w:r>
+        <w:rPr>
+          <w:rFonts w:ascii="Times New Roman" w:eastAsia="Times New Roman" w:hAnsi="Times New Roman" w:cs="Times New Roman"/>
+          <w:lang w:val="en-GB" w:eastAsia="en-GB"/>
+        </w:rPr>
+        <w:t>NYC Department of Health and Mental Hygiene (n.d.-a) Real-Time Air Quality in NYC. Available at: https://a816-dohbesp.nyc.gov/IndicatorPublic/data-features/realtime-air-quality/ (Accessed: 19 October 2026).</w:t>
+      </w:r>
+    </w:p>
+    <w:p>
+      <w:pPr>
+        <w:spacing w:before="100" w:beforeAutospacing="1" w:after="100" w:afterAutospacing="1" w:line="240" w:lineRule="auto"/>
+        <w:rPr>
+          <w:rFonts w:ascii="Times New Roman" w:eastAsia="Times New Roman" w:hAnsi="Times New Roman" w:cs="Times New Roman"/>
+          <w:lang w:val="en-GB" w:eastAsia="en-GB"/>
+        </w:rPr>
+      </w:pPr>
+    </w:p>
+    <w:p>
+      <w:pPr>
+        <w:spacing w:before="100" w:beforeAutospacing="1" w:after="100" w:afterAutospacing="1" w:line="240" w:lineRule="auto"/>
+        <w:rPr>
+          <w:rFonts w:ascii="Times New Roman" w:eastAsia="Times New Roman" w:hAnsi="Times New Roman" w:cs="Times New Roman"/>
+          <w:lang w:val="en-GB" w:eastAsia="en-GB"/>
+        </w:rPr>
+      </w:pPr>
+      <w:r>
+        <w:rPr>
+          <w:rFonts w:ascii="Times New Roman" w:eastAsia="Times New Roman" w:hAnsi="Times New Roman" w:cs="Times New Roman"/>
+          <w:lang w:val="en-GB" w:eastAsia="en-GB"/>
+        </w:rPr>
+        <w:t>NYC Department of Health and Mental Hygiene (n.d.-b) Health Impacts of Air Pollution Data Explorer. Available at: https://a816-dohbesp.nyc.gov/IndicatorPublic/data-explorer/health-impacts-of-air-pollution/?id=2121&amp;MeasureID=652&amp;GeoType=UHF42&amp;TimePeriodID=282&amp;overlay=table (Accessed: 19 October 2026).</w:t>
+      </w:r>
+    </w:p>
+    <w:p>
+      <w:pPr>
+        <w:spacing w:before="100" w:beforeAutospacing="1" w:after="100" w:afterAutospacing="1" w:line="240" w:lineRule="auto"/>
+        <w:rPr>
+          <w:rFonts w:ascii="Times New Roman" w:eastAsia="Times New Roman" w:hAnsi="Times New Roman" w:cs="Times New Roman"/>
+          <w:lang w:val="en-GB" w:eastAsia="en-GB"/>
+        </w:rPr>
+      </w:pPr>
+    </w:p>
+    <w:p>
+      <w:pPr>
+        <w:rPr>
+          <w:rFonts w:ascii="Times New Roman" w:eastAsia="Times New Roman" w:hAnsi="Times New Roman" w:cs="Times New Roman"/>
+          <w:lang w:val="en-GB" w:eastAsia="en-GB"/>
+        </w:rPr>
+      </w:pPr>
+      <w:r>
+        <w:rPr>
+          <w:rFonts w:ascii="Times New Roman" w:eastAsia="Times New Roman" w:hAnsi="Times New Roman" w:cs="Times New Roman"/>
+          <w:lang w:val="en-GB" w:eastAsia="en-GB"/>
+        </w:rPr>
+        <w:br w:type="page"/>
+      </w:r>
+    </w:p>
+    <w:p>
+      <w:pPr>
+        <w:spacing w:before="100" w:beforeAutospacing="1" w:after="100" w:afterAutospacing="1" w:line="240" w:lineRule="auto"/>
+        <w:rPr>
+          <w:rFonts w:ascii="Times New Roman" w:eastAsia="Times New Roman" w:hAnsi="Times New Roman" w:cs="Times New Roman"/>
+          <w:lang w:val="en-GB" w:eastAsia="en-GB"/>
+        </w:rPr>
+      </w:pPr>
+    </w:p>
+    <w:p>
+      <w:pPr>
+        <w:rPr>
+          <w:rFonts w:ascii="Times New Roman" w:hAnsi="Times New Roman" w:cs="Times New Roman"/>
+          <w:lang w:val="en-GB"/>
           <w:rPrChange w:id="78" w:author="Nicolas Cancino" w:date="2026-10-19T19:09:00Z" w16du:dateUtc="2026-10-19T18:09:00Z">
             <w:rPr/>
           </w:rPrChange>
@@ -5547,6 +9496,33 @@
       <w14:ligatures w14:val="none"/>
     </w:rPr>
   </w:style>
+  <w:style w:type="paragraph" w:styleId="NoSpacing">
+    <w:name w:val="No Spacing"/>
+    <w:link w:val="NoSpacingChar"/>
+    <w:uiPriority w:val="1"/>
+    <w:qFormat/>
+    <w:rsid w:val="00683533"/>
+    <w:pPr>
+      <w:spacing w:after="0" w:line="240" w:lineRule="auto"/>
+    </w:pPr>
+    <w:rPr>
+      <w:rFonts w:eastAsiaTheme="minorEastAsia"/>
+      <w:lang w:eastAsia="en-GB"/>
+      <w14:ligatures w14:val="none"/>
+    </w:rPr>
+  </w:style>
+  <w:style w:type="character" w:customStyle="1" w:styleId="NoSpacingChar">
+    <w:name w:val="No Spacing Char"/>
+    <w:basedOn w:val="DefaultParagraphFont"/>
+    <w:link w:val="NoSpacing"/>
+    <w:uiPriority w:val="1"/>
+    <w:rsid w:val="00683533"/>
+    <w:rPr>
+      <w:rFonts w:eastAsiaTheme="minorEastAsia"/>
+      <w:lang w:eastAsia="en-GB"/>
+      <w14:ligatures w14:val="none"/>
+    </w:rPr>
+  </w:style>
 </w:styles>
 </file>
 

--- a/CA 20% - Project.docx
+++ b/CA 20% - Project.docx
@@ -1640,7 +1640,7 @@
           <w:rFonts w:ascii="Times New Roman" w:hAnsi="Times New Roman" w:cs="Times New Roman"/>
           <w:b/>
           <w:bCs/>
-          <w:iCs/>
+          <w:i/>
           <w:color w:val="000000" w:themeColor="text1"/>
           <w:sz w:val="28"/>
           <w:szCs w:val="28"/>
@@ -1652,7 +1652,7 @@
           <w:rFonts w:ascii="Times New Roman" w:hAnsi="Times New Roman" w:cs="Times New Roman"/>
           <w:b/>
           <w:bCs/>
-          <w:iCs/>
+          <w:i/>
           <w:color w:val="000000" w:themeColor="text1"/>
           <w:sz w:val="28"/>
           <w:szCs w:val="28"/>
@@ -1665,7 +1665,7 @@
           <w:rFonts w:ascii="Times New Roman" w:hAnsi="Times New Roman" w:cs="Times New Roman"/>
           <w:b/>
           <w:bCs/>
-          <w:iCs/>
+          <w:i/>
           <w:color w:val="000000" w:themeColor="text1"/>
           <w:sz w:val="28"/>
           <w:szCs w:val="28"/>
@@ -1718,7 +1718,7 @@
           <w:rFonts w:ascii="Times New Roman" w:hAnsi="Times New Roman" w:cs="Times New Roman"/>
           <w:b/>
           <w:bCs/>
-          <w:iCs/>
+          <w:i/>
           <w:color w:val="000000" w:themeColor="text1"/>
           <w:sz w:val="28"/>
           <w:szCs w:val="28"/>
@@ -1730,7 +1730,7 @@
           <w:rFonts w:ascii="Times New Roman" w:hAnsi="Times New Roman" w:cs="Times New Roman"/>
           <w:b/>
           <w:bCs/>
-          <w:iCs/>
+          <w:i/>
           <w:color w:val="000000" w:themeColor="text1"/>
           <w:sz w:val="28"/>
           <w:szCs w:val="28"/>
@@ -2109,7 +2109,7 @@
           <w:rFonts w:ascii="Times New Roman" w:hAnsi="Times New Roman" w:cs="Times New Roman"/>
           <w:b/>
           <w:bCs/>
-          <w:iCs/>
+          <w:i/>
           <w:color w:val="000000" w:themeColor="text1"/>
           <w:sz w:val="28"/>
           <w:szCs w:val="28"/>
@@ -2121,7 +2121,7 @@
           <w:rFonts w:ascii="Times New Roman" w:hAnsi="Times New Roman" w:cs="Times New Roman"/>
           <w:b/>
           <w:bCs/>
-          <w:iCs/>
+          <w:i/>
           <w:color w:val="000000" w:themeColor="text1"/>
           <w:sz w:val="28"/>
           <w:szCs w:val="28"/>
@@ -2457,6 +2457,8 @@
           <w:rFonts w:ascii="Times New Roman" w:eastAsia="Times New Roman" w:hAnsi="Times New Roman" w:cs="Times New Roman"/>
           <w:b/>
           <w:bCs/>
+          <w:i/>
+          <w:iCs/>
           <w:sz w:val="28"/>
           <w:szCs w:val="28"/>
           <w:lang w:val="en-GB" w:eastAsia="en-GB"/>
@@ -2467,6 +2469,8 @@
           <w:rFonts w:ascii="Times New Roman" w:eastAsia="Times New Roman" w:hAnsi="Times New Roman" w:cs="Times New Roman"/>
           <w:b/>
           <w:bCs/>
+          <w:i/>
+          <w:iCs/>
           <w:sz w:val="28"/>
           <w:szCs w:val="28"/>
           <w:lang w:val="en-GB" w:eastAsia="en-GB"/>
@@ -2660,6 +2664,8 @@
           <w:rFonts w:ascii="Times New Roman" w:eastAsia="Times New Roman" w:hAnsi="Times New Roman" w:cs="Times New Roman"/>
           <w:b/>
           <w:bCs/>
+          <w:i/>
+          <w:iCs/>
           <w:sz w:val="28"/>
           <w:szCs w:val="28"/>
           <w:lang w:val="en-GB" w:eastAsia="en-GB"/>
@@ -2670,6 +2676,8 @@
           <w:rFonts w:ascii="Times New Roman" w:eastAsia="Times New Roman" w:hAnsi="Times New Roman" w:cs="Times New Roman"/>
           <w:b/>
           <w:bCs/>
+          <w:i/>
+          <w:iCs/>
           <w:sz w:val="28"/>
           <w:szCs w:val="28"/>
           <w:lang w:val="en-GB" w:eastAsia="en-GB"/>
@@ -2820,6 +2828,8 @@
         <w:spacing w:before="100" w:beforeAutospacing="1" w:after="100" w:afterAutospacing="1" w:line="240" w:lineRule="auto"/>
         <w:rPr>
           <w:rFonts w:ascii="Times New Roman" w:eastAsia="Times New Roman" w:hAnsi="Times New Roman" w:cs="Times New Roman"/>
+          <w:i/>
+          <w:iCs/>
           <w:lang w:val="en-GB" w:eastAsia="en-GB"/>
         </w:rPr>
       </w:pPr>
@@ -2828,6 +2838,8 @@
           <w:rFonts w:ascii="Times New Roman" w:eastAsia="Times New Roman" w:hAnsi="Times New Roman" w:cs="Times New Roman"/>
           <w:b/>
           <w:bCs/>
+          <w:i/>
+          <w:iCs/>
           <w:sz w:val="28"/>
           <w:szCs w:val="28"/>
           <w:lang w:val="en-GB" w:eastAsia="en-GB"/>
@@ -3013,7 +3025,7 @@
           <w:rFonts w:ascii="Times New Roman" w:hAnsi="Times New Roman" w:cs="Times New Roman"/>
           <w:b/>
           <w:bCs/>
-          <w:iCs/>
+          <w:i/>
           <w:color w:val="000000" w:themeColor="text1"/>
           <w:sz w:val="28"/>
           <w:szCs w:val="28"/>
@@ -3025,7 +3037,7 @@
           <w:rFonts w:ascii="Times New Roman" w:hAnsi="Times New Roman" w:cs="Times New Roman"/>
           <w:b/>
           <w:bCs/>
-          <w:iCs/>
+          <w:i/>
           <w:color w:val="000000" w:themeColor="text1"/>
           <w:sz w:val="28"/>
           <w:szCs w:val="28"/>
@@ -3175,6 +3187,8 @@
           <w:rFonts w:ascii="Times New Roman" w:hAnsi="Times New Roman" w:cs="Times New Roman"/>
           <w:b/>
           <w:bCs/>
+          <w:i/>
+          <w:iCs/>
           <w:sz w:val="28"/>
           <w:szCs w:val="28"/>
         </w:rPr>
@@ -3184,6 +3198,8 @@
           <w:rFonts w:ascii="Times New Roman" w:hAnsi="Times New Roman" w:cs="Times New Roman"/>
           <w:b/>
           <w:bCs/>
+          <w:i/>
+          <w:iCs/>
           <w:sz w:val="28"/>
           <w:szCs w:val="28"/>
         </w:rPr>
@@ -3218,6 +3234,8 @@
         <w:rPr>
           <w:rFonts w:ascii="Times New Roman" w:hAnsi="Times New Roman" w:cs="Times New Roman"/>
           <w:b/>
+          <w:i/>
+          <w:iCs/>
           <w:sz w:val="28"/>
           <w:szCs w:val="28"/>
         </w:rPr>
@@ -3226,6 +3244,8 @@
         <w:rPr>
           <w:rFonts w:ascii="Times New Roman" w:hAnsi="Times New Roman" w:cs="Times New Roman"/>
           <w:b/>
+          <w:i/>
+          <w:iCs/>
           <w:sz w:val="28"/>
           <w:szCs w:val="28"/>
         </w:rPr>
@@ -3244,53 +3264,256 @@
           <w:rFonts w:ascii="Times New Roman" w:hAnsi="Times New Roman" w:cs="Times New Roman"/>
           <w:lang w:val="en-GB"/>
         </w:rPr>
-        <w:t xml:space="preserve">I acknowledge the use of </w:t>
-      </w:r>
-      <w:r>
-        <w:rPr>
-          <w:rFonts w:ascii="Times New Roman" w:hAnsi="Times New Roman" w:cs="Times New Roman"/>
-          <w:b/>
-          <w:bCs/>
-          <w:lang w:val="en-GB"/>
-        </w:rPr>
-        <w:t>ChatGPT</w:t>
-      </w:r>
-      <w:r>
-        <w:rPr>
-          <w:rFonts w:ascii="Times New Roman" w:hAnsi="Times New Roman" w:cs="Times New Roman"/>
-          <w:lang w:val="en-GB"/>
-        </w:rPr>
-        <w:t xml:space="preserve"> to support the structure and grammar of my work, as well as to translate my own ideas into English. </w:t>
-      </w:r>
-      <w:r>
-        <w:rPr>
-          <w:rFonts w:ascii="Times New Roman" w:hAnsi="Times New Roman" w:cs="Times New Roman"/>
-          <w:lang w:val="en-GB"/>
-        </w:rPr>
-        <w:t>I will also use ChatGPT to generate images that may help visualise certain aspects of the project.</w:t>
-      </w:r>
-      <w:r>
-        <w:rPr>
-          <w:rFonts w:ascii="Times New Roman" w:hAnsi="Times New Roman" w:cs="Times New Roman"/>
-          <w:lang w:val="en-GB"/>
-        </w:rPr>
-        <w:t xml:space="preserve"> All</w:t>
-      </w:r>
-      <w:r>
-        <w:rPr>
-          <w:rFonts w:ascii="Times New Roman" w:hAnsi="Times New Roman" w:cs="Times New Roman"/>
-          <w:lang w:val="en-GB"/>
-        </w:rPr>
-        <w:t xml:space="preserve"> responses generated by ChatGPT will be reviewed, verified, and adapted where necessary to ensure that the final work accurately reflects my intended meaning and expresses my ideas clearly.</w:t>
-      </w:r>
-    </w:p>
-    <w:p>
-      <w:pPr>
-        <w:rPr>
-          <w:rFonts w:ascii="Times New Roman" w:hAnsi="Times New Roman" w:cs="Times New Roman"/>
-          <w:lang w:val="en-GB"/>
-        </w:rPr>
-      </w:pPr>
+        <w:t>I acknowledge the use of ChatGPT to support the structure and grammar of my work and to translate my own ideas into English. I also used ChatGPT to generate images to help visualise certain aspects of the project. All AI-generated content used in this assignment was reviewed and evaluated, and adapted where necessary, to ensure that the final work reflected my intended meaning and communicated my ideas clearly.</w:t>
+      </w:r>
+    </w:p>
+    <w:p>
+      <w:pPr>
+        <w:rPr>
+          <w:rFonts w:ascii="Times New Roman" w:hAnsi="Times New Roman" w:cs="Times New Roman"/>
+          <w:lang w:val="en-GB"/>
+        </w:rPr>
+      </w:pPr>
+      <w:r>
+        <w:rPr>
+          <w:noProof/>
+        </w:rPr>
+        <mc:AlternateContent>
+          <mc:Choice Requires="wps">
+            <w:drawing>
+              <wp:anchor distT="0" distB="0" distL="114300" distR="114300" simplePos="0" relativeHeight="251713536" behindDoc="0" locked="0" layoutInCell="1" hidden="0" allowOverlap="1" wp14:anchorId="45D3ABC1" wp14:editId="167EF59D">
+                <wp:simplePos x="0" y="0"/>
+                <wp:positionH relativeFrom="margin">
+                  <wp:align>left</wp:align>
+                </wp:positionH>
+                <wp:positionV relativeFrom="paragraph">
+                  <wp:posOffset>226367</wp:posOffset>
+                </wp:positionV>
+                <wp:extent cx="5356818" cy="2068495"/>
+                <wp:effectExtent l="19050" t="19050" r="15875" b="27305"/>
+                <wp:wrapNone/>
+                <wp:docPr id="1728545882" name="Rectangle 1728545882"/>
+                <wp:cNvGraphicFramePr/>
+                <a:graphic xmlns:a="http://schemas.openxmlformats.org/drawingml/2006/main">
+                  <a:graphicData uri="http://schemas.microsoft.com/office/word/2010/wordprocessingShape">
+                    <wps:wsp>
+                      <wps:cNvSpPr/>
+                      <wps:spPr>
+                        <a:xfrm>
+                          <a:off x="0" y="0"/>
+                          <a:ext cx="5356818" cy="2068495"/>
+                        </a:xfrm>
+                        <a:prstGeom prst="rect">
+                          <a:avLst/>
+                        </a:prstGeom>
+                        <a:solidFill>
+                          <a:schemeClr val="lt1"/>
+                        </a:solidFill>
+                        <a:ln w="28575" cap="flat" cmpd="sng">
+                          <a:solidFill>
+                            <a:schemeClr val="accent1"/>
+                          </a:solidFill>
+                          <a:prstDash val="solid"/>
+                          <a:round/>
+                          <a:headEnd type="none" w="sm" len="sm"/>
+                          <a:tailEnd type="none" w="sm" len="sm"/>
+                        </a:ln>
+                      </wps:spPr>
+                      <wps:txbx>
+                        <w:txbxContent>
+                          <w:p>
+                            <w:pPr>
+                              <w:spacing w:line="258" w:lineRule="auto"/>
+                              <w:textDirection w:val="btLr"/>
+                              <w:rPr>
+                                <w:rFonts w:ascii="Times New Roman" w:hAnsi="Times New Roman" w:cs="Times New Roman"/>
+                              </w:rPr>
+                            </w:pPr>
+                            <w:r>
+                              <w:rPr>
+                                <w:rFonts w:ascii="Times New Roman" w:hAnsi="Times New Roman" w:cs="Times New Roman"/>
+                                <w:b/>
+                                <w:color w:val="156082"/>
+                              </w:rPr>
+                              <w:t>Declaration</w:t>
+                            </w:r>
+                          </w:p>
+                          <w:p>
+                            <w:pPr>
+                              <w:spacing w:line="258" w:lineRule="auto"/>
+                              <w:textDirection w:val="btLr"/>
+                              <w:rPr>
+                                <w:rFonts w:ascii="Times New Roman" w:hAnsi="Times New Roman" w:cs="Times New Roman"/>
+                              </w:rPr>
+                            </w:pPr>
+                            <w:r>
+                              <w:rPr>
+                                <w:rFonts w:ascii="Times New Roman" w:hAnsi="Times New Roman" w:cs="Times New Roman"/>
+                                <w:color w:val="000000"/>
+                              </w:rPr>
+                              <w:t xml:space="preserve">By submitting this assessment, I confirm that I have read the CCT policy on academic misconduct and understand the implications of submitting work that is not my own or does not appropriately reference material </w:t>
+                            </w:r>
+                            <w:proofErr w:type="gramStart"/>
+                            <w:r>
+                              <w:rPr>
+                                <w:rFonts w:ascii="Times New Roman" w:hAnsi="Times New Roman" w:cs="Times New Roman"/>
+                                <w:color w:val="000000"/>
+                              </w:rPr>
+                              <w:t>taken</w:t>
+                            </w:r>
+                            <w:proofErr w:type="gramEnd"/>
+                            <w:r>
+                              <w:rPr>
+                                <w:rFonts w:ascii="Times New Roman" w:hAnsi="Times New Roman" w:cs="Times New Roman"/>
+                                <w:color w:val="000000"/>
+                              </w:rPr>
+                              <w:t xml:space="preserve"> from a third party or other source. </w:t>
+                            </w:r>
+                          </w:p>
+                          <w:p>
+                            <w:pPr>
+                              <w:spacing w:line="258" w:lineRule="auto"/>
+                              <w:textDirection w:val="btLr"/>
+                              <w:rPr>
+                                <w:rFonts w:ascii="Times New Roman" w:hAnsi="Times New Roman" w:cs="Times New Roman"/>
+                              </w:rPr>
+                            </w:pPr>
+                            <w:r>
+                              <w:rPr>
+                                <w:rFonts w:ascii="Times New Roman" w:hAnsi="Times New Roman" w:cs="Times New Roman"/>
+                                <w:color w:val="000000"/>
+                              </w:rPr>
+                              <w:t>I declare it to be my own work and that all material from third parties has been appropriately referenced.</w:t>
+                            </w:r>
+                          </w:p>
+                          <w:p>
+                            <w:pPr>
+                              <w:spacing w:line="258" w:lineRule="auto"/>
+                              <w:textDirection w:val="btLr"/>
+                              <w:rPr>
+                                <w:rFonts w:ascii="Times New Roman" w:hAnsi="Times New Roman" w:cs="Times New Roman"/>
+                              </w:rPr>
+                            </w:pPr>
+                            <w:r>
+                              <w:rPr>
+                                <w:rFonts w:ascii="Times New Roman" w:hAnsi="Times New Roman" w:cs="Times New Roman"/>
+                                <w:color w:val="000000"/>
+                              </w:rPr>
+                              <w:t xml:space="preserve"> I further confirm that this work has not previously been submitted for assessment by myself or someone else in CCT College Dublin or any other higher education institution.</w:t>
+                            </w:r>
+                          </w:p>
+                        </w:txbxContent>
+                      </wps:txbx>
+                      <wps:bodyPr spcFirstLastPara="1" wrap="square" lIns="91425" tIns="45700" rIns="91425" bIns="45700" anchor="t" anchorCtr="0">
+                        <a:noAutofit/>
+                      </wps:bodyPr>
+                    </wps:wsp>
+                  </a:graphicData>
+                </a:graphic>
+                <wp14:sizeRelH relativeFrom="margin">
+                  <wp14:pctWidth>0</wp14:pctWidth>
+                </wp14:sizeRelH>
+                <wp14:sizeRelV relativeFrom="margin">
+                  <wp14:pctHeight>0</wp14:pctHeight>
+                </wp14:sizeRelV>
+              </wp:anchor>
+            </w:drawing>
+          </mc:Choice>
+          <mc:Fallback>
+            <w:pict>
+              <v:rect w14:anchorId="45D3ABC1" id="Rectangle 1728545882" o:spid="_x0000_s1031" style="position:absolute;margin-left:0;margin-top:17.8pt;width:421.8pt;height:162.85pt;z-index:251713536;visibility:visible;mso-wrap-style:square;mso-width-percent:0;mso-height-percent:0;mso-wrap-distance-left:9pt;mso-wrap-distance-top:0;mso-wrap-distance-right:9pt;mso-wrap-distance-bottom:0;mso-position-horizontal:left;mso-position-horizontal-relative:margin;mso-position-vertical:absolute;mso-position-vertical-relative:text;mso-width-percent:0;mso-height-percent:0;mso-width-relative:margin;mso-height-relative:margin;v-text-anchor:top" o:gfxdata="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" fillcolor="white [3201]" strokecolor="#156082 [3204]" strokeweight="2.25pt">
+                <v:stroke startarrowwidth="narrow" startarrowlength="short" endarrowwidth="narrow" endarrowlength="short" joinstyle="round"/>
+                <v:textbox inset="2.53958mm,1.2694mm,2.53958mm,1.2694mm">
+                  <w:txbxContent>
+                    <w:p>
+                      <w:pPr>
+                        <w:spacing w:line="258" w:lineRule="auto"/>
+                        <w:textDirection w:val="btLr"/>
+                        <w:rPr>
+                          <w:rFonts w:ascii="Times New Roman" w:hAnsi="Times New Roman" w:cs="Times New Roman"/>
+                        </w:rPr>
+                      </w:pPr>
+                      <w:r>
+                        <w:rPr>
+                          <w:rFonts w:ascii="Times New Roman" w:hAnsi="Times New Roman" w:cs="Times New Roman"/>
+                          <w:b/>
+                          <w:color w:val="156082"/>
+                        </w:rPr>
+                        <w:t>Declaration</w:t>
+                      </w:r>
+                    </w:p>
+                    <w:p>
+                      <w:pPr>
+                        <w:spacing w:line="258" w:lineRule="auto"/>
+                        <w:textDirection w:val="btLr"/>
+                        <w:rPr>
+                          <w:rFonts w:ascii="Times New Roman" w:hAnsi="Times New Roman" w:cs="Times New Roman"/>
+                        </w:rPr>
+                      </w:pPr>
+                      <w:r>
+                        <w:rPr>
+                          <w:rFonts w:ascii="Times New Roman" w:hAnsi="Times New Roman" w:cs="Times New Roman"/>
+                          <w:color w:val="000000"/>
+                        </w:rPr>
+                        <w:t xml:space="preserve">By submitting this assessment, I confirm that I have read the CCT policy on academic misconduct and understand the implications of submitting work that is not my own or does not appropriately reference material </w:t>
+                      </w:r>
+                      <w:proofErr w:type="gramStart"/>
+                      <w:r>
+                        <w:rPr>
+                          <w:rFonts w:ascii="Times New Roman" w:hAnsi="Times New Roman" w:cs="Times New Roman"/>
+                          <w:color w:val="000000"/>
+                        </w:rPr>
+                        <w:t>taken</w:t>
+                      </w:r>
+                      <w:proofErr w:type="gramEnd"/>
+                      <w:r>
+                        <w:rPr>
+                          <w:rFonts w:ascii="Times New Roman" w:hAnsi="Times New Roman" w:cs="Times New Roman"/>
+                          <w:color w:val="000000"/>
+                        </w:rPr>
+                        <w:t xml:space="preserve"> from a third party or other source. </w:t>
+                      </w:r>
+                    </w:p>
+                    <w:p>
+                      <w:pPr>
+                        <w:spacing w:line="258" w:lineRule="auto"/>
+                        <w:textDirection w:val="btLr"/>
+                        <w:rPr>
+                          <w:rFonts w:ascii="Times New Roman" w:hAnsi="Times New Roman" w:cs="Times New Roman"/>
+                        </w:rPr>
+                      </w:pPr>
+                      <w:r>
+                        <w:rPr>
+                          <w:rFonts w:ascii="Times New Roman" w:hAnsi="Times New Roman" w:cs="Times New Roman"/>
+                          <w:color w:val="000000"/>
+                        </w:rPr>
+                        <w:t>I declare it to be my own work and that all material from third parties has been appropriately referenced.</w:t>
+                      </w:r>
+                    </w:p>
+                    <w:p>
+                      <w:pPr>
+                        <w:spacing w:line="258" w:lineRule="auto"/>
+                        <w:textDirection w:val="btLr"/>
+                        <w:rPr>
+                          <w:rFonts w:ascii="Times New Roman" w:hAnsi="Times New Roman" w:cs="Times New Roman"/>
+                        </w:rPr>
+                      </w:pPr>
+                      <w:r>
+                        <w:rPr>
+                          <w:rFonts w:ascii="Times New Roman" w:hAnsi="Times New Roman" w:cs="Times New Roman"/>
+                          <w:color w:val="000000"/>
+                        </w:rPr>
+                        <w:t xml:space="preserve"> I further confirm that this work has not previously been submitted for assessment by myself or someone else in CCT College Dublin or any other higher education institution.</w:t>
+                      </w:r>
+                    </w:p>
+                  </w:txbxContent>
+                </v:textbox>
+                <w10:wrap anchorx="margin"/>
+              </v:rect>
+            </w:pict>
+          </mc:Fallback>
+        </mc:AlternateContent>
+      </w:r>
     </w:p>
     <w:p>
       <w:pPr>
@@ -3303,7 +3526,9 @@
           <w:lang w:val="en-GB"/>
         </w:rPr>
       </w:pPr>
-      <w:r>
+    </w:p>
+    <w:p>
+      <w:pPr>
         <w:rPr>
           <w:rFonts w:ascii="Times New Roman" w:hAnsi="Times New Roman" w:cs="Times New Roman"/>
           <w:b/>
@@ -3312,30 +3537,7 @@
           <w:szCs w:val="24"/>
           <w:lang w:val="en-GB"/>
         </w:rPr>
-        <w:t>Date</w:t>
-      </w:r>
-    </w:p>
-    <w:p>
-      <w:pPr>
-        <w:rPr>
-          <w:rFonts w:ascii="Times New Roman" w:hAnsi="Times New Roman" w:cs="Times New Roman"/>
-          <w:lang w:val="en-GB"/>
-        </w:rPr>
-      </w:pPr>
-      <w:r>
-        <w:rPr>
-          <w:rFonts w:ascii="Times New Roman" w:hAnsi="Times New Roman" w:cs="Times New Roman"/>
-          <w:lang w:val="en-GB"/>
-        </w:rPr>
-        <w:t>19</w:t>
-      </w:r>
-      <w:r>
-        <w:rPr>
-          <w:rFonts w:ascii="Times New Roman" w:hAnsi="Times New Roman" w:cs="Times New Roman"/>
-          <w:lang w:val="en-GB"/>
-        </w:rPr>
-        <w:t>/10/2026</w:t>
-      </w:r>
+      </w:pPr>
     </w:p>
     <w:p>
       <w:pPr>
@@ -3348,7 +3550,9 @@
           <w:lang w:val="en-GB"/>
         </w:rPr>
       </w:pPr>
-      <w:r>
+    </w:p>
+    <w:p>
+      <w:pPr>
         <w:rPr>
           <w:rFonts w:ascii="Times New Roman" w:hAnsi="Times New Roman" w:cs="Times New Roman"/>
           <w:b/>
@@ -3357,21 +3561,7 @@
           <w:szCs w:val="24"/>
           <w:lang w:val="en-GB"/>
         </w:rPr>
-        <w:t xml:space="preserve">Purpose </w:t>
-      </w:r>
-    </w:p>
-    <w:p>
-      <w:pPr>
-        <w:rPr>
-          <w:rFonts w:ascii="Times New Roman" w:hAnsi="Times New Roman" w:cs="Times New Roman"/>
-        </w:rPr>
-      </w:pPr>
-      <w:r>
-        <w:rPr>
-          <w:rFonts w:ascii="Times New Roman" w:hAnsi="Times New Roman" w:cs="Times New Roman"/>
-        </w:rPr>
-        <w:t>To correctly structure and translate into English the Spanish drafts prepared for the different sections of this assignment. Each translated section is supported by a screenshot, accompanied by a text block containing the specific part of the assignment that was worked on.</w:t>
-      </w:r>
+      </w:pPr>
     </w:p>
     <w:p>
       <w:pPr>
@@ -3384,7 +3574,9 @@
           <w:lang w:val="en-GB"/>
         </w:rPr>
       </w:pPr>
-      <w:r>
+    </w:p>
+    <w:p>
+      <w:pPr>
         <w:rPr>
           <w:rFonts w:ascii="Times New Roman" w:hAnsi="Times New Roman" w:cs="Times New Roman"/>
           <w:b/>
@@ -3393,36 +3585,7 @@
           <w:szCs w:val="24"/>
           <w:lang w:val="en-GB"/>
         </w:rPr>
-        <w:t>Prompt</w:t>
-      </w:r>
-    </w:p>
-    <w:p>
-      <w:pPr>
-        <w:rPr>
-          <w:rFonts w:ascii="Times New Roman" w:hAnsi="Times New Roman" w:cs="Times New Roman"/>
-        </w:rPr>
-      </w:pPr>
-      <w:r>
-        <w:rPr>
-          <w:rFonts w:ascii="Times New Roman" w:hAnsi="Times New Roman" w:cs="Times New Roman"/>
-          <w:lang w:val="en-GB"/>
-        </w:rPr>
-        <w:t>“</w:t>
-      </w:r>
-      <w:r>
-        <w:rPr>
-          <w:rFonts w:ascii="Times New Roman" w:hAnsi="Times New Roman" w:cs="Times New Roman"/>
-          <w:lang w:val="en-GB"/>
-        </w:rPr>
-        <w:t>Help me translate and structure my own ideas into clear, grammatically correct academic English without changing their original meaning or adding new information.</w:t>
-      </w:r>
-      <w:r>
-        <w:rPr>
-          <w:rFonts w:ascii="Times New Roman" w:hAnsi="Times New Roman" w:cs="Times New Roman"/>
-          <w:lang w:val="en-GB"/>
-        </w:rPr>
-        <w:t>”</w:t>
-      </w:r>
+      </w:pPr>
     </w:p>
     <w:p>
       <w:pPr>
@@ -3435,7 +3598,9 @@
           <w:lang w:val="en-GB"/>
         </w:rPr>
       </w:pPr>
-      <w:r>
+    </w:p>
+    <w:p>
+      <w:pPr>
         <w:rPr>
           <w:rFonts w:ascii="Times New Roman" w:hAnsi="Times New Roman" w:cs="Times New Roman"/>
           <w:b/>
@@ -3444,9 +3609,10 @@
           <w:szCs w:val="24"/>
           <w:lang w:val="en-GB"/>
         </w:rPr>
-        <w:t xml:space="preserve">Evaluation </w:t>
-      </w:r>
-      <w:r>
+      </w:pPr>
+    </w:p>
+    <w:p>
+      <w:pPr>
         <w:rPr>
           <w:rFonts w:ascii="Times New Roman" w:hAnsi="Times New Roman" w:cs="Times New Roman"/>
           <w:b/>
@@ -3455,8 +3621,7 @@
           <w:szCs w:val="24"/>
           <w:lang w:val="en-GB"/>
         </w:rPr>
-        <w:t xml:space="preserve">and </w:t>
-      </w:r>
+      </w:pPr>
       <w:r>
         <w:rPr>
           <w:rFonts w:ascii="Times New Roman" w:hAnsi="Times New Roman" w:cs="Times New Roman"/>
@@ -3466,7 +3631,7 @@
           <w:szCs w:val="24"/>
           <w:lang w:val="en-GB"/>
         </w:rPr>
-        <w:t>U</w:t>
+        <w:t>Delegation</w:t>
       </w:r>
       <w:r>
         <w:rPr>
@@ -3477,7 +3642,312 @@
           <w:szCs w:val="24"/>
           <w:lang w:val="en-GB"/>
         </w:rPr>
-        <w:t>se</w:t>
+        <w:t xml:space="preserve">        </w:t>
+      </w:r>
+    </w:p>
+    <w:p>
+      <w:pPr>
+        <w:rPr>
+          <w:rFonts w:ascii="Times New Roman" w:hAnsi="Times New Roman" w:cs="Times New Roman"/>
+          <w:lang w:val="en-GB"/>
+        </w:rPr>
+      </w:pPr>
+      <w:r>
+        <w:rPr>
+          <w:rFonts w:ascii="Times New Roman" w:hAnsi="Times New Roman" w:cs="Times New Roman"/>
+          <w:lang w:val="en-GB"/>
+        </w:rPr>
+        <w:t>I developed a large part of the project through drafts written in Spanish. Once the drafts accurately reflected the ideas I wanted to express, I used AI to translate and structure the content reliably into academic English, allowing me to communicate my ideas clearly in a language other than my native language. In addition, I used AI to help format the references correctly according to Harvard referencing guidelines and to create images that could support the understanding and visualisation of the content presented in this project.</w:t>
+      </w:r>
+    </w:p>
+    <w:p>
+      <w:pPr>
+        <w:rPr>
+          <w:rFonts w:ascii="Times New Roman" w:hAnsi="Times New Roman" w:cs="Times New Roman"/>
+          <w:lang w:val="en-GB"/>
+        </w:rPr>
+      </w:pPr>
+    </w:p>
+    <w:p>
+      <w:pPr>
+        <w:rPr>
+          <w:rFonts w:ascii="Times New Roman" w:hAnsi="Times New Roman" w:cs="Times New Roman"/>
+          <w:b/>
+          <w:bCs/>
+          <w:sz w:val="24"/>
+          <w:szCs w:val="24"/>
+          <w:lang w:val="en-GB"/>
+        </w:rPr>
+      </w:pPr>
+      <w:r>
+        <w:rPr>
+          <w:rFonts w:ascii="Times New Roman" w:hAnsi="Times New Roman" w:cs="Times New Roman"/>
+          <w:b/>
+          <w:bCs/>
+          <w:sz w:val="24"/>
+          <w:szCs w:val="24"/>
+          <w:lang w:val="en-GB"/>
+        </w:rPr>
+        <w:t>Description</w:t>
+      </w:r>
+    </w:p>
+    <w:p>
+      <w:pPr>
+        <w:rPr>
+          <w:rFonts w:ascii="Times New Roman" w:hAnsi="Times New Roman" w:cs="Times New Roman"/>
+          <w:lang w:val="en-GB"/>
+        </w:rPr>
+      </w:pPr>
+      <w:r>
+        <w:rPr>
+          <w:rFonts w:ascii="Times New Roman" w:hAnsi="Times New Roman" w:cs="Times New Roman"/>
+          <w:lang w:val="en-GB"/>
+        </w:rPr>
+        <w:t>Through the exact prompts provided on the following pages, together with screenshots showing the corresponding AI-generated responses, it is possible to document precisely how and for what purposes AI was used in this project.</w:t>
+      </w:r>
+    </w:p>
+    <w:p>
+      <w:pPr>
+        <w:rPr>
+          <w:rFonts w:ascii="Times New Roman" w:hAnsi="Times New Roman" w:cs="Times New Roman"/>
+          <w:lang w:val="en-GB"/>
+        </w:rPr>
+      </w:pPr>
+    </w:p>
+    <w:p>
+      <w:pPr>
+        <w:rPr>
+          <w:rFonts w:ascii="Times New Roman" w:hAnsi="Times New Roman" w:cs="Times New Roman"/>
+          <w:b/>
+          <w:bCs/>
+          <w:sz w:val="24"/>
+          <w:szCs w:val="24"/>
+          <w:lang w:val="en-GB"/>
+        </w:rPr>
+      </w:pPr>
+      <w:r>
+        <w:rPr>
+          <w:rFonts w:ascii="Times New Roman" w:hAnsi="Times New Roman" w:cs="Times New Roman"/>
+          <w:b/>
+          <w:bCs/>
+          <w:sz w:val="24"/>
+          <w:szCs w:val="24"/>
+          <w:lang w:val="en-GB"/>
+        </w:rPr>
+        <w:lastRenderedPageBreak/>
+        <w:t xml:space="preserve">Discernment </w:t>
+      </w:r>
+    </w:p>
+    <w:p>
+      <w:pPr>
+        <w:rPr>
+          <w:rFonts w:ascii="Times New Roman" w:hAnsi="Times New Roman" w:cs="Times New Roman"/>
+          <w:lang w:val="en-GB"/>
+        </w:rPr>
+      </w:pPr>
+      <w:r>
+        <w:rPr>
+          <w:rFonts w:ascii="Times New Roman" w:hAnsi="Times New Roman" w:cs="Times New Roman"/>
+          <w:lang w:val="en-GB"/>
+        </w:rPr>
+        <w:t>I reviewed the responses generated by ChatGPT to make sure they were clear, logical, and consistent with my original ideas. I accepted most of the responses, although some required small changes to better express what I wanted to say. I also reviewed the translations, references, and images to decide whether they were suitable for my project before including them in the assignment.</w:t>
+      </w:r>
+    </w:p>
+    <w:p>
+      <w:pPr>
+        <w:rPr>
+          <w:rFonts w:ascii="Times New Roman" w:hAnsi="Times New Roman" w:cs="Times New Roman"/>
+          <w:b/>
+          <w:bCs/>
+          <w:sz w:val="24"/>
+          <w:szCs w:val="24"/>
+          <w:lang w:val="en-GB"/>
+        </w:rPr>
+      </w:pPr>
+      <w:r>
+        <w:rPr>
+          <w:rFonts w:ascii="Times New Roman" w:hAnsi="Times New Roman" w:cs="Times New Roman"/>
+          <w:b/>
+          <w:bCs/>
+          <w:sz w:val="24"/>
+          <w:szCs w:val="24"/>
+          <w:lang w:val="en-GB"/>
+        </w:rPr>
+        <w:t xml:space="preserve">Diligence </w:t>
+      </w:r>
+    </w:p>
+    <w:p>
+      <w:pPr>
+        <w:rPr>
+          <w:rFonts w:ascii="Times New Roman" w:hAnsi="Times New Roman" w:cs="Times New Roman"/>
+          <w:lang w:val="en-GB"/>
+        </w:rPr>
+      </w:pPr>
+      <w:r>
+        <w:rPr>
+          <w:rFonts w:ascii="Times New Roman" w:hAnsi="Times New Roman" w:cs="Times New Roman"/>
+          <w:lang w:val="en-GB"/>
+        </w:rPr>
+        <w:t>I used ChatGPT responsibly to help me translate and structure my ideas, format references, and create images for this project. I considered privacy and data protection when working with the selected data sources and used Harvard referencing guidelines to acknowledge external sources. I reviewed the AI-generated content before using it and understand that I am responsible for checking the quality and accuracy of the final work submitted.</w:t>
+      </w:r>
+    </w:p>
+    <w:p>
+      <w:pPr>
+        <w:rPr>
+          <w:rFonts w:ascii="Times New Roman" w:hAnsi="Times New Roman" w:cs="Times New Roman"/>
+          <w:b/>
+          <w:bCs/>
+          <w:sz w:val="24"/>
+          <w:szCs w:val="24"/>
+          <w:lang w:val="en-GB"/>
+        </w:rPr>
+      </w:pPr>
+      <w:r>
+        <w:rPr>
+          <w:rFonts w:ascii="Times New Roman" w:hAnsi="Times New Roman" w:cs="Times New Roman"/>
+          <w:b/>
+          <w:bCs/>
+          <w:sz w:val="24"/>
+          <w:szCs w:val="24"/>
+          <w:lang w:val="en-GB"/>
+        </w:rPr>
+        <w:t xml:space="preserve">                                                                                                                                                                   </w:t>
+      </w:r>
+      <w:r>
+        <w:rPr>
+          <w:rFonts w:ascii="Times New Roman" w:hAnsi="Times New Roman" w:cs="Times New Roman"/>
+          <w:b/>
+          <w:bCs/>
+          <w:sz w:val="24"/>
+          <w:szCs w:val="24"/>
+          <w:lang w:val="en-GB"/>
+        </w:rPr>
+        <w:t>Date</w:t>
+      </w:r>
+    </w:p>
+    <w:p>
+      <w:pPr>
+        <w:rPr>
+          <w:rFonts w:ascii="Times New Roman" w:hAnsi="Times New Roman" w:cs="Times New Roman"/>
+          <w:lang w:val="en-GB"/>
+        </w:rPr>
+      </w:pPr>
+      <w:r>
+        <w:rPr>
+          <w:rFonts w:ascii="Times New Roman" w:hAnsi="Times New Roman" w:cs="Times New Roman"/>
+          <w:lang w:val="en-GB"/>
+        </w:rPr>
+        <w:t>19</w:t>
+      </w:r>
+      <w:r>
+        <w:rPr>
+          <w:rFonts w:ascii="Times New Roman" w:hAnsi="Times New Roman" w:cs="Times New Roman"/>
+          <w:lang w:val="en-GB"/>
+        </w:rPr>
+        <w:t>/10/2026</w:t>
+      </w:r>
+    </w:p>
+    <w:p>
+      <w:pPr>
+        <w:rPr>
+          <w:rFonts w:ascii="Times New Roman" w:hAnsi="Times New Roman" w:cs="Times New Roman"/>
+          <w:b/>
+          <w:bCs/>
+          <w:sz w:val="24"/>
+          <w:szCs w:val="24"/>
+          <w:lang w:val="en-GB"/>
+        </w:rPr>
+      </w:pPr>
+      <w:r>
+        <w:rPr>
+          <w:rFonts w:ascii="Times New Roman" w:hAnsi="Times New Roman" w:cs="Times New Roman"/>
+          <w:b/>
+          <w:bCs/>
+          <w:sz w:val="24"/>
+          <w:szCs w:val="24"/>
+          <w:lang w:val="en-GB"/>
+        </w:rPr>
+        <w:t xml:space="preserve">Purpose </w:t>
+      </w:r>
+    </w:p>
+    <w:p>
+      <w:pPr>
+        <w:rPr>
+          <w:rFonts w:ascii="Times New Roman" w:hAnsi="Times New Roman" w:cs="Times New Roman"/>
+        </w:rPr>
+      </w:pPr>
+      <w:r>
+        <w:rPr>
+          <w:rFonts w:ascii="Times New Roman" w:hAnsi="Times New Roman" w:cs="Times New Roman"/>
+        </w:rPr>
+        <w:t>To correctly structure and translate into English the Spanish drafts prepared for the different sections of this assignment. Each translated section is supported by a screenshot, accompanied by a text block containing the specific part of the assignment that was worked on.</w:t>
+      </w:r>
+    </w:p>
+    <w:p>
+      <w:pPr>
+        <w:rPr>
+          <w:rFonts w:ascii="Times New Roman" w:hAnsi="Times New Roman" w:cs="Times New Roman"/>
+          <w:b/>
+          <w:bCs/>
+          <w:sz w:val="24"/>
+          <w:szCs w:val="24"/>
+          <w:lang w:val="en-GB"/>
+        </w:rPr>
+      </w:pPr>
+      <w:r>
+        <w:rPr>
+          <w:rFonts w:ascii="Times New Roman" w:hAnsi="Times New Roman" w:cs="Times New Roman"/>
+          <w:b/>
+          <w:bCs/>
+          <w:sz w:val="24"/>
+          <w:szCs w:val="24"/>
+          <w:lang w:val="en-GB"/>
+        </w:rPr>
+        <w:t>Prompt</w:t>
+      </w:r>
+    </w:p>
+    <w:p>
+      <w:pPr>
+        <w:rPr>
+          <w:rFonts w:ascii="Times New Roman" w:hAnsi="Times New Roman" w:cs="Times New Roman"/>
+        </w:rPr>
+      </w:pPr>
+      <w:r>
+        <w:rPr>
+          <w:rFonts w:ascii="Times New Roman" w:hAnsi="Times New Roman" w:cs="Times New Roman"/>
+          <w:lang w:val="en-GB"/>
+        </w:rPr>
+        <w:t>“Help me translate and structure my own ideas into clear, grammatically correct academic English without changing their original meaning or adding new information.</w:t>
+      </w:r>
+      <w:r>
+        <w:rPr>
+          <w:rFonts w:ascii="Times New Roman" w:hAnsi="Times New Roman" w:cs="Times New Roman"/>
+          <w:lang w:val="en-GB"/>
+        </w:rPr>
+        <w:t>”</w:t>
+      </w:r>
+    </w:p>
+    <w:p>
+      <w:pPr>
+        <w:rPr>
+          <w:rFonts w:ascii="Times New Roman" w:hAnsi="Times New Roman" w:cs="Times New Roman"/>
+          <w:b/>
+          <w:bCs/>
+          <w:sz w:val="24"/>
+          <w:szCs w:val="24"/>
+          <w:lang w:val="en-GB"/>
+        </w:rPr>
+      </w:pPr>
+      <w:r>
+        <w:rPr>
+          <w:rFonts w:ascii="Times New Roman" w:hAnsi="Times New Roman" w:cs="Times New Roman"/>
+          <w:b/>
+          <w:bCs/>
+          <w:sz w:val="24"/>
+          <w:szCs w:val="24"/>
+          <w:lang w:val="en-GB"/>
+        </w:rPr>
+        <w:t>Evaluation and Use</w:t>
       </w:r>
     </w:p>
     <w:p>
@@ -3494,6 +3964,37 @@
         </w:rPr>
         <w:t>I evaluated the translation provided and used it in this project with minimal changes, as it clearly, coherently, and systematically conveyed what I intended to express.</w:t>
       </w:r>
+    </w:p>
+    <w:p>
+      <w:pPr>
+        <w:rPr>
+          <w:rFonts w:ascii="Times New Roman" w:hAnsi="Times New Roman" w:cs="Times New Roman"/>
+          <w:lang w:val="en-GB"/>
+        </w:rPr>
+      </w:pPr>
+    </w:p>
+    <w:p>
+      <w:pPr>
+        <w:rPr>
+          <w:rFonts w:ascii="Times New Roman" w:hAnsi="Times New Roman" w:cs="Times New Roman"/>
+          <w:lang w:val="en-GB"/>
+        </w:rPr>
+      </w:pPr>
+      <w:r>
+        <w:rPr>
+          <w:rFonts w:ascii="Times New Roman" w:hAnsi="Times New Roman" w:cs="Times New Roman"/>
+          <w:lang w:val="en-GB"/>
+        </w:rPr>
+        <w:br w:type="page"/>
+      </w:r>
+    </w:p>
+    <w:p>
+      <w:pPr>
+        <w:rPr>
+          <w:rFonts w:ascii="Times New Roman" w:hAnsi="Times New Roman" w:cs="Times New Roman"/>
+          <w:lang w:val="en-GB"/>
+        </w:rPr>
+      </w:pPr>
     </w:p>
     <w:p>
       <w:pPr>
@@ -3509,9 +4010,8 @@
           <w:lang w:val="es-MX"/>
           <w14:ligatures w14:val="standardContextual"/>
         </w:rPr>
-        <w:lastRenderedPageBreak/>
         <w:drawing>
-          <wp:anchor distT="0" distB="0" distL="114300" distR="114300" simplePos="0" relativeHeight="251664384" behindDoc="1" locked="0" layoutInCell="1" allowOverlap="1" wp14:anchorId="4035B8DF" wp14:editId="437B9C79">
+          <wp:anchor distT="0" distB="0" distL="114300" distR="114300" simplePos="0" relativeHeight="251664384" behindDoc="1" locked="0" layoutInCell="1" allowOverlap="1" wp14:anchorId="4035B8DF" wp14:editId="5C8DF664">
             <wp:simplePos x="0" y="0"/>
             <wp:positionH relativeFrom="margin">
               <wp:posOffset>1127760</wp:posOffset>
@@ -3857,7 +4357,7 @@
                 <v:stroke joinstyle="miter"/>
                 <v:path gradientshapeok="t" o:connecttype="rect"/>
               </v:shapetype>
-              <v:shape id="Text Box 2" o:spid="_x0000_s1031" type="#_x0000_t202" style="position:absolute;margin-left:175.75pt;margin-top:4.6pt;width:72.6pt;height:22.7pt;z-index:251671552;visibility:visible;mso-wrap-style:square;mso-width-percent:0;mso-height-percent:0;mso-wrap-distance-left:9pt;mso-wrap-distance-top:3.6pt;mso-wrap-distance-right:9pt;mso-wrap-distance-bottom:3.6pt;mso-position-horizontal:absolute;mso-position-horizontal-relative:margin;mso-position-vertical:absolute;mso-position-vertical-relative:text;mso-width-percent:0;mso-height-percent:0;mso-width-relative:margin;mso-height-relative:margin;v-text-anchor:top" o:gfxdata="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">
+              <v:shape id="Text Box 2" o:spid="_x0000_s1032" type="#_x0000_t202" style="position:absolute;margin-left:175.75pt;margin-top:4.6pt;width:72.6pt;height:22.7pt;z-index:251671552;visibility:visible;mso-wrap-style:square;mso-width-percent:0;mso-height-percent:0;mso-wrap-distance-left:9pt;mso-wrap-distance-top:3.6pt;mso-wrap-distance-right:9pt;mso-wrap-distance-bottom:3.6pt;mso-position-horizontal:absolute;mso-position-horizontal-relative:margin;mso-position-vertical:absolute;mso-position-vertical-relative:text;mso-width-percent:0;mso-height-percent:0;mso-width-relative:margin;mso-height-relative:margin;v-text-anchor:top" o:gfxdata="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">
                 <v:textbox>
                   <w:txbxContent>
                     <w:p>
@@ -3893,7 +4393,7 @@
           <w14:ligatures w14:val="standardContextual"/>
         </w:rPr>
         <w:drawing>
-          <wp:anchor distT="0" distB="0" distL="114300" distR="114300" simplePos="0" relativeHeight="251663360" behindDoc="0" locked="0" layoutInCell="1" allowOverlap="1" wp14:anchorId="792AB8D2" wp14:editId="55747485">
+          <wp:anchor distT="0" distB="0" distL="114300" distR="114300" simplePos="0" relativeHeight="251663360" behindDoc="0" locked="0" layoutInCell="1" allowOverlap="1" wp14:anchorId="792AB8D2" wp14:editId="247FF95C">
             <wp:simplePos x="0" y="0"/>
             <wp:positionH relativeFrom="margin">
               <wp:posOffset>876935</wp:posOffset>
@@ -4033,7 +4533,7 @@
           <w14:ligatures w14:val="standardContextual"/>
         </w:rPr>
         <w:drawing>
-          <wp:anchor distT="0" distB="0" distL="114300" distR="114300" simplePos="0" relativeHeight="251667456" behindDoc="0" locked="0" layoutInCell="1" allowOverlap="1" wp14:anchorId="29568DF9" wp14:editId="51B1D047">
+          <wp:anchor distT="0" distB="0" distL="114300" distR="114300" simplePos="0" relativeHeight="251667456" behindDoc="0" locked="0" layoutInCell="1" allowOverlap="1" wp14:anchorId="29568DF9" wp14:editId="7FEC3A27">
             <wp:simplePos x="0" y="0"/>
             <wp:positionH relativeFrom="margin">
               <wp:posOffset>1308100</wp:posOffset>
@@ -4231,7 +4731,7 @@
           </mc:Choice>
           <mc:Fallback>
             <w:pict>
-              <v:shape w14:anchorId="59885F3B" id="_x0000_s1032" type="#_x0000_t202" style="position:absolute;margin-left:161.15pt;margin-top:130.2pt;width:101.65pt;height:20.8pt;z-index:251673600;visibility:visible;mso-wrap-style:square;mso-width-percent:0;mso-height-percent:0;mso-wrap-distance-left:9pt;mso-wrap-distance-top:3.6pt;mso-wrap-distance-right:9pt;mso-wrap-distance-bottom:3.6pt;mso-position-horizontal:absolute;mso-position-horizontal-relative:text;mso-position-vertical:absolute;mso-position-vertical-relative:text;mso-width-percent:0;mso-height-percent:0;mso-width-relative:margin;mso-height-relative:margin;v-text-anchor:top" o:gfxdata="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">
+              <v:shape w14:anchorId="59885F3B" id="_x0000_s1033" type="#_x0000_t202" style="position:absolute;margin-left:161.15pt;margin-top:130.2pt;width:101.65pt;height:20.8pt;z-index:251673600;visibility:visible;mso-wrap-style:square;mso-width-percent:0;mso-height-percent:0;mso-wrap-distance-left:9pt;mso-wrap-distance-top:3.6pt;mso-wrap-distance-right:9pt;mso-wrap-distance-bottom:3.6pt;mso-position-horizontal:absolute;mso-position-horizontal-relative:text;mso-position-vertical:absolute;mso-position-vertical-relative:text;mso-width-percent:0;mso-height-percent:0;mso-width-relative:margin;mso-height-relative:margin;v-text-anchor:top" o:gfxdata="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">
                 <v:textbox>
                   <w:txbxContent>
                     <w:p>
@@ -4269,7 +4769,7 @@
           <w14:ligatures w14:val="standardContextual"/>
         </w:rPr>
         <w:drawing>
-          <wp:anchor distT="0" distB="0" distL="114300" distR="114300" simplePos="0" relativeHeight="251666432" behindDoc="0" locked="0" layoutInCell="1" allowOverlap="1" wp14:anchorId="4A5C75AF" wp14:editId="1D1A3817">
+          <wp:anchor distT="0" distB="0" distL="114300" distR="114300" simplePos="0" relativeHeight="251666432" behindDoc="0" locked="0" layoutInCell="1" allowOverlap="1" wp14:anchorId="4A5C75AF" wp14:editId="3BBDEAFA">
             <wp:simplePos x="0" y="0"/>
             <wp:positionH relativeFrom="margin">
               <wp:posOffset>766445</wp:posOffset>
@@ -4435,7 +4935,7 @@
         </w:rPr>
         <w:lastRenderedPageBreak/>
         <w:drawing>
-          <wp:anchor distT="0" distB="0" distL="114300" distR="114300" simplePos="0" relativeHeight="251677696" behindDoc="0" locked="0" layoutInCell="1" allowOverlap="1" wp14:anchorId="6835E2E8" wp14:editId="0B2EA5AA">
+          <wp:anchor distT="0" distB="0" distL="114300" distR="114300" simplePos="0" relativeHeight="251677696" behindDoc="0" locked="0" layoutInCell="1" allowOverlap="1" wp14:anchorId="6835E2E8" wp14:editId="1C4C71FE">
             <wp:simplePos x="0" y="0"/>
             <wp:positionH relativeFrom="margin">
               <wp:posOffset>765810</wp:posOffset>
@@ -4506,7 +5006,7 @@
           <w14:ligatures w14:val="standardContextual"/>
         </w:rPr>
         <w:drawing>
-          <wp:anchor distT="0" distB="0" distL="114300" distR="114300" simplePos="0" relativeHeight="251674624" behindDoc="0" locked="0" layoutInCell="1" allowOverlap="1" wp14:anchorId="377BED53" wp14:editId="61F07BCB">
+          <wp:anchor distT="0" distB="0" distL="114300" distR="114300" simplePos="0" relativeHeight="251674624" behindDoc="0" locked="0" layoutInCell="1" allowOverlap="1" wp14:anchorId="377BED53" wp14:editId="2FCE66D9">
             <wp:simplePos x="0" y="0"/>
             <wp:positionH relativeFrom="margin">
               <wp:align>center</wp:align>
@@ -4665,7 +5165,7 @@
           </mc:Choice>
           <mc:Fallback>
             <w:pict>
-              <v:shape w14:anchorId="2357586C" id="_x0000_s1033" type="#_x0000_t202" style="position:absolute;margin-left:92.8pt;margin-top:.85pt;width:36.6pt;height:22.7pt;z-index:251676672;visibility:visible;mso-wrap-style:square;mso-width-percent:0;mso-height-percent:0;mso-wrap-distance-left:9pt;mso-wrap-distance-top:3.6pt;mso-wrap-distance-right:9pt;mso-wrap-distance-bottom:3.6pt;mso-position-horizontal:absolute;mso-position-horizontal-relative:margin;mso-position-vertical:absolute;mso-position-vertical-relative:text;mso-width-percent:0;mso-height-percent:0;mso-width-relative:margin;mso-height-relative:margin;v-text-anchor:top" o:gfxdata="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">
+              <v:shape w14:anchorId="2357586C" id="_x0000_s1034" type="#_x0000_t202" style="position:absolute;margin-left:92.8pt;margin-top:.85pt;width:36.6pt;height:22.7pt;z-index:251676672;visibility:visible;mso-wrap-style:square;mso-width-percent:0;mso-height-percent:0;mso-wrap-distance-left:9pt;mso-wrap-distance-top:3.6pt;mso-wrap-distance-right:9pt;mso-wrap-distance-bottom:3.6pt;mso-position-horizontal:absolute;mso-position-horizontal-relative:margin;mso-position-vertical:absolute;mso-position-vertical-relative:text;mso-width-percent:0;mso-height-percent:0;mso-width-relative:margin;mso-height-relative:margin;v-text-anchor:top" o:gfxdata="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">
                 <v:textbox>
                   <w:txbxContent>
                     <w:p>
@@ -4786,7 +5286,7 @@
           </mc:Choice>
           <mc:Fallback>
             <w:pict>
-              <v:shape w14:anchorId="10D6D204" id="_x0000_s1034" type="#_x0000_t202" style="position:absolute;margin-left:181.1pt;margin-top:359.65pt;width:61.7pt;height:21.45pt;z-index:251679744;visibility:visible;mso-wrap-style:square;mso-width-percent:0;mso-height-percent:0;mso-wrap-distance-left:9pt;mso-wrap-distance-top:3.6pt;mso-wrap-distance-right:9pt;mso-wrap-distance-bottom:3.6pt;mso-position-horizontal:absolute;mso-position-horizontal-relative:margin;mso-position-vertical:absolute;mso-position-vertical-relative:text;mso-width-percent:0;mso-height-percent:0;mso-width-relative:margin;mso-height-relative:margin;v-text-anchor:top" o:gfxdata="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">
+              <v:shape w14:anchorId="10D6D204" id="_x0000_s1035" type="#_x0000_t202" style="position:absolute;margin-left:181.1pt;margin-top:359.65pt;width:61.7pt;height:21.45pt;z-index:251679744;visibility:visible;mso-wrap-style:square;mso-width-percent:0;mso-height-percent:0;mso-wrap-distance-left:9pt;mso-wrap-distance-top:3.6pt;mso-wrap-distance-right:9pt;mso-wrap-distance-bottom:3.6pt;mso-position-horizontal:absolute;mso-position-horizontal-relative:margin;mso-position-vertical:absolute;mso-position-vertical-relative:text;mso-width-percent:0;mso-height-percent:0;mso-width-relative:margin;mso-height-relative:margin;v-text-anchor:top" o:gfxdata="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">
                 <v:textbox>
                   <w:txbxContent>
                     <w:p>
@@ -4821,7 +5321,7 @@
           <w14:ligatures w14:val="standardContextual"/>
         </w:rPr>
         <w:drawing>
-          <wp:anchor distT="0" distB="0" distL="114300" distR="114300" simplePos="0" relativeHeight="251680768" behindDoc="1" locked="0" layoutInCell="1" allowOverlap="1" wp14:anchorId="69B2A97A" wp14:editId="738FCBB7">
+          <wp:anchor distT="0" distB="0" distL="114300" distR="114300" simplePos="0" relativeHeight="251680768" behindDoc="1" locked="0" layoutInCell="1" allowOverlap="1" wp14:anchorId="69B2A97A" wp14:editId="423614F2">
             <wp:simplePos x="0" y="0"/>
             <wp:positionH relativeFrom="margin">
               <wp:posOffset>770255</wp:posOffset>
@@ -4900,7 +5400,7 @@
         </w:rPr>
         <w:lastRenderedPageBreak/>
         <w:drawing>
-          <wp:anchor distT="0" distB="0" distL="114300" distR="114300" simplePos="0" relativeHeight="251683840" behindDoc="0" locked="0" layoutInCell="1" allowOverlap="1" wp14:anchorId="59169BAA" wp14:editId="2C9C6CFE">
+          <wp:anchor distT="0" distB="0" distL="114300" distR="114300" simplePos="0" relativeHeight="251683840" behindDoc="0" locked="0" layoutInCell="1" allowOverlap="1" wp14:anchorId="59169BAA" wp14:editId="730C8423">
             <wp:simplePos x="0" y="0"/>
             <wp:positionH relativeFrom="margin">
               <wp:align>center</wp:align>
@@ -5065,7 +5565,7 @@
           </mc:Choice>
           <mc:Fallback>
             <w:pict>
-              <v:shape w14:anchorId="213EF240" id="_x0000_s1035" type="#_x0000_t202" style="position:absolute;margin-left:77.7pt;margin-top:.65pt;width:60.5pt;height:36.9pt;z-index:251685888;visibility:visible;mso-wrap-style:square;mso-width-percent:0;mso-height-percent:0;mso-wrap-distance-left:9pt;mso-wrap-distance-top:3.6pt;mso-wrap-distance-right:9pt;mso-wrap-distance-bottom:3.6pt;mso-position-horizontal:absolute;mso-position-horizontal-relative:margin;mso-position-vertical:absolute;mso-position-vertical-relative:text;mso-width-percent:0;mso-height-percent:0;mso-width-relative:margin;mso-height-relative:margin;v-text-anchor:top" o:gfxdata="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">
+              <v:shape w14:anchorId="213EF240" id="_x0000_s1036" type="#_x0000_t202" style="position:absolute;margin-left:77.7pt;margin-top:.65pt;width:60.5pt;height:36.9pt;z-index:251685888;visibility:visible;mso-wrap-style:square;mso-width-percent:0;mso-height-percent:0;mso-wrap-distance-left:9pt;mso-wrap-distance-top:3.6pt;mso-wrap-distance-right:9pt;mso-wrap-distance-bottom:3.6pt;mso-position-horizontal:absolute;mso-position-horizontal-relative:margin;mso-position-vertical:absolute;mso-position-vertical-relative:text;mso-width-percent:0;mso-height-percent:0;mso-width-relative:margin;mso-height-relative:margin;v-text-anchor:top" o:gfxdata="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">
                 <v:textbox>
                   <w:txbxContent>
                     <w:p>
@@ -5201,7 +5701,7 @@
           </mc:Choice>
           <mc:Fallback>
             <w:pict>
-              <v:shape w14:anchorId="4F18B603" id="_x0000_s1036" type="#_x0000_t202" style="position:absolute;margin-left:84.4pt;margin-top:273.65pt;width:54.45pt;height:22.35pt;z-index:251688960;visibility:visible;mso-wrap-style:square;mso-width-percent:0;mso-height-percent:0;mso-wrap-distance-left:9pt;mso-wrap-distance-top:3.6pt;mso-wrap-distance-right:9pt;mso-wrap-distance-bottom:3.6pt;mso-position-horizontal:absolute;mso-position-horizontal-relative:margin;mso-position-vertical:absolute;mso-position-vertical-relative:text;mso-width-percent:0;mso-height-percent:0;mso-width-relative:margin;mso-height-relative:margin;v-text-anchor:top" o:gfxdata="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">
+              <v:shape w14:anchorId="4F18B603" id="_x0000_s1037" type="#_x0000_t202" style="position:absolute;margin-left:84.4pt;margin-top:273.65pt;width:54.45pt;height:22.35pt;z-index:251688960;visibility:visible;mso-wrap-style:square;mso-width-percent:0;mso-height-percent:0;mso-wrap-distance-left:9pt;mso-wrap-distance-top:3.6pt;mso-wrap-distance-right:9pt;mso-wrap-distance-bottom:3.6pt;mso-position-horizontal:absolute;mso-position-horizontal-relative:margin;mso-position-vertical:absolute;mso-position-vertical-relative:text;mso-width-percent:0;mso-height-percent:0;mso-width-relative:margin;mso-height-relative:margin;v-text-anchor:top" o:gfxdata="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">
                 <v:textbox>
                   <w:txbxContent>
                     <w:p>
@@ -5487,7 +5987,7 @@
           </mc:Choice>
           <mc:Fallback>
             <w:pict>
-              <v:shape w14:anchorId="3C56D5D5" id="_x0000_s1037" type="#_x0000_t202" style="position:absolute;margin-left:76.35pt;margin-top:315.2pt;width:75pt;height:23.55pt;z-index:251695104;visibility:visible;mso-wrap-style:square;mso-width-percent:0;mso-height-percent:0;mso-wrap-distance-left:9pt;mso-wrap-distance-top:3.6pt;mso-wrap-distance-right:9pt;mso-wrap-distance-bottom:3.6pt;mso-position-horizontal:absolute;mso-position-horizontal-relative:text;mso-position-vertical:absolute;mso-position-vertical-relative:text;mso-width-percent:0;mso-height-percent:0;mso-width-relative:margin;mso-height-relative:margin;v-text-anchor:top" o:gfxdata="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">
+              <v:shape w14:anchorId="3C56D5D5" id="_x0000_s1038" type="#_x0000_t202" style="position:absolute;margin-left:76.35pt;margin-top:315.2pt;width:75pt;height:23.55pt;z-index:251695104;visibility:visible;mso-wrap-style:square;mso-width-percent:0;mso-height-percent:0;mso-wrap-distance-left:9pt;mso-wrap-distance-top:3.6pt;mso-wrap-distance-right:9pt;mso-wrap-distance-bottom:3.6pt;mso-position-horizontal:absolute;mso-position-horizontal-relative:text;mso-position-vertical:absolute;mso-position-vertical-relative:text;mso-width-percent:0;mso-height-percent:0;mso-width-relative:margin;mso-height-relative:margin;v-text-anchor:top" o:gfxdata="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">
                 <v:textbox>
                   <w:txbxContent>
                     <w:p>
@@ -5678,7 +6178,7 @@
           </mc:Choice>
           <mc:Fallback>
             <w:pict>
-              <v:shape w14:anchorId="58FFC989" id="_x0000_s1038" type="#_x0000_t202" style="position:absolute;margin-left:86.7pt;margin-top:27.55pt;width:61.1pt;height:18.75pt;z-index:251692032;visibility:visible;mso-wrap-style:square;mso-width-percent:0;mso-height-percent:0;mso-wrap-distance-left:9pt;mso-wrap-distance-top:3.6pt;mso-wrap-distance-right:9pt;mso-wrap-distance-bottom:3.6pt;mso-position-horizontal:absolute;mso-position-horizontal-relative:margin;mso-position-vertical:absolute;mso-position-vertical-relative:text;mso-width-percent:0;mso-height-percent:0;mso-width-relative:margin;mso-height-relative:margin;v-text-anchor:top" o:gfxdata="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">
+              <v:shape w14:anchorId="58FFC989" id="_x0000_s1039" type="#_x0000_t202" style="position:absolute;margin-left:86.7pt;margin-top:27.55pt;width:61.1pt;height:18.75pt;z-index:251692032;visibility:visible;mso-wrap-style:square;mso-width-percent:0;mso-height-percent:0;mso-wrap-distance-left:9pt;mso-wrap-distance-top:3.6pt;mso-wrap-distance-right:9pt;mso-wrap-distance-bottom:3.6pt;mso-position-horizontal:absolute;mso-position-horizontal-relative:margin;mso-position-vertical:absolute;mso-position-vertical-relative:text;mso-width-percent:0;mso-height-percent:0;mso-width-relative:margin;mso-height-relative:margin;v-text-anchor:top" o:gfxdata="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">
                 <v:textbox>
                   <w:txbxContent>
                     <w:p>
@@ -5839,7 +6339,7 @@
           </mc:Choice>
           <mc:Fallback>
             <w:pict>
-              <v:shape w14:anchorId="20C2B89B" id="_x0000_s1039" type="#_x0000_t202" style="position:absolute;margin-left:0;margin-top:249.9pt;width:118.55pt;height:20.55pt;z-index:251700224;visibility:visible;mso-wrap-style:square;mso-width-percent:0;mso-height-percent:0;mso-wrap-distance-left:9pt;mso-wrap-distance-top:3.6pt;mso-wrap-distance-right:9pt;mso-wrap-distance-bottom:3.6pt;mso-position-horizontal:center;mso-position-horizontal-relative:margin;mso-position-vertical:absolute;mso-position-vertical-relative:text;mso-width-percent:0;mso-height-percent:0;mso-width-relative:margin;mso-height-relative:margin;v-text-anchor:top" o:gfxdata="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">
+              <v:shape w14:anchorId="20C2B89B" id="_x0000_s1040" type="#_x0000_t202" style="position:absolute;margin-left:0;margin-top:249.9pt;width:118.55pt;height:20.55pt;z-index:251700224;visibility:visible;mso-wrap-style:square;mso-width-percent:0;mso-height-percent:0;mso-wrap-distance-left:9pt;mso-wrap-distance-top:3.6pt;mso-wrap-distance-right:9pt;mso-wrap-distance-bottom:3.6pt;mso-position-horizontal:center;mso-position-horizontal-relative:margin;mso-position-vertical:absolute;mso-position-vertical-relative:text;mso-width-percent:0;mso-height-percent:0;mso-width-relative:margin;mso-height-relative:margin;v-text-anchor:top" o:gfxdata="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">
                 <v:textbox>
                   <w:txbxContent>
                     <w:p>
@@ -6200,7 +6700,7 @@
           </mc:Choice>
           <mc:Fallback>
             <w:pict>
-              <v:shape w14:anchorId="07F1178E" id="_x0000_s1040" type="#_x0000_t202" style="position:absolute;margin-left:61.35pt;margin-top:324.8pt;width:85.35pt;height:49.05pt;z-index:251706368;visibility:visible;mso-wrap-style:square;mso-width-percent:0;mso-height-percent:0;mso-wrap-distance-left:9pt;mso-wrap-distance-top:3.6pt;mso-wrap-distance-right:9pt;mso-wrap-distance-bottom:3.6pt;mso-position-horizontal:absolute;mso-position-horizontal-relative:text;mso-position-vertical:absolute;mso-position-vertical-relative:text;mso-width-percent:0;mso-height-percent:0;mso-width-relative:margin;mso-height-relative:margin;v-text-anchor:top" o:gfxdata="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">
+              <v:shape w14:anchorId="07F1178E" id="_x0000_s1041" type="#_x0000_t202" style="position:absolute;margin-left:61.35pt;margin-top:324.8pt;width:85.35pt;height:49.05pt;z-index:251706368;visibility:visible;mso-wrap-style:square;mso-width-percent:0;mso-height-percent:0;mso-wrap-distance-left:9pt;mso-wrap-distance-top:3.6pt;mso-wrap-distance-right:9pt;mso-wrap-distance-bottom:3.6pt;mso-position-horizontal:absolute;mso-position-horizontal-relative:text;mso-position-vertical:absolute;mso-position-vertical-relative:text;mso-width-percent:0;mso-height-percent:0;mso-width-relative:margin;mso-height-relative:margin;v-text-anchor:top" o:gfxdata="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">
                 <v:textbox>
                   <w:txbxContent>
                     <w:p>
@@ -6392,7 +6892,7 @@
           </mc:Choice>
           <mc:Fallback>
             <w:pict>
-              <v:shape w14:anchorId="4B498086" id="_x0000_s1041" type="#_x0000_t202" style="position:absolute;margin-left:75.9pt;margin-top:36.75pt;width:59.05pt;height:37.2pt;z-index:251703296;visibility:visible;mso-wrap-style:square;mso-width-percent:0;mso-height-percent:0;mso-wrap-distance-left:9pt;mso-wrap-distance-top:3.6pt;mso-wrap-distance-right:9pt;mso-wrap-distance-bottom:3.6pt;mso-position-horizontal:absolute;mso-position-horizontal-relative:margin;mso-position-vertical:absolute;mso-position-vertical-relative:text;mso-width-percent:0;mso-height-percent:0;mso-width-relative:margin;mso-height-relative:margin;v-text-anchor:top" o:gfxdata="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">
+              <v:shape w14:anchorId="4B498086" id="_x0000_s1042" type="#_x0000_t202" style="position:absolute;margin-left:75.9pt;margin-top:36.75pt;width:59.05pt;height:37.2pt;z-index:251703296;visibility:visible;mso-wrap-style:square;mso-width-percent:0;mso-height-percent:0;mso-wrap-distance-left:9pt;mso-wrap-distance-top:3.6pt;mso-wrap-distance-right:9pt;mso-wrap-distance-bottom:3.6pt;mso-position-horizontal:absolute;mso-position-horizontal-relative:margin;mso-position-vertical:absolute;mso-position-vertical-relative:text;mso-width-percent:0;mso-height-percent:0;mso-width-relative:margin;mso-height-relative:margin;v-text-anchor:top" o:gfxdata="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">
                 <v:textbox>
                   <w:txbxContent>
                     <w:p>
@@ -6582,7 +7082,7 @@
         <w:rPr>
           <w:rFonts w:ascii="Times New Roman" w:hAnsi="Times New Roman" w:cs="Times New Roman"/>
         </w:rPr>
-        <w:t>Generate a chart diagram using image generation, providing precise specifications to ensure it aligns with the objectives of this assignment.</w:t>
+        <w:t>To translate and structure a draft in English, ensuring that the references are correctly formatted according to Harvard referencing guidelines. Additionally, to provide the references separately from the original text while preserving its main ideas and meaning.</w:t>
       </w:r>
     </w:p>
     <w:p>
@@ -7108,7 +7608,7 @@
           <w:rFonts w:ascii="Times New Roman" w:eastAsia="Times New Roman" w:hAnsi="Times New Roman" w:cs="Times New Roman"/>
           <w:lang w:eastAsia="en-GB"/>
         </w:rPr>
-        <w:t>After obtaining the image, I decided to incorporate it into the assignment, specifically in the "Project Timeline" section.</w:t>
+        <w:t>After obtaining the image, I decided to incorporate it into the assignment, in the "Project Timeline" section.</w:t>
       </w:r>
     </w:p>
     <w:p>
@@ -7372,7 +7872,21 @@
           <w:rFonts w:ascii="Times New Roman" w:eastAsia="Times New Roman" w:hAnsi="Times New Roman" w:cs="Times New Roman"/>
           <w:lang w:eastAsia="en-GB"/>
         </w:rPr>
-        <w:t>After obtaining the image, I decided to incorporate it into the assignment, specifically in the "</w:t>
+        <w:t>After obtaining the image, I decided to incorporate it into the assignment,</w:t>
+      </w:r>
+      <w:r>
+        <w:rPr>
+          <w:rFonts w:ascii="Times New Roman" w:eastAsia="Times New Roman" w:hAnsi="Times New Roman" w:cs="Times New Roman"/>
+          <w:lang w:eastAsia="en-GB"/>
+        </w:rPr>
+        <w:t xml:space="preserve"> </w:t>
+      </w:r>
+      <w:r>
+        <w:rPr>
+          <w:rFonts w:ascii="Times New Roman" w:eastAsia="Times New Roman" w:hAnsi="Times New Roman" w:cs="Times New Roman"/>
+          <w:lang w:eastAsia="en-GB"/>
+        </w:rPr>
+        <w:t>in the "</w:t>
       </w:r>
       <w:r>
         <w:rPr>
@@ -7508,6 +8022,8 @@
       <w:pPr>
         <w:rPr>
           <w:rFonts w:ascii="Times New Roman" w:hAnsi="Times New Roman" w:cs="Times New Roman"/>
+          <w:i/>
+          <w:iCs/>
           <w:lang w:val="en-GB"/>
         </w:rPr>
       </w:pPr>
@@ -7516,6 +8032,8 @@
           <w:rFonts w:ascii="Times New Roman" w:eastAsia="Times New Roman" w:hAnsi="Times New Roman" w:cs="Times New Roman"/>
           <w:b/>
           <w:bCs/>
+          <w:i/>
+          <w:iCs/>
           <w:sz w:val="28"/>
           <w:szCs w:val="28"/>
           <w:lang w:val="en-GB" w:eastAsia="en-GB"/>

--- a/CA 20% - Project.docx
+++ b/CA 20% - Project.docx
@@ -1202,6 +1202,15 @@
           <w:color w:val="156082"/>
           <w:sz w:val="32"/>
           <w:szCs w:val="32"/>
+        </w:rPr>
+      </w:pPr>
+      <w:r>
+        <w:rPr>
+          <w:rFonts w:ascii="Times New Roman" w:hAnsi="Times New Roman" w:cs="Times New Roman"/>
+          <w:i/>
+          <w:color w:val="156082"/>
+          <w:sz w:val="32"/>
+          <w:szCs w:val="32"/>
           <w:rPrChange w:id="50" w:author="Nicolas Cancino" w:date="2026-10-19T19:09:00Z" w16du:dateUtc="2026-10-19T18:09:00Z">
             <w:rPr>
               <w:i/>
@@ -1211,25 +1220,19 @@
             </w:rPr>
           </w:rPrChange>
         </w:rPr>
-      </w:pPr>
-      <w:r>
+        <w:t>25/10/2026</w:t>
+      </w:r>
+    </w:p>
+    <w:p>
+      <w:pPr>
         <w:rPr>
           <w:rFonts w:ascii="Times New Roman" w:hAnsi="Times New Roman" w:cs="Times New Roman"/>
           <w:i/>
           <w:color w:val="156082"/>
           <w:sz w:val="32"/>
           <w:szCs w:val="32"/>
-          <w:rPrChange w:id="51" w:author="Nicolas Cancino" w:date="2026-10-19T19:09:00Z" w16du:dateUtc="2026-10-19T18:09:00Z">
-            <w:rPr>
-              <w:i/>
-              <w:color w:val="156082"/>
-              <w:sz w:val="32"/>
-              <w:szCs w:val="32"/>
-            </w:rPr>
-          </w:rPrChange>
-        </w:rPr>
-        <w:t>25/10/2026</w:t>
-      </w:r>
+        </w:rPr>
+      </w:pPr>
     </w:p>
     <w:p>
       <w:pPr>
@@ -1239,14 +1242,172 @@
           <w:color w:val="156082"/>
           <w:sz w:val="32"/>
           <w:szCs w:val="32"/>
-          <w:rPrChange w:id="52" w:author="Nicolas Cancino" w:date="2026-10-19T19:09:00Z" w16du:dateUtc="2026-10-19T18:09:00Z">
-            <w:rPr>
-              <w:i/>
-              <w:color w:val="156082"/>
-              <w:sz w:val="32"/>
-              <w:szCs w:val="32"/>
-            </w:rPr>
-          </w:rPrChange>
+        </w:rPr>
+      </w:pPr>
+    </w:p>
+    <w:p>
+      <w:pPr>
+        <w:rPr>
+          <w:rFonts w:ascii="Times New Roman" w:hAnsi="Times New Roman" w:cs="Times New Roman"/>
+          <w:i/>
+          <w:color w:val="156082"/>
+          <w:sz w:val="32"/>
+          <w:szCs w:val="32"/>
+        </w:rPr>
+      </w:pPr>
+    </w:p>
+    <w:p>
+      <w:pPr>
+        <w:rPr>
+          <w:rFonts w:ascii="Times New Roman" w:hAnsi="Times New Roman" w:cs="Times New Roman"/>
+          <w:i/>
+          <w:color w:val="156082"/>
+          <w:sz w:val="32"/>
+          <w:szCs w:val="32"/>
+        </w:rPr>
+      </w:pPr>
+    </w:p>
+    <w:p>
+      <w:pPr>
+        <w:rPr>
+          <w:rFonts w:ascii="Times New Roman" w:hAnsi="Times New Roman" w:cs="Times New Roman"/>
+          <w:i/>
+          <w:color w:val="156082"/>
+          <w:sz w:val="32"/>
+          <w:szCs w:val="32"/>
+        </w:rPr>
+      </w:pPr>
+    </w:p>
+    <w:p>
+      <w:pPr>
+        <w:rPr>
+          <w:rFonts w:ascii="Times New Roman" w:hAnsi="Times New Roman" w:cs="Times New Roman"/>
+          <w:i/>
+          <w:color w:val="156082"/>
+          <w:sz w:val="32"/>
+          <w:szCs w:val="32"/>
+        </w:rPr>
+      </w:pPr>
+    </w:p>
+    <w:p>
+      <w:pPr>
+        <w:rPr>
+          <w:rFonts w:ascii="Times New Roman" w:hAnsi="Times New Roman" w:cs="Times New Roman"/>
+          <w:i/>
+          <w:color w:val="156082"/>
+          <w:sz w:val="32"/>
+          <w:szCs w:val="32"/>
+        </w:rPr>
+      </w:pPr>
+    </w:p>
+    <w:p>
+      <w:pPr>
+        <w:rPr>
+          <w:rFonts w:ascii="Times New Roman" w:hAnsi="Times New Roman" w:cs="Times New Roman"/>
+          <w:i/>
+          <w:color w:val="156082"/>
+          <w:sz w:val="32"/>
+          <w:szCs w:val="32"/>
+        </w:rPr>
+      </w:pPr>
+    </w:p>
+    <w:p>
+      <w:pPr>
+        <w:rPr>
+          <w:rFonts w:ascii="Times New Roman" w:hAnsi="Times New Roman" w:cs="Times New Roman"/>
+          <w:i/>
+          <w:color w:val="156082"/>
+          <w:sz w:val="32"/>
+          <w:szCs w:val="32"/>
+        </w:rPr>
+      </w:pPr>
+    </w:p>
+    <w:p>
+      <w:pPr>
+        <w:rPr>
+          <w:rFonts w:ascii="Times New Roman" w:hAnsi="Times New Roman" w:cs="Times New Roman"/>
+          <w:i/>
+          <w:color w:val="156082"/>
+          <w:sz w:val="32"/>
+          <w:szCs w:val="32"/>
+        </w:rPr>
+      </w:pPr>
+    </w:p>
+    <w:p>
+      <w:pPr>
+        <w:rPr>
+          <w:rFonts w:ascii="Times New Roman" w:hAnsi="Times New Roman" w:cs="Times New Roman"/>
+          <w:i/>
+          <w:color w:val="156082"/>
+          <w:sz w:val="32"/>
+          <w:szCs w:val="32"/>
+        </w:rPr>
+      </w:pPr>
+    </w:p>
+    <w:p>
+      <w:pPr>
+        <w:rPr>
+          <w:rFonts w:ascii="Times New Roman" w:hAnsi="Times New Roman" w:cs="Times New Roman"/>
+          <w:i/>
+          <w:color w:val="156082"/>
+          <w:sz w:val="32"/>
+          <w:szCs w:val="32"/>
+        </w:rPr>
+      </w:pPr>
+    </w:p>
+    <w:p>
+      <w:pPr>
+        <w:rPr>
+          <w:rFonts w:ascii="Times New Roman" w:hAnsi="Times New Roman" w:cs="Times New Roman"/>
+          <w:i/>
+          <w:color w:val="156082"/>
+          <w:sz w:val="32"/>
+          <w:szCs w:val="32"/>
+        </w:rPr>
+      </w:pPr>
+    </w:p>
+    <w:p>
+      <w:pPr>
+        <w:rPr>
+          <w:rFonts w:ascii="Times New Roman" w:hAnsi="Times New Roman" w:cs="Times New Roman"/>
+          <w:i/>
+          <w:color w:val="156082"/>
+          <w:sz w:val="32"/>
+          <w:szCs w:val="32"/>
+        </w:rPr>
+      </w:pPr>
+    </w:p>
+    <w:p>
+      <w:pPr>
+        <w:rPr>
+          <w:rFonts w:ascii="Times New Roman" w:hAnsi="Times New Roman" w:cs="Times New Roman"/>
+          <w:i/>
+          <w:color w:val="156082"/>
+          <w:sz w:val="32"/>
+          <w:szCs w:val="32"/>
+        </w:rPr>
+      </w:pPr>
+    </w:p>
+    <w:p>
+      <w:pPr>
+        <w:rPr>
+          <w:rFonts w:ascii="Times New Roman" w:hAnsi="Times New Roman" w:cs="Times New Roman"/>
+          <w:i/>
+          <w:color w:val="156082"/>
+          <w:sz w:val="32"/>
+          <w:szCs w:val="32"/>
+        </w:rPr>
+      </w:pPr>
+    </w:p>
+    <w:p>
+      <w:pPr>
+        <w:rPr>
+          <w:ins w:id="51" w:author="Nicolas Cancino" w:date="2026-10-19T19:10:00Z" w16du:dateUtc="2026-10-19T18:10:00Z"/>
+          <w:rFonts w:ascii="Times New Roman" w:hAnsi="Times New Roman" w:cs="Times New Roman"/>
+          <w:i/>
+          <w:color w:val="156082"/>
+          <w:sz w:val="32"/>
+          <w:szCs w:val="32"/>
         </w:rPr>
       </w:pPr>
     </w:p>
@@ -1254,7 +1415,7 @@
       <w:pPr>
         <w:jc w:val="center"/>
         <w:rPr>
-          <w:ins w:id="53" w:author="Nicolas Cancino" w:date="2026-10-19T19:09:00Z" w16du:dateUtc="2026-10-19T18:09:00Z"/>
+          <w:ins w:id="52" w:author="Nicolas Cancino" w:date="2026-10-19T19:10:00Z" w16du:dateUtc="2026-10-19T18:10:00Z"/>
           <w:rFonts w:ascii="Times New Roman" w:hAnsi="Times New Roman" w:cs="Times New Roman"/>
           <w:i/>
           <w:color w:val="000000" w:themeColor="text1"/>
@@ -1264,11 +1425,1672 @@
         </w:rPr>
       </w:pPr>
     </w:p>
+    <w:sdt>
+      <w:sdtPr>
+        <w:rPr>
+          <w:b/>
+          <w:bCs/>
+        </w:rPr>
+        <w:id w:val="176170448"/>
+        <w:docPartObj>
+          <w:docPartGallery w:val="Table of Contents"/>
+          <w:docPartUnique/>
+        </w:docPartObj>
+      </w:sdtPr>
+      <w:sdtEndPr>
+        <w:rPr>
+          <w:rFonts w:ascii="Calibri" w:eastAsia="Calibri" w:hAnsi="Calibri" w:cs="Calibri"/>
+          <w:color w:val="auto"/>
+          <w:sz w:val="22"/>
+          <w:szCs w:val="22"/>
+          <w:lang w:val="en-IE" w:eastAsia="en-IE"/>
+        </w:rPr>
+      </w:sdtEndPr>
+      <w:sdtContent>
+        <w:p>
+          <w:pPr>
+            <w:pStyle w:val="TOCHeading"/>
+            <w:tabs>
+              <w:tab w:val="left" w:pos="4788"/>
+            </w:tabs>
+            <w:rPr>
+              <w:b/>
+              <w:bCs/>
+            </w:rPr>
+          </w:pPr>
+          <w:r>
+            <w:rPr>
+              <w:b/>
+              <w:bCs/>
+            </w:rPr>
+            <w:tab/>
+          </w:r>
+        </w:p>
+        <w:p>
+          <w:pPr>
+            <w:pStyle w:val="TOC1"/>
+            <w:rPr>
+              <w:b/>
+              <w:bCs/>
+            </w:rPr>
+          </w:pPr>
+        </w:p>
+        <w:p>
+          <w:pPr>
+            <w:pStyle w:val="TOC1"/>
+            <w:rPr>
+              <w:b/>
+              <w:bCs/>
+            </w:rPr>
+          </w:pPr>
+          <w:r>
+            <w:rPr>
+              <w:b/>
+              <w:bCs/>
+            </w:rPr>
+            <w:t>Table of Contents</w:t>
+          </w:r>
+        </w:p>
+        <w:p>
+          <w:pPr>
+            <w:rPr>
+              <w:b/>
+              <w:bCs/>
+            </w:rPr>
+          </w:pPr>
+        </w:p>
+        <w:p>
+          <w:pPr>
+            <w:pStyle w:val="TOC1"/>
+            <w:rPr>
+              <w:rFonts w:asciiTheme="minorHAnsi" w:eastAsiaTheme="minorEastAsia" w:hAnsiTheme="minorHAnsi" w:cstheme="minorBidi"/>
+              <w:b/>
+              <w:bCs/>
+              <w:noProof/>
+              <w:kern w:val="2"/>
+              <w:sz w:val="24"/>
+              <w:szCs w:val="24"/>
+              <w:lang w:val="en-GB" w:eastAsia="en-GB"/>
+              <w14:ligatures w14:val="standardContextual"/>
+            </w:rPr>
+          </w:pPr>
+          <w:r>
+            <w:rPr>
+              <w:b/>
+              <w:bCs/>
+            </w:rPr>
+            <w:fldChar w:fldCharType="begin"/>
+          </w:r>
+          <w:r>
+            <w:rPr>
+              <w:b/>
+              <w:bCs/>
+            </w:rPr>
+            <w:instrText xml:space="preserve"> TOC \o "1-3" \h \z \u </w:instrText>
+          </w:r>
+          <w:r>
+            <w:rPr>
+              <w:b/>
+              <w:bCs/>
+            </w:rPr>
+            <w:fldChar w:fldCharType="separate"/>
+          </w:r>
+          <w:hyperlink w:anchor="_Toc243561951" w:history="1">
+            <w:r>
+              <w:rPr>
+                <w:rStyle w:val="Hyperlink"/>
+                <w:b/>
+                <w:bCs/>
+                <w:noProof/>
+                <w:sz w:val="22"/>
+                <w:szCs w:val="22"/>
+                <w14:textOutline w14:w="9525" w14:cap="rnd" w14:cmpd="sng" w14:algn="ctr">
+                  <w14:noFill/>
+                  <w14:prstDash w14:val="solid"/>
+                  <w14:bevel/>
+                </w14:textOutline>
+              </w:rPr>
+              <w:t>Demographic Patterns and Health Impacts of Air Pollution in New York City: A Data Analytics Approach</w:t>
+            </w:r>
+            <w:r>
+              <w:rPr>
+                <w:b/>
+                <w:bCs/>
+                <w:noProof/>
+                <w:webHidden/>
+              </w:rPr>
+              <w:tab/>
+            </w:r>
+            <w:r>
+              <w:rPr>
+                <w:b/>
+                <w:bCs/>
+                <w:noProof/>
+                <w:webHidden/>
+              </w:rPr>
+              <w:fldChar w:fldCharType="begin"/>
+            </w:r>
+            <w:r>
+              <w:rPr>
+                <w:b/>
+                <w:bCs/>
+                <w:noProof/>
+                <w:webHidden/>
+              </w:rPr>
+              <w:instrText xml:space="preserve"> PAGEREF _Toc243561951 \h </w:instrText>
+            </w:r>
+            <w:r>
+              <w:rPr>
+                <w:b/>
+                <w:bCs/>
+                <w:noProof/>
+                <w:webHidden/>
+              </w:rPr>
+            </w:r>
+            <w:r>
+              <w:rPr>
+                <w:b/>
+                <w:bCs/>
+                <w:noProof/>
+                <w:webHidden/>
+              </w:rPr>
+              <w:fldChar w:fldCharType="separate"/>
+            </w:r>
+            <w:r>
+              <w:rPr>
+                <w:b/>
+                <w:bCs/>
+                <w:noProof/>
+                <w:webHidden/>
+              </w:rPr>
+              <w:t>4</w:t>
+            </w:r>
+            <w:r>
+              <w:rPr>
+                <w:b/>
+                <w:bCs/>
+                <w:noProof/>
+                <w:webHidden/>
+              </w:rPr>
+              <w:fldChar w:fldCharType="end"/>
+            </w:r>
+          </w:hyperlink>
+        </w:p>
+        <w:p>
+          <w:pPr>
+            <w:pStyle w:val="TOC2"/>
+            <w:tabs>
+              <w:tab w:val="right" w:leader="dot" w:pos="8494"/>
+            </w:tabs>
+            <w:rPr>
+              <w:rFonts w:asciiTheme="minorHAnsi" w:eastAsiaTheme="minorEastAsia" w:hAnsiTheme="minorHAnsi" w:cstheme="minorBidi"/>
+              <w:b/>
+              <w:bCs/>
+              <w:noProof/>
+              <w:kern w:val="2"/>
+              <w:sz w:val="24"/>
+              <w:szCs w:val="24"/>
+              <w:lang w:val="en-GB" w:eastAsia="en-GB"/>
+              <w14:ligatures w14:val="standardContextual"/>
+            </w:rPr>
+          </w:pPr>
+          <w:hyperlink w:anchor="_Toc243561952" w:history="1">
+            <w:r>
+              <w:rPr>
+                <w:rStyle w:val="Hyperlink"/>
+                <w:rFonts w:ascii="Times New Roman" w:hAnsi="Times New Roman" w:cs="Times New Roman"/>
+                <w:b/>
+                <w:bCs/>
+                <w:i/>
+                <w:iCs/>
+                <w:noProof/>
+                <w:lang w:val="en-GB"/>
+              </w:rPr>
+              <w:t>Introduction</w:t>
+            </w:r>
+            <w:r>
+              <w:rPr>
+                <w:b/>
+                <w:bCs/>
+                <w:noProof/>
+                <w:webHidden/>
+              </w:rPr>
+              <w:tab/>
+            </w:r>
+            <w:r>
+              <w:rPr>
+                <w:b/>
+                <w:bCs/>
+                <w:noProof/>
+                <w:webHidden/>
+              </w:rPr>
+              <w:fldChar w:fldCharType="begin"/>
+            </w:r>
+            <w:r>
+              <w:rPr>
+                <w:b/>
+                <w:bCs/>
+                <w:noProof/>
+                <w:webHidden/>
+              </w:rPr>
+              <w:instrText xml:space="preserve"> PAGEREF _Toc243561952 \h </w:instrText>
+            </w:r>
+            <w:r>
+              <w:rPr>
+                <w:b/>
+                <w:bCs/>
+                <w:noProof/>
+                <w:webHidden/>
+              </w:rPr>
+            </w:r>
+            <w:r>
+              <w:rPr>
+                <w:b/>
+                <w:bCs/>
+                <w:noProof/>
+                <w:webHidden/>
+              </w:rPr>
+              <w:fldChar w:fldCharType="separate"/>
+            </w:r>
+            <w:r>
+              <w:rPr>
+                <w:b/>
+                <w:bCs/>
+                <w:noProof/>
+                <w:webHidden/>
+              </w:rPr>
+              <w:t>4</w:t>
+            </w:r>
+            <w:r>
+              <w:rPr>
+                <w:b/>
+                <w:bCs/>
+                <w:noProof/>
+                <w:webHidden/>
+              </w:rPr>
+              <w:fldChar w:fldCharType="end"/>
+            </w:r>
+          </w:hyperlink>
+        </w:p>
+        <w:p>
+          <w:pPr>
+            <w:pStyle w:val="TOC2"/>
+            <w:tabs>
+              <w:tab w:val="right" w:leader="dot" w:pos="8494"/>
+            </w:tabs>
+            <w:rPr>
+              <w:rFonts w:asciiTheme="minorHAnsi" w:eastAsiaTheme="minorEastAsia" w:hAnsiTheme="minorHAnsi" w:cstheme="minorBidi"/>
+              <w:b/>
+              <w:bCs/>
+              <w:noProof/>
+              <w:kern w:val="2"/>
+              <w:sz w:val="24"/>
+              <w:szCs w:val="24"/>
+              <w:lang w:val="en-GB" w:eastAsia="en-GB"/>
+              <w14:ligatures w14:val="standardContextual"/>
+            </w:rPr>
+          </w:pPr>
+          <w:hyperlink w:anchor="_Toc243561953" w:history="1">
+            <w:r>
+              <w:rPr>
+                <w:rStyle w:val="Hyperlink"/>
+                <w:rFonts w:ascii="Times New Roman" w:hAnsi="Times New Roman" w:cs="Times New Roman"/>
+                <w:b/>
+                <w:bCs/>
+                <w:i/>
+                <w:noProof/>
+                <w:lang w:val="en-GB"/>
+              </w:rPr>
+              <w:t>Problem Definition</w:t>
+            </w:r>
+            <w:r>
+              <w:rPr>
+                <w:b/>
+                <w:bCs/>
+                <w:noProof/>
+                <w:webHidden/>
+              </w:rPr>
+              <w:tab/>
+            </w:r>
+            <w:r>
+              <w:rPr>
+                <w:b/>
+                <w:bCs/>
+                <w:noProof/>
+                <w:webHidden/>
+              </w:rPr>
+              <w:fldChar w:fldCharType="begin"/>
+            </w:r>
+            <w:r>
+              <w:rPr>
+                <w:b/>
+                <w:bCs/>
+                <w:noProof/>
+                <w:webHidden/>
+              </w:rPr>
+              <w:instrText xml:space="preserve"> PAGEREF _Toc243561953 \h </w:instrText>
+            </w:r>
+            <w:r>
+              <w:rPr>
+                <w:b/>
+                <w:bCs/>
+                <w:noProof/>
+                <w:webHidden/>
+              </w:rPr>
+            </w:r>
+            <w:r>
+              <w:rPr>
+                <w:b/>
+                <w:bCs/>
+                <w:noProof/>
+                <w:webHidden/>
+              </w:rPr>
+              <w:fldChar w:fldCharType="separate"/>
+            </w:r>
+            <w:r>
+              <w:rPr>
+                <w:b/>
+                <w:bCs/>
+                <w:noProof/>
+                <w:webHidden/>
+              </w:rPr>
+              <w:t>4</w:t>
+            </w:r>
+            <w:r>
+              <w:rPr>
+                <w:b/>
+                <w:bCs/>
+                <w:noProof/>
+                <w:webHidden/>
+              </w:rPr>
+              <w:fldChar w:fldCharType="end"/>
+            </w:r>
+          </w:hyperlink>
+        </w:p>
+        <w:p>
+          <w:pPr>
+            <w:pStyle w:val="TOC2"/>
+            <w:tabs>
+              <w:tab w:val="right" w:leader="dot" w:pos="8494"/>
+            </w:tabs>
+            <w:rPr>
+              <w:rFonts w:asciiTheme="minorHAnsi" w:eastAsiaTheme="minorEastAsia" w:hAnsiTheme="minorHAnsi" w:cstheme="minorBidi"/>
+              <w:b/>
+              <w:bCs/>
+              <w:noProof/>
+              <w:kern w:val="2"/>
+              <w:sz w:val="24"/>
+              <w:szCs w:val="24"/>
+              <w:lang w:val="en-GB" w:eastAsia="en-GB"/>
+              <w14:ligatures w14:val="standardContextual"/>
+            </w:rPr>
+          </w:pPr>
+          <w:hyperlink w:anchor="_Toc243561954" w:history="1">
+            <w:r>
+              <w:rPr>
+                <w:rStyle w:val="Hyperlink"/>
+                <w:rFonts w:ascii="Times New Roman" w:hAnsi="Times New Roman" w:cs="Times New Roman"/>
+                <w:b/>
+                <w:bCs/>
+                <w:i/>
+                <w:iCs/>
+                <w:noProof/>
+                <w:lang w:val="en-GB"/>
+              </w:rPr>
+              <w:t>Aim and Objectives</w:t>
+            </w:r>
+            <w:r>
+              <w:rPr>
+                <w:b/>
+                <w:bCs/>
+                <w:noProof/>
+                <w:webHidden/>
+              </w:rPr>
+              <w:tab/>
+            </w:r>
+            <w:r>
+              <w:rPr>
+                <w:b/>
+                <w:bCs/>
+                <w:noProof/>
+                <w:webHidden/>
+              </w:rPr>
+              <w:fldChar w:fldCharType="begin"/>
+            </w:r>
+            <w:r>
+              <w:rPr>
+                <w:b/>
+                <w:bCs/>
+                <w:noProof/>
+                <w:webHidden/>
+              </w:rPr>
+              <w:instrText xml:space="preserve"> PAGEREF _Toc243561954 \h </w:instrText>
+            </w:r>
+            <w:r>
+              <w:rPr>
+                <w:b/>
+                <w:bCs/>
+                <w:noProof/>
+                <w:webHidden/>
+              </w:rPr>
+            </w:r>
+            <w:r>
+              <w:rPr>
+                <w:b/>
+                <w:bCs/>
+                <w:noProof/>
+                <w:webHidden/>
+              </w:rPr>
+              <w:fldChar w:fldCharType="separate"/>
+            </w:r>
+            <w:r>
+              <w:rPr>
+                <w:b/>
+                <w:bCs/>
+                <w:noProof/>
+                <w:webHidden/>
+              </w:rPr>
+              <w:t>4</w:t>
+            </w:r>
+            <w:r>
+              <w:rPr>
+                <w:b/>
+                <w:bCs/>
+                <w:noProof/>
+                <w:webHidden/>
+              </w:rPr>
+              <w:fldChar w:fldCharType="end"/>
+            </w:r>
+          </w:hyperlink>
+        </w:p>
+        <w:p>
+          <w:pPr>
+            <w:pStyle w:val="TOC2"/>
+            <w:tabs>
+              <w:tab w:val="right" w:leader="dot" w:pos="8494"/>
+            </w:tabs>
+            <w:rPr>
+              <w:rFonts w:asciiTheme="minorHAnsi" w:eastAsiaTheme="minorEastAsia" w:hAnsiTheme="minorHAnsi" w:cstheme="minorBidi"/>
+              <w:b/>
+              <w:bCs/>
+              <w:noProof/>
+              <w:kern w:val="2"/>
+              <w:sz w:val="24"/>
+              <w:szCs w:val="24"/>
+              <w:lang w:val="en-GB" w:eastAsia="en-GB"/>
+              <w14:ligatures w14:val="standardContextual"/>
+            </w:rPr>
+          </w:pPr>
+          <w:hyperlink w:anchor="_Toc243561955" w:history="1">
+            <w:r>
+              <w:rPr>
+                <w:rStyle w:val="Hyperlink"/>
+                <w:rFonts w:ascii="Times New Roman" w:hAnsi="Times New Roman" w:cs="Times New Roman"/>
+                <w:b/>
+                <w:bCs/>
+                <w:i/>
+                <w:iCs/>
+                <w:noProof/>
+                <w:lang w:val="en-GB"/>
+              </w:rPr>
+              <w:t>Scope</w:t>
+            </w:r>
+            <w:r>
+              <w:rPr>
+                <w:b/>
+                <w:bCs/>
+                <w:noProof/>
+                <w:webHidden/>
+              </w:rPr>
+              <w:tab/>
+            </w:r>
+            <w:r>
+              <w:rPr>
+                <w:b/>
+                <w:bCs/>
+                <w:noProof/>
+                <w:webHidden/>
+              </w:rPr>
+              <w:fldChar w:fldCharType="begin"/>
+            </w:r>
+            <w:r>
+              <w:rPr>
+                <w:b/>
+                <w:bCs/>
+                <w:noProof/>
+                <w:webHidden/>
+              </w:rPr>
+              <w:instrText xml:space="preserve"> PAGEREF _Toc243561955 \h </w:instrText>
+            </w:r>
+            <w:r>
+              <w:rPr>
+                <w:b/>
+                <w:bCs/>
+                <w:noProof/>
+                <w:webHidden/>
+              </w:rPr>
+            </w:r>
+            <w:r>
+              <w:rPr>
+                <w:b/>
+                <w:bCs/>
+                <w:noProof/>
+                <w:webHidden/>
+              </w:rPr>
+              <w:fldChar w:fldCharType="separate"/>
+            </w:r>
+            <w:r>
+              <w:rPr>
+                <w:b/>
+                <w:bCs/>
+                <w:noProof/>
+                <w:webHidden/>
+              </w:rPr>
+              <w:t>5</w:t>
+            </w:r>
+            <w:r>
+              <w:rPr>
+                <w:b/>
+                <w:bCs/>
+                <w:noProof/>
+                <w:webHidden/>
+              </w:rPr>
+              <w:fldChar w:fldCharType="end"/>
+            </w:r>
+          </w:hyperlink>
+        </w:p>
+        <w:p>
+          <w:pPr>
+            <w:pStyle w:val="TOC2"/>
+            <w:tabs>
+              <w:tab w:val="right" w:leader="dot" w:pos="8494"/>
+            </w:tabs>
+            <w:rPr>
+              <w:rFonts w:asciiTheme="minorHAnsi" w:eastAsiaTheme="minorEastAsia" w:hAnsiTheme="minorHAnsi" w:cstheme="minorBidi"/>
+              <w:b/>
+              <w:bCs/>
+              <w:noProof/>
+              <w:kern w:val="2"/>
+              <w:sz w:val="24"/>
+              <w:szCs w:val="24"/>
+              <w:lang w:val="en-GB" w:eastAsia="en-GB"/>
+              <w14:ligatures w14:val="standardContextual"/>
+            </w:rPr>
+          </w:pPr>
+          <w:hyperlink w:anchor="_Toc243561956" w:history="1">
+            <w:r>
+              <w:rPr>
+                <w:rStyle w:val="Hyperlink"/>
+                <w:rFonts w:ascii="Times New Roman" w:eastAsia="Times New Roman" w:hAnsi="Times New Roman" w:cs="Times New Roman"/>
+                <w:b/>
+                <w:bCs/>
+                <w:i/>
+                <w:iCs/>
+                <w:noProof/>
+                <w:lang w:val="en-GB" w:eastAsia="en-GB"/>
+              </w:rPr>
+              <w:t>Methodology</w:t>
+            </w:r>
+            <w:r>
+              <w:rPr>
+                <w:b/>
+                <w:bCs/>
+                <w:noProof/>
+                <w:webHidden/>
+              </w:rPr>
+              <w:tab/>
+            </w:r>
+            <w:r>
+              <w:rPr>
+                <w:b/>
+                <w:bCs/>
+                <w:noProof/>
+                <w:webHidden/>
+              </w:rPr>
+              <w:fldChar w:fldCharType="begin"/>
+            </w:r>
+            <w:r>
+              <w:rPr>
+                <w:b/>
+                <w:bCs/>
+                <w:noProof/>
+                <w:webHidden/>
+              </w:rPr>
+              <w:instrText xml:space="preserve"> PAGEREF _Toc243561956 \h </w:instrText>
+            </w:r>
+            <w:r>
+              <w:rPr>
+                <w:b/>
+                <w:bCs/>
+                <w:noProof/>
+                <w:webHidden/>
+              </w:rPr>
+            </w:r>
+            <w:r>
+              <w:rPr>
+                <w:b/>
+                <w:bCs/>
+                <w:noProof/>
+                <w:webHidden/>
+              </w:rPr>
+              <w:fldChar w:fldCharType="separate"/>
+            </w:r>
+            <w:r>
+              <w:rPr>
+                <w:b/>
+                <w:bCs/>
+                <w:noProof/>
+                <w:webHidden/>
+              </w:rPr>
+              <w:t>6</w:t>
+            </w:r>
+            <w:r>
+              <w:rPr>
+                <w:b/>
+                <w:bCs/>
+                <w:noProof/>
+                <w:webHidden/>
+              </w:rPr>
+              <w:fldChar w:fldCharType="end"/>
+            </w:r>
+          </w:hyperlink>
+        </w:p>
+        <w:p>
+          <w:pPr>
+            <w:pStyle w:val="TOC2"/>
+            <w:tabs>
+              <w:tab w:val="right" w:leader="dot" w:pos="8494"/>
+            </w:tabs>
+            <w:rPr>
+              <w:rFonts w:asciiTheme="minorHAnsi" w:eastAsiaTheme="minorEastAsia" w:hAnsiTheme="minorHAnsi" w:cstheme="minorBidi"/>
+              <w:b/>
+              <w:bCs/>
+              <w:noProof/>
+              <w:kern w:val="2"/>
+              <w:sz w:val="24"/>
+              <w:szCs w:val="24"/>
+              <w:lang w:val="en-GB" w:eastAsia="en-GB"/>
+              <w14:ligatures w14:val="standardContextual"/>
+            </w:rPr>
+          </w:pPr>
+          <w:hyperlink w:anchor="_Toc243561957" w:history="1">
+            <w:r>
+              <w:rPr>
+                <w:rStyle w:val="Hyperlink"/>
+                <w:rFonts w:ascii="Times New Roman" w:eastAsia="Times New Roman" w:hAnsi="Times New Roman" w:cs="Times New Roman"/>
+                <w:b/>
+                <w:bCs/>
+                <w:i/>
+                <w:iCs/>
+                <w:noProof/>
+                <w:lang w:val="en-GB" w:eastAsia="en-GB"/>
+              </w:rPr>
+              <w:t>Data Sources</w:t>
+            </w:r>
+            <w:r>
+              <w:rPr>
+                <w:b/>
+                <w:bCs/>
+                <w:noProof/>
+                <w:webHidden/>
+              </w:rPr>
+              <w:tab/>
+            </w:r>
+            <w:r>
+              <w:rPr>
+                <w:b/>
+                <w:bCs/>
+                <w:noProof/>
+                <w:webHidden/>
+              </w:rPr>
+              <w:fldChar w:fldCharType="begin"/>
+            </w:r>
+            <w:r>
+              <w:rPr>
+                <w:b/>
+                <w:bCs/>
+                <w:noProof/>
+                <w:webHidden/>
+              </w:rPr>
+              <w:instrText xml:space="preserve"> PAGEREF _Toc243561957 \h </w:instrText>
+            </w:r>
+            <w:r>
+              <w:rPr>
+                <w:b/>
+                <w:bCs/>
+                <w:noProof/>
+                <w:webHidden/>
+              </w:rPr>
+            </w:r>
+            <w:r>
+              <w:rPr>
+                <w:b/>
+                <w:bCs/>
+                <w:noProof/>
+                <w:webHidden/>
+              </w:rPr>
+              <w:fldChar w:fldCharType="separate"/>
+            </w:r>
+            <w:r>
+              <w:rPr>
+                <w:b/>
+                <w:bCs/>
+                <w:noProof/>
+                <w:webHidden/>
+              </w:rPr>
+              <w:t>6</w:t>
+            </w:r>
+            <w:r>
+              <w:rPr>
+                <w:b/>
+                <w:bCs/>
+                <w:noProof/>
+                <w:webHidden/>
+              </w:rPr>
+              <w:fldChar w:fldCharType="end"/>
+            </w:r>
+          </w:hyperlink>
+        </w:p>
+        <w:p>
+          <w:pPr>
+            <w:pStyle w:val="TOC2"/>
+            <w:tabs>
+              <w:tab w:val="right" w:leader="dot" w:pos="8494"/>
+            </w:tabs>
+            <w:rPr>
+              <w:rFonts w:asciiTheme="minorHAnsi" w:eastAsiaTheme="minorEastAsia" w:hAnsiTheme="minorHAnsi" w:cstheme="minorBidi"/>
+              <w:b/>
+              <w:bCs/>
+              <w:noProof/>
+              <w:kern w:val="2"/>
+              <w:sz w:val="24"/>
+              <w:szCs w:val="24"/>
+              <w:lang w:val="en-GB" w:eastAsia="en-GB"/>
+              <w14:ligatures w14:val="standardContextual"/>
+            </w:rPr>
+          </w:pPr>
+          <w:hyperlink w:anchor="_Toc243561958" w:history="1">
+            <w:r>
+              <w:rPr>
+                <w:rStyle w:val="Hyperlink"/>
+                <w:rFonts w:ascii="Times New Roman" w:eastAsia="Times New Roman" w:hAnsi="Times New Roman" w:cs="Times New Roman"/>
+                <w:b/>
+                <w:bCs/>
+                <w:i/>
+                <w:iCs/>
+                <w:noProof/>
+                <w:lang w:val="en-GB" w:eastAsia="en-GB"/>
+              </w:rPr>
+              <w:t>Expected Deliverables</w:t>
+            </w:r>
+            <w:r>
+              <w:rPr>
+                <w:b/>
+                <w:bCs/>
+                <w:noProof/>
+                <w:webHidden/>
+              </w:rPr>
+              <w:tab/>
+            </w:r>
+            <w:r>
+              <w:rPr>
+                <w:b/>
+                <w:bCs/>
+                <w:noProof/>
+                <w:webHidden/>
+              </w:rPr>
+              <w:fldChar w:fldCharType="begin"/>
+            </w:r>
+            <w:r>
+              <w:rPr>
+                <w:b/>
+                <w:bCs/>
+                <w:noProof/>
+                <w:webHidden/>
+              </w:rPr>
+              <w:instrText xml:space="preserve"> PAGEREF _Toc243561958 \h </w:instrText>
+            </w:r>
+            <w:r>
+              <w:rPr>
+                <w:b/>
+                <w:bCs/>
+                <w:noProof/>
+                <w:webHidden/>
+              </w:rPr>
+            </w:r>
+            <w:r>
+              <w:rPr>
+                <w:b/>
+                <w:bCs/>
+                <w:noProof/>
+                <w:webHidden/>
+              </w:rPr>
+              <w:fldChar w:fldCharType="separate"/>
+            </w:r>
+            <w:r>
+              <w:rPr>
+                <w:b/>
+                <w:bCs/>
+                <w:noProof/>
+                <w:webHidden/>
+              </w:rPr>
+              <w:t>7</w:t>
+            </w:r>
+            <w:r>
+              <w:rPr>
+                <w:b/>
+                <w:bCs/>
+                <w:noProof/>
+                <w:webHidden/>
+              </w:rPr>
+              <w:fldChar w:fldCharType="end"/>
+            </w:r>
+          </w:hyperlink>
+        </w:p>
+        <w:p>
+          <w:pPr>
+            <w:pStyle w:val="TOC2"/>
+            <w:tabs>
+              <w:tab w:val="right" w:leader="dot" w:pos="8494"/>
+            </w:tabs>
+            <w:rPr>
+              <w:rFonts w:asciiTheme="minorHAnsi" w:eastAsiaTheme="minorEastAsia" w:hAnsiTheme="minorHAnsi" w:cstheme="minorBidi"/>
+              <w:b/>
+              <w:bCs/>
+              <w:noProof/>
+              <w:kern w:val="2"/>
+              <w:sz w:val="24"/>
+              <w:szCs w:val="24"/>
+              <w:lang w:val="en-GB" w:eastAsia="en-GB"/>
+              <w14:ligatures w14:val="standardContextual"/>
+            </w:rPr>
+          </w:pPr>
+          <w:hyperlink w:anchor="_Toc243561959" w:history="1">
+            <w:r>
+              <w:rPr>
+                <w:rStyle w:val="Hyperlink"/>
+                <w:rFonts w:ascii="Times New Roman" w:hAnsi="Times New Roman" w:cs="Times New Roman"/>
+                <w:b/>
+                <w:bCs/>
+                <w:i/>
+                <w:iCs/>
+                <w:noProof/>
+                <w:lang w:val="en-GB"/>
+              </w:rPr>
+              <w:t>Project Timeline</w:t>
+            </w:r>
+            <w:r>
+              <w:rPr>
+                <w:b/>
+                <w:bCs/>
+                <w:noProof/>
+                <w:webHidden/>
+              </w:rPr>
+              <w:tab/>
+            </w:r>
+            <w:r>
+              <w:rPr>
+                <w:b/>
+                <w:bCs/>
+                <w:noProof/>
+                <w:webHidden/>
+              </w:rPr>
+              <w:fldChar w:fldCharType="begin"/>
+            </w:r>
+            <w:r>
+              <w:rPr>
+                <w:b/>
+                <w:bCs/>
+                <w:noProof/>
+                <w:webHidden/>
+              </w:rPr>
+              <w:instrText xml:space="preserve"> PAGEREF _Toc243561959 \h </w:instrText>
+            </w:r>
+            <w:r>
+              <w:rPr>
+                <w:b/>
+                <w:bCs/>
+                <w:noProof/>
+                <w:webHidden/>
+              </w:rPr>
+            </w:r>
+            <w:r>
+              <w:rPr>
+                <w:b/>
+                <w:bCs/>
+                <w:noProof/>
+                <w:webHidden/>
+              </w:rPr>
+              <w:fldChar w:fldCharType="separate"/>
+            </w:r>
+            <w:r>
+              <w:rPr>
+                <w:b/>
+                <w:bCs/>
+                <w:noProof/>
+                <w:webHidden/>
+              </w:rPr>
+              <w:t>7</w:t>
+            </w:r>
+            <w:r>
+              <w:rPr>
+                <w:b/>
+                <w:bCs/>
+                <w:noProof/>
+                <w:webHidden/>
+              </w:rPr>
+              <w:fldChar w:fldCharType="end"/>
+            </w:r>
+          </w:hyperlink>
+        </w:p>
+        <w:p>
+          <w:pPr>
+            <w:pStyle w:val="TOC2"/>
+            <w:tabs>
+              <w:tab w:val="right" w:leader="dot" w:pos="8494"/>
+            </w:tabs>
+            <w:rPr>
+              <w:rFonts w:asciiTheme="minorHAnsi" w:eastAsiaTheme="minorEastAsia" w:hAnsiTheme="minorHAnsi" w:cstheme="minorBidi"/>
+              <w:b/>
+              <w:bCs/>
+              <w:noProof/>
+              <w:kern w:val="2"/>
+              <w:sz w:val="24"/>
+              <w:szCs w:val="24"/>
+              <w:lang w:val="en-GB" w:eastAsia="en-GB"/>
+              <w14:ligatures w14:val="standardContextual"/>
+            </w:rPr>
+          </w:pPr>
+          <w:hyperlink w:anchor="_Toc243561960" w:history="1">
+            <w:r>
+              <w:rPr>
+                <w:rStyle w:val="Hyperlink"/>
+                <w:rFonts w:ascii="Times New Roman" w:hAnsi="Times New Roman" w:cs="Times New Roman"/>
+                <w:b/>
+                <w:bCs/>
+                <w:i/>
+                <w:iCs/>
+                <w:noProof/>
+              </w:rPr>
+              <w:t>Ethical and Legal Considerations</w:t>
+            </w:r>
+            <w:r>
+              <w:rPr>
+                <w:b/>
+                <w:bCs/>
+                <w:noProof/>
+                <w:webHidden/>
+              </w:rPr>
+              <w:tab/>
+            </w:r>
+            <w:r>
+              <w:rPr>
+                <w:b/>
+                <w:bCs/>
+                <w:noProof/>
+                <w:webHidden/>
+              </w:rPr>
+              <w:fldChar w:fldCharType="begin"/>
+            </w:r>
+            <w:r>
+              <w:rPr>
+                <w:b/>
+                <w:bCs/>
+                <w:noProof/>
+                <w:webHidden/>
+              </w:rPr>
+              <w:instrText xml:space="preserve"> PAGEREF _Toc243561960 \h </w:instrText>
+            </w:r>
+            <w:r>
+              <w:rPr>
+                <w:b/>
+                <w:bCs/>
+                <w:noProof/>
+                <w:webHidden/>
+              </w:rPr>
+            </w:r>
+            <w:r>
+              <w:rPr>
+                <w:b/>
+                <w:bCs/>
+                <w:noProof/>
+                <w:webHidden/>
+              </w:rPr>
+              <w:fldChar w:fldCharType="separate"/>
+            </w:r>
+            <w:r>
+              <w:rPr>
+                <w:b/>
+                <w:bCs/>
+                <w:noProof/>
+                <w:webHidden/>
+              </w:rPr>
+              <w:t>9</w:t>
+            </w:r>
+            <w:r>
+              <w:rPr>
+                <w:b/>
+                <w:bCs/>
+                <w:noProof/>
+                <w:webHidden/>
+              </w:rPr>
+              <w:fldChar w:fldCharType="end"/>
+            </w:r>
+          </w:hyperlink>
+        </w:p>
+        <w:p>
+          <w:pPr>
+            <w:pStyle w:val="TOC2"/>
+            <w:tabs>
+              <w:tab w:val="right" w:leader="dot" w:pos="8494"/>
+            </w:tabs>
+            <w:rPr>
+              <w:rFonts w:asciiTheme="minorHAnsi" w:eastAsiaTheme="minorEastAsia" w:hAnsiTheme="minorHAnsi" w:cstheme="minorBidi"/>
+              <w:b/>
+              <w:bCs/>
+              <w:noProof/>
+              <w:kern w:val="2"/>
+              <w:sz w:val="24"/>
+              <w:szCs w:val="24"/>
+              <w:lang w:val="en-GB" w:eastAsia="en-GB"/>
+              <w14:ligatures w14:val="standardContextual"/>
+            </w:rPr>
+          </w:pPr>
+          <w:hyperlink w:anchor="_Toc243561961" w:history="1">
+            <w:r>
+              <w:rPr>
+                <w:rStyle w:val="Hyperlink"/>
+                <w:rFonts w:ascii="Times New Roman" w:hAnsi="Times New Roman" w:cs="Times New Roman"/>
+                <w:b/>
+                <w:bCs/>
+                <w:i/>
+                <w:iCs/>
+                <w:noProof/>
+              </w:rPr>
+              <w:t>Use of AI Tools</w:t>
+            </w:r>
+            <w:r>
+              <w:rPr>
+                <w:b/>
+                <w:bCs/>
+                <w:noProof/>
+                <w:webHidden/>
+              </w:rPr>
+              <w:tab/>
+            </w:r>
+            <w:r>
+              <w:rPr>
+                <w:b/>
+                <w:bCs/>
+                <w:noProof/>
+                <w:webHidden/>
+              </w:rPr>
+              <w:fldChar w:fldCharType="begin"/>
+            </w:r>
+            <w:r>
+              <w:rPr>
+                <w:b/>
+                <w:bCs/>
+                <w:noProof/>
+                <w:webHidden/>
+              </w:rPr>
+              <w:instrText xml:space="preserve"> PAGEREF _Toc243561961 \h </w:instrText>
+            </w:r>
+            <w:r>
+              <w:rPr>
+                <w:b/>
+                <w:bCs/>
+                <w:noProof/>
+                <w:webHidden/>
+              </w:rPr>
+            </w:r>
+            <w:r>
+              <w:rPr>
+                <w:b/>
+                <w:bCs/>
+                <w:noProof/>
+                <w:webHidden/>
+              </w:rPr>
+              <w:fldChar w:fldCharType="separate"/>
+            </w:r>
+            <w:r>
+              <w:rPr>
+                <w:b/>
+                <w:bCs/>
+                <w:noProof/>
+                <w:webHidden/>
+              </w:rPr>
+              <w:t>9</w:t>
+            </w:r>
+            <w:r>
+              <w:rPr>
+                <w:b/>
+                <w:bCs/>
+                <w:noProof/>
+                <w:webHidden/>
+              </w:rPr>
+              <w:fldChar w:fldCharType="end"/>
+            </w:r>
+          </w:hyperlink>
+        </w:p>
+        <w:p>
+          <w:pPr>
+            <w:pStyle w:val="TOC3"/>
+            <w:tabs>
+              <w:tab w:val="right" w:leader="dot" w:pos="8494"/>
+            </w:tabs>
+            <w:rPr>
+              <w:b/>
+              <w:bCs/>
+              <w:noProof/>
+            </w:rPr>
+          </w:pPr>
+          <w:hyperlink w:anchor="_Toc243561962" w:history="1">
+            <w:r>
+              <w:rPr>
+                <w:rStyle w:val="Hyperlink"/>
+                <w:rFonts w:ascii="Times New Roman" w:hAnsi="Times New Roman" w:cs="Times New Roman"/>
+                <w:b/>
+                <w:bCs/>
+                <w:i/>
+                <w:iCs/>
+                <w:noProof/>
+                <w:lang w:val="en-GB"/>
+              </w:rPr>
+              <w:t>F</w:t>
+            </w:r>
+            <w:r>
+              <w:rPr>
+                <w:rStyle w:val="Hyperlink"/>
+                <w:rFonts w:ascii="Times New Roman" w:hAnsi="Times New Roman" w:cs="Times New Roman"/>
+                <w:b/>
+                <w:bCs/>
+                <w:i/>
+                <w:iCs/>
+                <w:noProof/>
+                <w:lang w:val="en"/>
+              </w:rPr>
+              <w:t>irst use of AI</w:t>
+            </w:r>
+            <w:r>
+              <w:rPr>
+                <w:b/>
+                <w:bCs/>
+                <w:noProof/>
+                <w:webHidden/>
+              </w:rPr>
+              <w:tab/>
+            </w:r>
+            <w:r>
+              <w:rPr>
+                <w:b/>
+                <w:bCs/>
+                <w:noProof/>
+                <w:webHidden/>
+              </w:rPr>
+              <w:fldChar w:fldCharType="begin"/>
+            </w:r>
+            <w:r>
+              <w:rPr>
+                <w:b/>
+                <w:bCs/>
+                <w:noProof/>
+                <w:webHidden/>
+              </w:rPr>
+              <w:instrText xml:space="preserve"> PAGEREF _Toc243561962 \h </w:instrText>
+            </w:r>
+            <w:r>
+              <w:rPr>
+                <w:b/>
+                <w:bCs/>
+                <w:noProof/>
+                <w:webHidden/>
+              </w:rPr>
+            </w:r>
+            <w:r>
+              <w:rPr>
+                <w:b/>
+                <w:bCs/>
+                <w:noProof/>
+                <w:webHidden/>
+              </w:rPr>
+              <w:fldChar w:fldCharType="separate"/>
+            </w:r>
+            <w:r>
+              <w:rPr>
+                <w:b/>
+                <w:bCs/>
+                <w:noProof/>
+                <w:webHidden/>
+              </w:rPr>
+              <w:t>10</w:t>
+            </w:r>
+            <w:r>
+              <w:rPr>
+                <w:b/>
+                <w:bCs/>
+                <w:noProof/>
+                <w:webHidden/>
+              </w:rPr>
+              <w:fldChar w:fldCharType="end"/>
+            </w:r>
+          </w:hyperlink>
+        </w:p>
+        <w:p>
+          <w:pPr>
+            <w:pStyle w:val="TOC3"/>
+            <w:tabs>
+              <w:tab w:val="right" w:leader="dot" w:pos="8494"/>
+            </w:tabs>
+            <w:rPr>
+              <w:b/>
+              <w:bCs/>
+              <w:noProof/>
+            </w:rPr>
+          </w:pPr>
+          <w:hyperlink w:anchor="_Toc243561963" w:history="1">
+            <w:r>
+              <w:rPr>
+                <w:rStyle w:val="Hyperlink"/>
+                <w:rFonts w:ascii="Times New Roman" w:hAnsi="Times New Roman" w:cs="Times New Roman"/>
+                <w:b/>
+                <w:bCs/>
+                <w:i/>
+                <w:iCs/>
+                <w:noProof/>
+                <w:lang w:val="en-GB"/>
+              </w:rPr>
+              <w:t>Second</w:t>
+            </w:r>
+            <w:r>
+              <w:rPr>
+                <w:rStyle w:val="Hyperlink"/>
+                <w:rFonts w:ascii="Times New Roman" w:hAnsi="Times New Roman" w:cs="Times New Roman"/>
+                <w:b/>
+                <w:bCs/>
+                <w:i/>
+                <w:iCs/>
+                <w:noProof/>
+                <w:lang w:val="en"/>
+              </w:rPr>
+              <w:t xml:space="preserve"> use of AI</w:t>
+            </w:r>
+            <w:r>
+              <w:rPr>
+                <w:b/>
+                <w:bCs/>
+                <w:noProof/>
+                <w:webHidden/>
+              </w:rPr>
+              <w:tab/>
+            </w:r>
+            <w:r>
+              <w:rPr>
+                <w:b/>
+                <w:bCs/>
+                <w:noProof/>
+                <w:webHidden/>
+              </w:rPr>
+              <w:fldChar w:fldCharType="begin"/>
+            </w:r>
+            <w:r>
+              <w:rPr>
+                <w:b/>
+                <w:bCs/>
+                <w:noProof/>
+                <w:webHidden/>
+              </w:rPr>
+              <w:instrText xml:space="preserve"> PAGEREF _Toc243561963 \h </w:instrText>
+            </w:r>
+            <w:r>
+              <w:rPr>
+                <w:b/>
+                <w:bCs/>
+                <w:noProof/>
+                <w:webHidden/>
+              </w:rPr>
+            </w:r>
+            <w:r>
+              <w:rPr>
+                <w:b/>
+                <w:bCs/>
+                <w:noProof/>
+                <w:webHidden/>
+              </w:rPr>
+              <w:fldChar w:fldCharType="separate"/>
+            </w:r>
+            <w:r>
+              <w:rPr>
+                <w:b/>
+                <w:bCs/>
+                <w:noProof/>
+                <w:webHidden/>
+              </w:rPr>
+              <w:t>17</w:t>
+            </w:r>
+            <w:r>
+              <w:rPr>
+                <w:b/>
+                <w:bCs/>
+                <w:noProof/>
+                <w:webHidden/>
+              </w:rPr>
+              <w:fldChar w:fldCharType="end"/>
+            </w:r>
+          </w:hyperlink>
+        </w:p>
+        <w:p>
+          <w:pPr>
+            <w:pStyle w:val="TOC3"/>
+            <w:tabs>
+              <w:tab w:val="right" w:leader="dot" w:pos="8494"/>
+            </w:tabs>
+            <w:rPr>
+              <w:b/>
+              <w:bCs/>
+              <w:noProof/>
+            </w:rPr>
+          </w:pPr>
+          <w:hyperlink w:anchor="_Toc243561964" w:history="1">
+            <w:r>
+              <w:rPr>
+                <w:rStyle w:val="Hyperlink"/>
+                <w:rFonts w:ascii="Times New Roman" w:hAnsi="Times New Roman" w:cs="Times New Roman"/>
+                <w:b/>
+                <w:bCs/>
+                <w:i/>
+                <w:iCs/>
+                <w:noProof/>
+                <w:lang w:val="en-GB"/>
+              </w:rPr>
+              <w:t>Third</w:t>
+            </w:r>
+            <w:r>
+              <w:rPr>
+                <w:rStyle w:val="Hyperlink"/>
+                <w:rFonts w:ascii="Times New Roman" w:hAnsi="Times New Roman" w:cs="Times New Roman"/>
+                <w:b/>
+                <w:bCs/>
+                <w:i/>
+                <w:iCs/>
+                <w:noProof/>
+                <w:lang w:val="en"/>
+              </w:rPr>
+              <w:t xml:space="preserve"> use of AI</w:t>
+            </w:r>
+            <w:r>
+              <w:rPr>
+                <w:b/>
+                <w:bCs/>
+                <w:noProof/>
+                <w:webHidden/>
+              </w:rPr>
+              <w:tab/>
+            </w:r>
+            <w:r>
+              <w:rPr>
+                <w:b/>
+                <w:bCs/>
+                <w:noProof/>
+                <w:webHidden/>
+              </w:rPr>
+              <w:fldChar w:fldCharType="begin"/>
+            </w:r>
+            <w:r>
+              <w:rPr>
+                <w:b/>
+                <w:bCs/>
+                <w:noProof/>
+                <w:webHidden/>
+              </w:rPr>
+              <w:instrText xml:space="preserve"> PAGEREF _Toc243561964 \h </w:instrText>
+            </w:r>
+            <w:r>
+              <w:rPr>
+                <w:b/>
+                <w:bCs/>
+                <w:noProof/>
+                <w:webHidden/>
+              </w:rPr>
+            </w:r>
+            <w:r>
+              <w:rPr>
+                <w:b/>
+                <w:bCs/>
+                <w:noProof/>
+                <w:webHidden/>
+              </w:rPr>
+              <w:fldChar w:fldCharType="separate"/>
+            </w:r>
+            <w:r>
+              <w:rPr>
+                <w:b/>
+                <w:bCs/>
+                <w:noProof/>
+                <w:webHidden/>
+              </w:rPr>
+              <w:t>19</w:t>
+            </w:r>
+            <w:r>
+              <w:rPr>
+                <w:b/>
+                <w:bCs/>
+                <w:noProof/>
+                <w:webHidden/>
+              </w:rPr>
+              <w:fldChar w:fldCharType="end"/>
+            </w:r>
+          </w:hyperlink>
+        </w:p>
+        <w:p>
+          <w:pPr>
+            <w:pStyle w:val="TOC3"/>
+            <w:tabs>
+              <w:tab w:val="right" w:leader="dot" w:pos="8494"/>
+            </w:tabs>
+            <w:rPr>
+              <w:b/>
+              <w:bCs/>
+              <w:noProof/>
+            </w:rPr>
+          </w:pPr>
+          <w:hyperlink w:anchor="_Toc243561965" w:history="1">
+            <w:r>
+              <w:rPr>
+                <w:rStyle w:val="Hyperlink"/>
+                <w:rFonts w:ascii="Times New Roman" w:hAnsi="Times New Roman" w:cs="Times New Roman"/>
+                <w:b/>
+                <w:bCs/>
+                <w:i/>
+                <w:iCs/>
+                <w:noProof/>
+                <w:lang w:val="en-GB"/>
+              </w:rPr>
+              <w:t>Fourth use of IA</w:t>
+            </w:r>
+            <w:r>
+              <w:rPr>
+                <w:b/>
+                <w:bCs/>
+                <w:noProof/>
+                <w:webHidden/>
+              </w:rPr>
+              <w:tab/>
+            </w:r>
+            <w:r>
+              <w:rPr>
+                <w:b/>
+                <w:bCs/>
+                <w:noProof/>
+                <w:webHidden/>
+              </w:rPr>
+              <w:fldChar w:fldCharType="begin"/>
+            </w:r>
+            <w:r>
+              <w:rPr>
+                <w:b/>
+                <w:bCs/>
+                <w:noProof/>
+                <w:webHidden/>
+              </w:rPr>
+              <w:instrText xml:space="preserve"> PAGEREF _Toc243561965 \h </w:instrText>
+            </w:r>
+            <w:r>
+              <w:rPr>
+                <w:b/>
+                <w:bCs/>
+                <w:noProof/>
+                <w:webHidden/>
+              </w:rPr>
+            </w:r>
+            <w:r>
+              <w:rPr>
+                <w:b/>
+                <w:bCs/>
+                <w:noProof/>
+                <w:webHidden/>
+              </w:rPr>
+              <w:fldChar w:fldCharType="separate"/>
+            </w:r>
+            <w:r>
+              <w:rPr>
+                <w:b/>
+                <w:bCs/>
+                <w:noProof/>
+                <w:webHidden/>
+              </w:rPr>
+              <w:t>20</w:t>
+            </w:r>
+            <w:r>
+              <w:rPr>
+                <w:b/>
+                <w:bCs/>
+                <w:noProof/>
+                <w:webHidden/>
+              </w:rPr>
+              <w:fldChar w:fldCharType="end"/>
+            </w:r>
+          </w:hyperlink>
+        </w:p>
+        <w:p>
+          <w:pPr>
+            <w:pStyle w:val="TOC2"/>
+            <w:tabs>
+              <w:tab w:val="right" w:leader="dot" w:pos="8494"/>
+            </w:tabs>
+            <w:rPr>
+              <w:rFonts w:asciiTheme="minorHAnsi" w:eastAsiaTheme="minorEastAsia" w:hAnsiTheme="minorHAnsi" w:cstheme="minorBidi"/>
+              <w:b/>
+              <w:bCs/>
+              <w:noProof/>
+              <w:kern w:val="2"/>
+              <w:sz w:val="24"/>
+              <w:szCs w:val="24"/>
+              <w:lang w:val="en-GB" w:eastAsia="en-GB"/>
+              <w14:ligatures w14:val="standardContextual"/>
+            </w:rPr>
+          </w:pPr>
+          <w:hyperlink w:anchor="_Toc243561966" w:history="1">
+            <w:r>
+              <w:rPr>
+                <w:rStyle w:val="Hyperlink"/>
+                <w:rFonts w:ascii="Times New Roman" w:eastAsia="Times New Roman" w:hAnsi="Times New Roman" w:cs="Times New Roman"/>
+                <w:b/>
+                <w:bCs/>
+                <w:i/>
+                <w:iCs/>
+                <w:noProof/>
+                <w:lang w:val="en-GB" w:eastAsia="en-GB"/>
+              </w:rPr>
+              <w:t>References</w:t>
+            </w:r>
+            <w:r>
+              <w:rPr>
+                <w:b/>
+                <w:bCs/>
+                <w:noProof/>
+                <w:webHidden/>
+              </w:rPr>
+              <w:tab/>
+            </w:r>
+            <w:r>
+              <w:rPr>
+                <w:b/>
+                <w:bCs/>
+                <w:noProof/>
+                <w:webHidden/>
+              </w:rPr>
+              <w:fldChar w:fldCharType="begin"/>
+            </w:r>
+            <w:r>
+              <w:rPr>
+                <w:b/>
+                <w:bCs/>
+                <w:noProof/>
+                <w:webHidden/>
+              </w:rPr>
+              <w:instrText xml:space="preserve"> PAGEREF _Toc243561966 \h </w:instrText>
+            </w:r>
+            <w:r>
+              <w:rPr>
+                <w:b/>
+                <w:bCs/>
+                <w:noProof/>
+                <w:webHidden/>
+              </w:rPr>
+            </w:r>
+            <w:r>
+              <w:rPr>
+                <w:b/>
+                <w:bCs/>
+                <w:noProof/>
+                <w:webHidden/>
+              </w:rPr>
+              <w:fldChar w:fldCharType="separate"/>
+            </w:r>
+            <w:r>
+              <w:rPr>
+                <w:b/>
+                <w:bCs/>
+                <w:noProof/>
+                <w:webHidden/>
+              </w:rPr>
+              <w:t>21</w:t>
+            </w:r>
+            <w:r>
+              <w:rPr>
+                <w:b/>
+                <w:bCs/>
+                <w:noProof/>
+                <w:webHidden/>
+              </w:rPr>
+              <w:fldChar w:fldCharType="end"/>
+            </w:r>
+          </w:hyperlink>
+        </w:p>
+        <w:p>
+          <w:pPr>
+            <w:rPr>
+              <w:b/>
+              <w:bCs/>
+            </w:rPr>
+          </w:pPr>
+          <w:r>
+            <w:rPr>
+              <w:rFonts w:ascii="Times New Roman" w:hAnsi="Times New Roman" w:cs="Times New Roman"/>
+              <w:b/>
+              <w:bCs/>
+            </w:rPr>
+            <w:fldChar w:fldCharType="end"/>
+          </w:r>
+        </w:p>
+      </w:sdtContent>
+    </w:sdt>
     <w:p>
       <w:pPr>
         <w:jc w:val="center"/>
         <w:rPr>
-          <w:ins w:id="54" w:author="Nicolas Cancino" w:date="2026-10-19T19:10:00Z" w16du:dateUtc="2026-10-19T18:10:00Z"/>
+          <w:ins w:id="53" w:author="Nicolas Cancino" w:date="2026-10-19T19:10:00Z" w16du:dateUtc="2026-10-19T18:10:00Z"/>
           <w:rFonts w:ascii="Times New Roman" w:hAnsi="Times New Roman" w:cs="Times New Roman"/>
           <w:i/>
           <w:color w:val="000000" w:themeColor="text1"/>
@@ -1282,7 +3104,7 @@
       <w:pPr>
         <w:jc w:val="center"/>
         <w:rPr>
-          <w:ins w:id="55" w:author="Nicolas Cancino" w:date="2026-10-19T19:10:00Z" w16du:dateUtc="2026-10-19T18:10:00Z"/>
+          <w:ins w:id="54" w:author="Nicolas Cancino" w:date="2026-10-19T19:10:00Z" w16du:dateUtc="2026-10-19T18:10:00Z"/>
           <w:rFonts w:ascii="Times New Roman" w:hAnsi="Times New Roman" w:cs="Times New Roman"/>
           <w:i/>
           <w:color w:val="000000" w:themeColor="text1"/>
@@ -1296,7 +3118,7 @@
       <w:pPr>
         <w:jc w:val="center"/>
         <w:rPr>
-          <w:ins w:id="56" w:author="Nicolas Cancino" w:date="2026-10-19T19:10:00Z" w16du:dateUtc="2026-10-19T18:10:00Z"/>
+          <w:ins w:id="55" w:author="Nicolas Cancino" w:date="2026-10-19T19:10:00Z" w16du:dateUtc="2026-10-19T18:10:00Z"/>
           <w:rFonts w:ascii="Times New Roman" w:hAnsi="Times New Roman" w:cs="Times New Roman"/>
           <w:i/>
           <w:color w:val="000000" w:themeColor="text1"/>
@@ -1310,7 +3132,7 @@
       <w:pPr>
         <w:jc w:val="center"/>
         <w:rPr>
-          <w:ins w:id="57" w:author="Nicolas Cancino" w:date="2026-10-19T19:10:00Z" w16du:dateUtc="2026-10-19T18:10:00Z"/>
+          <w:ins w:id="56" w:author="Nicolas Cancino" w:date="2026-10-19T19:10:00Z" w16du:dateUtc="2026-10-19T18:10:00Z"/>
           <w:rFonts w:ascii="Times New Roman" w:hAnsi="Times New Roman" w:cs="Times New Roman"/>
           <w:i/>
           <w:color w:val="000000" w:themeColor="text1"/>
@@ -1324,7 +3146,7 @@
       <w:pPr>
         <w:jc w:val="center"/>
         <w:rPr>
-          <w:ins w:id="58" w:author="Nicolas Cancino" w:date="2026-10-19T19:10:00Z" w16du:dateUtc="2026-10-19T18:10:00Z"/>
+          <w:ins w:id="57" w:author="Nicolas Cancino" w:date="2026-10-19T19:10:00Z" w16du:dateUtc="2026-10-19T18:10:00Z"/>
           <w:rFonts w:ascii="Times New Roman" w:hAnsi="Times New Roman" w:cs="Times New Roman"/>
           <w:i/>
           <w:color w:val="000000" w:themeColor="text1"/>
@@ -1338,7 +3160,7 @@
       <w:pPr>
         <w:jc w:val="center"/>
         <w:rPr>
-          <w:ins w:id="59" w:author="Nicolas Cancino" w:date="2026-10-19T19:10:00Z" w16du:dateUtc="2026-10-19T18:10:00Z"/>
+          <w:ins w:id="58" w:author="Nicolas Cancino" w:date="2026-10-19T19:10:00Z" w16du:dateUtc="2026-10-19T18:10:00Z"/>
           <w:rFonts w:ascii="Times New Roman" w:hAnsi="Times New Roman" w:cs="Times New Roman"/>
           <w:i/>
           <w:color w:val="000000" w:themeColor="text1"/>
@@ -1352,7 +3174,7 @@
       <w:pPr>
         <w:jc w:val="center"/>
         <w:rPr>
-          <w:ins w:id="60" w:author="Nicolas Cancino" w:date="2026-10-19T19:10:00Z" w16du:dateUtc="2026-10-19T18:10:00Z"/>
+          <w:ins w:id="59" w:author="Nicolas Cancino" w:date="2026-10-19T19:10:00Z" w16du:dateUtc="2026-10-19T18:10:00Z"/>
           <w:rFonts w:ascii="Times New Roman" w:hAnsi="Times New Roman" w:cs="Times New Roman"/>
           <w:i/>
           <w:color w:val="000000" w:themeColor="text1"/>
@@ -1366,7 +3188,7 @@
       <w:pPr>
         <w:jc w:val="center"/>
         <w:rPr>
-          <w:ins w:id="61" w:author="Nicolas Cancino" w:date="2026-10-19T19:10:00Z" w16du:dateUtc="2026-10-19T18:10:00Z"/>
+          <w:ins w:id="60" w:author="Nicolas Cancino" w:date="2026-10-19T19:10:00Z" w16du:dateUtc="2026-10-19T18:10:00Z"/>
           <w:rFonts w:ascii="Times New Roman" w:hAnsi="Times New Roman" w:cs="Times New Roman"/>
           <w:i/>
           <w:color w:val="000000" w:themeColor="text1"/>
@@ -1378,135 +3200,63 @@
     </w:p>
     <w:p>
       <w:pPr>
+        <w:pStyle w:val="Heading1"/>
+        <w:rPr>
+          <w:rFonts w:ascii="Times New Roman" w:hAnsi="Times New Roman" w:cs="Times New Roman"/>
+          <w:color w:val="000000" w:themeColor="text1"/>
+          <w14:textOutline w14:w="9525" w14:cap="rnd" w14:cmpd="sng" w14:algn="ctr">
+            <w14:noFill/>
+            <w14:prstDash w14:val="solid"/>
+            <w14:bevel/>
+          </w14:textOutline>
+        </w:rPr>
+      </w:pPr>
+    </w:p>
+    <w:p>
+      <w:pPr>
+        <w:pStyle w:val="Heading1"/>
+        <w:rPr>
+          <w:ins w:id="61" w:author="Nicolas Cancino" w:date="2026-10-19T19:11:00Z" w16du:dateUtc="2026-10-19T18:11:00Z"/>
+          <w:rFonts w:ascii="Times New Roman" w:hAnsi="Times New Roman" w:cs="Times New Roman"/>
+          <w:color w:val="000000" w:themeColor="text1"/>
+          <w14:textOutline w14:w="9525" w14:cap="rnd" w14:cmpd="sng" w14:algn="ctr">
+            <w14:noFill/>
+            <w14:prstDash w14:val="solid"/>
+            <w14:bevel/>
+          </w14:textOutline>
+        </w:rPr>
+      </w:pPr>
+      <w:bookmarkStart w:id="62" w:name="_Toc243561951"/>
+      <w:ins w:id="63" w:author="Nicolas Cancino" w:date="2026-10-19T19:07:00Z" w16du:dateUtc="2026-10-19T18:07:00Z">
+        <w:r>
+          <w:rPr>
+            <w:rFonts w:ascii="Times New Roman" w:hAnsi="Times New Roman" w:cs="Times New Roman"/>
+            <w:color w:val="000000" w:themeColor="text1"/>
+            <w14:textOutline w14:w="9525" w14:cap="rnd" w14:cmpd="sng" w14:algn="ctr">
+              <w14:noFill/>
+              <w14:prstDash w14:val="solid"/>
+              <w14:bevel/>
+            </w14:textOutline>
+            <w:rPrChange w:id="64" w:author="Nicolas Cancino" w:date="2026-10-19T19:11:00Z" w16du:dateUtc="2026-10-19T18:11:00Z">
+              <w:rPr>
+                <w:i/>
+                <w:color w:val="156082"/>
+                <w:sz w:val="32"/>
+                <w:szCs w:val="32"/>
+                <w:lang w:val="en-GB"/>
+              </w:rPr>
+            </w:rPrChange>
+          </w:rPr>
+          <w:t>Demographic Patterns and Health Impacts of Air Pollution in New York City: A Data Analytics Approach</w:t>
+        </w:r>
+      </w:ins>
+      <w:bookmarkEnd w:id="62"/>
+    </w:p>
+    <w:p>
+      <w:pPr>
         <w:jc w:val="center"/>
         <w:rPr>
-          <w:ins w:id="62" w:author="Nicolas Cancino" w:date="2026-10-19T19:10:00Z" w16du:dateUtc="2026-10-19T18:10:00Z"/>
-          <w:rFonts w:ascii="Times New Roman" w:hAnsi="Times New Roman" w:cs="Times New Roman"/>
-          <w:i/>
-          <w:color w:val="000000" w:themeColor="text1"/>
-          <w:sz w:val="32"/>
-          <w:szCs w:val="32"/>
-          <w:lang w:val="en-GB"/>
-        </w:rPr>
-      </w:pPr>
-    </w:p>
-    <w:p>
-      <w:pPr>
-        <w:jc w:val="center"/>
-        <w:rPr>
-          <w:ins w:id="63" w:author="Nicolas Cancino" w:date="2026-10-19T19:10:00Z" w16du:dateUtc="2026-10-19T18:10:00Z"/>
-          <w:rFonts w:ascii="Times New Roman" w:hAnsi="Times New Roman" w:cs="Times New Roman"/>
-          <w:i/>
-          <w:color w:val="000000" w:themeColor="text1"/>
-          <w:sz w:val="32"/>
-          <w:szCs w:val="32"/>
-          <w:lang w:val="en-GB"/>
-        </w:rPr>
-      </w:pPr>
-    </w:p>
-    <w:p>
-      <w:pPr>
-        <w:jc w:val="center"/>
-        <w:rPr>
-          <w:ins w:id="64" w:author="Nicolas Cancino" w:date="2026-10-19T19:10:00Z" w16du:dateUtc="2026-10-19T18:10:00Z"/>
-          <w:rFonts w:ascii="Times New Roman" w:hAnsi="Times New Roman" w:cs="Times New Roman"/>
-          <w:i/>
-          <w:color w:val="000000" w:themeColor="text1"/>
-          <w:sz w:val="32"/>
-          <w:szCs w:val="32"/>
-          <w:lang w:val="en-GB"/>
-        </w:rPr>
-      </w:pPr>
-    </w:p>
-    <w:p>
-      <w:pPr>
-        <w:jc w:val="center"/>
-        <w:rPr>
-          <w:ins w:id="65" w:author="Nicolas Cancino" w:date="2026-10-19T19:10:00Z" w16du:dateUtc="2026-10-19T18:10:00Z"/>
-          <w:rFonts w:ascii="Times New Roman" w:hAnsi="Times New Roman" w:cs="Times New Roman"/>
-          <w:i/>
-          <w:color w:val="000000" w:themeColor="text1"/>
-          <w:sz w:val="32"/>
-          <w:szCs w:val="32"/>
-          <w:lang w:val="en-GB"/>
-        </w:rPr>
-      </w:pPr>
-    </w:p>
-    <w:p>
-      <w:pPr>
-        <w:jc w:val="center"/>
-        <w:rPr>
-          <w:ins w:id="66" w:author="Nicolas Cancino" w:date="2026-10-19T19:10:00Z" w16du:dateUtc="2026-10-19T18:10:00Z"/>
-          <w:rFonts w:ascii="Times New Roman" w:hAnsi="Times New Roman" w:cs="Times New Roman"/>
-          <w:i/>
-          <w:color w:val="000000" w:themeColor="text1"/>
-          <w:sz w:val="32"/>
-          <w:szCs w:val="32"/>
-          <w:lang w:val="en-GB"/>
-        </w:rPr>
-      </w:pPr>
-    </w:p>
-    <w:p>
-      <w:pPr>
-        <w:jc w:val="center"/>
-        <w:rPr>
-          <w:ins w:id="67" w:author="Nicolas Cancino" w:date="2026-10-19T19:10:00Z" w16du:dateUtc="2026-10-19T18:10:00Z"/>
-          <w:rFonts w:ascii="Times New Roman" w:hAnsi="Times New Roman" w:cs="Times New Roman"/>
-          <w:i/>
-          <w:color w:val="000000" w:themeColor="text1"/>
-          <w:sz w:val="32"/>
-          <w:szCs w:val="32"/>
-          <w:lang w:val="en-GB"/>
-        </w:rPr>
-      </w:pPr>
-    </w:p>
-    <w:p>
-      <w:pPr>
-        <w:jc w:val="center"/>
-        <w:rPr>
-          <w:ins w:id="68" w:author="Nicolas Cancino" w:date="2026-10-19T19:10:00Z" w16du:dateUtc="2026-10-19T18:10:00Z"/>
-          <w:rFonts w:ascii="Times New Roman" w:hAnsi="Times New Roman" w:cs="Times New Roman"/>
-          <w:i/>
-          <w:color w:val="000000" w:themeColor="text1"/>
-          <w:sz w:val="32"/>
-          <w:szCs w:val="32"/>
-          <w:lang w:val="en-GB"/>
-        </w:rPr>
-      </w:pPr>
-    </w:p>
-    <w:p>
-      <w:pPr>
-        <w:jc w:val="center"/>
-        <w:rPr>
-          <w:ins w:id="69" w:author="Nicolas Cancino" w:date="2026-10-19T19:10:00Z" w16du:dateUtc="2026-10-19T18:10:00Z"/>
-          <w:rFonts w:ascii="Times New Roman" w:hAnsi="Times New Roman" w:cs="Times New Roman"/>
-          <w:i/>
-          <w:color w:val="000000" w:themeColor="text1"/>
-          <w:sz w:val="32"/>
-          <w:szCs w:val="32"/>
-          <w:lang w:val="en-GB"/>
-        </w:rPr>
-      </w:pPr>
-    </w:p>
-    <w:p>
-      <w:pPr>
-        <w:jc w:val="center"/>
-        <w:rPr>
-          <w:ins w:id="70" w:author="Nicolas Cancino" w:date="2026-10-19T19:10:00Z" w16du:dateUtc="2026-10-19T18:10:00Z"/>
-          <w:rFonts w:ascii="Times New Roman" w:hAnsi="Times New Roman" w:cs="Times New Roman"/>
-          <w:i/>
-          <w:color w:val="000000" w:themeColor="text1"/>
-          <w:sz w:val="32"/>
-          <w:szCs w:val="32"/>
-          <w:lang w:val="en-GB"/>
-        </w:rPr>
-      </w:pPr>
-    </w:p>
-    <w:p>
-      <w:pPr>
-        <w:jc w:val="center"/>
-        <w:rPr>
-          <w:ins w:id="71" w:author="Nicolas Cancino" w:date="2026-10-19T19:11:00Z" w16du:dateUtc="2026-10-19T18:11:00Z"/>
+          <w:ins w:id="65" w:author="Nicolas Cancino" w:date="2026-10-19T19:11:00Z" w16du:dateUtc="2026-10-19T18:11:00Z"/>
           <w:rFonts w:ascii="Times New Roman" w:hAnsi="Times New Roman" w:cs="Times New Roman"/>
           <w:b/>
           <w:bCs/>
@@ -1517,156 +3267,114 @@
           <w:lang w:val="en-GB"/>
         </w:rPr>
       </w:pPr>
-      <w:ins w:id="72" w:author="Nicolas Cancino" w:date="2026-10-19T19:07:00Z" w16du:dateUtc="2026-10-19T18:07:00Z">
-        <w:r>
-          <w:rPr>
-            <w:rFonts w:ascii="Times New Roman" w:hAnsi="Times New Roman" w:cs="Times New Roman"/>
-            <w:b/>
-            <w:bCs/>
-            <w:i/>
-            <w:color w:val="000000" w:themeColor="text1"/>
-            <w:sz w:val="32"/>
-            <w:szCs w:val="32"/>
-            <w:lang w:val="en-GB"/>
-            <w:rPrChange w:id="73" w:author="Nicolas Cancino" w:date="2026-10-19T19:11:00Z" w16du:dateUtc="2026-10-19T18:11:00Z">
-              <w:rPr>
-                <w:i/>
-                <w:color w:val="156082"/>
-                <w:sz w:val="32"/>
-                <w:szCs w:val="32"/>
-                <w:lang w:val="en-GB"/>
-              </w:rPr>
-            </w:rPrChange>
-          </w:rPr>
-          <w:lastRenderedPageBreak/>
-          <w:t>Demographic Patterns and Health Impacts of Air Pollution in New York City: A Data Analytics Approach</w:t>
-        </w:r>
-      </w:ins>
-    </w:p>
-    <w:p>
-      <w:pPr>
-        <w:jc w:val="center"/>
-        <w:rPr>
-          <w:ins w:id="74" w:author="Nicolas Cancino" w:date="2026-10-19T19:11:00Z" w16du:dateUtc="2026-10-19T18:11:00Z"/>
+    </w:p>
+    <w:p>
+      <w:pPr>
+        <w:rPr>
+          <w:ins w:id="66" w:author="Nicolas Cancino" w:date="2026-10-19T19:12:00Z" w16du:dateUtc="2026-10-19T18:12:00Z"/>
           <w:rFonts w:ascii="Times New Roman" w:hAnsi="Times New Roman" w:cs="Times New Roman"/>
           <w:b/>
           <w:bCs/>
           <w:i/>
           <w:color w:val="000000" w:themeColor="text1"/>
-          <w:sz w:val="32"/>
-          <w:szCs w:val="32"/>
-          <w:lang w:val="en-GB"/>
-        </w:rPr>
-      </w:pPr>
-    </w:p>
-    <w:p>
-      <w:pPr>
-        <w:rPr>
-          <w:ins w:id="75" w:author="Nicolas Cancino" w:date="2026-10-19T19:12:00Z" w16du:dateUtc="2026-10-19T18:12:00Z"/>
-          <w:rFonts w:ascii="Times New Roman" w:hAnsi="Times New Roman" w:cs="Times New Roman"/>
-          <w:b/>
-          <w:bCs/>
+          <w:lang w:val="en-GB"/>
+        </w:rPr>
+      </w:pPr>
+    </w:p>
+    <w:p>
+      <w:pPr>
+        <w:pStyle w:val="Heading2"/>
+        <w:rPr>
+          <w:ins w:id="67" w:author="Nicolas Cancino" w:date="2026-10-19T19:12:00Z" w16du:dateUtc="2026-10-19T18:12:00Z"/>
+          <w:rFonts w:ascii="Times New Roman" w:hAnsi="Times New Roman" w:cs="Times New Roman"/>
           <w:i/>
+          <w:iCs/>
           <w:color w:val="000000" w:themeColor="text1"/>
           <w:lang w:val="en-GB"/>
         </w:rPr>
       </w:pPr>
-    </w:p>
-    <w:p>
-      <w:pPr>
-        <w:rPr>
-          <w:ins w:id="76" w:author="Nicolas Cancino" w:date="2026-10-19T19:12:00Z" w16du:dateUtc="2026-10-19T18:12:00Z"/>
-          <w:rFonts w:ascii="Times New Roman" w:hAnsi="Times New Roman" w:cs="Times New Roman"/>
-          <w:b/>
-          <w:bCs/>
+      <w:bookmarkStart w:id="68" w:name="_Toc243561952"/>
+      <w:ins w:id="69" w:author="Nicolas Cancino" w:date="2026-10-19T19:12:00Z" w16du:dateUtc="2026-10-19T18:12:00Z">
+        <w:r>
+          <w:rPr>
+            <w:rFonts w:ascii="Times New Roman" w:hAnsi="Times New Roman" w:cs="Times New Roman"/>
+            <w:i/>
+            <w:iCs/>
+            <w:color w:val="000000" w:themeColor="text1"/>
+            <w:lang w:val="en-GB"/>
+          </w:rPr>
+          <w:t>Introduction</w:t>
+        </w:r>
+        <w:bookmarkEnd w:id="68"/>
+      </w:ins>
+    </w:p>
+    <w:p>
+      <w:pPr>
+        <w:rPr>
+          <w:rFonts w:ascii="Times New Roman" w:hAnsi="Times New Roman" w:cs="Times New Roman"/>
+          <w:iCs/>
+          <w:color w:val="000000" w:themeColor="text1"/>
+          <w:lang w:val="en-GB"/>
+        </w:rPr>
+      </w:pPr>
+      <w:r>
+        <w:rPr>
+          <w:rFonts w:ascii="Times New Roman" w:hAnsi="Times New Roman" w:cs="Times New Roman"/>
+          <w:iCs/>
+          <w:color w:val="000000" w:themeColor="text1"/>
+          <w:lang w:val="en-GB"/>
+        </w:rPr>
+        <w:t>One of the major problems of our time is air pollution, particularly in highly urbanised cities, where it has been associated with cardiorespiratory diseases and even cancer. Numerous pollutants contribute to the development of these conditions in humans, particularly particulate matter (PM), which can penetrate the respiratory system. Using air pollution measurements from New York City, provided by the Department of Health and Mental Hygiene (DOHMH), this project aims to geographically identify areas of New York with higher levels of air pollution through data analysis and explore how these levels may be associated with a higher prevalence of cardiorespiratory diseases among the exposed population.</w:t>
+      </w:r>
+    </w:p>
+    <w:p>
+      <w:pPr>
+        <w:pStyle w:val="Heading2"/>
+        <w:rPr>
+          <w:color w:val="000000" w:themeColor="text1"/>
+          <w:lang w:val="en-GB"/>
+        </w:rPr>
+      </w:pPr>
+    </w:p>
+    <w:p>
+      <w:pPr>
+        <w:pStyle w:val="Heading2"/>
+        <w:rPr>
+          <w:rFonts w:ascii="Times New Roman" w:hAnsi="Times New Roman" w:cs="Times New Roman"/>
+          <w:i/>
+          <w:sz w:val="28"/>
+          <w:szCs w:val="28"/>
+          <w:lang w:val="en-GB"/>
+        </w:rPr>
+      </w:pPr>
+      <w:bookmarkStart w:id="70" w:name="_Toc243561953"/>
+      <w:r>
+        <w:rPr>
+          <w:rFonts w:ascii="Times New Roman" w:hAnsi="Times New Roman" w:cs="Times New Roman"/>
           <w:i/>
           <w:color w:val="000000" w:themeColor="text1"/>
           <w:sz w:val="28"/>
           <w:szCs w:val="28"/>
           <w:lang w:val="en-GB"/>
         </w:rPr>
-      </w:pPr>
-      <w:ins w:id="77" w:author="Nicolas Cancino" w:date="2026-10-19T19:12:00Z" w16du:dateUtc="2026-10-19T18:12:00Z">
-        <w:r>
-          <w:rPr>
-            <w:rFonts w:ascii="Times New Roman" w:hAnsi="Times New Roman" w:cs="Times New Roman"/>
-            <w:b/>
-            <w:bCs/>
-            <w:i/>
-            <w:color w:val="000000" w:themeColor="text1"/>
-            <w:sz w:val="28"/>
-            <w:szCs w:val="28"/>
-            <w:lang w:val="en-GB"/>
-          </w:rPr>
-          <w:t>Introduction</w:t>
-        </w:r>
-      </w:ins>
-    </w:p>
-    <w:p>
-      <w:pPr>
-        <w:rPr>
-          <w:rFonts w:ascii="Times New Roman" w:hAnsi="Times New Roman" w:cs="Times New Roman"/>
-          <w:iCs/>
-          <w:color w:val="000000" w:themeColor="text1"/>
-          <w:lang w:val="en-GB"/>
-        </w:rPr>
-      </w:pPr>
-      <w:r>
-        <w:rPr>
-          <w:rFonts w:ascii="Times New Roman" w:hAnsi="Times New Roman" w:cs="Times New Roman"/>
-          <w:iCs/>
-          <w:color w:val="000000" w:themeColor="text1"/>
-          <w:lang w:val="en-GB"/>
-        </w:rPr>
-        <w:t>One of the major problems of our time is air pollution, particularly in highly urbanised cities, where it has been associated with cardiorespiratory diseases and even cancer. Numerous pollutants contribute to the development of these conditions in humans, particularly particulate matter (PM), which can penetrate the respiratory system. Using air pollution measurements from New York City, provided by the Department of Health and Mental Hygiene (DOHMH), this project aims to geographically identify areas of New York with higher levels of air pollution through data analysis and explore how these levels may be associated with a higher prevalence of cardiorespiratory diseases among the exposed population.</w:t>
-      </w:r>
-    </w:p>
-    <w:p>
-      <w:pPr>
-        <w:rPr>
-          <w:rFonts w:ascii="Times New Roman" w:hAnsi="Times New Roman" w:cs="Times New Roman"/>
-          <w:iCs/>
-          <w:color w:val="000000" w:themeColor="text1"/>
-          <w:lang w:val="en-GB"/>
-        </w:rPr>
-      </w:pPr>
-    </w:p>
-    <w:p>
-      <w:pPr>
-        <w:tabs>
-          <w:tab w:val="left" w:pos="2869"/>
-        </w:tabs>
-        <w:rPr>
-          <w:rFonts w:ascii="Times New Roman" w:hAnsi="Times New Roman" w:cs="Times New Roman"/>
-          <w:b/>
-          <w:bCs/>
+        <w:t>Problem Definition</w:t>
+      </w:r>
+      <w:bookmarkEnd w:id="70"/>
+      <w:r>
+        <w:rPr>
+          <w:rFonts w:ascii="Times New Roman" w:hAnsi="Times New Roman" w:cs="Times New Roman"/>
           <w:i/>
           <w:color w:val="000000" w:themeColor="text1"/>
           <w:sz w:val="28"/>
           <w:szCs w:val="28"/>
           <w:lang w:val="en-GB"/>
         </w:rPr>
-      </w:pPr>
-      <w:r>
-        <w:rPr>
-          <w:rFonts w:ascii="Times New Roman" w:hAnsi="Times New Roman" w:cs="Times New Roman"/>
-          <w:b/>
-          <w:bCs/>
+        <w:t xml:space="preserve"> </w:t>
+      </w:r>
+      <w:r>
+        <w:rPr>
+          <w:rFonts w:ascii="Times New Roman" w:hAnsi="Times New Roman" w:cs="Times New Roman"/>
           <w:i/>
-          <w:color w:val="000000" w:themeColor="text1"/>
-          <w:sz w:val="28"/>
-          <w:szCs w:val="28"/>
-          <w:lang w:val="en-GB"/>
-        </w:rPr>
-        <w:t xml:space="preserve">Problem Definition </w:t>
-      </w:r>
-      <w:r>
-        <w:rPr>
-          <w:rFonts w:ascii="Times New Roman" w:hAnsi="Times New Roman" w:cs="Times New Roman"/>
-          <w:b/>
-          <w:bCs/>
-          <w:i/>
-          <w:color w:val="000000" w:themeColor="text1"/>
           <w:sz w:val="28"/>
           <w:szCs w:val="28"/>
           <w:lang w:val="en-GB"/>
@@ -1711,32 +3419,36 @@
     </w:p>
     <w:p>
       <w:pPr>
-        <w:tabs>
-          <w:tab w:val="left" w:pos="2869"/>
-        </w:tabs>
-        <w:rPr>
-          <w:rFonts w:ascii="Times New Roman" w:hAnsi="Times New Roman" w:cs="Times New Roman"/>
-          <w:b/>
-          <w:bCs/>
+        <w:pStyle w:val="Heading2"/>
+        <w:rPr>
+          <w:rFonts w:ascii="Times New Roman" w:hAnsi="Times New Roman" w:cs="Times New Roman"/>
           <w:i/>
+          <w:iCs/>
           <w:color w:val="000000" w:themeColor="text1"/>
-          <w:sz w:val="28"/>
-          <w:szCs w:val="28"/>
-          <w:lang w:val="en-GB"/>
-        </w:rPr>
-      </w:pPr>
-      <w:r>
-        <w:rPr>
-          <w:rFonts w:ascii="Times New Roman" w:hAnsi="Times New Roman" w:cs="Times New Roman"/>
-          <w:b/>
-          <w:bCs/>
+          <w:lang w:val="en-GB"/>
+        </w:rPr>
+      </w:pPr>
+      <w:bookmarkStart w:id="71" w:name="_Toc243561954"/>
+      <w:r>
+        <w:rPr>
+          <w:rFonts w:ascii="Times New Roman" w:hAnsi="Times New Roman" w:cs="Times New Roman"/>
           <w:i/>
+          <w:iCs/>
           <w:color w:val="000000" w:themeColor="text1"/>
-          <w:sz w:val="28"/>
-          <w:szCs w:val="28"/>
-          <w:lang w:val="en-GB"/>
-        </w:rPr>
-        <w:t xml:space="preserve">Aim and Objectives </w:t>
+          <w:lang w:val="en-GB"/>
+        </w:rPr>
+        <w:t>Aim and Objectives</w:t>
+      </w:r>
+      <w:bookmarkEnd w:id="71"/>
+      <w:r>
+        <w:rPr>
+          <w:rFonts w:ascii="Times New Roman" w:hAnsi="Times New Roman" w:cs="Times New Roman"/>
+          <w:i/>
+          <w:iCs/>
+          <w:color w:val="000000" w:themeColor="text1"/>
+          <w:lang w:val="en-GB"/>
+        </w:rPr>
+        <w:t xml:space="preserve"> </w:t>
       </w:r>
     </w:p>
     <w:p>
@@ -1765,7 +3477,7 @@
           <w:rFonts w:ascii="Times New Roman" w:hAnsi="Times New Roman" w:cs="Times New Roman"/>
           <w:b/>
           <w:bCs/>
-          <w:iCs/>
+          <w:i/>
           <w:color w:val="000000" w:themeColor="text1"/>
           <w:sz w:val="24"/>
           <w:szCs w:val="24"/>
@@ -1777,7 +3489,7 @@
           <w:rFonts w:ascii="Times New Roman" w:hAnsi="Times New Roman" w:cs="Times New Roman"/>
           <w:b/>
           <w:bCs/>
-          <w:iCs/>
+          <w:i/>
           <w:color w:val="000000" w:themeColor="text1"/>
           <w:sz w:val="24"/>
           <w:szCs w:val="24"/>
@@ -1830,24 +3542,59 @@
           <w:rFonts w:ascii="Times New Roman" w:hAnsi="Times New Roman" w:cs="Times New Roman"/>
           <w:b/>
           <w:bCs/>
-          <w:iCs/>
+          <w:i/>
           <w:color w:val="000000" w:themeColor="text1"/>
           <w:sz w:val="24"/>
           <w:szCs w:val="24"/>
           <w:lang w:val="en-GB"/>
         </w:rPr>
       </w:pPr>
-      <w:r>
+    </w:p>
+    <w:p>
+      <w:pPr>
+        <w:tabs>
+          <w:tab w:val="left" w:pos="2869"/>
+        </w:tabs>
         <w:rPr>
           <w:rFonts w:ascii="Times New Roman" w:hAnsi="Times New Roman" w:cs="Times New Roman"/>
           <w:b/>
           <w:bCs/>
-          <w:iCs/>
+          <w:i/>
           <w:color w:val="000000" w:themeColor="text1"/>
           <w:sz w:val="24"/>
           <w:szCs w:val="24"/>
           <w:lang w:val="en-GB"/>
         </w:rPr>
+      </w:pPr>
+    </w:p>
+    <w:p>
+      <w:pPr>
+        <w:tabs>
+          <w:tab w:val="left" w:pos="2869"/>
+        </w:tabs>
+        <w:rPr>
+          <w:rFonts w:ascii="Times New Roman" w:hAnsi="Times New Roman" w:cs="Times New Roman"/>
+          <w:b/>
+          <w:bCs/>
+          <w:i/>
+          <w:color w:val="000000" w:themeColor="text1"/>
+          <w:sz w:val="24"/>
+          <w:szCs w:val="24"/>
+          <w:lang w:val="en-GB"/>
+        </w:rPr>
+      </w:pPr>
+      <w:r>
+        <w:rPr>
+          <w:rFonts w:ascii="Times New Roman" w:hAnsi="Times New Roman" w:cs="Times New Roman"/>
+          <w:b/>
+          <w:bCs/>
+          <w:i/>
+          <w:color w:val="000000" w:themeColor="text1"/>
+          <w:sz w:val="24"/>
+          <w:szCs w:val="24"/>
+          <w:lang w:val="en-GB"/>
+        </w:rPr>
+        <w:lastRenderedPageBreak/>
         <w:t>Objectives</w:t>
       </w:r>
     </w:p>
@@ -1917,15 +3664,7 @@
           <w:rFonts w:ascii="Times New Roman" w:hAnsi="Times New Roman" w:cs="Times New Roman"/>
           <w:lang w:val="en-GB"/>
         </w:rPr>
-        <w:t xml:space="preserve"> To identify geographical and temporal patterns in the concentrations of environmental pollutants, particularly PM2.5 and others, across </w:t>
-      </w:r>
-      <w:r>
-        <w:rPr>
-          <w:rFonts w:ascii="Times New Roman" w:hAnsi="Times New Roman" w:cs="Times New Roman"/>
-          <w:lang w:val="en-GB"/>
-        </w:rPr>
-        <w:lastRenderedPageBreak/>
-        <w:t>different areas of New York City using the prepared dataset, statistical analysis, and data visualisation tools.</w:t>
+        <w:t xml:space="preserve"> To identify geographical and temporal patterns in the concentrations of environmental pollutants, particularly PM2.5 and others, across different areas of New York City using the prepared dataset, statistical analysis, and data visualisation tools.</w:t>
       </w:r>
     </w:p>
     <w:p>
@@ -2044,7 +3783,7 @@
           <w:rFonts w:ascii="Times New Roman" w:hAnsi="Times New Roman" w:cs="Times New Roman"/>
           <w:b/>
           <w:bCs/>
-          <w:iCs/>
+          <w:i/>
           <w:color w:val="000000" w:themeColor="text1"/>
           <w:sz w:val="24"/>
           <w:szCs w:val="24"/>
@@ -2052,83 +3791,77 @@
         </w:rPr>
       </w:pPr>
       <w:r>
-        <w:rPr>
-          <w:rFonts w:ascii="Times New Roman" w:hAnsi="Times New Roman" w:cs="Times New Roman"/>
-          <w:b/>
-          <w:bCs/>
-          <w:iCs/>
-          <w:color w:val="000000" w:themeColor="text1"/>
-          <w:sz w:val="24"/>
-          <w:szCs w:val="24"/>
-          <w:lang w:val="en-GB"/>
-        </w:rPr>
-        <w:t>Business Objective</w:t>
-      </w:r>
-    </w:p>
-    <w:p>
-      <w:pPr>
-        <w:tabs>
-          <w:tab w:val="left" w:pos="2869"/>
-        </w:tabs>
-        <w:rPr>
-          <w:rFonts w:ascii="Times New Roman" w:hAnsi="Times New Roman" w:cs="Times New Roman"/>
-          <w:iCs/>
-          <w:color w:val="000000" w:themeColor="text1"/>
-          <w:lang w:val="en-GB"/>
-        </w:rPr>
-      </w:pPr>
-      <w:r>
-        <w:rPr>
-          <w:rFonts w:ascii="Times New Roman" w:hAnsi="Times New Roman" w:cs="Times New Roman"/>
-          <w:iCs/>
-          <w:color w:val="000000" w:themeColor="text1"/>
-          <w:lang w:val="en-GB"/>
-        </w:rPr>
-        <w:t>The analysis of this data allows us primarily to identify areas that may require stricter environmental and public health monitoring. This enables authorities to better prepare for potential risks to the population, highlighting the importance of prevention and action in avoiding a purely reactive healthcare policy that only responds when a disease emerges. Such an approach may result in higher costs for the hospital system compared to a proactive policy that anticipates problems and helps reduce healthcare costs.</w:t>
-      </w:r>
-    </w:p>
-    <w:p>
-      <w:pPr>
-        <w:tabs>
-          <w:tab w:val="left" w:pos="2869"/>
-        </w:tabs>
-        <w:rPr>
-          <w:rFonts w:ascii="Times New Roman" w:hAnsi="Times New Roman" w:cs="Times New Roman"/>
-          <w:iCs/>
-          <w:color w:val="000000" w:themeColor="text1"/>
-          <w:lang w:val="en-GB"/>
-        </w:rPr>
-      </w:pPr>
-    </w:p>
-    <w:p>
-      <w:pPr>
-        <w:tabs>
-          <w:tab w:val="left" w:pos="2869"/>
-        </w:tabs>
         <w:rPr>
           <w:rFonts w:ascii="Times New Roman" w:hAnsi="Times New Roman" w:cs="Times New Roman"/>
           <w:b/>
           <w:bCs/>
           <w:i/>
           <w:color w:val="000000" w:themeColor="text1"/>
-          <w:sz w:val="28"/>
-          <w:szCs w:val="28"/>
-          <w:lang w:val="en-GB"/>
-        </w:rPr>
-      </w:pPr>
-      <w:r>
-        <w:rPr>
-          <w:rFonts w:ascii="Times New Roman" w:hAnsi="Times New Roman" w:cs="Times New Roman"/>
-          <w:b/>
-          <w:bCs/>
+          <w:sz w:val="24"/>
+          <w:szCs w:val="24"/>
+          <w:lang w:val="en-GB"/>
+        </w:rPr>
+        <w:t>Business Objective</w:t>
+      </w:r>
+    </w:p>
+    <w:p>
+      <w:pPr>
+        <w:tabs>
+          <w:tab w:val="left" w:pos="2869"/>
+        </w:tabs>
+        <w:rPr>
+          <w:rFonts w:ascii="Times New Roman" w:hAnsi="Times New Roman" w:cs="Times New Roman"/>
+          <w:iCs/>
+          <w:color w:val="000000" w:themeColor="text1"/>
+          <w:lang w:val="en-GB"/>
+        </w:rPr>
+      </w:pPr>
+      <w:r>
+        <w:rPr>
+          <w:rFonts w:ascii="Times New Roman" w:hAnsi="Times New Roman" w:cs="Times New Roman"/>
+          <w:iCs/>
+          <w:color w:val="000000" w:themeColor="text1"/>
+          <w:lang w:val="en-GB"/>
+        </w:rPr>
+        <w:t>The analysis of this data allows us primarily to identify areas that may require stricter environmental and public health monitoring. This enables authorities to better prepare for potential risks to the population, highlighting the importance of prevention and action in avoiding a purely reactive healthcare policy that only responds when a disease emerges. Such an approach may result in higher costs for the hospital system compared to a proactive policy that anticipates problems and helps reduce healthcare costs.</w:t>
+      </w:r>
+    </w:p>
+    <w:p>
+      <w:pPr>
+        <w:tabs>
+          <w:tab w:val="left" w:pos="2869"/>
+        </w:tabs>
+        <w:rPr>
+          <w:rFonts w:ascii="Times New Roman" w:hAnsi="Times New Roman" w:cs="Times New Roman"/>
+          <w:iCs/>
+          <w:color w:val="000000" w:themeColor="text1"/>
+          <w:lang w:val="en-GB"/>
+        </w:rPr>
+      </w:pPr>
+    </w:p>
+    <w:p>
+      <w:pPr>
+        <w:pStyle w:val="Heading2"/>
+        <w:rPr>
+          <w:rFonts w:ascii="Times New Roman" w:hAnsi="Times New Roman" w:cs="Times New Roman"/>
           <w:i/>
+          <w:iCs/>
           <w:color w:val="000000" w:themeColor="text1"/>
-          <w:sz w:val="28"/>
-          <w:szCs w:val="28"/>
+          <w:lang w:val="en-GB"/>
+        </w:rPr>
+      </w:pPr>
+      <w:bookmarkStart w:id="72" w:name="_Toc243561955"/>
+      <w:r>
+        <w:rPr>
+          <w:rFonts w:ascii="Times New Roman" w:hAnsi="Times New Roman" w:cs="Times New Roman"/>
+          <w:i/>
+          <w:iCs/>
+          <w:color w:val="000000" w:themeColor="text1"/>
           <w:lang w:val="en-GB"/>
         </w:rPr>
         <w:t>Scope</w:t>
       </w:r>
+      <w:bookmarkEnd w:id="72"/>
     </w:p>
     <w:p>
       <w:pPr>
@@ -2156,7 +3889,7 @@
           <w:rFonts w:ascii="Times New Roman" w:hAnsi="Times New Roman" w:cs="Times New Roman"/>
           <w:b/>
           <w:bCs/>
-          <w:iCs/>
+          <w:i/>
           <w:color w:val="000000" w:themeColor="text1"/>
           <w:sz w:val="24"/>
           <w:szCs w:val="24"/>
@@ -2168,7 +3901,7 @@
           <w:rFonts w:ascii="Times New Roman" w:hAnsi="Times New Roman" w:cs="Times New Roman"/>
           <w:b/>
           <w:bCs/>
-          <w:iCs/>
+          <w:i/>
           <w:color w:val="000000" w:themeColor="text1"/>
           <w:sz w:val="24"/>
           <w:szCs w:val="24"/>
@@ -2294,6 +4027,8 @@
           <w:rFonts w:ascii="Times New Roman" w:eastAsia="Times New Roman" w:hAnsi="Times New Roman" w:cs="Times New Roman"/>
           <w:b/>
           <w:bCs/>
+          <w:i/>
+          <w:iCs/>
           <w:sz w:val="24"/>
           <w:szCs w:val="24"/>
           <w:lang w:val="en-GB" w:eastAsia="en-GB"/>
@@ -2304,6 +4039,8 @@
           <w:rFonts w:ascii="Times New Roman" w:eastAsia="Times New Roman" w:hAnsi="Times New Roman" w:cs="Times New Roman"/>
           <w:b/>
           <w:bCs/>
+          <w:i/>
+          <w:iCs/>
           <w:sz w:val="24"/>
           <w:szCs w:val="24"/>
           <w:lang w:val="en-GB" w:eastAsia="en-GB"/>
@@ -2413,71 +4150,28 @@
     </w:p>
     <w:p>
       <w:pPr>
-        <w:spacing w:before="100" w:beforeAutospacing="1" w:after="100" w:afterAutospacing="1" w:line="240" w:lineRule="auto"/>
+        <w:pStyle w:val="Heading2"/>
         <w:rPr>
           <w:rFonts w:ascii="Times New Roman" w:eastAsia="Times New Roman" w:hAnsi="Times New Roman" w:cs="Times New Roman"/>
-          <w:b/>
-          <w:bCs/>
-          <w:sz w:val="28"/>
-          <w:szCs w:val="28"/>
-          <w:lang w:val="en-GB" w:eastAsia="en-GB"/>
-        </w:rPr>
-      </w:pPr>
-    </w:p>
-    <w:p>
-      <w:pPr>
-        <w:spacing w:before="100" w:beforeAutospacing="1" w:after="100" w:afterAutospacing="1" w:line="240" w:lineRule="auto"/>
-        <w:rPr>
-          <w:rFonts w:ascii="Times New Roman" w:eastAsia="Times New Roman" w:hAnsi="Times New Roman" w:cs="Times New Roman"/>
-          <w:b/>
-          <w:bCs/>
-          <w:sz w:val="28"/>
-          <w:szCs w:val="28"/>
-          <w:lang w:val="en-GB" w:eastAsia="en-GB"/>
-        </w:rPr>
-      </w:pPr>
-    </w:p>
-    <w:p>
-      <w:pPr>
-        <w:spacing w:before="100" w:beforeAutospacing="1" w:after="100" w:afterAutospacing="1" w:line="240" w:lineRule="auto"/>
-        <w:rPr>
-          <w:rFonts w:ascii="Times New Roman" w:eastAsia="Times New Roman" w:hAnsi="Times New Roman" w:cs="Times New Roman"/>
-          <w:b/>
-          <w:bCs/>
-          <w:sz w:val="28"/>
-          <w:szCs w:val="28"/>
-          <w:lang w:val="en-GB" w:eastAsia="en-GB"/>
-        </w:rPr>
-      </w:pPr>
-    </w:p>
-    <w:p>
-      <w:pPr>
-        <w:spacing w:before="100" w:beforeAutospacing="1" w:after="100" w:afterAutospacing="1" w:line="240" w:lineRule="auto"/>
-        <w:rPr>
-          <w:rFonts w:ascii="Times New Roman" w:eastAsia="Times New Roman" w:hAnsi="Times New Roman" w:cs="Times New Roman"/>
-          <w:b/>
-          <w:bCs/>
           <w:i/>
           <w:iCs/>
-          <w:sz w:val="28"/>
-          <w:szCs w:val="28"/>
+          <w:color w:val="000000" w:themeColor="text1"/>
           <w:lang w:val="en-GB" w:eastAsia="en-GB"/>
         </w:rPr>
       </w:pPr>
+      <w:bookmarkStart w:id="73" w:name="_Toc243561956"/>
       <w:r>
         <w:rPr>
           <w:rFonts w:ascii="Times New Roman" w:eastAsia="Times New Roman" w:hAnsi="Times New Roman" w:cs="Times New Roman"/>
-          <w:b/>
-          <w:bCs/>
           <w:i/>
           <w:iCs/>
-          <w:sz w:val="28"/>
-          <w:szCs w:val="28"/>
+          <w:color w:val="000000" w:themeColor="text1"/>
           <w:lang w:val="en-GB" w:eastAsia="en-GB"/>
         </w:rPr>
         <w:lastRenderedPageBreak/>
         <w:t>Methodology</w:t>
       </w:r>
+      <w:bookmarkEnd w:id="73"/>
     </w:p>
     <w:p>
       <w:pPr>
@@ -2659,31 +4353,27 @@
     </w:p>
     <w:p>
       <w:pPr>
-        <w:spacing w:before="100" w:beforeAutospacing="1" w:after="100" w:afterAutospacing="1" w:line="240" w:lineRule="auto"/>
+        <w:pStyle w:val="Heading2"/>
         <w:rPr>
           <w:rFonts w:ascii="Times New Roman" w:eastAsia="Times New Roman" w:hAnsi="Times New Roman" w:cs="Times New Roman"/>
-          <w:b/>
-          <w:bCs/>
           <w:i/>
           <w:iCs/>
-          <w:sz w:val="28"/>
-          <w:szCs w:val="28"/>
+          <w:color w:val="000000" w:themeColor="text1"/>
           <w:lang w:val="en-GB" w:eastAsia="en-GB"/>
         </w:rPr>
       </w:pPr>
+      <w:bookmarkStart w:id="74" w:name="_Toc243561957"/>
       <w:r>
         <w:rPr>
           <w:rFonts w:ascii="Times New Roman" w:eastAsia="Times New Roman" w:hAnsi="Times New Roman" w:cs="Times New Roman"/>
-          <w:b/>
-          <w:bCs/>
           <w:i/>
           <w:iCs/>
-          <w:sz w:val="28"/>
-          <w:szCs w:val="28"/>
+          <w:color w:val="000000" w:themeColor="text1"/>
           <w:lang w:val="en-GB" w:eastAsia="en-GB"/>
         </w:rPr>
         <w:t>Data Sources</w:t>
       </w:r>
+      <w:bookmarkEnd w:id="74"/>
     </w:p>
     <w:p>
       <w:pPr>
@@ -2825,27 +4515,27 @@
     </w:p>
     <w:p>
       <w:pPr>
-        <w:spacing w:before="100" w:beforeAutospacing="1" w:after="100" w:afterAutospacing="1" w:line="240" w:lineRule="auto"/>
+        <w:pStyle w:val="Heading2"/>
         <w:rPr>
           <w:rFonts w:ascii="Times New Roman" w:eastAsia="Times New Roman" w:hAnsi="Times New Roman" w:cs="Times New Roman"/>
           <w:i/>
           <w:iCs/>
+          <w:color w:val="000000" w:themeColor="text1"/>
           <w:lang w:val="en-GB" w:eastAsia="en-GB"/>
         </w:rPr>
       </w:pPr>
+      <w:bookmarkStart w:id="75" w:name="_Toc243561958"/>
       <w:r>
         <w:rPr>
           <w:rFonts w:ascii="Times New Roman" w:eastAsia="Times New Roman" w:hAnsi="Times New Roman" w:cs="Times New Roman"/>
-          <w:b/>
-          <w:bCs/>
           <w:i/>
           <w:iCs/>
-          <w:sz w:val="28"/>
-          <w:szCs w:val="28"/>
+          <w:color w:val="000000" w:themeColor="text1"/>
           <w:lang w:val="en-GB" w:eastAsia="en-GB"/>
         </w:rPr>
         <w:t>Expected Deliverables</w:t>
       </w:r>
+      <w:bookmarkEnd w:id="75"/>
     </w:p>
     <w:p>
       <w:pPr>
@@ -3020,31 +4710,27 @@
     </w:p>
     <w:p>
       <w:pPr>
-        <w:spacing w:before="100" w:beforeAutospacing="1" w:after="100" w:afterAutospacing="1" w:line="240" w:lineRule="auto"/>
-        <w:rPr>
-          <w:rFonts w:ascii="Times New Roman" w:hAnsi="Times New Roman" w:cs="Times New Roman"/>
-          <w:b/>
-          <w:bCs/>
+        <w:pStyle w:val="Heading2"/>
+        <w:rPr>
+          <w:rFonts w:ascii="Times New Roman" w:hAnsi="Times New Roman" w:cs="Times New Roman"/>
           <w:i/>
+          <w:iCs/>
           <w:color w:val="000000" w:themeColor="text1"/>
-          <w:sz w:val="28"/>
-          <w:szCs w:val="28"/>
-          <w:lang w:val="en-GB"/>
-        </w:rPr>
-      </w:pPr>
-      <w:r>
-        <w:rPr>
-          <w:rFonts w:ascii="Times New Roman" w:hAnsi="Times New Roman" w:cs="Times New Roman"/>
-          <w:b/>
-          <w:bCs/>
+          <w:lang w:val="en-GB"/>
+        </w:rPr>
+      </w:pPr>
+      <w:bookmarkStart w:id="76" w:name="_Toc243561959"/>
+      <w:r>
+        <w:rPr>
+          <w:rFonts w:ascii="Times New Roman" w:hAnsi="Times New Roman" w:cs="Times New Roman"/>
           <w:i/>
+          <w:iCs/>
           <w:color w:val="000000" w:themeColor="text1"/>
-          <w:sz w:val="28"/>
-          <w:szCs w:val="28"/>
           <w:lang w:val="en-GB"/>
         </w:rPr>
         <w:t>Project Timeline</w:t>
       </w:r>
+      <w:bookmarkEnd w:id="76"/>
     </w:p>
     <w:p>
       <w:pPr>
@@ -3183,74 +4869,79 @@
     </w:p>
     <w:p>
       <w:pPr>
-        <w:rPr>
-          <w:rFonts w:ascii="Times New Roman" w:hAnsi="Times New Roman" w:cs="Times New Roman"/>
-          <w:b/>
-          <w:bCs/>
+        <w:pStyle w:val="Heading2"/>
+        <w:rPr>
+          <w:rFonts w:ascii="Times New Roman" w:hAnsi="Times New Roman" w:cs="Times New Roman"/>
           <w:i/>
           <w:iCs/>
-          <w:sz w:val="28"/>
-          <w:szCs w:val="28"/>
-        </w:rPr>
-      </w:pPr>
-      <w:r>
-        <w:rPr>
-          <w:rFonts w:ascii="Times New Roman" w:hAnsi="Times New Roman" w:cs="Times New Roman"/>
-          <w:b/>
-          <w:bCs/>
+          <w:color w:val="000000" w:themeColor="text1"/>
+        </w:rPr>
+      </w:pPr>
+      <w:bookmarkStart w:id="77" w:name="_Toc243561960"/>
+      <w:r>
+        <w:rPr>
+          <w:rFonts w:ascii="Times New Roman" w:hAnsi="Times New Roman" w:cs="Times New Roman"/>
           <w:i/>
           <w:iCs/>
-          <w:sz w:val="28"/>
-          <w:szCs w:val="28"/>
-        </w:rPr>
-        <w:t xml:space="preserve">Ethical and Legal Considerations </w:t>
-      </w:r>
-    </w:p>
-    <w:p>
-      <w:pPr>
-        <w:rPr>
-          <w:rFonts w:ascii="Times New Roman" w:hAnsi="Times New Roman" w:cs="Times New Roman"/>
-          <w:lang w:val="en-GB"/>
-        </w:rPr>
-      </w:pPr>
-      <w:r>
-        <w:rPr>
-          <w:rFonts w:ascii="Times New Roman" w:hAnsi="Times New Roman" w:cs="Times New Roman"/>
-          <w:lang w:val="en-GB"/>
-        </w:rPr>
-        <w:t>This project will use publicly available datasets from NYC Open Data, complying with the applicable Terms of Use and acknowledging all sources. As the selected dataset contains aggregated environmental and health indicators rather than individual patient records, privacy risks are limited. Project files will be managed securely, and the GitHub repository will contain code and documentation without confidential information. The results will be interpreted responsibly, avoiding causal claims and acknowledging data limitations and potential biases.</w:t>
-      </w:r>
-    </w:p>
-    <w:p>
-      <w:pPr>
-        <w:rPr>
-          <w:rFonts w:ascii="Times New Roman" w:hAnsi="Times New Roman" w:cs="Times New Roman"/>
-          <w:lang w:val="en-GB"/>
-        </w:rPr>
-      </w:pPr>
-    </w:p>
-    <w:p>
-      <w:pPr>
-        <w:rPr>
-          <w:rFonts w:ascii="Times New Roman" w:hAnsi="Times New Roman" w:cs="Times New Roman"/>
-          <w:b/>
+          <w:color w:val="000000" w:themeColor="text1"/>
+        </w:rPr>
+        <w:t>Ethical and Legal Considerations</w:t>
+      </w:r>
+      <w:bookmarkEnd w:id="77"/>
+      <w:r>
+        <w:rPr>
+          <w:rFonts w:ascii="Times New Roman" w:hAnsi="Times New Roman" w:cs="Times New Roman"/>
           <w:i/>
           <w:iCs/>
-          <w:sz w:val="28"/>
-          <w:szCs w:val="28"/>
-        </w:rPr>
-      </w:pPr>
-      <w:r>
-        <w:rPr>
-          <w:rFonts w:ascii="Times New Roman" w:hAnsi="Times New Roman" w:cs="Times New Roman"/>
-          <w:b/>
+          <w:color w:val="000000" w:themeColor="text1"/>
+        </w:rPr>
+        <w:t xml:space="preserve"> </w:t>
+      </w:r>
+    </w:p>
+    <w:p>
+      <w:pPr>
+        <w:rPr>
+          <w:rFonts w:ascii="Times New Roman" w:hAnsi="Times New Roman" w:cs="Times New Roman"/>
+          <w:lang w:val="en-GB"/>
+        </w:rPr>
+      </w:pPr>
+      <w:r>
+        <w:rPr>
+          <w:rFonts w:ascii="Times New Roman" w:hAnsi="Times New Roman" w:cs="Times New Roman"/>
+          <w:lang w:val="en-GB"/>
+        </w:rPr>
+        <w:t>This project will use publicly available datasets from NYC Open Data, complying with the applicable Terms of Use and acknowledging all sources. As the selected dataset contains aggregated environmental and health indicators rather than individual patient records, privacy risks are limited. Project files will be managed securely, and the GitHub repository will contain code and documentation without confidential information. The results will be interpreted responsibly, avoiding causal claims and acknowledging data limitations and potential biases.</w:t>
+      </w:r>
+    </w:p>
+    <w:p>
+      <w:pPr>
+        <w:rPr>
+          <w:rFonts w:ascii="Times New Roman" w:hAnsi="Times New Roman" w:cs="Times New Roman"/>
+          <w:lang w:val="en-GB"/>
+        </w:rPr>
+      </w:pPr>
+    </w:p>
+    <w:p>
+      <w:pPr>
+        <w:pStyle w:val="Heading2"/>
+        <w:rPr>
+          <w:rFonts w:ascii="Times New Roman" w:hAnsi="Times New Roman" w:cs="Times New Roman"/>
           <w:i/>
           <w:iCs/>
-          <w:sz w:val="28"/>
-          <w:szCs w:val="28"/>
+          <w:color w:val="000000" w:themeColor="text1"/>
+        </w:rPr>
+      </w:pPr>
+      <w:bookmarkStart w:id="78" w:name="_Toc243561961"/>
+      <w:r>
+        <w:rPr>
+          <w:rFonts w:ascii="Times New Roman" w:hAnsi="Times New Roman" w:cs="Times New Roman"/>
+          <w:i/>
+          <w:iCs/>
+          <w:color w:val="000000" w:themeColor="text1"/>
         </w:rPr>
         <w:t>Use of AI Tools</w:t>
       </w:r>
+      <w:bookmarkEnd w:id="78"/>
     </w:p>
     <w:p>
       <w:pPr>
@@ -3327,13 +5018,18 @@
                               <w:textDirection w:val="btLr"/>
                               <w:rPr>
                                 <w:rFonts w:ascii="Times New Roman" w:hAnsi="Times New Roman" w:cs="Times New Roman"/>
+                                <w:color w:val="000000" w:themeColor="text1"/>
+                                <w:sz w:val="24"/>
+                                <w:szCs w:val="24"/>
                               </w:rPr>
                             </w:pPr>
                             <w:r>
                               <w:rPr>
                                 <w:rFonts w:ascii="Times New Roman" w:hAnsi="Times New Roman" w:cs="Times New Roman"/>
                                 <w:b/>
-                                <w:color w:val="156082"/>
+                                <w:color w:val="000000" w:themeColor="text1"/>
+                                <w:sz w:val="24"/>
+                                <w:szCs w:val="24"/>
                               </w:rPr>
                               <w:t>Declaration</w:t>
                             </w:r>
@@ -3431,13 +5127,18 @@
                         <w:textDirection w:val="btLr"/>
                         <w:rPr>
                           <w:rFonts w:ascii="Times New Roman" w:hAnsi="Times New Roman" w:cs="Times New Roman"/>
+                          <w:color w:val="000000" w:themeColor="text1"/>
+                          <w:sz w:val="24"/>
+                          <w:szCs w:val="24"/>
                         </w:rPr>
                       </w:pPr>
                       <w:r>
                         <w:rPr>
                           <w:rFonts w:ascii="Times New Roman" w:hAnsi="Times New Roman" w:cs="Times New Roman"/>
                           <w:b/>
-                          <w:color w:val="156082"/>
+                          <w:color w:val="000000" w:themeColor="text1"/>
+                          <w:sz w:val="24"/>
+                          <w:szCs w:val="24"/>
                         </w:rPr>
                         <w:t>Declaration</w:t>
                       </w:r>
@@ -3617,12 +5318,52 @@
           <w:rFonts w:ascii="Times New Roman" w:hAnsi="Times New Roman" w:cs="Times New Roman"/>
           <w:b/>
           <w:bCs/>
+          <w:i/>
+          <w:iCs/>
           <w:sz w:val="24"/>
           <w:szCs w:val="24"/>
           <w:lang w:val="en-GB"/>
         </w:rPr>
       </w:pPr>
       <w:r>
+        <w:rPr>
+          <w:rFonts w:ascii="Times New Roman" w:hAnsi="Times New Roman" w:cs="Times New Roman"/>
+          <w:b/>
+          <w:bCs/>
+          <w:i/>
+          <w:iCs/>
+          <w:sz w:val="24"/>
+          <w:szCs w:val="24"/>
+          <w:lang w:val="en-GB"/>
+        </w:rPr>
+        <w:t xml:space="preserve">Delegation        </w:t>
+      </w:r>
+    </w:p>
+    <w:p>
+      <w:pPr>
+        <w:rPr>
+          <w:rFonts w:ascii="Times New Roman" w:hAnsi="Times New Roman" w:cs="Times New Roman"/>
+          <w:lang w:val="en-GB"/>
+        </w:rPr>
+      </w:pPr>
+      <w:r>
+        <w:rPr>
+          <w:rFonts w:ascii="Times New Roman" w:hAnsi="Times New Roman" w:cs="Times New Roman"/>
+          <w:lang w:val="en-GB"/>
+        </w:rPr>
+        <w:t>I developed a large part of the project through drafts written in Spanish. Once the drafts accurately reflected the ideas I wanted to express, I used AI to translate and structure the content reliably into academic English, allowing me to communicate my ideas clearly in a language other than my native language. In addition, I used AI to help format the references correctly according to Harvard referencing guidelines and to create images that could support the understanding and visualisation of the content presented in this project.</w:t>
+      </w:r>
+    </w:p>
+    <w:p>
+      <w:pPr>
+        <w:rPr>
+          <w:rFonts w:ascii="Times New Roman" w:hAnsi="Times New Roman" w:cs="Times New Roman"/>
+          <w:lang w:val="en-GB"/>
+        </w:rPr>
+      </w:pPr>
+    </w:p>
+    <w:p>
+      <w:pPr>
         <w:rPr>
           <w:rFonts w:ascii="Times New Roman" w:hAnsi="Times New Roman" w:cs="Times New Roman"/>
           <w:b/>
@@ -3631,8 +5372,7 @@
           <w:szCs w:val="24"/>
           <w:lang w:val="en-GB"/>
         </w:rPr>
-        <w:t>Delegation</w:t>
-      </w:r>
+      </w:pPr>
       <w:r>
         <w:rPr>
           <w:rFonts w:ascii="Times New Roman" w:hAnsi="Times New Roman" w:cs="Times New Roman"/>
@@ -3642,22 +5382,22 @@
           <w:szCs w:val="24"/>
           <w:lang w:val="en-GB"/>
         </w:rPr>
-        <w:t xml:space="preserve">        </w:t>
-      </w:r>
-    </w:p>
-    <w:p>
-      <w:pPr>
-        <w:rPr>
-          <w:rFonts w:ascii="Times New Roman" w:hAnsi="Times New Roman" w:cs="Times New Roman"/>
-          <w:lang w:val="en-GB"/>
-        </w:rPr>
-      </w:pPr>
-      <w:r>
-        <w:rPr>
-          <w:rFonts w:ascii="Times New Roman" w:hAnsi="Times New Roman" w:cs="Times New Roman"/>
-          <w:lang w:val="en-GB"/>
-        </w:rPr>
-        <w:t>I developed a large part of the project through drafts written in Spanish. Once the drafts accurately reflected the ideas I wanted to express, I used AI to translate and structure the content reliably into academic English, allowing me to communicate my ideas clearly in a language other than my native language. In addition, I used AI to help format the references correctly according to Harvard referencing guidelines and to create images that could support the understanding and visualisation of the content presented in this project.</w:t>
+        <w:t>Description</w:t>
+      </w:r>
+    </w:p>
+    <w:p>
+      <w:pPr>
+        <w:rPr>
+          <w:rFonts w:ascii="Times New Roman" w:hAnsi="Times New Roman" w:cs="Times New Roman"/>
+          <w:lang w:val="en-GB"/>
+        </w:rPr>
+      </w:pPr>
+      <w:r>
+        <w:rPr>
+          <w:rFonts w:ascii="Times New Roman" w:hAnsi="Times New Roman" w:cs="Times New Roman"/>
+          <w:lang w:val="en-GB"/>
+        </w:rPr>
+        <w:t>Through the exact prompts provided on the following pages, together with screenshots showing the corresponding AI-generated responses, it is possible to document precisely how and for what purposes AI was used in this project.</w:t>
       </w:r>
     </w:p>
     <w:p>
@@ -3688,31 +5428,24 @@
           <w:szCs w:val="24"/>
           <w:lang w:val="en-GB"/>
         </w:rPr>
-        <w:t>Description</w:t>
-      </w:r>
-    </w:p>
-    <w:p>
-      <w:pPr>
-        <w:rPr>
-          <w:rFonts w:ascii="Times New Roman" w:hAnsi="Times New Roman" w:cs="Times New Roman"/>
-          <w:lang w:val="en-GB"/>
-        </w:rPr>
-      </w:pPr>
-      <w:r>
-        <w:rPr>
-          <w:rFonts w:ascii="Times New Roman" w:hAnsi="Times New Roman" w:cs="Times New Roman"/>
-          <w:lang w:val="en-GB"/>
-        </w:rPr>
-        <w:t>Through the exact prompts provided on the following pages, together with screenshots showing the corresponding AI-generated responses, it is possible to document precisely how and for what purposes AI was used in this project.</w:t>
-      </w:r>
-    </w:p>
-    <w:p>
-      <w:pPr>
-        <w:rPr>
-          <w:rFonts w:ascii="Times New Roman" w:hAnsi="Times New Roman" w:cs="Times New Roman"/>
-          <w:lang w:val="en-GB"/>
-        </w:rPr>
-      </w:pPr>
+        <w:lastRenderedPageBreak/>
+        <w:t xml:space="preserve">Discernment </w:t>
+      </w:r>
+    </w:p>
+    <w:p>
+      <w:pPr>
+        <w:rPr>
+          <w:rFonts w:ascii="Times New Roman" w:hAnsi="Times New Roman" w:cs="Times New Roman"/>
+          <w:lang w:val="en-GB"/>
+        </w:rPr>
+      </w:pPr>
+      <w:r>
+        <w:rPr>
+          <w:rFonts w:ascii="Times New Roman" w:hAnsi="Times New Roman" w:cs="Times New Roman"/>
+          <w:lang w:val="en-GB"/>
+        </w:rPr>
+        <w:t>I reviewed the responses generated by ChatGPT to make sure they were clear, logical, and consistent with my original ideas. I accepted most of the responses, although some required small changes to better express what I wanted to say. I also reviewed the translations, references, and images to decide whether they were suitable for my project before including them in the assignment.</w:t>
+      </w:r>
     </w:p>
     <w:p>
       <w:pPr>
@@ -3734,23 +5467,22 @@
           <w:szCs w:val="24"/>
           <w:lang w:val="en-GB"/>
         </w:rPr>
-        <w:lastRenderedPageBreak/>
-        <w:t xml:space="preserve">Discernment </w:t>
-      </w:r>
-    </w:p>
-    <w:p>
-      <w:pPr>
-        <w:rPr>
-          <w:rFonts w:ascii="Times New Roman" w:hAnsi="Times New Roman" w:cs="Times New Roman"/>
-          <w:lang w:val="en-GB"/>
-        </w:rPr>
-      </w:pPr>
-      <w:r>
-        <w:rPr>
-          <w:rFonts w:ascii="Times New Roman" w:hAnsi="Times New Roman" w:cs="Times New Roman"/>
-          <w:lang w:val="en-GB"/>
-        </w:rPr>
-        <w:t>I reviewed the responses generated by ChatGPT to make sure they were clear, logical, and consistent with my original ideas. I accepted most of the responses, although some required small changes to better express what I wanted to say. I also reviewed the translations, references, and images to decide whether they were suitable for my project before including them in the assignment.</w:t>
+        <w:t xml:space="preserve">Diligence </w:t>
+      </w:r>
+    </w:p>
+    <w:p>
+      <w:pPr>
+        <w:rPr>
+          <w:rFonts w:ascii="Times New Roman" w:hAnsi="Times New Roman" w:cs="Times New Roman"/>
+          <w:lang w:val="en-GB"/>
+        </w:rPr>
+      </w:pPr>
+      <w:r>
+        <w:rPr>
+          <w:rFonts w:ascii="Times New Roman" w:hAnsi="Times New Roman" w:cs="Times New Roman"/>
+          <w:lang w:val="en-GB"/>
+        </w:rPr>
+        <w:t>I used ChatGPT responsibly to help me translate and structure my ideas, format references, and create images for this project. I considered privacy and data protection when working with the selected data sources and used Harvard referencing guidelines to acknowledge external sources. I reviewed the AI-generated content before using it and understand that I am responsible for checking the quality and accuracy of the final work submitted.</w:t>
       </w:r>
     </w:p>
     <w:p>
@@ -3773,23 +5505,62 @@
           <w:szCs w:val="24"/>
           <w:lang w:val="en-GB"/>
         </w:rPr>
-        <w:t xml:space="preserve">Diligence </w:t>
-      </w:r>
-    </w:p>
-    <w:p>
-      <w:pPr>
-        <w:rPr>
-          <w:rFonts w:ascii="Times New Roman" w:hAnsi="Times New Roman" w:cs="Times New Roman"/>
-          <w:lang w:val="en-GB"/>
-        </w:rPr>
-      </w:pPr>
-      <w:r>
-        <w:rPr>
-          <w:rFonts w:ascii="Times New Roman" w:hAnsi="Times New Roman" w:cs="Times New Roman"/>
-          <w:lang w:val="en-GB"/>
-        </w:rPr>
-        <w:t>I used ChatGPT responsibly to help me translate and structure my ideas, format references, and create images for this project. I considered privacy and data protection when working with the selected data sources and used Harvard referencing guidelines to acknowledge external sources. I reviewed the AI-generated content before using it and understand that I am responsible for checking the quality and accuracy of the final work submitted.</w:t>
-      </w:r>
+        <w:t xml:space="preserve">                                                                                                                                                                   </w:t>
+      </w:r>
+    </w:p>
+    <w:p>
+      <w:pPr>
+        <w:pStyle w:val="Heading3"/>
+        <w:rPr>
+          <w:rFonts w:ascii="Times New Roman" w:hAnsi="Times New Roman" w:cs="Times New Roman"/>
+          <w:i/>
+          <w:iCs/>
+          <w:color w:val="000000" w:themeColor="text1"/>
+          <w:lang w:val="en-GB"/>
+        </w:rPr>
+      </w:pPr>
+      <w:bookmarkStart w:id="79" w:name="_Toc243561962"/>
+      <w:r>
+        <w:rPr>
+          <w:rFonts w:ascii="Times New Roman" w:hAnsi="Times New Roman" w:cs="Times New Roman"/>
+          <w:i/>
+          <w:iCs/>
+          <w:color w:val="000000" w:themeColor="text1"/>
+          <w:lang w:val="en-GB"/>
+        </w:rPr>
+        <w:t>F</w:t>
+      </w:r>
+      <w:proofErr w:type="spellStart"/>
+      <w:r>
+        <w:rPr>
+          <w:rFonts w:ascii="Times New Roman" w:hAnsi="Times New Roman" w:cs="Times New Roman"/>
+          <w:i/>
+          <w:iCs/>
+          <w:color w:val="000000" w:themeColor="text1"/>
+          <w:lang w:val="en"/>
+        </w:rPr>
+        <w:t>irst</w:t>
+      </w:r>
+      <w:proofErr w:type="spellEnd"/>
+      <w:r>
+        <w:rPr>
+          <w:rFonts w:ascii="Times New Roman" w:hAnsi="Times New Roman" w:cs="Times New Roman"/>
+          <w:i/>
+          <w:iCs/>
+          <w:color w:val="000000" w:themeColor="text1"/>
+          <w:lang w:val="en"/>
+        </w:rPr>
+        <w:t xml:space="preserve"> use of AI</w:t>
+      </w:r>
+      <w:bookmarkEnd w:id="79"/>
+    </w:p>
+    <w:p>
+      <w:pPr>
+        <w:pStyle w:val="Heading2"/>
+        <w:rPr>
+          <w:lang w:val="en-GB"/>
+        </w:rPr>
+      </w:pPr>
     </w:p>
     <w:p>
       <w:pPr>
@@ -3811,9 +5582,33 @@
           <w:szCs w:val="24"/>
           <w:lang w:val="en-GB"/>
         </w:rPr>
-        <w:t xml:space="preserve">                                                                                                                                                                   </w:t>
-      </w:r>
-      <w:r>
+        <w:t>Date</w:t>
+      </w:r>
+    </w:p>
+    <w:p>
+      <w:pPr>
+        <w:rPr>
+          <w:rFonts w:ascii="Times New Roman" w:hAnsi="Times New Roman" w:cs="Times New Roman"/>
+          <w:lang w:val="en-GB"/>
+        </w:rPr>
+      </w:pPr>
+      <w:r>
+        <w:rPr>
+          <w:rFonts w:ascii="Times New Roman" w:hAnsi="Times New Roman" w:cs="Times New Roman"/>
+          <w:lang w:val="en-GB"/>
+        </w:rPr>
+        <w:t>19</w:t>
+      </w:r>
+      <w:r>
+        <w:rPr>
+          <w:rFonts w:ascii="Times New Roman" w:hAnsi="Times New Roman" w:cs="Times New Roman"/>
+          <w:lang w:val="en-GB"/>
+        </w:rPr>
+        <w:t>/10/2026</w:t>
+      </w:r>
+    </w:p>
+    <w:p>
+      <w:pPr>
         <w:rPr>
           <w:rFonts w:ascii="Times New Roman" w:hAnsi="Times New Roman" w:cs="Times New Roman"/>
           <w:b/>
@@ -3822,33 +5617,8 @@
           <w:szCs w:val="24"/>
           <w:lang w:val="en-GB"/>
         </w:rPr>
-        <w:t>Date</w:t>
-      </w:r>
-    </w:p>
-    <w:p>
-      <w:pPr>
-        <w:rPr>
-          <w:rFonts w:ascii="Times New Roman" w:hAnsi="Times New Roman" w:cs="Times New Roman"/>
-          <w:lang w:val="en-GB"/>
-        </w:rPr>
-      </w:pPr>
-      <w:r>
-        <w:rPr>
-          <w:rFonts w:ascii="Times New Roman" w:hAnsi="Times New Roman" w:cs="Times New Roman"/>
-          <w:lang w:val="en-GB"/>
-        </w:rPr>
-        <w:t>19</w:t>
-      </w:r>
-      <w:r>
-        <w:rPr>
-          <w:rFonts w:ascii="Times New Roman" w:hAnsi="Times New Roman" w:cs="Times New Roman"/>
-          <w:lang w:val="en-GB"/>
-        </w:rPr>
-        <w:t>/10/2026</w:t>
-      </w:r>
-    </w:p>
-    <w:p>
-      <w:pPr>
+      </w:pPr>
+      <w:r>
         <w:rPr>
           <w:rFonts w:ascii="Times New Roman" w:hAnsi="Times New Roman" w:cs="Times New Roman"/>
           <w:b/>
@@ -3857,8 +5627,24 @@
           <w:szCs w:val="24"/>
           <w:lang w:val="en-GB"/>
         </w:rPr>
-      </w:pPr>
-      <w:r>
+        <w:t xml:space="preserve">Purpose </w:t>
+      </w:r>
+    </w:p>
+    <w:p>
+      <w:pPr>
+        <w:rPr>
+          <w:rFonts w:ascii="Times New Roman" w:hAnsi="Times New Roman" w:cs="Times New Roman"/>
+        </w:rPr>
+      </w:pPr>
+      <w:r>
+        <w:rPr>
+          <w:rFonts w:ascii="Times New Roman" w:hAnsi="Times New Roman" w:cs="Times New Roman"/>
+        </w:rPr>
+        <w:t>To correctly structure and translate into English the Spanish drafts prepared for the different sections of this assignment. Each translated section is supported by a screenshot, accompanied by a text block containing the specific part of the assignment that was worked on.</w:t>
+      </w:r>
+    </w:p>
+    <w:p>
+      <w:pPr>
         <w:rPr>
           <w:rFonts w:ascii="Times New Roman" w:hAnsi="Times New Roman" w:cs="Times New Roman"/>
           <w:b/>
@@ -3867,24 +5653,8 @@
           <w:szCs w:val="24"/>
           <w:lang w:val="en-GB"/>
         </w:rPr>
-        <w:t xml:space="preserve">Purpose </w:t>
-      </w:r>
-    </w:p>
-    <w:p>
-      <w:pPr>
-        <w:rPr>
-          <w:rFonts w:ascii="Times New Roman" w:hAnsi="Times New Roman" w:cs="Times New Roman"/>
-        </w:rPr>
-      </w:pPr>
-      <w:r>
-        <w:rPr>
-          <w:rFonts w:ascii="Times New Roman" w:hAnsi="Times New Roman" w:cs="Times New Roman"/>
-        </w:rPr>
-        <w:t>To correctly structure and translate into English the Spanish drafts prepared for the different sections of this assignment. Each translated section is supported by a screenshot, accompanied by a text block containing the specific part of the assignment that was worked on.</w:t>
-      </w:r>
-    </w:p>
-    <w:p>
-      <w:pPr>
+      </w:pPr>
+      <w:r>
         <w:rPr>
           <w:rFonts w:ascii="Times New Roman" w:hAnsi="Times New Roman" w:cs="Times New Roman"/>
           <w:b/>
@@ -3893,8 +5663,32 @@
           <w:szCs w:val="24"/>
           <w:lang w:val="en-GB"/>
         </w:rPr>
-      </w:pPr>
-      <w:r>
+        <w:t>Prompt</w:t>
+      </w:r>
+    </w:p>
+    <w:p>
+      <w:pPr>
+        <w:rPr>
+          <w:rFonts w:ascii="Times New Roman" w:hAnsi="Times New Roman" w:cs="Times New Roman"/>
+        </w:rPr>
+      </w:pPr>
+      <w:r>
+        <w:rPr>
+          <w:rFonts w:ascii="Times New Roman" w:hAnsi="Times New Roman" w:cs="Times New Roman"/>
+          <w:lang w:val="en-GB"/>
+        </w:rPr>
+        <w:t>“Help me translate and structure my own ideas into clear, grammatically correct academic English without changing their original meaning or adding new information.</w:t>
+      </w:r>
+      <w:r>
+        <w:rPr>
+          <w:rFonts w:ascii="Times New Roman" w:hAnsi="Times New Roman" w:cs="Times New Roman"/>
+          <w:lang w:val="en-GB"/>
+        </w:rPr>
+        <w:t>”</w:t>
+      </w:r>
+    </w:p>
+    <w:p>
+      <w:pPr>
         <w:rPr>
           <w:rFonts w:ascii="Times New Roman" w:hAnsi="Times New Roman" w:cs="Times New Roman"/>
           <w:b/>
@@ -3903,32 +5697,8 @@
           <w:szCs w:val="24"/>
           <w:lang w:val="en-GB"/>
         </w:rPr>
-        <w:t>Prompt</w:t>
-      </w:r>
-    </w:p>
-    <w:p>
-      <w:pPr>
-        <w:rPr>
-          <w:rFonts w:ascii="Times New Roman" w:hAnsi="Times New Roman" w:cs="Times New Roman"/>
-        </w:rPr>
-      </w:pPr>
-      <w:r>
-        <w:rPr>
-          <w:rFonts w:ascii="Times New Roman" w:hAnsi="Times New Roman" w:cs="Times New Roman"/>
-          <w:lang w:val="en-GB"/>
-        </w:rPr>
-        <w:t>“Help me translate and structure my own ideas into clear, grammatically correct academic English without changing their original meaning or adding new information.</w:t>
-      </w:r>
-      <w:r>
-        <w:rPr>
-          <w:rFonts w:ascii="Times New Roman" w:hAnsi="Times New Roman" w:cs="Times New Roman"/>
-          <w:lang w:val="en-GB"/>
-        </w:rPr>
-        <w:t>”</w:t>
-      </w:r>
-    </w:p>
-    <w:p>
-      <w:pPr>
+      </w:pPr>
+      <w:r>
         <w:rPr>
           <w:rFonts w:ascii="Times New Roman" w:hAnsi="Times New Roman" w:cs="Times New Roman"/>
           <w:b/>
@@ -3937,16 +5707,6 @@
           <w:szCs w:val="24"/>
           <w:lang w:val="en-GB"/>
         </w:rPr>
-      </w:pPr>
-      <w:r>
-        <w:rPr>
-          <w:rFonts w:ascii="Times New Roman" w:hAnsi="Times New Roman" w:cs="Times New Roman"/>
-          <w:b/>
-          <w:bCs/>
-          <w:sz w:val="24"/>
-          <w:szCs w:val="24"/>
-          <w:lang w:val="en-GB"/>
-        </w:rPr>
         <w:t>Evaluation and Use</w:t>
       </w:r>
     </w:p>
@@ -4011,7 +5771,7 @@
           <w14:ligatures w14:val="standardContextual"/>
         </w:rPr>
         <w:drawing>
-          <wp:anchor distT="0" distB="0" distL="114300" distR="114300" simplePos="0" relativeHeight="251664384" behindDoc="1" locked="0" layoutInCell="1" allowOverlap="1" wp14:anchorId="4035B8DF" wp14:editId="5C8DF664">
+          <wp:anchor distT="0" distB="0" distL="114300" distR="114300" simplePos="0" relativeHeight="251664384" behindDoc="1" locked="0" layoutInCell="1" allowOverlap="1" wp14:anchorId="4035B8DF" wp14:editId="6D23C8D9">
             <wp:simplePos x="0" y="0"/>
             <wp:positionH relativeFrom="margin">
               <wp:posOffset>1127760</wp:posOffset>
@@ -4393,7 +6153,7 @@
           <w14:ligatures w14:val="standardContextual"/>
         </w:rPr>
         <w:drawing>
-          <wp:anchor distT="0" distB="0" distL="114300" distR="114300" simplePos="0" relativeHeight="251663360" behindDoc="0" locked="0" layoutInCell="1" allowOverlap="1" wp14:anchorId="792AB8D2" wp14:editId="247FF95C">
+          <wp:anchor distT="0" distB="0" distL="114300" distR="114300" simplePos="0" relativeHeight="251663360" behindDoc="0" locked="0" layoutInCell="1" allowOverlap="1" wp14:anchorId="792AB8D2" wp14:editId="31503591">
             <wp:simplePos x="0" y="0"/>
             <wp:positionH relativeFrom="margin">
               <wp:posOffset>876935</wp:posOffset>
@@ -4533,7 +6293,7 @@
           <w14:ligatures w14:val="standardContextual"/>
         </w:rPr>
         <w:drawing>
-          <wp:anchor distT="0" distB="0" distL="114300" distR="114300" simplePos="0" relativeHeight="251667456" behindDoc="0" locked="0" layoutInCell="1" allowOverlap="1" wp14:anchorId="29568DF9" wp14:editId="7FEC3A27">
+          <wp:anchor distT="0" distB="0" distL="114300" distR="114300" simplePos="0" relativeHeight="251667456" behindDoc="0" locked="0" layoutInCell="1" allowOverlap="1" wp14:anchorId="29568DF9" wp14:editId="234BE300">
             <wp:simplePos x="0" y="0"/>
             <wp:positionH relativeFrom="margin">
               <wp:posOffset>1308100</wp:posOffset>
@@ -4769,7 +6529,7 @@
           <w14:ligatures w14:val="standardContextual"/>
         </w:rPr>
         <w:drawing>
-          <wp:anchor distT="0" distB="0" distL="114300" distR="114300" simplePos="0" relativeHeight="251666432" behindDoc="0" locked="0" layoutInCell="1" allowOverlap="1" wp14:anchorId="4A5C75AF" wp14:editId="3BBDEAFA">
+          <wp:anchor distT="0" distB="0" distL="114300" distR="114300" simplePos="0" relativeHeight="251666432" behindDoc="0" locked="0" layoutInCell="1" allowOverlap="1" wp14:anchorId="4A5C75AF" wp14:editId="207E2B32">
             <wp:simplePos x="0" y="0"/>
             <wp:positionH relativeFrom="margin">
               <wp:posOffset>766445</wp:posOffset>
@@ -4935,7 +6695,7 @@
         </w:rPr>
         <w:lastRenderedPageBreak/>
         <w:drawing>
-          <wp:anchor distT="0" distB="0" distL="114300" distR="114300" simplePos="0" relativeHeight="251677696" behindDoc="0" locked="0" layoutInCell="1" allowOverlap="1" wp14:anchorId="6835E2E8" wp14:editId="1C4C71FE">
+          <wp:anchor distT="0" distB="0" distL="114300" distR="114300" simplePos="0" relativeHeight="251677696" behindDoc="0" locked="0" layoutInCell="1" allowOverlap="1" wp14:anchorId="6835E2E8" wp14:editId="56C6B798">
             <wp:simplePos x="0" y="0"/>
             <wp:positionH relativeFrom="margin">
               <wp:posOffset>765810</wp:posOffset>
@@ -5006,7 +6766,7 @@
           <w14:ligatures w14:val="standardContextual"/>
         </w:rPr>
         <w:drawing>
-          <wp:anchor distT="0" distB="0" distL="114300" distR="114300" simplePos="0" relativeHeight="251674624" behindDoc="0" locked="0" layoutInCell="1" allowOverlap="1" wp14:anchorId="377BED53" wp14:editId="2FCE66D9">
+          <wp:anchor distT="0" distB="0" distL="114300" distR="114300" simplePos="0" relativeHeight="251674624" behindDoc="0" locked="0" layoutInCell="1" allowOverlap="1" wp14:anchorId="377BED53" wp14:editId="4EE58907">
             <wp:simplePos x="0" y="0"/>
             <wp:positionH relativeFrom="margin">
               <wp:align>center</wp:align>
@@ -5321,7 +7081,7 @@
           <w14:ligatures w14:val="standardContextual"/>
         </w:rPr>
         <w:drawing>
-          <wp:anchor distT="0" distB="0" distL="114300" distR="114300" simplePos="0" relativeHeight="251680768" behindDoc="1" locked="0" layoutInCell="1" allowOverlap="1" wp14:anchorId="69B2A97A" wp14:editId="423614F2">
+          <wp:anchor distT="0" distB="0" distL="114300" distR="114300" simplePos="0" relativeHeight="251680768" behindDoc="1" locked="0" layoutInCell="1" allowOverlap="1" wp14:anchorId="69B2A97A" wp14:editId="135C16DB">
             <wp:simplePos x="0" y="0"/>
             <wp:positionH relativeFrom="margin">
               <wp:posOffset>770255</wp:posOffset>
@@ -5400,7 +7160,7 @@
         </w:rPr>
         <w:lastRenderedPageBreak/>
         <w:drawing>
-          <wp:anchor distT="0" distB="0" distL="114300" distR="114300" simplePos="0" relativeHeight="251683840" behindDoc="0" locked="0" layoutInCell="1" allowOverlap="1" wp14:anchorId="59169BAA" wp14:editId="730C8423">
+          <wp:anchor distT="0" distB="0" distL="114300" distR="114300" simplePos="0" relativeHeight="251683840" behindDoc="0" locked="0" layoutInCell="1" allowOverlap="1" wp14:anchorId="59169BAA" wp14:editId="1A1ADB4F">
             <wp:simplePos x="0" y="0"/>
             <wp:positionH relativeFrom="margin">
               <wp:align>center</wp:align>
@@ -7005,6 +8765,49 @@
     </w:p>
     <w:p>
       <w:pPr>
+        <w:pStyle w:val="Heading3"/>
+        <w:rPr>
+          <w:rFonts w:ascii="Times New Roman" w:hAnsi="Times New Roman" w:cs="Times New Roman"/>
+          <w:i/>
+          <w:iCs/>
+          <w:color w:val="000000" w:themeColor="text1"/>
+          <w:lang w:val="en-GB"/>
+        </w:rPr>
+      </w:pPr>
+      <w:bookmarkStart w:id="80" w:name="_Toc243561963"/>
+      <w:r>
+        <w:rPr>
+          <w:rFonts w:ascii="Times New Roman" w:hAnsi="Times New Roman" w:cs="Times New Roman"/>
+          <w:i/>
+          <w:iCs/>
+          <w:color w:val="000000" w:themeColor="text1"/>
+          <w:lang w:val="en-GB"/>
+        </w:rPr>
+        <w:lastRenderedPageBreak/>
+        <w:t>Second</w:t>
+      </w:r>
+      <w:r>
+        <w:rPr>
+          <w:rFonts w:ascii="Times New Roman" w:hAnsi="Times New Roman" w:cs="Times New Roman"/>
+          <w:i/>
+          <w:iCs/>
+          <w:color w:val="000000" w:themeColor="text1"/>
+          <w:lang w:val="en"/>
+        </w:rPr>
+        <w:t xml:space="preserve"> use of AI</w:t>
+      </w:r>
+      <w:bookmarkEnd w:id="80"/>
+    </w:p>
+    <w:p>
+      <w:pPr>
+        <w:pStyle w:val="Heading2"/>
+        <w:rPr>
+          <w:lang w:val="en-GB"/>
+        </w:rPr>
+      </w:pPr>
+    </w:p>
+    <w:p>
+      <w:pPr>
         <w:rPr>
           <w:rFonts w:ascii="Times New Roman" w:hAnsi="Times New Roman" w:cs="Times New Roman"/>
           <w:b/>
@@ -7023,7 +8826,6 @@
           <w:szCs w:val="24"/>
           <w:lang w:val="en-GB"/>
         </w:rPr>
-        <w:lastRenderedPageBreak/>
         <w:t>Date</w:t>
       </w:r>
     </w:p>
@@ -7444,7 +9246,44 @@
         </w:rPr>
         <w:br w:type="page"/>
       </w:r>
-      <w:r>
+    </w:p>
+    <w:p>
+      <w:pPr>
+        <w:pStyle w:val="Heading3"/>
+        <w:rPr>
+          <w:rFonts w:ascii="Times New Roman" w:hAnsi="Times New Roman" w:cs="Times New Roman"/>
+          <w:i/>
+          <w:iCs/>
+          <w:color w:val="000000" w:themeColor="text1"/>
+          <w:lang w:val="en-GB"/>
+        </w:rPr>
+      </w:pPr>
+      <w:bookmarkStart w:id="81" w:name="_Toc243561964"/>
+      <w:r>
+        <w:rPr>
+          <w:rFonts w:ascii="Times New Roman" w:hAnsi="Times New Roman" w:cs="Times New Roman"/>
+          <w:i/>
+          <w:iCs/>
+          <w:color w:val="000000" w:themeColor="text1"/>
+          <w:lang w:val="en-GB"/>
+        </w:rPr>
+        <w:lastRenderedPageBreak/>
+        <w:t>Third</w:t>
+      </w:r>
+      <w:r>
+        <w:rPr>
+          <w:rFonts w:ascii="Times New Roman" w:hAnsi="Times New Roman" w:cs="Times New Roman"/>
+          <w:i/>
+          <w:iCs/>
+          <w:color w:val="000000" w:themeColor="text1"/>
+          <w:lang w:val="en"/>
+        </w:rPr>
+        <w:t xml:space="preserve"> use of AI</w:t>
+      </w:r>
+      <w:bookmarkEnd w:id="81"/>
+    </w:p>
+    <w:p>
+      <w:pPr>
         <w:rPr>
           <w:rFonts w:ascii="Times New Roman" w:hAnsi="Times New Roman" w:cs="Times New Roman"/>
           <w:b/>
@@ -7453,7 +9292,24 @@
           <w:szCs w:val="24"/>
           <w:lang w:val="en-GB"/>
         </w:rPr>
-        <w:lastRenderedPageBreak/>
+      </w:pPr>
+    </w:p>
+    <w:p>
+      <w:pPr>
+        <w:rPr>
+          <w:rFonts w:ascii="Times New Roman" w:hAnsi="Times New Roman" w:cs="Times New Roman"/>
+          <w:lang w:val="en-GB"/>
+        </w:rPr>
+      </w:pPr>
+      <w:r>
+        <w:rPr>
+          <w:rFonts w:ascii="Times New Roman" w:hAnsi="Times New Roman" w:cs="Times New Roman"/>
+          <w:b/>
+          <w:bCs/>
+          <w:sz w:val="24"/>
+          <w:szCs w:val="24"/>
+          <w:lang w:val="en-GB"/>
+        </w:rPr>
         <w:t>Date</w:t>
       </w:r>
     </w:p>
@@ -7630,22 +9486,22 @@
           <w14:ligatures w14:val="standardContextual"/>
         </w:rPr>
         <w:drawing>
-          <wp:anchor distT="0" distB="0" distL="114300" distR="114300" simplePos="0" relativeHeight="251710464" behindDoc="0" locked="0" layoutInCell="1" allowOverlap="1" wp14:anchorId="37E30119" wp14:editId="57296F15">
+          <wp:anchor distT="0" distB="0" distL="114300" distR="114300" simplePos="0" relativeHeight="251710464" behindDoc="0" locked="0" layoutInCell="1" allowOverlap="1" wp14:anchorId="37E30119" wp14:editId="72C500AA">
             <wp:simplePos x="0" y="0"/>
             <wp:positionH relativeFrom="margin">
               <wp:align>center</wp:align>
             </wp:positionH>
             <wp:positionV relativeFrom="paragraph">
-              <wp:posOffset>478197</wp:posOffset>
+              <wp:posOffset>1022985</wp:posOffset>
             </wp:positionV>
-            <wp:extent cx="4128770" cy="5140325"/>
-            <wp:effectExtent l="0" t="0" r="5080" b="3175"/>
+            <wp:extent cx="3700145" cy="4606925"/>
+            <wp:effectExtent l="0" t="0" r="0" b="3175"/>
             <wp:wrapThrough wrapText="bothSides">
               <wp:wrapPolygon edited="0">
                 <wp:start x="0" y="0"/>
-                <wp:lineTo x="0" y="21533"/>
-                <wp:lineTo x="21527" y="21533"/>
-                <wp:lineTo x="21527" y="0"/>
+                <wp:lineTo x="0" y="21526"/>
+                <wp:lineTo x="21463" y="21526"/>
+                <wp:lineTo x="21463" y="0"/>
                 <wp:lineTo x="0" y="0"/>
               </wp:wrapPolygon>
             </wp:wrapThrough>
@@ -7675,7 +9531,7 @@
                   <pic:spPr>
                     <a:xfrm>
                       <a:off x="0" y="0"/>
-                      <a:ext cx="4128770" cy="5140325"/>
+                      <a:ext cx="3700145" cy="4606925"/>
                     </a:xfrm>
                     <a:prstGeom prst="rect">
                       <a:avLst/>
@@ -7703,12 +9559,33 @@
     </w:p>
     <w:p>
       <w:pPr>
-        <w:rPr>
-          <w:rFonts w:ascii="Times New Roman" w:hAnsi="Times New Roman" w:cs="Times New Roman"/>
-          <w:lang w:val="en-GB"/>
-        </w:rPr>
-      </w:pPr>
-      <w:r>
+        <w:pStyle w:val="Heading3"/>
+        <w:rPr>
+          <w:rFonts w:ascii="Times New Roman" w:hAnsi="Times New Roman" w:cs="Times New Roman"/>
+          <w:i/>
+          <w:iCs/>
+          <w:color w:val="000000" w:themeColor="text1"/>
+          <w:sz w:val="32"/>
+          <w:szCs w:val="32"/>
+          <w:lang w:val="en-GB"/>
+        </w:rPr>
+      </w:pPr>
+      <w:bookmarkStart w:id="82" w:name="_Toc243561965"/>
+      <w:r>
+        <w:rPr>
+          <w:rFonts w:ascii="Times New Roman" w:hAnsi="Times New Roman" w:cs="Times New Roman"/>
+          <w:i/>
+          <w:iCs/>
+          <w:color w:val="000000" w:themeColor="text1"/>
+          <w:lang w:val="en-GB"/>
+        </w:rPr>
+        <w:lastRenderedPageBreak/>
+        <w:t>Fourth use of IA</w:t>
+      </w:r>
+      <w:bookmarkEnd w:id="82"/>
+    </w:p>
+    <w:p>
+      <w:pPr>
         <w:rPr>
           <w:rFonts w:ascii="Times New Roman" w:hAnsi="Times New Roman" w:cs="Times New Roman"/>
           <w:b/>
@@ -7717,7 +9594,24 @@
           <w:szCs w:val="24"/>
           <w:lang w:val="en-GB"/>
         </w:rPr>
-        <w:lastRenderedPageBreak/>
+      </w:pPr>
+    </w:p>
+    <w:p>
+      <w:pPr>
+        <w:rPr>
+          <w:rFonts w:ascii="Times New Roman" w:hAnsi="Times New Roman" w:cs="Times New Roman"/>
+          <w:lang w:val="en-GB"/>
+        </w:rPr>
+      </w:pPr>
+      <w:r>
+        <w:rPr>
+          <w:rFonts w:ascii="Times New Roman" w:hAnsi="Times New Roman" w:cs="Times New Roman"/>
+          <w:b/>
+          <w:bCs/>
+          <w:sz w:val="24"/>
+          <w:szCs w:val="24"/>
+          <w:lang w:val="en-GB"/>
+        </w:rPr>
         <w:t>Date</w:t>
       </w:r>
     </w:p>
@@ -7943,22 +9837,22 @@
           <w14:ligatures w14:val="standardContextual"/>
         </w:rPr>
         <w:drawing>
-          <wp:anchor distT="0" distB="0" distL="114300" distR="114300" simplePos="0" relativeHeight="251711488" behindDoc="0" locked="0" layoutInCell="1" allowOverlap="1" wp14:anchorId="4D4ECC2E" wp14:editId="7E1F722B">
+          <wp:anchor distT="0" distB="0" distL="114300" distR="114300" simplePos="0" relativeHeight="251711488" behindDoc="0" locked="0" layoutInCell="1" allowOverlap="1" wp14:anchorId="4D4ECC2E" wp14:editId="27CBAA31">
             <wp:simplePos x="0" y="0"/>
             <wp:positionH relativeFrom="margin">
               <wp:align>center</wp:align>
             </wp:positionH>
             <wp:positionV relativeFrom="paragraph">
-              <wp:posOffset>7620</wp:posOffset>
+              <wp:posOffset>12700</wp:posOffset>
             </wp:positionV>
-            <wp:extent cx="4627245" cy="4936490"/>
-            <wp:effectExtent l="0" t="0" r="1905" b="0"/>
+            <wp:extent cx="4162425" cy="4441190"/>
+            <wp:effectExtent l="0" t="0" r="9525" b="0"/>
             <wp:wrapThrough wrapText="bothSides">
               <wp:wrapPolygon edited="0">
                 <wp:start x="0" y="0"/>
-                <wp:lineTo x="0" y="21506"/>
-                <wp:lineTo x="21520" y="21506"/>
-                <wp:lineTo x="21520" y="0"/>
+                <wp:lineTo x="0" y="21495"/>
+                <wp:lineTo x="21551" y="21495"/>
+                <wp:lineTo x="21551" y="0"/>
                 <wp:lineTo x="0" y="0"/>
               </wp:wrapPolygon>
             </wp:wrapThrough>
@@ -7988,7 +9882,7 @@
                   <pic:spPr>
                     <a:xfrm>
                       <a:off x="0" y="0"/>
-                      <a:ext cx="4627245" cy="4936490"/>
+                      <a:ext cx="4162425" cy="4441190"/>
                     </a:xfrm>
                     <a:prstGeom prst="rect">
                       <a:avLst/>
@@ -8020,27 +9914,28 @@
     </w:p>
     <w:p>
       <w:pPr>
+        <w:pStyle w:val="Heading2"/>
         <w:rPr>
           <w:rFonts w:ascii="Times New Roman" w:hAnsi="Times New Roman" w:cs="Times New Roman"/>
           <w:i/>
           <w:iCs/>
-          <w:lang w:val="en-GB"/>
-        </w:rPr>
-      </w:pPr>
+          <w:color w:val="000000" w:themeColor="text1"/>
+          <w:lang w:val="en-GB"/>
+        </w:rPr>
+      </w:pPr>
+      <w:bookmarkStart w:id="83" w:name="_Toc243561966"/>
       <w:r>
         <w:rPr>
           <w:rFonts w:ascii="Times New Roman" w:eastAsia="Times New Roman" w:hAnsi="Times New Roman" w:cs="Times New Roman"/>
-          <w:b/>
-          <w:bCs/>
           <w:i/>
           <w:iCs/>
-          <w:sz w:val="28"/>
-          <w:szCs w:val="28"/>
+          <w:color w:val="000000" w:themeColor="text1"/>
           <w:lang w:val="en-GB" w:eastAsia="en-GB"/>
         </w:rPr>
         <w:lastRenderedPageBreak/>
         <w:t>References</w:t>
       </w:r>
+      <w:bookmarkEnd w:id="83"/>
     </w:p>
     <w:p>
       <w:pPr>
@@ -8050,22 +9945,22 @@
           <w:lang w:val="en-GB" w:eastAsia="en-GB"/>
         </w:rPr>
       </w:pPr>
-      <w:r>
+    </w:p>
+    <w:p>
+      <w:pPr>
+        <w:spacing w:before="100" w:beforeAutospacing="1" w:after="100" w:afterAutospacing="1" w:line="240" w:lineRule="auto"/>
         <w:rPr>
           <w:rFonts w:ascii="Times New Roman" w:eastAsia="Times New Roman" w:hAnsi="Times New Roman" w:cs="Times New Roman"/>
           <w:lang w:val="en-GB" w:eastAsia="en-GB"/>
         </w:rPr>
-        <w:t>NYC Open Data (2026) Air Quality and Health Impacts: Data Dictionary. Available at: https://data.cityofnewyork.us/Environment/Air-Quality-and-Health-Impacts/c3uy-2p5r (Accessed: 19 October 2026).</w:t>
-      </w:r>
-    </w:p>
-    <w:p>
-      <w:pPr>
-        <w:spacing w:before="100" w:beforeAutospacing="1" w:after="100" w:afterAutospacing="1" w:line="240" w:lineRule="auto"/>
+      </w:pPr>
+      <w:r>
         <w:rPr>
           <w:rFonts w:ascii="Times New Roman" w:eastAsia="Times New Roman" w:hAnsi="Times New Roman" w:cs="Times New Roman"/>
           <w:lang w:val="en-GB" w:eastAsia="en-GB"/>
         </w:rPr>
-      </w:pPr>
+        <w:t>NYC Open Data (2026) Air Quality and Health Impacts: Data Dictionary. Available at: https://data.cityofnewyork.us/Environment/Air-Quality-and-Health-Impacts/c3uy-2p5r (Accessed: 19 October 2026).</w:t>
+      </w:r>
     </w:p>
     <w:p>
       <w:pPr>
@@ -8075,22 +9970,22 @@
           <w:lang w:val="en-GB" w:eastAsia="en-GB"/>
         </w:rPr>
       </w:pPr>
-      <w:r>
+    </w:p>
+    <w:p>
+      <w:pPr>
+        <w:spacing w:before="100" w:beforeAutospacing="1" w:after="100" w:afterAutospacing="1" w:line="240" w:lineRule="auto"/>
         <w:rPr>
           <w:rFonts w:ascii="Times New Roman" w:eastAsia="Times New Roman" w:hAnsi="Times New Roman" w:cs="Times New Roman"/>
           <w:lang w:val="en-GB" w:eastAsia="en-GB"/>
         </w:rPr>
-        <w:t>NYC Open Data (n.d.) Terms of Use. Available at: https://data.cityofnewyork.us/stories/s/Terms-of-Use/k9k7-3cje (Accessed: 19 October 2026).</w:t>
-      </w:r>
-    </w:p>
-    <w:p>
-      <w:pPr>
-        <w:spacing w:before="100" w:beforeAutospacing="1" w:after="100" w:afterAutospacing="1" w:line="240" w:lineRule="auto"/>
+      </w:pPr>
+      <w:r>
         <w:rPr>
           <w:rFonts w:ascii="Times New Roman" w:eastAsia="Times New Roman" w:hAnsi="Times New Roman" w:cs="Times New Roman"/>
           <w:lang w:val="en-GB" w:eastAsia="en-GB"/>
         </w:rPr>
-      </w:pPr>
+        <w:t>NYC Open Data (n.d.) Terms of Use. Available at: https://data.cityofnewyork.us/stories/s/Terms-of-Use/k9k7-3cje (Accessed: 19 October 2026).</w:t>
+      </w:r>
     </w:p>
     <w:p>
       <w:pPr>
@@ -8100,22 +9995,22 @@
           <w:lang w:val="en-GB" w:eastAsia="en-GB"/>
         </w:rPr>
       </w:pPr>
-      <w:r>
+    </w:p>
+    <w:p>
+      <w:pPr>
+        <w:spacing w:before="100" w:beforeAutospacing="1" w:after="100" w:afterAutospacing="1" w:line="240" w:lineRule="auto"/>
         <w:rPr>
           <w:rFonts w:ascii="Times New Roman" w:eastAsia="Times New Roman" w:hAnsi="Times New Roman" w:cs="Times New Roman"/>
           <w:lang w:val="en-GB" w:eastAsia="en-GB"/>
         </w:rPr>
-        <w:t>NYC Department of Health and Mental Hygiene (n.d.-a) Real-Time Air Quality in NYC. Available at: https://a816-dohbesp.nyc.gov/IndicatorPublic/data-features/realtime-air-quality/ (Accessed: 19 October 2026).</w:t>
-      </w:r>
-    </w:p>
-    <w:p>
-      <w:pPr>
-        <w:spacing w:before="100" w:beforeAutospacing="1" w:after="100" w:afterAutospacing="1" w:line="240" w:lineRule="auto"/>
+      </w:pPr>
+      <w:r>
         <w:rPr>
           <w:rFonts w:ascii="Times New Roman" w:eastAsia="Times New Roman" w:hAnsi="Times New Roman" w:cs="Times New Roman"/>
           <w:lang w:val="en-GB" w:eastAsia="en-GB"/>
         </w:rPr>
-      </w:pPr>
+        <w:t>NYC Department of Health and Mental Hygiene (n.d.-a) Real-Time Air Quality in NYC. Available at: https://a816-dohbesp.nyc.gov/IndicatorPublic/data-features/realtime-air-quality/ (Accessed: 19 October 2026).</w:t>
+      </w:r>
     </w:p>
     <w:p>
       <w:pPr>
@@ -8125,53 +10020,38 @@
           <w:lang w:val="en-GB" w:eastAsia="en-GB"/>
         </w:rPr>
       </w:pPr>
-      <w:r>
+    </w:p>
+    <w:p>
+      <w:pPr>
+        <w:spacing w:before="100" w:beforeAutospacing="1" w:after="100" w:afterAutospacing="1" w:line="240" w:lineRule="auto"/>
         <w:rPr>
           <w:rFonts w:ascii="Times New Roman" w:eastAsia="Times New Roman" w:hAnsi="Times New Roman" w:cs="Times New Roman"/>
           <w:lang w:val="en-GB" w:eastAsia="en-GB"/>
         </w:rPr>
-        <w:t>NYC Department of Health and Mental Hygiene (n.d.-b) Health Impacts of Air Pollution Data Explorer. Available at: https://a816-dohbesp.nyc.gov/IndicatorPublic/data-explorer/health-impacts-of-air-pollution/?id=2121&amp;MeasureID=652&amp;GeoType=UHF42&amp;TimePeriodID=282&amp;overlay=table (Accessed: 19 October 2026).</w:t>
-      </w:r>
-    </w:p>
-    <w:p>
-      <w:pPr>
-        <w:spacing w:before="100" w:beforeAutospacing="1" w:after="100" w:afterAutospacing="1" w:line="240" w:lineRule="auto"/>
+      </w:pPr>
+      <w:r>
         <w:rPr>
           <w:rFonts w:ascii="Times New Roman" w:eastAsia="Times New Roman" w:hAnsi="Times New Roman" w:cs="Times New Roman"/>
           <w:lang w:val="en-GB" w:eastAsia="en-GB"/>
         </w:rPr>
-      </w:pPr>
-    </w:p>
-    <w:p>
-      <w:pPr>
+        <w:t>NYC Department of Health and Mental Hygiene (n.d.-b) Health Impacts of Air Pollution Data Explorer. Available at: https://a816-dohbesp.nyc.gov/IndicatorPublic/data-explorer/health-impacts-of-air-pollution/?id=2121&amp;MeasureID=652&amp;GeoType=UHF42&amp;TimePeriodID=282&amp;overlay=table (Accessed: 19 October 2026).</w:t>
+      </w:r>
+    </w:p>
+    <w:p>
+      <w:pPr>
+        <w:spacing w:before="100" w:beforeAutospacing="1" w:after="100" w:afterAutospacing="1" w:line="240" w:lineRule="auto"/>
         <w:rPr>
           <w:rFonts w:ascii="Times New Roman" w:eastAsia="Times New Roman" w:hAnsi="Times New Roman" w:cs="Times New Roman"/>
           <w:lang w:val="en-GB" w:eastAsia="en-GB"/>
         </w:rPr>
       </w:pPr>
-      <w:r>
+    </w:p>
+    <w:p>
+      <w:pPr>
         <w:rPr>
           <w:rFonts w:ascii="Times New Roman" w:eastAsia="Times New Roman" w:hAnsi="Times New Roman" w:cs="Times New Roman"/>
           <w:lang w:val="en-GB" w:eastAsia="en-GB"/>
-        </w:rPr>
-        <w:br w:type="page"/>
-      </w:r>
-    </w:p>
-    <w:p>
-      <w:pPr>
-        <w:spacing w:before="100" w:beforeAutospacing="1" w:after="100" w:afterAutospacing="1" w:line="240" w:lineRule="auto"/>
-        <w:rPr>
-          <w:rFonts w:ascii="Times New Roman" w:eastAsia="Times New Roman" w:hAnsi="Times New Roman" w:cs="Times New Roman"/>
-          <w:lang w:val="en-GB" w:eastAsia="en-GB"/>
-        </w:rPr>
-      </w:pPr>
-    </w:p>
-    <w:p>
-      <w:pPr>
-        <w:rPr>
-          <w:rFonts w:ascii="Times New Roman" w:hAnsi="Times New Roman" w:cs="Times New Roman"/>
-          <w:lang w:val="en-GB"/>
-          <w:rPrChange w:id="78" w:author="Nicolas Cancino" w:date="2026-10-19T19:09:00Z" w16du:dateUtc="2026-10-19T18:09:00Z">
+          <w:rPrChange w:id="84" w:author="Nicolas Cancino" w:date="2026-10-19T19:09:00Z" w16du:dateUtc="2026-10-19T18:09:00Z">
             <w:rPr/>
           </w:rPrChange>
         </w:rPr>
@@ -9402,7 +11282,6 @@
     <w:next w:val="Normal"/>
     <w:link w:val="Heading2Char"/>
     <w:uiPriority w:val="9"/>
-    <w:semiHidden/>
     <w:unhideWhenUsed/>
     <w:qFormat/>
     <w:rsid w:val="00CA2072"/>
@@ -9425,7 +11304,6 @@
     <w:next w:val="Normal"/>
     <w:link w:val="Heading3Char"/>
     <w:uiPriority w:val="9"/>
-    <w:semiHidden/>
     <w:unhideWhenUsed/>
     <w:qFormat/>
     <w:rsid w:val="00CA2072"/>
@@ -9618,7 +11496,6 @@
     <w:basedOn w:val="DefaultParagraphFont"/>
     <w:link w:val="Heading2"/>
     <w:uiPriority w:val="9"/>
-    <w:semiHidden/>
     <w:rsid w:val="00CA2072"/>
     <w:rPr>
       <w:rFonts w:asciiTheme="majorHAnsi" w:eastAsiaTheme="majorEastAsia" w:hAnsiTheme="majorHAnsi" w:cstheme="majorBidi"/>
@@ -9632,7 +11509,6 @@
     <w:basedOn w:val="DefaultParagraphFont"/>
     <w:link w:val="Heading3"/>
     <w:uiPriority w:val="9"/>
-    <w:semiHidden/>
     <w:rsid w:val="00CA2072"/>
     <w:rPr>
       <w:rFonts w:eastAsiaTheme="majorEastAsia" w:cstheme="majorBidi"/>
@@ -10041,6 +11917,70 @@
       <w14:ligatures w14:val="none"/>
     </w:rPr>
   </w:style>
+  <w:style w:type="paragraph" w:styleId="TOCHeading">
+    <w:name w:val="TOC Heading"/>
+    <w:basedOn w:val="Heading1"/>
+    <w:next w:val="Normal"/>
+    <w:uiPriority w:val="39"/>
+    <w:unhideWhenUsed/>
+    <w:qFormat/>
+    <w:rsid w:val="00F222EA"/>
+    <w:pPr>
+      <w:spacing w:before="240" w:after="0"/>
+      <w:outlineLvl w:val="9"/>
+    </w:pPr>
+    <w:rPr>
+      <w:sz w:val="32"/>
+      <w:szCs w:val="32"/>
+      <w:lang w:val="en-GB" w:eastAsia="en-GB"/>
+    </w:rPr>
+  </w:style>
+  <w:style w:type="paragraph" w:styleId="TOC1">
+    <w:name w:val="toc 1"/>
+    <w:basedOn w:val="Normal"/>
+    <w:next w:val="Normal"/>
+    <w:autoRedefine/>
+    <w:uiPriority w:val="39"/>
+    <w:unhideWhenUsed/>
+    <w:rsid w:val="00F222EA"/>
+    <w:pPr>
+      <w:tabs>
+        <w:tab w:val="right" w:leader="dot" w:pos="8494"/>
+      </w:tabs>
+      <w:spacing w:after="100"/>
+    </w:pPr>
+    <w:rPr>
+      <w:rFonts w:ascii="Times New Roman" w:hAnsi="Times New Roman" w:cs="Times New Roman"/>
+      <w:sz w:val="40"/>
+      <w:szCs w:val="40"/>
+    </w:rPr>
+  </w:style>
+  <w:style w:type="paragraph" w:styleId="TOC2">
+    <w:name w:val="toc 2"/>
+    <w:basedOn w:val="Normal"/>
+    <w:next w:val="Normal"/>
+    <w:autoRedefine/>
+    <w:uiPriority w:val="39"/>
+    <w:unhideWhenUsed/>
+    <w:rsid w:val="00F222EA"/>
+    <w:pPr>
+      <w:spacing w:after="100"/>
+      <w:ind w:left="220"/>
+    </w:pPr>
+  </w:style>
+  <w:style w:type="paragraph" w:styleId="TOC3">
+    <w:name w:val="toc 3"/>
+    <w:basedOn w:val="Normal"/>
+    <w:next w:val="Normal"/>
+    <w:autoRedefine/>
+    <w:uiPriority w:val="39"/>
+    <w:unhideWhenUsed/>
+    <w:rsid w:val="00F222EA"/>
+    <w:pPr>
+      <w:spacing w:after="100"/>
+      <w:ind w:left="440"/>
+    </w:pPr>
+  </w:style>
 </w:styles>
 </file>
 

--- a/CA 20% - Project.docx
+++ b/CA 20% - Project.docx
@@ -1428,8 +1428,13 @@
     <w:sdt>
       <w:sdtPr>
         <w:rPr>
+          <w:rFonts w:ascii="Calibri" w:eastAsia="Calibri" w:hAnsi="Calibri" w:cs="Calibri"/>
           <w:b/>
           <w:bCs/>
+          <w:color w:val="auto"/>
+          <w:sz w:val="22"/>
+          <w:szCs w:val="22"/>
+          <w:lang w:val="en-IE" w:eastAsia="en-IE"/>
         </w:rPr>
         <w:id w:val="176170448"/>
         <w:docPartObj>
@@ -1439,11 +1444,9 @@
       </w:sdtPr>
       <w:sdtEndPr>
         <w:rPr>
-          <w:rFonts w:ascii="Calibri" w:eastAsia="Calibri" w:hAnsi="Calibri" w:cs="Calibri"/>
-          <w:color w:val="auto"/>
-          <w:sz w:val="22"/>
-          <w:szCs w:val="22"/>
-          <w:lang w:val="en-IE" w:eastAsia="en-IE"/>
+          <w:rFonts w:ascii="Times New Roman" w:hAnsi="Times New Roman" w:cs="Times New Roman"/>
+          <w:sz w:val="24"/>
+          <w:szCs w:val="24"/>
         </w:rPr>
       </w:sdtEndPr>
       <w:sdtContent>
@@ -1503,13 +1506,11 @@
           <w:pPr>
             <w:pStyle w:val="TOC1"/>
             <w:rPr>
-              <w:rFonts w:asciiTheme="minorHAnsi" w:eastAsiaTheme="minorEastAsia" w:hAnsiTheme="minorHAnsi" w:cstheme="minorBidi"/>
-              <w:b/>
-              <w:bCs/>
+              <w:rFonts w:eastAsiaTheme="minorEastAsia"/>
               <w:noProof/>
               <w:kern w:val="2"/>
-              <w:sz w:val="24"/>
-              <w:szCs w:val="24"/>
+              <w:sz w:val="28"/>
+              <w:szCs w:val="28"/>
               <w:lang w:val="en-GB" w:eastAsia="en-GB"/>
               <w14:ligatures w14:val="standardContextual"/>
             </w:rPr>
@@ -1518,6 +1519,8 @@
             <w:rPr>
               <w:b/>
               <w:bCs/>
+              <w:sz w:val="28"/>
+              <w:szCs w:val="28"/>
             </w:rPr>
             <w:fldChar w:fldCharType="begin"/>
           </w:r>
@@ -1525,6 +1528,8 @@
             <w:rPr>
               <w:b/>
               <w:bCs/>
+              <w:sz w:val="28"/>
+              <w:szCs w:val="28"/>
             </w:rPr>
             <w:instrText xml:space="preserve"> TOC \o "1-3" \h \z \u </w:instrText>
           </w:r>
@@ -1532,18 +1537,18 @@
             <w:rPr>
               <w:b/>
               <w:bCs/>
+              <w:sz w:val="28"/>
+              <w:szCs w:val="28"/>
             </w:rPr>
             <w:fldChar w:fldCharType="separate"/>
           </w:r>
-          <w:hyperlink w:anchor="_Toc243561951" w:history="1">
+          <w:hyperlink w:anchor="_Toc243732843" w:history="1">
             <w:r>
               <w:rPr>
                 <w:rStyle w:val="Hyperlink"/>
-                <w:b/>
-                <w:bCs/>
-                <w:noProof/>
-                <w:sz w:val="22"/>
-                <w:szCs w:val="22"/>
+                <w:noProof/>
+                <w:sz w:val="28"/>
+                <w:szCs w:val="28"/>
                 <w14:textOutline w14:w="9525" w14:cap="rnd" w14:cmpd="sng" w14:algn="ctr">
                   <w14:noFill/>
                   <w14:prstDash w14:val="solid"/>
@@ -1554,63 +1559,63 @@
             </w:r>
             <w:r>
               <w:rPr>
-                <w:b/>
-                <w:bCs/>
                 <w:noProof/>
                 <w:webHidden/>
+                <w:sz w:val="28"/>
+                <w:szCs w:val="28"/>
               </w:rPr>
               <w:tab/>
             </w:r>
             <w:r>
               <w:rPr>
-                <w:b/>
-                <w:bCs/>
                 <w:noProof/>
                 <w:webHidden/>
+                <w:sz w:val="28"/>
+                <w:szCs w:val="28"/>
               </w:rPr>
               <w:fldChar w:fldCharType="begin"/>
             </w:r>
             <w:r>
               <w:rPr>
-                <w:b/>
-                <w:bCs/>
                 <w:noProof/>
                 <w:webHidden/>
-              </w:rPr>
-              <w:instrText xml:space="preserve"> PAGEREF _Toc243561951 \h </w:instrText>
-            </w:r>
-            <w:r>
-              <w:rPr>
-                <w:b/>
-                <w:bCs/>
+                <w:sz w:val="28"/>
+                <w:szCs w:val="28"/>
+              </w:rPr>
+              <w:instrText xml:space="preserve"> PAGEREF _Toc243732843 \h </w:instrText>
+            </w:r>
+            <w:r>
+              <w:rPr>
                 <w:noProof/>
                 <w:webHidden/>
-              </w:rPr>
-            </w:r>
-            <w:r>
-              <w:rPr>
-                <w:b/>
-                <w:bCs/>
+                <w:sz w:val="28"/>
+                <w:szCs w:val="28"/>
+              </w:rPr>
+            </w:r>
+            <w:r>
+              <w:rPr>
                 <w:noProof/>
                 <w:webHidden/>
+                <w:sz w:val="28"/>
+                <w:szCs w:val="28"/>
               </w:rPr>
               <w:fldChar w:fldCharType="separate"/>
             </w:r>
             <w:r>
               <w:rPr>
-                <w:b/>
-                <w:bCs/>
                 <w:noProof/>
                 <w:webHidden/>
+                <w:sz w:val="28"/>
+                <w:szCs w:val="28"/>
               </w:rPr>
               <w:t>4</w:t>
             </w:r>
             <w:r>
               <w:rPr>
-                <w:b/>
-                <w:bCs/>
                 <w:noProof/>
                 <w:webHidden/>
+                <w:sz w:val="28"/>
+                <w:szCs w:val="28"/>
               </w:rPr>
               <w:fldChar w:fldCharType="end"/>
             </w:r>
@@ -1623,90 +1628,95 @@
               <w:tab w:val="right" w:leader="dot" w:pos="8494"/>
             </w:tabs>
             <w:rPr>
-              <w:rFonts w:asciiTheme="minorHAnsi" w:eastAsiaTheme="minorEastAsia" w:hAnsiTheme="minorHAnsi" w:cstheme="minorBidi"/>
-              <w:b/>
-              <w:bCs/>
+              <w:rFonts w:ascii="Times New Roman" w:eastAsiaTheme="minorEastAsia" w:hAnsi="Times New Roman" w:cs="Times New Roman"/>
               <w:noProof/>
               <w:kern w:val="2"/>
-              <w:sz w:val="24"/>
-              <w:szCs w:val="24"/>
+              <w:sz w:val="28"/>
+              <w:szCs w:val="28"/>
               <w:lang w:val="en-GB" w:eastAsia="en-GB"/>
               <w14:ligatures w14:val="standardContextual"/>
             </w:rPr>
           </w:pPr>
-          <w:hyperlink w:anchor="_Toc243561952" w:history="1">
+          <w:hyperlink w:anchor="_Toc243732844" w:history="1">
             <w:r>
               <w:rPr>
                 <w:rStyle w:val="Hyperlink"/>
                 <w:rFonts w:ascii="Times New Roman" w:hAnsi="Times New Roman" w:cs="Times New Roman"/>
-                <w:b/>
-                <w:bCs/>
                 <w:i/>
                 <w:iCs/>
                 <w:noProof/>
+                <w:sz w:val="28"/>
+                <w:szCs w:val="28"/>
                 <w:lang w:val="en-GB"/>
               </w:rPr>
               <w:t>Introduction</w:t>
             </w:r>
             <w:r>
               <w:rPr>
-                <w:b/>
-                <w:bCs/>
+                <w:rFonts w:ascii="Times New Roman" w:hAnsi="Times New Roman" w:cs="Times New Roman"/>
                 <w:noProof/>
                 <w:webHidden/>
+                <w:sz w:val="28"/>
+                <w:szCs w:val="28"/>
               </w:rPr>
               <w:tab/>
             </w:r>
             <w:r>
               <w:rPr>
-                <w:b/>
-                <w:bCs/>
+                <w:rFonts w:ascii="Times New Roman" w:hAnsi="Times New Roman" w:cs="Times New Roman"/>
                 <w:noProof/>
                 <w:webHidden/>
+                <w:sz w:val="28"/>
+                <w:szCs w:val="28"/>
               </w:rPr>
               <w:fldChar w:fldCharType="begin"/>
             </w:r>
             <w:r>
               <w:rPr>
-                <w:b/>
-                <w:bCs/>
+                <w:rFonts w:ascii="Times New Roman" w:hAnsi="Times New Roman" w:cs="Times New Roman"/>
                 <w:noProof/>
                 <w:webHidden/>
-              </w:rPr>
-              <w:instrText xml:space="preserve"> PAGEREF _Toc243561952 \h </w:instrText>
-            </w:r>
-            <w:r>
-              <w:rPr>
-                <w:b/>
-                <w:bCs/>
+                <w:sz w:val="28"/>
+                <w:szCs w:val="28"/>
+              </w:rPr>
+              <w:instrText xml:space="preserve"> PAGEREF _Toc243732844 \h </w:instrText>
+            </w:r>
+            <w:r>
+              <w:rPr>
+                <w:rFonts w:ascii="Times New Roman" w:hAnsi="Times New Roman" w:cs="Times New Roman"/>
                 <w:noProof/>
                 <w:webHidden/>
-              </w:rPr>
-            </w:r>
-            <w:r>
-              <w:rPr>
-                <w:b/>
-                <w:bCs/>
+                <w:sz w:val="28"/>
+                <w:szCs w:val="28"/>
+              </w:rPr>
+            </w:r>
+            <w:r>
+              <w:rPr>
+                <w:rFonts w:ascii="Times New Roman" w:hAnsi="Times New Roman" w:cs="Times New Roman"/>
                 <w:noProof/>
                 <w:webHidden/>
+                <w:sz w:val="28"/>
+                <w:szCs w:val="28"/>
               </w:rPr>
               <w:fldChar w:fldCharType="separate"/>
             </w:r>
             <w:r>
               <w:rPr>
-                <w:b/>
-                <w:bCs/>
+                <w:rFonts w:ascii="Times New Roman" w:hAnsi="Times New Roman" w:cs="Times New Roman"/>
                 <w:noProof/>
                 <w:webHidden/>
+                <w:sz w:val="28"/>
+                <w:szCs w:val="28"/>
               </w:rPr>
               <w:t>4</w:t>
             </w:r>
             <w:r>
               <w:rPr>
-                <w:b/>
-                <w:bCs/>
+                <w:rFonts w:ascii="Times New Roman" w:hAnsi="Times New Roman" w:cs="Times New Roman"/>
                 <w:noProof/>
                 <w:webHidden/>
+                <w:sz w:val="28"/>
+                <w:szCs w:val="28"/>
               </w:rPr>
               <w:fldChar w:fldCharType="end"/>
             </w:r>
@@ -1719,89 +1729,94 @@
               <w:tab w:val="right" w:leader="dot" w:pos="8494"/>
             </w:tabs>
             <w:rPr>
-              <w:rFonts w:asciiTheme="minorHAnsi" w:eastAsiaTheme="minorEastAsia" w:hAnsiTheme="minorHAnsi" w:cstheme="minorBidi"/>
-              <w:b/>
-              <w:bCs/>
+              <w:rFonts w:ascii="Times New Roman" w:eastAsiaTheme="minorEastAsia" w:hAnsi="Times New Roman" w:cs="Times New Roman"/>
               <w:noProof/>
               <w:kern w:val="2"/>
-              <w:sz w:val="24"/>
-              <w:szCs w:val="24"/>
+              <w:sz w:val="28"/>
+              <w:szCs w:val="28"/>
               <w:lang w:val="en-GB" w:eastAsia="en-GB"/>
               <w14:ligatures w14:val="standardContextual"/>
             </w:rPr>
           </w:pPr>
-          <w:hyperlink w:anchor="_Toc243561953" w:history="1">
+          <w:hyperlink w:anchor="_Toc243732845" w:history="1">
             <w:r>
               <w:rPr>
                 <w:rStyle w:val="Hyperlink"/>
                 <w:rFonts w:ascii="Times New Roman" w:hAnsi="Times New Roman" w:cs="Times New Roman"/>
-                <w:b/>
-                <w:bCs/>
                 <w:i/>
                 <w:noProof/>
+                <w:sz w:val="28"/>
+                <w:szCs w:val="28"/>
                 <w:lang w:val="en-GB"/>
               </w:rPr>
               <w:t>Problem Definition</w:t>
             </w:r>
             <w:r>
               <w:rPr>
-                <w:b/>
-                <w:bCs/>
+                <w:rFonts w:ascii="Times New Roman" w:hAnsi="Times New Roman" w:cs="Times New Roman"/>
                 <w:noProof/>
                 <w:webHidden/>
+                <w:sz w:val="28"/>
+                <w:szCs w:val="28"/>
               </w:rPr>
               <w:tab/>
             </w:r>
             <w:r>
               <w:rPr>
-                <w:b/>
-                <w:bCs/>
+                <w:rFonts w:ascii="Times New Roman" w:hAnsi="Times New Roman" w:cs="Times New Roman"/>
                 <w:noProof/>
                 <w:webHidden/>
+                <w:sz w:val="28"/>
+                <w:szCs w:val="28"/>
               </w:rPr>
               <w:fldChar w:fldCharType="begin"/>
             </w:r>
             <w:r>
               <w:rPr>
-                <w:b/>
-                <w:bCs/>
+                <w:rFonts w:ascii="Times New Roman" w:hAnsi="Times New Roman" w:cs="Times New Roman"/>
                 <w:noProof/>
                 <w:webHidden/>
-              </w:rPr>
-              <w:instrText xml:space="preserve"> PAGEREF _Toc243561953 \h </w:instrText>
-            </w:r>
-            <w:r>
-              <w:rPr>
-                <w:b/>
-                <w:bCs/>
+                <w:sz w:val="28"/>
+                <w:szCs w:val="28"/>
+              </w:rPr>
+              <w:instrText xml:space="preserve"> PAGEREF _Toc243732845 \h </w:instrText>
+            </w:r>
+            <w:r>
+              <w:rPr>
+                <w:rFonts w:ascii="Times New Roman" w:hAnsi="Times New Roman" w:cs="Times New Roman"/>
                 <w:noProof/>
                 <w:webHidden/>
-              </w:rPr>
-            </w:r>
-            <w:r>
-              <w:rPr>
-                <w:b/>
-                <w:bCs/>
+                <w:sz w:val="28"/>
+                <w:szCs w:val="28"/>
+              </w:rPr>
+            </w:r>
+            <w:r>
+              <w:rPr>
+                <w:rFonts w:ascii="Times New Roman" w:hAnsi="Times New Roman" w:cs="Times New Roman"/>
                 <w:noProof/>
                 <w:webHidden/>
+                <w:sz w:val="28"/>
+                <w:szCs w:val="28"/>
               </w:rPr>
               <w:fldChar w:fldCharType="separate"/>
             </w:r>
             <w:r>
               <w:rPr>
-                <w:b/>
-                <w:bCs/>
+                <w:rFonts w:ascii="Times New Roman" w:hAnsi="Times New Roman" w:cs="Times New Roman"/>
                 <w:noProof/>
                 <w:webHidden/>
+                <w:sz w:val="28"/>
+                <w:szCs w:val="28"/>
               </w:rPr>
               <w:t>4</w:t>
             </w:r>
             <w:r>
               <w:rPr>
-                <w:b/>
-                <w:bCs/>
+                <w:rFonts w:ascii="Times New Roman" w:hAnsi="Times New Roman" w:cs="Times New Roman"/>
                 <w:noProof/>
                 <w:webHidden/>
+                <w:sz w:val="28"/>
+                <w:szCs w:val="28"/>
               </w:rPr>
               <w:fldChar w:fldCharType="end"/>
             </w:r>
@@ -1814,90 +1829,95 @@
               <w:tab w:val="right" w:leader="dot" w:pos="8494"/>
             </w:tabs>
             <w:rPr>
-              <w:rFonts w:asciiTheme="minorHAnsi" w:eastAsiaTheme="minorEastAsia" w:hAnsiTheme="minorHAnsi" w:cstheme="minorBidi"/>
-              <w:b/>
-              <w:bCs/>
+              <w:rFonts w:ascii="Times New Roman" w:eastAsiaTheme="minorEastAsia" w:hAnsi="Times New Roman" w:cs="Times New Roman"/>
               <w:noProof/>
               <w:kern w:val="2"/>
-              <w:sz w:val="24"/>
-              <w:szCs w:val="24"/>
+              <w:sz w:val="28"/>
+              <w:szCs w:val="28"/>
               <w:lang w:val="en-GB" w:eastAsia="en-GB"/>
               <w14:ligatures w14:val="standardContextual"/>
             </w:rPr>
           </w:pPr>
-          <w:hyperlink w:anchor="_Toc243561954" w:history="1">
+          <w:hyperlink w:anchor="_Toc243732846" w:history="1">
             <w:r>
               <w:rPr>
                 <w:rStyle w:val="Hyperlink"/>
                 <w:rFonts w:ascii="Times New Roman" w:hAnsi="Times New Roman" w:cs="Times New Roman"/>
-                <w:b/>
-                <w:bCs/>
                 <w:i/>
                 <w:iCs/>
                 <w:noProof/>
+                <w:sz w:val="28"/>
+                <w:szCs w:val="28"/>
                 <w:lang w:val="en-GB"/>
               </w:rPr>
               <w:t>Aim and Objectives</w:t>
             </w:r>
             <w:r>
               <w:rPr>
-                <w:b/>
-                <w:bCs/>
+                <w:rFonts w:ascii="Times New Roman" w:hAnsi="Times New Roman" w:cs="Times New Roman"/>
                 <w:noProof/>
                 <w:webHidden/>
+                <w:sz w:val="28"/>
+                <w:szCs w:val="28"/>
               </w:rPr>
               <w:tab/>
             </w:r>
             <w:r>
               <w:rPr>
-                <w:b/>
-                <w:bCs/>
+                <w:rFonts w:ascii="Times New Roman" w:hAnsi="Times New Roman" w:cs="Times New Roman"/>
                 <w:noProof/>
                 <w:webHidden/>
+                <w:sz w:val="28"/>
+                <w:szCs w:val="28"/>
               </w:rPr>
               <w:fldChar w:fldCharType="begin"/>
             </w:r>
             <w:r>
               <w:rPr>
-                <w:b/>
-                <w:bCs/>
+                <w:rFonts w:ascii="Times New Roman" w:hAnsi="Times New Roman" w:cs="Times New Roman"/>
                 <w:noProof/>
                 <w:webHidden/>
-              </w:rPr>
-              <w:instrText xml:space="preserve"> PAGEREF _Toc243561954 \h </w:instrText>
-            </w:r>
-            <w:r>
-              <w:rPr>
-                <w:b/>
-                <w:bCs/>
+                <w:sz w:val="28"/>
+                <w:szCs w:val="28"/>
+              </w:rPr>
+              <w:instrText xml:space="preserve"> PAGEREF _Toc243732846 \h </w:instrText>
+            </w:r>
+            <w:r>
+              <w:rPr>
+                <w:rFonts w:ascii="Times New Roman" w:hAnsi="Times New Roman" w:cs="Times New Roman"/>
                 <w:noProof/>
                 <w:webHidden/>
-              </w:rPr>
-            </w:r>
-            <w:r>
-              <w:rPr>
-                <w:b/>
-                <w:bCs/>
+                <w:sz w:val="28"/>
+                <w:szCs w:val="28"/>
+              </w:rPr>
+            </w:r>
+            <w:r>
+              <w:rPr>
+                <w:rFonts w:ascii="Times New Roman" w:hAnsi="Times New Roman" w:cs="Times New Roman"/>
                 <w:noProof/>
                 <w:webHidden/>
+                <w:sz w:val="28"/>
+                <w:szCs w:val="28"/>
               </w:rPr>
               <w:fldChar w:fldCharType="separate"/>
             </w:r>
             <w:r>
               <w:rPr>
-                <w:b/>
-                <w:bCs/>
+                <w:rFonts w:ascii="Times New Roman" w:hAnsi="Times New Roman" w:cs="Times New Roman"/>
                 <w:noProof/>
                 <w:webHidden/>
+                <w:sz w:val="28"/>
+                <w:szCs w:val="28"/>
               </w:rPr>
               <w:t>4</w:t>
             </w:r>
             <w:r>
               <w:rPr>
-                <w:b/>
-                <w:bCs/>
+                <w:rFonts w:ascii="Times New Roman" w:hAnsi="Times New Roman" w:cs="Times New Roman"/>
                 <w:noProof/>
                 <w:webHidden/>
+                <w:sz w:val="28"/>
+                <w:szCs w:val="28"/>
               </w:rPr>
               <w:fldChar w:fldCharType="end"/>
             </w:r>
@@ -1910,90 +1930,95 @@
               <w:tab w:val="right" w:leader="dot" w:pos="8494"/>
             </w:tabs>
             <w:rPr>
-              <w:rFonts w:asciiTheme="minorHAnsi" w:eastAsiaTheme="minorEastAsia" w:hAnsiTheme="minorHAnsi" w:cstheme="minorBidi"/>
-              <w:b/>
-              <w:bCs/>
+              <w:rFonts w:ascii="Times New Roman" w:eastAsiaTheme="minorEastAsia" w:hAnsi="Times New Roman" w:cs="Times New Roman"/>
               <w:noProof/>
               <w:kern w:val="2"/>
-              <w:sz w:val="24"/>
-              <w:szCs w:val="24"/>
+              <w:sz w:val="28"/>
+              <w:szCs w:val="28"/>
               <w:lang w:val="en-GB" w:eastAsia="en-GB"/>
               <w14:ligatures w14:val="standardContextual"/>
             </w:rPr>
           </w:pPr>
-          <w:hyperlink w:anchor="_Toc243561955" w:history="1">
+          <w:hyperlink w:anchor="_Toc243732847" w:history="1">
             <w:r>
               <w:rPr>
                 <w:rStyle w:val="Hyperlink"/>
                 <w:rFonts w:ascii="Times New Roman" w:hAnsi="Times New Roman" w:cs="Times New Roman"/>
-                <w:b/>
-                <w:bCs/>
                 <w:i/>
                 <w:iCs/>
                 <w:noProof/>
+                <w:sz w:val="28"/>
+                <w:szCs w:val="28"/>
                 <w:lang w:val="en-GB"/>
               </w:rPr>
               <w:t>Scope</w:t>
             </w:r>
             <w:r>
               <w:rPr>
-                <w:b/>
-                <w:bCs/>
+                <w:rFonts w:ascii="Times New Roman" w:hAnsi="Times New Roman" w:cs="Times New Roman"/>
                 <w:noProof/>
                 <w:webHidden/>
+                <w:sz w:val="28"/>
+                <w:szCs w:val="28"/>
               </w:rPr>
               <w:tab/>
             </w:r>
             <w:r>
               <w:rPr>
-                <w:b/>
-                <w:bCs/>
+                <w:rFonts w:ascii="Times New Roman" w:hAnsi="Times New Roman" w:cs="Times New Roman"/>
                 <w:noProof/>
                 <w:webHidden/>
+                <w:sz w:val="28"/>
+                <w:szCs w:val="28"/>
               </w:rPr>
               <w:fldChar w:fldCharType="begin"/>
             </w:r>
             <w:r>
               <w:rPr>
-                <w:b/>
-                <w:bCs/>
+                <w:rFonts w:ascii="Times New Roman" w:hAnsi="Times New Roman" w:cs="Times New Roman"/>
                 <w:noProof/>
                 <w:webHidden/>
-              </w:rPr>
-              <w:instrText xml:space="preserve"> PAGEREF _Toc243561955 \h </w:instrText>
-            </w:r>
-            <w:r>
-              <w:rPr>
-                <w:b/>
-                <w:bCs/>
+                <w:sz w:val="28"/>
+                <w:szCs w:val="28"/>
+              </w:rPr>
+              <w:instrText xml:space="preserve"> PAGEREF _Toc243732847 \h </w:instrText>
+            </w:r>
+            <w:r>
+              <w:rPr>
+                <w:rFonts w:ascii="Times New Roman" w:hAnsi="Times New Roman" w:cs="Times New Roman"/>
                 <w:noProof/>
                 <w:webHidden/>
-              </w:rPr>
-            </w:r>
-            <w:r>
-              <w:rPr>
-                <w:b/>
-                <w:bCs/>
+                <w:sz w:val="28"/>
+                <w:szCs w:val="28"/>
+              </w:rPr>
+            </w:r>
+            <w:r>
+              <w:rPr>
+                <w:rFonts w:ascii="Times New Roman" w:hAnsi="Times New Roman" w:cs="Times New Roman"/>
                 <w:noProof/>
                 <w:webHidden/>
+                <w:sz w:val="28"/>
+                <w:szCs w:val="28"/>
               </w:rPr>
               <w:fldChar w:fldCharType="separate"/>
             </w:r>
             <w:r>
               <w:rPr>
-                <w:b/>
-                <w:bCs/>
+                <w:rFonts w:ascii="Times New Roman" w:hAnsi="Times New Roman" w:cs="Times New Roman"/>
                 <w:noProof/>
                 <w:webHidden/>
+                <w:sz w:val="28"/>
+                <w:szCs w:val="28"/>
               </w:rPr>
               <w:t>5</w:t>
             </w:r>
             <w:r>
               <w:rPr>
-                <w:b/>
-                <w:bCs/>
+                <w:rFonts w:ascii="Times New Roman" w:hAnsi="Times New Roman" w:cs="Times New Roman"/>
                 <w:noProof/>
                 <w:webHidden/>
+                <w:sz w:val="28"/>
+                <w:szCs w:val="28"/>
               </w:rPr>
               <w:fldChar w:fldCharType="end"/>
             </w:r>
@@ -2006,90 +2031,95 @@
               <w:tab w:val="right" w:leader="dot" w:pos="8494"/>
             </w:tabs>
             <w:rPr>
-              <w:rFonts w:asciiTheme="minorHAnsi" w:eastAsiaTheme="minorEastAsia" w:hAnsiTheme="minorHAnsi" w:cstheme="minorBidi"/>
-              <w:b/>
-              <w:bCs/>
+              <w:rFonts w:ascii="Times New Roman" w:eastAsiaTheme="minorEastAsia" w:hAnsi="Times New Roman" w:cs="Times New Roman"/>
               <w:noProof/>
               <w:kern w:val="2"/>
-              <w:sz w:val="24"/>
-              <w:szCs w:val="24"/>
+              <w:sz w:val="28"/>
+              <w:szCs w:val="28"/>
               <w:lang w:val="en-GB" w:eastAsia="en-GB"/>
               <w14:ligatures w14:val="standardContextual"/>
             </w:rPr>
           </w:pPr>
-          <w:hyperlink w:anchor="_Toc243561956" w:history="1">
+          <w:hyperlink w:anchor="_Toc243732848" w:history="1">
             <w:r>
               <w:rPr>
                 <w:rStyle w:val="Hyperlink"/>
                 <w:rFonts w:ascii="Times New Roman" w:eastAsia="Times New Roman" w:hAnsi="Times New Roman" w:cs="Times New Roman"/>
-                <w:b/>
-                <w:bCs/>
                 <w:i/>
                 <w:iCs/>
                 <w:noProof/>
+                <w:sz w:val="28"/>
+                <w:szCs w:val="28"/>
                 <w:lang w:val="en-GB" w:eastAsia="en-GB"/>
               </w:rPr>
               <w:t>Methodology</w:t>
             </w:r>
             <w:r>
               <w:rPr>
-                <w:b/>
-                <w:bCs/>
+                <w:rFonts w:ascii="Times New Roman" w:hAnsi="Times New Roman" w:cs="Times New Roman"/>
                 <w:noProof/>
                 <w:webHidden/>
+                <w:sz w:val="28"/>
+                <w:szCs w:val="28"/>
               </w:rPr>
               <w:tab/>
             </w:r>
             <w:r>
               <w:rPr>
-                <w:b/>
-                <w:bCs/>
+                <w:rFonts w:ascii="Times New Roman" w:hAnsi="Times New Roman" w:cs="Times New Roman"/>
                 <w:noProof/>
                 <w:webHidden/>
+                <w:sz w:val="28"/>
+                <w:szCs w:val="28"/>
               </w:rPr>
               <w:fldChar w:fldCharType="begin"/>
             </w:r>
             <w:r>
               <w:rPr>
-                <w:b/>
-                <w:bCs/>
+                <w:rFonts w:ascii="Times New Roman" w:hAnsi="Times New Roman" w:cs="Times New Roman"/>
                 <w:noProof/>
                 <w:webHidden/>
-              </w:rPr>
-              <w:instrText xml:space="preserve"> PAGEREF _Toc243561956 \h </w:instrText>
-            </w:r>
-            <w:r>
-              <w:rPr>
-                <w:b/>
-                <w:bCs/>
+                <w:sz w:val="28"/>
+                <w:szCs w:val="28"/>
+              </w:rPr>
+              <w:instrText xml:space="preserve"> PAGEREF _Toc243732848 \h </w:instrText>
+            </w:r>
+            <w:r>
+              <w:rPr>
+                <w:rFonts w:ascii="Times New Roman" w:hAnsi="Times New Roman" w:cs="Times New Roman"/>
                 <w:noProof/>
                 <w:webHidden/>
-              </w:rPr>
-            </w:r>
-            <w:r>
-              <w:rPr>
-                <w:b/>
-                <w:bCs/>
+                <w:sz w:val="28"/>
+                <w:szCs w:val="28"/>
+              </w:rPr>
+            </w:r>
+            <w:r>
+              <w:rPr>
+                <w:rFonts w:ascii="Times New Roman" w:hAnsi="Times New Roman" w:cs="Times New Roman"/>
                 <w:noProof/>
                 <w:webHidden/>
+                <w:sz w:val="28"/>
+                <w:szCs w:val="28"/>
               </w:rPr>
               <w:fldChar w:fldCharType="separate"/>
             </w:r>
             <w:r>
               <w:rPr>
-                <w:b/>
-                <w:bCs/>
+                <w:rFonts w:ascii="Times New Roman" w:hAnsi="Times New Roman" w:cs="Times New Roman"/>
                 <w:noProof/>
                 <w:webHidden/>
-              </w:rPr>
-              <w:t>6</w:t>
-            </w:r>
-            <w:r>
-              <w:rPr>
-                <w:b/>
-                <w:bCs/>
+                <w:sz w:val="28"/>
+                <w:szCs w:val="28"/>
+              </w:rPr>
+              <w:t>5</w:t>
+            </w:r>
+            <w:r>
+              <w:rPr>
+                <w:rFonts w:ascii="Times New Roman" w:hAnsi="Times New Roman" w:cs="Times New Roman"/>
                 <w:noProof/>
                 <w:webHidden/>
+                <w:sz w:val="28"/>
+                <w:szCs w:val="28"/>
               </w:rPr>
               <w:fldChar w:fldCharType="end"/>
             </w:r>
@@ -2102,90 +2132,95 @@
               <w:tab w:val="right" w:leader="dot" w:pos="8494"/>
             </w:tabs>
             <w:rPr>
-              <w:rFonts w:asciiTheme="minorHAnsi" w:eastAsiaTheme="minorEastAsia" w:hAnsiTheme="minorHAnsi" w:cstheme="minorBidi"/>
-              <w:b/>
-              <w:bCs/>
+              <w:rFonts w:ascii="Times New Roman" w:eastAsiaTheme="minorEastAsia" w:hAnsi="Times New Roman" w:cs="Times New Roman"/>
               <w:noProof/>
               <w:kern w:val="2"/>
-              <w:sz w:val="24"/>
-              <w:szCs w:val="24"/>
+              <w:sz w:val="28"/>
+              <w:szCs w:val="28"/>
               <w:lang w:val="en-GB" w:eastAsia="en-GB"/>
               <w14:ligatures w14:val="standardContextual"/>
             </w:rPr>
           </w:pPr>
-          <w:hyperlink w:anchor="_Toc243561957" w:history="1">
+          <w:hyperlink w:anchor="_Toc243732849" w:history="1">
             <w:r>
               <w:rPr>
                 <w:rStyle w:val="Hyperlink"/>
                 <w:rFonts w:ascii="Times New Roman" w:eastAsia="Times New Roman" w:hAnsi="Times New Roman" w:cs="Times New Roman"/>
-                <w:b/>
-                <w:bCs/>
                 <w:i/>
                 <w:iCs/>
                 <w:noProof/>
+                <w:sz w:val="28"/>
+                <w:szCs w:val="28"/>
                 <w:lang w:val="en-GB" w:eastAsia="en-GB"/>
               </w:rPr>
               <w:t>Data Sources</w:t>
             </w:r>
             <w:r>
               <w:rPr>
-                <w:b/>
-                <w:bCs/>
+                <w:rFonts w:ascii="Times New Roman" w:hAnsi="Times New Roman" w:cs="Times New Roman"/>
                 <w:noProof/>
                 <w:webHidden/>
+                <w:sz w:val="28"/>
+                <w:szCs w:val="28"/>
               </w:rPr>
               <w:tab/>
             </w:r>
             <w:r>
               <w:rPr>
-                <w:b/>
-                <w:bCs/>
+                <w:rFonts w:ascii="Times New Roman" w:hAnsi="Times New Roman" w:cs="Times New Roman"/>
                 <w:noProof/>
                 <w:webHidden/>
+                <w:sz w:val="28"/>
+                <w:szCs w:val="28"/>
               </w:rPr>
               <w:fldChar w:fldCharType="begin"/>
             </w:r>
             <w:r>
               <w:rPr>
-                <w:b/>
-                <w:bCs/>
+                <w:rFonts w:ascii="Times New Roman" w:hAnsi="Times New Roman" w:cs="Times New Roman"/>
                 <w:noProof/>
                 <w:webHidden/>
-              </w:rPr>
-              <w:instrText xml:space="preserve"> PAGEREF _Toc243561957 \h </w:instrText>
-            </w:r>
-            <w:r>
-              <w:rPr>
-                <w:b/>
-                <w:bCs/>
+                <w:sz w:val="28"/>
+                <w:szCs w:val="28"/>
+              </w:rPr>
+              <w:instrText xml:space="preserve"> PAGEREF _Toc243732849 \h </w:instrText>
+            </w:r>
+            <w:r>
+              <w:rPr>
+                <w:rFonts w:ascii="Times New Roman" w:hAnsi="Times New Roman" w:cs="Times New Roman"/>
                 <w:noProof/>
                 <w:webHidden/>
-              </w:rPr>
-            </w:r>
-            <w:r>
-              <w:rPr>
-                <w:b/>
-                <w:bCs/>
+                <w:sz w:val="28"/>
+                <w:szCs w:val="28"/>
+              </w:rPr>
+            </w:r>
+            <w:r>
+              <w:rPr>
+                <w:rFonts w:ascii="Times New Roman" w:hAnsi="Times New Roman" w:cs="Times New Roman"/>
                 <w:noProof/>
                 <w:webHidden/>
+                <w:sz w:val="28"/>
+                <w:szCs w:val="28"/>
               </w:rPr>
               <w:fldChar w:fldCharType="separate"/>
             </w:r>
             <w:r>
               <w:rPr>
-                <w:b/>
-                <w:bCs/>
+                <w:rFonts w:ascii="Times New Roman" w:hAnsi="Times New Roman" w:cs="Times New Roman"/>
                 <w:noProof/>
                 <w:webHidden/>
+                <w:sz w:val="28"/>
+                <w:szCs w:val="28"/>
               </w:rPr>
               <w:t>6</w:t>
             </w:r>
             <w:r>
               <w:rPr>
-                <w:b/>
-                <w:bCs/>
+                <w:rFonts w:ascii="Times New Roman" w:hAnsi="Times New Roman" w:cs="Times New Roman"/>
                 <w:noProof/>
                 <w:webHidden/>
+                <w:sz w:val="28"/>
+                <w:szCs w:val="28"/>
               </w:rPr>
               <w:fldChar w:fldCharType="end"/>
             </w:r>
@@ -2198,90 +2233,95 @@
               <w:tab w:val="right" w:leader="dot" w:pos="8494"/>
             </w:tabs>
             <w:rPr>
-              <w:rFonts w:asciiTheme="minorHAnsi" w:eastAsiaTheme="minorEastAsia" w:hAnsiTheme="minorHAnsi" w:cstheme="minorBidi"/>
-              <w:b/>
-              <w:bCs/>
+              <w:rFonts w:ascii="Times New Roman" w:eastAsiaTheme="minorEastAsia" w:hAnsi="Times New Roman" w:cs="Times New Roman"/>
               <w:noProof/>
               <w:kern w:val="2"/>
-              <w:sz w:val="24"/>
-              <w:szCs w:val="24"/>
+              <w:sz w:val="28"/>
+              <w:szCs w:val="28"/>
               <w:lang w:val="en-GB" w:eastAsia="en-GB"/>
               <w14:ligatures w14:val="standardContextual"/>
             </w:rPr>
           </w:pPr>
-          <w:hyperlink w:anchor="_Toc243561958" w:history="1">
+          <w:hyperlink w:anchor="_Toc243732850" w:history="1">
             <w:r>
               <w:rPr>
                 <w:rStyle w:val="Hyperlink"/>
                 <w:rFonts w:ascii="Times New Roman" w:eastAsia="Times New Roman" w:hAnsi="Times New Roman" w:cs="Times New Roman"/>
-                <w:b/>
-                <w:bCs/>
                 <w:i/>
                 <w:iCs/>
                 <w:noProof/>
+                <w:sz w:val="28"/>
+                <w:szCs w:val="28"/>
                 <w:lang w:val="en-GB" w:eastAsia="en-GB"/>
               </w:rPr>
               <w:t>Expected Deliverables</w:t>
             </w:r>
             <w:r>
               <w:rPr>
-                <w:b/>
-                <w:bCs/>
+                <w:rFonts w:ascii="Times New Roman" w:hAnsi="Times New Roman" w:cs="Times New Roman"/>
                 <w:noProof/>
                 <w:webHidden/>
+                <w:sz w:val="28"/>
+                <w:szCs w:val="28"/>
               </w:rPr>
               <w:tab/>
             </w:r>
             <w:r>
               <w:rPr>
-                <w:b/>
-                <w:bCs/>
+                <w:rFonts w:ascii="Times New Roman" w:hAnsi="Times New Roman" w:cs="Times New Roman"/>
                 <w:noProof/>
                 <w:webHidden/>
+                <w:sz w:val="28"/>
+                <w:szCs w:val="28"/>
               </w:rPr>
               <w:fldChar w:fldCharType="begin"/>
             </w:r>
             <w:r>
               <w:rPr>
-                <w:b/>
-                <w:bCs/>
+                <w:rFonts w:ascii="Times New Roman" w:hAnsi="Times New Roman" w:cs="Times New Roman"/>
                 <w:noProof/>
                 <w:webHidden/>
-              </w:rPr>
-              <w:instrText xml:space="preserve"> PAGEREF _Toc243561958 \h </w:instrText>
-            </w:r>
-            <w:r>
-              <w:rPr>
-                <w:b/>
-                <w:bCs/>
+                <w:sz w:val="28"/>
+                <w:szCs w:val="28"/>
+              </w:rPr>
+              <w:instrText xml:space="preserve"> PAGEREF _Toc243732850 \h </w:instrText>
+            </w:r>
+            <w:r>
+              <w:rPr>
+                <w:rFonts w:ascii="Times New Roman" w:hAnsi="Times New Roman" w:cs="Times New Roman"/>
                 <w:noProof/>
                 <w:webHidden/>
-              </w:rPr>
-            </w:r>
-            <w:r>
-              <w:rPr>
-                <w:b/>
-                <w:bCs/>
+                <w:sz w:val="28"/>
+                <w:szCs w:val="28"/>
+              </w:rPr>
+            </w:r>
+            <w:r>
+              <w:rPr>
+                <w:rFonts w:ascii="Times New Roman" w:hAnsi="Times New Roman" w:cs="Times New Roman"/>
                 <w:noProof/>
                 <w:webHidden/>
+                <w:sz w:val="28"/>
+                <w:szCs w:val="28"/>
               </w:rPr>
               <w:fldChar w:fldCharType="separate"/>
             </w:r>
             <w:r>
               <w:rPr>
-                <w:b/>
-                <w:bCs/>
+                <w:rFonts w:ascii="Times New Roman" w:hAnsi="Times New Roman" w:cs="Times New Roman"/>
                 <w:noProof/>
                 <w:webHidden/>
+                <w:sz w:val="28"/>
+                <w:szCs w:val="28"/>
               </w:rPr>
               <w:t>7</w:t>
             </w:r>
             <w:r>
               <w:rPr>
-                <w:b/>
-                <w:bCs/>
+                <w:rFonts w:ascii="Times New Roman" w:hAnsi="Times New Roman" w:cs="Times New Roman"/>
                 <w:noProof/>
                 <w:webHidden/>
+                <w:sz w:val="28"/>
+                <w:szCs w:val="28"/>
               </w:rPr>
               <w:fldChar w:fldCharType="end"/>
             </w:r>
@@ -2294,90 +2334,95 @@
               <w:tab w:val="right" w:leader="dot" w:pos="8494"/>
             </w:tabs>
             <w:rPr>
-              <w:rFonts w:asciiTheme="minorHAnsi" w:eastAsiaTheme="minorEastAsia" w:hAnsiTheme="minorHAnsi" w:cstheme="minorBidi"/>
-              <w:b/>
-              <w:bCs/>
+              <w:rFonts w:ascii="Times New Roman" w:eastAsiaTheme="minorEastAsia" w:hAnsi="Times New Roman" w:cs="Times New Roman"/>
               <w:noProof/>
               <w:kern w:val="2"/>
-              <w:sz w:val="24"/>
-              <w:szCs w:val="24"/>
+              <w:sz w:val="28"/>
+              <w:szCs w:val="28"/>
               <w:lang w:val="en-GB" w:eastAsia="en-GB"/>
               <w14:ligatures w14:val="standardContextual"/>
             </w:rPr>
           </w:pPr>
-          <w:hyperlink w:anchor="_Toc243561959" w:history="1">
+          <w:hyperlink w:anchor="_Toc243732851" w:history="1">
             <w:r>
               <w:rPr>
                 <w:rStyle w:val="Hyperlink"/>
                 <w:rFonts w:ascii="Times New Roman" w:hAnsi="Times New Roman" w:cs="Times New Roman"/>
-                <w:b/>
-                <w:bCs/>
                 <w:i/>
                 <w:iCs/>
                 <w:noProof/>
+                <w:sz w:val="28"/>
+                <w:szCs w:val="28"/>
                 <w:lang w:val="en-GB"/>
               </w:rPr>
               <w:t>Project Timeline</w:t>
             </w:r>
             <w:r>
               <w:rPr>
-                <w:b/>
-                <w:bCs/>
+                <w:rFonts w:ascii="Times New Roman" w:hAnsi="Times New Roman" w:cs="Times New Roman"/>
                 <w:noProof/>
                 <w:webHidden/>
+                <w:sz w:val="28"/>
+                <w:szCs w:val="28"/>
               </w:rPr>
               <w:tab/>
             </w:r>
             <w:r>
               <w:rPr>
-                <w:b/>
-                <w:bCs/>
+                <w:rFonts w:ascii="Times New Roman" w:hAnsi="Times New Roman" w:cs="Times New Roman"/>
                 <w:noProof/>
                 <w:webHidden/>
+                <w:sz w:val="28"/>
+                <w:szCs w:val="28"/>
               </w:rPr>
               <w:fldChar w:fldCharType="begin"/>
             </w:r>
             <w:r>
               <w:rPr>
-                <w:b/>
-                <w:bCs/>
+                <w:rFonts w:ascii="Times New Roman" w:hAnsi="Times New Roman" w:cs="Times New Roman"/>
                 <w:noProof/>
                 <w:webHidden/>
-              </w:rPr>
-              <w:instrText xml:space="preserve"> PAGEREF _Toc243561959 \h </w:instrText>
-            </w:r>
-            <w:r>
-              <w:rPr>
-                <w:b/>
-                <w:bCs/>
+                <w:sz w:val="28"/>
+                <w:szCs w:val="28"/>
+              </w:rPr>
+              <w:instrText xml:space="preserve"> PAGEREF _Toc243732851 \h </w:instrText>
+            </w:r>
+            <w:r>
+              <w:rPr>
+                <w:rFonts w:ascii="Times New Roman" w:hAnsi="Times New Roman" w:cs="Times New Roman"/>
                 <w:noProof/>
                 <w:webHidden/>
-              </w:rPr>
-            </w:r>
-            <w:r>
-              <w:rPr>
-                <w:b/>
-                <w:bCs/>
+                <w:sz w:val="28"/>
+                <w:szCs w:val="28"/>
+              </w:rPr>
+            </w:r>
+            <w:r>
+              <w:rPr>
+                <w:rFonts w:ascii="Times New Roman" w:hAnsi="Times New Roman" w:cs="Times New Roman"/>
                 <w:noProof/>
                 <w:webHidden/>
+                <w:sz w:val="28"/>
+                <w:szCs w:val="28"/>
               </w:rPr>
               <w:fldChar w:fldCharType="separate"/>
             </w:r>
             <w:r>
               <w:rPr>
-                <w:b/>
-                <w:bCs/>
+                <w:rFonts w:ascii="Times New Roman" w:hAnsi="Times New Roman" w:cs="Times New Roman"/>
                 <w:noProof/>
                 <w:webHidden/>
+                <w:sz w:val="28"/>
+                <w:szCs w:val="28"/>
               </w:rPr>
               <w:t>7</w:t>
             </w:r>
             <w:r>
               <w:rPr>
-                <w:b/>
-                <w:bCs/>
+                <w:rFonts w:ascii="Times New Roman" w:hAnsi="Times New Roman" w:cs="Times New Roman"/>
                 <w:noProof/>
                 <w:webHidden/>
+                <w:sz w:val="28"/>
+                <w:szCs w:val="28"/>
               </w:rPr>
               <w:fldChar w:fldCharType="end"/>
             </w:r>
@@ -2390,89 +2435,94 @@
               <w:tab w:val="right" w:leader="dot" w:pos="8494"/>
             </w:tabs>
             <w:rPr>
-              <w:rFonts w:asciiTheme="minorHAnsi" w:eastAsiaTheme="minorEastAsia" w:hAnsiTheme="minorHAnsi" w:cstheme="minorBidi"/>
-              <w:b/>
-              <w:bCs/>
+              <w:rFonts w:ascii="Times New Roman" w:eastAsiaTheme="minorEastAsia" w:hAnsi="Times New Roman" w:cs="Times New Roman"/>
               <w:noProof/>
               <w:kern w:val="2"/>
-              <w:sz w:val="24"/>
-              <w:szCs w:val="24"/>
+              <w:sz w:val="28"/>
+              <w:szCs w:val="28"/>
               <w:lang w:val="en-GB" w:eastAsia="en-GB"/>
               <w14:ligatures w14:val="standardContextual"/>
             </w:rPr>
           </w:pPr>
-          <w:hyperlink w:anchor="_Toc243561960" w:history="1">
+          <w:hyperlink w:anchor="_Toc243732852" w:history="1">
             <w:r>
               <w:rPr>
                 <w:rStyle w:val="Hyperlink"/>
                 <w:rFonts w:ascii="Times New Roman" w:hAnsi="Times New Roman" w:cs="Times New Roman"/>
-                <w:b/>
-                <w:bCs/>
                 <w:i/>
                 <w:iCs/>
                 <w:noProof/>
+                <w:sz w:val="28"/>
+                <w:szCs w:val="28"/>
               </w:rPr>
               <w:t>Ethical and Legal Considerations</w:t>
             </w:r>
             <w:r>
               <w:rPr>
-                <w:b/>
-                <w:bCs/>
+                <w:rFonts w:ascii="Times New Roman" w:hAnsi="Times New Roman" w:cs="Times New Roman"/>
                 <w:noProof/>
                 <w:webHidden/>
+                <w:sz w:val="28"/>
+                <w:szCs w:val="28"/>
               </w:rPr>
               <w:tab/>
             </w:r>
             <w:r>
               <w:rPr>
-                <w:b/>
-                <w:bCs/>
+                <w:rFonts w:ascii="Times New Roman" w:hAnsi="Times New Roman" w:cs="Times New Roman"/>
                 <w:noProof/>
                 <w:webHidden/>
+                <w:sz w:val="28"/>
+                <w:szCs w:val="28"/>
               </w:rPr>
               <w:fldChar w:fldCharType="begin"/>
             </w:r>
             <w:r>
               <w:rPr>
-                <w:b/>
-                <w:bCs/>
+                <w:rFonts w:ascii="Times New Roman" w:hAnsi="Times New Roman" w:cs="Times New Roman"/>
                 <w:noProof/>
                 <w:webHidden/>
-              </w:rPr>
-              <w:instrText xml:space="preserve"> PAGEREF _Toc243561960 \h </w:instrText>
-            </w:r>
-            <w:r>
-              <w:rPr>
-                <w:b/>
-                <w:bCs/>
+                <w:sz w:val="28"/>
+                <w:szCs w:val="28"/>
+              </w:rPr>
+              <w:instrText xml:space="preserve"> PAGEREF _Toc243732852 \h </w:instrText>
+            </w:r>
+            <w:r>
+              <w:rPr>
+                <w:rFonts w:ascii="Times New Roman" w:hAnsi="Times New Roman" w:cs="Times New Roman"/>
                 <w:noProof/>
                 <w:webHidden/>
-              </w:rPr>
-            </w:r>
-            <w:r>
-              <w:rPr>
-                <w:b/>
-                <w:bCs/>
+                <w:sz w:val="28"/>
+                <w:szCs w:val="28"/>
+              </w:rPr>
+            </w:r>
+            <w:r>
+              <w:rPr>
+                <w:rFonts w:ascii="Times New Roman" w:hAnsi="Times New Roman" w:cs="Times New Roman"/>
                 <w:noProof/>
                 <w:webHidden/>
+                <w:sz w:val="28"/>
+                <w:szCs w:val="28"/>
               </w:rPr>
               <w:fldChar w:fldCharType="separate"/>
             </w:r>
             <w:r>
               <w:rPr>
-                <w:b/>
-                <w:bCs/>
+                <w:rFonts w:ascii="Times New Roman" w:hAnsi="Times New Roman" w:cs="Times New Roman"/>
                 <w:noProof/>
                 <w:webHidden/>
+                <w:sz w:val="28"/>
+                <w:szCs w:val="28"/>
               </w:rPr>
               <w:t>9</w:t>
             </w:r>
             <w:r>
               <w:rPr>
-                <w:b/>
-                <w:bCs/>
+                <w:rFonts w:ascii="Times New Roman" w:hAnsi="Times New Roman" w:cs="Times New Roman"/>
                 <w:noProof/>
                 <w:webHidden/>
+                <w:sz w:val="28"/>
+                <w:szCs w:val="28"/>
               </w:rPr>
               <w:fldChar w:fldCharType="end"/>
             </w:r>
@@ -2485,89 +2535,94 @@
               <w:tab w:val="right" w:leader="dot" w:pos="8494"/>
             </w:tabs>
             <w:rPr>
-              <w:rFonts w:asciiTheme="minorHAnsi" w:eastAsiaTheme="minorEastAsia" w:hAnsiTheme="minorHAnsi" w:cstheme="minorBidi"/>
-              <w:b/>
-              <w:bCs/>
+              <w:rFonts w:ascii="Times New Roman" w:eastAsiaTheme="minorEastAsia" w:hAnsi="Times New Roman" w:cs="Times New Roman"/>
               <w:noProof/>
               <w:kern w:val="2"/>
-              <w:sz w:val="24"/>
-              <w:szCs w:val="24"/>
+              <w:sz w:val="28"/>
+              <w:szCs w:val="28"/>
               <w:lang w:val="en-GB" w:eastAsia="en-GB"/>
               <w14:ligatures w14:val="standardContextual"/>
             </w:rPr>
           </w:pPr>
-          <w:hyperlink w:anchor="_Toc243561961" w:history="1">
+          <w:hyperlink w:anchor="_Toc243732853" w:history="1">
             <w:r>
               <w:rPr>
                 <w:rStyle w:val="Hyperlink"/>
                 <w:rFonts w:ascii="Times New Roman" w:hAnsi="Times New Roman" w:cs="Times New Roman"/>
-                <w:b/>
-                <w:bCs/>
                 <w:i/>
                 <w:iCs/>
                 <w:noProof/>
+                <w:sz w:val="28"/>
+                <w:szCs w:val="28"/>
               </w:rPr>
               <w:t>Use of AI Tools</w:t>
             </w:r>
             <w:r>
               <w:rPr>
-                <w:b/>
-                <w:bCs/>
+                <w:rFonts w:ascii="Times New Roman" w:hAnsi="Times New Roman" w:cs="Times New Roman"/>
                 <w:noProof/>
                 <w:webHidden/>
+                <w:sz w:val="28"/>
+                <w:szCs w:val="28"/>
               </w:rPr>
               <w:tab/>
             </w:r>
             <w:r>
               <w:rPr>
-                <w:b/>
-                <w:bCs/>
+                <w:rFonts w:ascii="Times New Roman" w:hAnsi="Times New Roman" w:cs="Times New Roman"/>
                 <w:noProof/>
                 <w:webHidden/>
+                <w:sz w:val="28"/>
+                <w:szCs w:val="28"/>
               </w:rPr>
               <w:fldChar w:fldCharType="begin"/>
             </w:r>
             <w:r>
               <w:rPr>
-                <w:b/>
-                <w:bCs/>
+                <w:rFonts w:ascii="Times New Roman" w:hAnsi="Times New Roman" w:cs="Times New Roman"/>
                 <w:noProof/>
                 <w:webHidden/>
-              </w:rPr>
-              <w:instrText xml:space="preserve"> PAGEREF _Toc243561961 \h </w:instrText>
-            </w:r>
-            <w:r>
-              <w:rPr>
-                <w:b/>
-                <w:bCs/>
+                <w:sz w:val="28"/>
+                <w:szCs w:val="28"/>
+              </w:rPr>
+              <w:instrText xml:space="preserve"> PAGEREF _Toc243732853 \h </w:instrText>
+            </w:r>
+            <w:r>
+              <w:rPr>
+                <w:rFonts w:ascii="Times New Roman" w:hAnsi="Times New Roman" w:cs="Times New Roman"/>
                 <w:noProof/>
                 <w:webHidden/>
-              </w:rPr>
-            </w:r>
-            <w:r>
-              <w:rPr>
-                <w:b/>
-                <w:bCs/>
+                <w:sz w:val="28"/>
+                <w:szCs w:val="28"/>
+              </w:rPr>
+            </w:r>
+            <w:r>
+              <w:rPr>
+                <w:rFonts w:ascii="Times New Roman" w:hAnsi="Times New Roman" w:cs="Times New Roman"/>
                 <w:noProof/>
                 <w:webHidden/>
+                <w:sz w:val="28"/>
+                <w:szCs w:val="28"/>
               </w:rPr>
               <w:fldChar w:fldCharType="separate"/>
             </w:r>
             <w:r>
               <w:rPr>
-                <w:b/>
-                <w:bCs/>
+                <w:rFonts w:ascii="Times New Roman" w:hAnsi="Times New Roman" w:cs="Times New Roman"/>
                 <w:noProof/>
                 <w:webHidden/>
+                <w:sz w:val="28"/>
+                <w:szCs w:val="28"/>
               </w:rPr>
               <w:t>9</w:t>
             </w:r>
             <w:r>
               <w:rPr>
-                <w:b/>
-                <w:bCs/>
+                <w:rFonts w:ascii="Times New Roman" w:hAnsi="Times New Roman" w:cs="Times New Roman"/>
                 <w:noProof/>
                 <w:webHidden/>
+                <w:sz w:val="28"/>
+                <w:szCs w:val="28"/>
               </w:rPr>
               <w:fldChar w:fldCharType="end"/>
             </w:r>
@@ -2580,21 +2635,25 @@
               <w:tab w:val="right" w:leader="dot" w:pos="8494"/>
             </w:tabs>
             <w:rPr>
-              <w:b/>
-              <w:bCs/>
+              <w:rFonts w:ascii="Times New Roman" w:eastAsiaTheme="minorEastAsia" w:hAnsi="Times New Roman" w:cs="Times New Roman"/>
               <w:noProof/>
+              <w:kern w:val="2"/>
+              <w:sz w:val="28"/>
+              <w:szCs w:val="28"/>
+              <w:lang w:val="en-GB" w:eastAsia="en-GB"/>
+              <w14:ligatures w14:val="standardContextual"/>
             </w:rPr>
           </w:pPr>
-          <w:hyperlink w:anchor="_Toc243561962" w:history="1">
+          <w:hyperlink w:anchor="_Toc243732854" w:history="1">
             <w:r>
               <w:rPr>
                 <w:rStyle w:val="Hyperlink"/>
                 <w:rFonts w:ascii="Times New Roman" w:hAnsi="Times New Roman" w:cs="Times New Roman"/>
-                <w:b/>
-                <w:bCs/>
                 <w:i/>
                 <w:iCs/>
                 <w:noProof/>
+                <w:sz w:val="28"/>
+                <w:szCs w:val="28"/>
                 <w:lang w:val="en-GB"/>
               </w:rPr>
               <w:t>F</w:t>
@@ -2603,74 +2662,81 @@
               <w:rPr>
                 <w:rStyle w:val="Hyperlink"/>
                 <w:rFonts w:ascii="Times New Roman" w:hAnsi="Times New Roman" w:cs="Times New Roman"/>
-                <w:b/>
-                <w:bCs/>
                 <w:i/>
                 <w:iCs/>
                 <w:noProof/>
+                <w:sz w:val="28"/>
+                <w:szCs w:val="28"/>
                 <w:lang w:val="en"/>
               </w:rPr>
               <w:t>irst use of AI</w:t>
             </w:r>
             <w:r>
               <w:rPr>
-                <w:b/>
-                <w:bCs/>
+                <w:rFonts w:ascii="Times New Roman" w:hAnsi="Times New Roman" w:cs="Times New Roman"/>
                 <w:noProof/>
                 <w:webHidden/>
+                <w:sz w:val="28"/>
+                <w:szCs w:val="28"/>
               </w:rPr>
               <w:tab/>
             </w:r>
             <w:r>
               <w:rPr>
-                <w:b/>
-                <w:bCs/>
+                <w:rFonts w:ascii="Times New Roman" w:hAnsi="Times New Roman" w:cs="Times New Roman"/>
                 <w:noProof/>
                 <w:webHidden/>
+                <w:sz w:val="28"/>
+                <w:szCs w:val="28"/>
               </w:rPr>
               <w:fldChar w:fldCharType="begin"/>
             </w:r>
             <w:r>
               <w:rPr>
-                <w:b/>
-                <w:bCs/>
+                <w:rFonts w:ascii="Times New Roman" w:hAnsi="Times New Roman" w:cs="Times New Roman"/>
                 <w:noProof/>
                 <w:webHidden/>
-              </w:rPr>
-              <w:instrText xml:space="preserve"> PAGEREF _Toc243561962 \h </w:instrText>
-            </w:r>
-            <w:r>
-              <w:rPr>
-                <w:b/>
-                <w:bCs/>
+                <w:sz w:val="28"/>
+                <w:szCs w:val="28"/>
+              </w:rPr>
+              <w:instrText xml:space="preserve"> PAGEREF _Toc243732854 \h </w:instrText>
+            </w:r>
+            <w:r>
+              <w:rPr>
+                <w:rFonts w:ascii="Times New Roman" w:hAnsi="Times New Roman" w:cs="Times New Roman"/>
                 <w:noProof/>
                 <w:webHidden/>
-              </w:rPr>
-            </w:r>
-            <w:r>
-              <w:rPr>
-                <w:b/>
-                <w:bCs/>
+                <w:sz w:val="28"/>
+                <w:szCs w:val="28"/>
+              </w:rPr>
+            </w:r>
+            <w:r>
+              <w:rPr>
+                <w:rFonts w:ascii="Times New Roman" w:hAnsi="Times New Roman" w:cs="Times New Roman"/>
                 <w:noProof/>
                 <w:webHidden/>
+                <w:sz w:val="28"/>
+                <w:szCs w:val="28"/>
               </w:rPr>
               <w:fldChar w:fldCharType="separate"/>
             </w:r>
             <w:r>
               <w:rPr>
-                <w:b/>
-                <w:bCs/>
+                <w:rFonts w:ascii="Times New Roman" w:hAnsi="Times New Roman" w:cs="Times New Roman"/>
                 <w:noProof/>
                 <w:webHidden/>
+                <w:sz w:val="28"/>
+                <w:szCs w:val="28"/>
               </w:rPr>
               <w:t>10</w:t>
             </w:r>
             <w:r>
               <w:rPr>
-                <w:b/>
-                <w:bCs/>
+                <w:rFonts w:ascii="Times New Roman" w:hAnsi="Times New Roman" w:cs="Times New Roman"/>
                 <w:noProof/>
                 <w:webHidden/>
+                <w:sz w:val="28"/>
+                <w:szCs w:val="28"/>
               </w:rPr>
               <w:fldChar w:fldCharType="end"/>
             </w:r>
@@ -2683,21 +2749,25 @@
               <w:tab w:val="right" w:leader="dot" w:pos="8494"/>
             </w:tabs>
             <w:rPr>
-              <w:b/>
-              <w:bCs/>
+              <w:rFonts w:ascii="Times New Roman" w:eastAsiaTheme="minorEastAsia" w:hAnsi="Times New Roman" w:cs="Times New Roman"/>
               <w:noProof/>
+              <w:kern w:val="2"/>
+              <w:sz w:val="28"/>
+              <w:szCs w:val="28"/>
+              <w:lang w:val="en-GB" w:eastAsia="en-GB"/>
+              <w14:ligatures w14:val="standardContextual"/>
             </w:rPr>
           </w:pPr>
-          <w:hyperlink w:anchor="_Toc243561963" w:history="1">
+          <w:hyperlink w:anchor="_Toc243732855" w:history="1">
             <w:r>
               <w:rPr>
                 <w:rStyle w:val="Hyperlink"/>
                 <w:rFonts w:ascii="Times New Roman" w:hAnsi="Times New Roman" w:cs="Times New Roman"/>
-                <w:b/>
-                <w:bCs/>
                 <w:i/>
                 <w:iCs/>
                 <w:noProof/>
+                <w:sz w:val="28"/>
+                <w:szCs w:val="28"/>
                 <w:lang w:val="en-GB"/>
               </w:rPr>
               <w:t>Second</w:t>
@@ -2706,74 +2776,81 @@
               <w:rPr>
                 <w:rStyle w:val="Hyperlink"/>
                 <w:rFonts w:ascii="Times New Roman" w:hAnsi="Times New Roman" w:cs="Times New Roman"/>
-                <w:b/>
-                <w:bCs/>
                 <w:i/>
                 <w:iCs/>
                 <w:noProof/>
+                <w:sz w:val="28"/>
+                <w:szCs w:val="28"/>
                 <w:lang w:val="en"/>
               </w:rPr>
               <w:t xml:space="preserve"> use of AI</w:t>
             </w:r>
             <w:r>
               <w:rPr>
-                <w:b/>
-                <w:bCs/>
+                <w:rFonts w:ascii="Times New Roman" w:hAnsi="Times New Roman" w:cs="Times New Roman"/>
                 <w:noProof/>
                 <w:webHidden/>
+                <w:sz w:val="28"/>
+                <w:szCs w:val="28"/>
               </w:rPr>
               <w:tab/>
             </w:r>
             <w:r>
               <w:rPr>
-                <w:b/>
-                <w:bCs/>
+                <w:rFonts w:ascii="Times New Roman" w:hAnsi="Times New Roman" w:cs="Times New Roman"/>
                 <w:noProof/>
                 <w:webHidden/>
+                <w:sz w:val="28"/>
+                <w:szCs w:val="28"/>
               </w:rPr>
               <w:fldChar w:fldCharType="begin"/>
             </w:r>
             <w:r>
               <w:rPr>
-                <w:b/>
-                <w:bCs/>
+                <w:rFonts w:ascii="Times New Roman" w:hAnsi="Times New Roman" w:cs="Times New Roman"/>
                 <w:noProof/>
                 <w:webHidden/>
-              </w:rPr>
-              <w:instrText xml:space="preserve"> PAGEREF _Toc243561963 \h </w:instrText>
-            </w:r>
-            <w:r>
-              <w:rPr>
-                <w:b/>
-                <w:bCs/>
+                <w:sz w:val="28"/>
+                <w:szCs w:val="28"/>
+              </w:rPr>
+              <w:instrText xml:space="preserve"> PAGEREF _Toc243732855 \h </w:instrText>
+            </w:r>
+            <w:r>
+              <w:rPr>
+                <w:rFonts w:ascii="Times New Roman" w:hAnsi="Times New Roman" w:cs="Times New Roman"/>
                 <w:noProof/>
                 <w:webHidden/>
-              </w:rPr>
-            </w:r>
-            <w:r>
-              <w:rPr>
-                <w:b/>
-                <w:bCs/>
+                <w:sz w:val="28"/>
+                <w:szCs w:val="28"/>
+              </w:rPr>
+            </w:r>
+            <w:r>
+              <w:rPr>
+                <w:rFonts w:ascii="Times New Roman" w:hAnsi="Times New Roman" w:cs="Times New Roman"/>
                 <w:noProof/>
                 <w:webHidden/>
+                <w:sz w:val="28"/>
+                <w:szCs w:val="28"/>
               </w:rPr>
               <w:fldChar w:fldCharType="separate"/>
             </w:r>
             <w:r>
               <w:rPr>
-                <w:b/>
-                <w:bCs/>
+                <w:rFonts w:ascii="Times New Roman" w:hAnsi="Times New Roman" w:cs="Times New Roman"/>
                 <w:noProof/>
                 <w:webHidden/>
+                <w:sz w:val="28"/>
+                <w:szCs w:val="28"/>
               </w:rPr>
               <w:t>17</w:t>
             </w:r>
             <w:r>
               <w:rPr>
-                <w:b/>
-                <w:bCs/>
+                <w:rFonts w:ascii="Times New Roman" w:hAnsi="Times New Roman" w:cs="Times New Roman"/>
                 <w:noProof/>
                 <w:webHidden/>
+                <w:sz w:val="28"/>
+                <w:szCs w:val="28"/>
               </w:rPr>
               <w:fldChar w:fldCharType="end"/>
             </w:r>
@@ -2786,21 +2863,25 @@
               <w:tab w:val="right" w:leader="dot" w:pos="8494"/>
             </w:tabs>
             <w:rPr>
-              <w:b/>
-              <w:bCs/>
+              <w:rFonts w:ascii="Times New Roman" w:eastAsiaTheme="minorEastAsia" w:hAnsi="Times New Roman" w:cs="Times New Roman"/>
               <w:noProof/>
+              <w:kern w:val="2"/>
+              <w:sz w:val="28"/>
+              <w:szCs w:val="28"/>
+              <w:lang w:val="en-GB" w:eastAsia="en-GB"/>
+              <w14:ligatures w14:val="standardContextual"/>
             </w:rPr>
           </w:pPr>
-          <w:hyperlink w:anchor="_Toc243561964" w:history="1">
+          <w:hyperlink w:anchor="_Toc243732856" w:history="1">
             <w:r>
               <w:rPr>
                 <w:rStyle w:val="Hyperlink"/>
                 <w:rFonts w:ascii="Times New Roman" w:hAnsi="Times New Roman" w:cs="Times New Roman"/>
-                <w:b/>
-                <w:bCs/>
                 <w:i/>
                 <w:iCs/>
                 <w:noProof/>
+                <w:sz w:val="28"/>
+                <w:szCs w:val="28"/>
                 <w:lang w:val="en-GB"/>
               </w:rPr>
               <w:t>Third</w:t>
@@ -2809,74 +2890,81 @@
               <w:rPr>
                 <w:rStyle w:val="Hyperlink"/>
                 <w:rFonts w:ascii="Times New Roman" w:hAnsi="Times New Roman" w:cs="Times New Roman"/>
-                <w:b/>
-                <w:bCs/>
                 <w:i/>
                 <w:iCs/>
                 <w:noProof/>
+                <w:sz w:val="28"/>
+                <w:szCs w:val="28"/>
                 <w:lang w:val="en"/>
               </w:rPr>
               <w:t xml:space="preserve"> use of AI</w:t>
             </w:r>
             <w:r>
               <w:rPr>
-                <w:b/>
-                <w:bCs/>
+                <w:rFonts w:ascii="Times New Roman" w:hAnsi="Times New Roman" w:cs="Times New Roman"/>
                 <w:noProof/>
                 <w:webHidden/>
+                <w:sz w:val="28"/>
+                <w:szCs w:val="28"/>
               </w:rPr>
               <w:tab/>
             </w:r>
             <w:r>
               <w:rPr>
-                <w:b/>
-                <w:bCs/>
+                <w:rFonts w:ascii="Times New Roman" w:hAnsi="Times New Roman" w:cs="Times New Roman"/>
                 <w:noProof/>
                 <w:webHidden/>
+                <w:sz w:val="28"/>
+                <w:szCs w:val="28"/>
               </w:rPr>
               <w:fldChar w:fldCharType="begin"/>
             </w:r>
             <w:r>
               <w:rPr>
-                <w:b/>
-                <w:bCs/>
+                <w:rFonts w:ascii="Times New Roman" w:hAnsi="Times New Roman" w:cs="Times New Roman"/>
                 <w:noProof/>
                 <w:webHidden/>
-              </w:rPr>
-              <w:instrText xml:space="preserve"> PAGEREF _Toc243561964 \h </w:instrText>
-            </w:r>
-            <w:r>
-              <w:rPr>
-                <w:b/>
-                <w:bCs/>
+                <w:sz w:val="28"/>
+                <w:szCs w:val="28"/>
+              </w:rPr>
+              <w:instrText xml:space="preserve"> PAGEREF _Toc243732856 \h </w:instrText>
+            </w:r>
+            <w:r>
+              <w:rPr>
+                <w:rFonts w:ascii="Times New Roman" w:hAnsi="Times New Roman" w:cs="Times New Roman"/>
                 <w:noProof/>
                 <w:webHidden/>
-              </w:rPr>
-            </w:r>
-            <w:r>
-              <w:rPr>
-                <w:b/>
-                <w:bCs/>
+                <w:sz w:val="28"/>
+                <w:szCs w:val="28"/>
+              </w:rPr>
+            </w:r>
+            <w:r>
+              <w:rPr>
+                <w:rFonts w:ascii="Times New Roman" w:hAnsi="Times New Roman" w:cs="Times New Roman"/>
                 <w:noProof/>
                 <w:webHidden/>
+                <w:sz w:val="28"/>
+                <w:szCs w:val="28"/>
               </w:rPr>
               <w:fldChar w:fldCharType="separate"/>
             </w:r>
             <w:r>
               <w:rPr>
-                <w:b/>
-                <w:bCs/>
+                <w:rFonts w:ascii="Times New Roman" w:hAnsi="Times New Roman" w:cs="Times New Roman"/>
                 <w:noProof/>
                 <w:webHidden/>
+                <w:sz w:val="28"/>
+                <w:szCs w:val="28"/>
               </w:rPr>
               <w:t>19</w:t>
             </w:r>
             <w:r>
               <w:rPr>
-                <w:b/>
-                <w:bCs/>
+                <w:rFonts w:ascii="Times New Roman" w:hAnsi="Times New Roman" w:cs="Times New Roman"/>
                 <w:noProof/>
                 <w:webHidden/>
+                <w:sz w:val="28"/>
+                <w:szCs w:val="28"/>
               </w:rPr>
               <w:fldChar w:fldCharType="end"/>
             </w:r>
@@ -2889,84 +2977,94 @@
               <w:tab w:val="right" w:leader="dot" w:pos="8494"/>
             </w:tabs>
             <w:rPr>
-              <w:b/>
-              <w:bCs/>
+              <w:rFonts w:ascii="Times New Roman" w:eastAsiaTheme="minorEastAsia" w:hAnsi="Times New Roman" w:cs="Times New Roman"/>
               <w:noProof/>
+              <w:kern w:val="2"/>
+              <w:sz w:val="28"/>
+              <w:szCs w:val="28"/>
+              <w:lang w:val="en-GB" w:eastAsia="en-GB"/>
+              <w14:ligatures w14:val="standardContextual"/>
             </w:rPr>
           </w:pPr>
-          <w:hyperlink w:anchor="_Toc243561965" w:history="1">
+          <w:hyperlink w:anchor="_Toc243732857" w:history="1">
             <w:r>
               <w:rPr>
                 <w:rStyle w:val="Hyperlink"/>
                 <w:rFonts w:ascii="Times New Roman" w:hAnsi="Times New Roman" w:cs="Times New Roman"/>
-                <w:b/>
-                <w:bCs/>
                 <w:i/>
                 <w:iCs/>
                 <w:noProof/>
-                <w:lang w:val="en-GB"/>
-              </w:rPr>
-              <w:t>Fourth use of IA</w:t>
-            </w:r>
-            <w:r>
-              <w:rPr>
-                <w:b/>
-                <w:bCs/>
+                <w:sz w:val="28"/>
+                <w:szCs w:val="28"/>
+              </w:rPr>
+              <w:t>Fourth use of AI</w:t>
+            </w:r>
+            <w:r>
+              <w:rPr>
+                <w:rFonts w:ascii="Times New Roman" w:hAnsi="Times New Roman" w:cs="Times New Roman"/>
                 <w:noProof/>
                 <w:webHidden/>
+                <w:sz w:val="28"/>
+                <w:szCs w:val="28"/>
               </w:rPr>
               <w:tab/>
             </w:r>
             <w:r>
               <w:rPr>
-                <w:b/>
-                <w:bCs/>
+                <w:rFonts w:ascii="Times New Roman" w:hAnsi="Times New Roman" w:cs="Times New Roman"/>
                 <w:noProof/>
                 <w:webHidden/>
+                <w:sz w:val="28"/>
+                <w:szCs w:val="28"/>
               </w:rPr>
               <w:fldChar w:fldCharType="begin"/>
             </w:r>
             <w:r>
               <w:rPr>
-                <w:b/>
-                <w:bCs/>
+                <w:rFonts w:ascii="Times New Roman" w:hAnsi="Times New Roman" w:cs="Times New Roman"/>
                 <w:noProof/>
                 <w:webHidden/>
-              </w:rPr>
-              <w:instrText xml:space="preserve"> PAGEREF _Toc243561965 \h </w:instrText>
-            </w:r>
-            <w:r>
-              <w:rPr>
-                <w:b/>
-                <w:bCs/>
+                <w:sz w:val="28"/>
+                <w:szCs w:val="28"/>
+              </w:rPr>
+              <w:instrText xml:space="preserve"> PAGEREF _Toc243732857 \h </w:instrText>
+            </w:r>
+            <w:r>
+              <w:rPr>
+                <w:rFonts w:ascii="Times New Roman" w:hAnsi="Times New Roman" w:cs="Times New Roman"/>
                 <w:noProof/>
                 <w:webHidden/>
-              </w:rPr>
-            </w:r>
-            <w:r>
-              <w:rPr>
-                <w:b/>
-                <w:bCs/>
+                <w:sz w:val="28"/>
+                <w:szCs w:val="28"/>
+              </w:rPr>
+            </w:r>
+            <w:r>
+              <w:rPr>
+                <w:rFonts w:ascii="Times New Roman" w:hAnsi="Times New Roman" w:cs="Times New Roman"/>
                 <w:noProof/>
                 <w:webHidden/>
+                <w:sz w:val="28"/>
+                <w:szCs w:val="28"/>
               </w:rPr>
               <w:fldChar w:fldCharType="separate"/>
             </w:r>
             <w:r>
               <w:rPr>
-                <w:b/>
-                <w:bCs/>
+                <w:rFonts w:ascii="Times New Roman" w:hAnsi="Times New Roman" w:cs="Times New Roman"/>
                 <w:noProof/>
                 <w:webHidden/>
+                <w:sz w:val="28"/>
+                <w:szCs w:val="28"/>
               </w:rPr>
               <w:t>20</w:t>
             </w:r>
             <w:r>
               <w:rPr>
-                <w:b/>
-                <w:bCs/>
+                <w:rFonts w:ascii="Times New Roman" w:hAnsi="Times New Roman" w:cs="Times New Roman"/>
                 <w:noProof/>
                 <w:webHidden/>
+                <w:sz w:val="28"/>
+                <w:szCs w:val="28"/>
               </w:rPr>
               <w:fldChar w:fldCharType="end"/>
             </w:r>
@@ -2979,90 +3077,95 @@
               <w:tab w:val="right" w:leader="dot" w:pos="8494"/>
             </w:tabs>
             <w:rPr>
-              <w:rFonts w:asciiTheme="minorHAnsi" w:eastAsiaTheme="minorEastAsia" w:hAnsiTheme="minorHAnsi" w:cstheme="minorBidi"/>
-              <w:b/>
-              <w:bCs/>
+              <w:rFonts w:ascii="Times New Roman" w:eastAsiaTheme="minorEastAsia" w:hAnsi="Times New Roman" w:cs="Times New Roman"/>
               <w:noProof/>
               <w:kern w:val="2"/>
-              <w:sz w:val="24"/>
-              <w:szCs w:val="24"/>
+              <w:sz w:val="28"/>
+              <w:szCs w:val="28"/>
               <w:lang w:val="en-GB" w:eastAsia="en-GB"/>
               <w14:ligatures w14:val="standardContextual"/>
             </w:rPr>
           </w:pPr>
-          <w:hyperlink w:anchor="_Toc243561966" w:history="1">
+          <w:hyperlink w:anchor="_Toc243732858" w:history="1">
             <w:r>
               <w:rPr>
                 <w:rStyle w:val="Hyperlink"/>
                 <w:rFonts w:ascii="Times New Roman" w:eastAsia="Times New Roman" w:hAnsi="Times New Roman" w:cs="Times New Roman"/>
-                <w:b/>
-                <w:bCs/>
                 <w:i/>
                 <w:iCs/>
                 <w:noProof/>
+                <w:sz w:val="28"/>
+                <w:szCs w:val="28"/>
                 <w:lang w:val="en-GB" w:eastAsia="en-GB"/>
               </w:rPr>
               <w:t>References</w:t>
             </w:r>
             <w:r>
               <w:rPr>
-                <w:b/>
-                <w:bCs/>
+                <w:rFonts w:ascii="Times New Roman" w:hAnsi="Times New Roman" w:cs="Times New Roman"/>
                 <w:noProof/>
                 <w:webHidden/>
+                <w:sz w:val="28"/>
+                <w:szCs w:val="28"/>
               </w:rPr>
               <w:tab/>
             </w:r>
             <w:r>
               <w:rPr>
-                <w:b/>
-                <w:bCs/>
+                <w:rFonts w:ascii="Times New Roman" w:hAnsi="Times New Roman" w:cs="Times New Roman"/>
                 <w:noProof/>
                 <w:webHidden/>
+                <w:sz w:val="28"/>
+                <w:szCs w:val="28"/>
               </w:rPr>
               <w:fldChar w:fldCharType="begin"/>
             </w:r>
             <w:r>
               <w:rPr>
-                <w:b/>
-                <w:bCs/>
+                <w:rFonts w:ascii="Times New Roman" w:hAnsi="Times New Roman" w:cs="Times New Roman"/>
                 <w:noProof/>
                 <w:webHidden/>
-              </w:rPr>
-              <w:instrText xml:space="preserve"> PAGEREF _Toc243561966 \h </w:instrText>
-            </w:r>
-            <w:r>
-              <w:rPr>
-                <w:b/>
-                <w:bCs/>
+                <w:sz w:val="28"/>
+                <w:szCs w:val="28"/>
+              </w:rPr>
+              <w:instrText xml:space="preserve"> PAGEREF _Toc243732858 \h </w:instrText>
+            </w:r>
+            <w:r>
+              <w:rPr>
+                <w:rFonts w:ascii="Times New Roman" w:hAnsi="Times New Roman" w:cs="Times New Roman"/>
                 <w:noProof/>
                 <w:webHidden/>
-              </w:rPr>
-            </w:r>
-            <w:r>
-              <w:rPr>
-                <w:b/>
-                <w:bCs/>
+                <w:sz w:val="28"/>
+                <w:szCs w:val="28"/>
+              </w:rPr>
+            </w:r>
+            <w:r>
+              <w:rPr>
+                <w:rFonts w:ascii="Times New Roman" w:hAnsi="Times New Roman" w:cs="Times New Roman"/>
                 <w:noProof/>
                 <w:webHidden/>
+                <w:sz w:val="28"/>
+                <w:szCs w:val="28"/>
               </w:rPr>
               <w:fldChar w:fldCharType="separate"/>
             </w:r>
             <w:r>
               <w:rPr>
-                <w:b/>
-                <w:bCs/>
+                <w:rFonts w:ascii="Times New Roman" w:hAnsi="Times New Roman" w:cs="Times New Roman"/>
                 <w:noProof/>
                 <w:webHidden/>
+                <w:sz w:val="28"/>
+                <w:szCs w:val="28"/>
               </w:rPr>
               <w:t>21</w:t>
             </w:r>
             <w:r>
               <w:rPr>
-                <w:b/>
-                <w:bCs/>
+                <w:rFonts w:ascii="Times New Roman" w:hAnsi="Times New Roman" w:cs="Times New Roman"/>
                 <w:noProof/>
                 <w:webHidden/>
+                <w:sz w:val="28"/>
+                <w:szCs w:val="28"/>
               </w:rPr>
               <w:fldChar w:fldCharType="end"/>
             </w:r>
@@ -3071,8 +3174,11 @@
         <w:p>
           <w:pPr>
             <w:rPr>
+              <w:rFonts w:ascii="Times New Roman" w:hAnsi="Times New Roman" w:cs="Times New Roman"/>
               <w:b/>
               <w:bCs/>
+              <w:sz w:val="24"/>
+              <w:szCs w:val="24"/>
             </w:rPr>
           </w:pPr>
           <w:r>
@@ -3080,6 +3186,8 @@
               <w:rFonts w:ascii="Times New Roman" w:hAnsi="Times New Roman" w:cs="Times New Roman"/>
               <w:b/>
               <w:bCs/>
+              <w:sz w:val="28"/>
+              <w:szCs w:val="28"/>
             </w:rPr>
             <w:fldChar w:fldCharType="end"/>
           </w:r>
@@ -3158,50 +3266,9 @@
     </w:p>
     <w:p>
       <w:pPr>
-        <w:jc w:val="center"/>
-        <w:rPr>
-          <w:ins w:id="58" w:author="Nicolas Cancino" w:date="2026-10-19T19:10:00Z" w16du:dateUtc="2026-10-19T18:10:00Z"/>
-          <w:rFonts w:ascii="Times New Roman" w:hAnsi="Times New Roman" w:cs="Times New Roman"/>
-          <w:i/>
-          <w:color w:val="000000" w:themeColor="text1"/>
-          <w:sz w:val="32"/>
-          <w:szCs w:val="32"/>
-          <w:lang w:val="en-GB"/>
-        </w:rPr>
-      </w:pPr>
-    </w:p>
-    <w:p>
-      <w:pPr>
-        <w:jc w:val="center"/>
-        <w:rPr>
-          <w:ins w:id="59" w:author="Nicolas Cancino" w:date="2026-10-19T19:10:00Z" w16du:dateUtc="2026-10-19T18:10:00Z"/>
-          <w:rFonts w:ascii="Times New Roman" w:hAnsi="Times New Roman" w:cs="Times New Roman"/>
-          <w:i/>
-          <w:color w:val="000000" w:themeColor="text1"/>
-          <w:sz w:val="32"/>
-          <w:szCs w:val="32"/>
-          <w:lang w:val="en-GB"/>
-        </w:rPr>
-      </w:pPr>
-    </w:p>
-    <w:p>
-      <w:pPr>
-        <w:jc w:val="center"/>
-        <w:rPr>
-          <w:ins w:id="60" w:author="Nicolas Cancino" w:date="2026-10-19T19:10:00Z" w16du:dateUtc="2026-10-19T18:10:00Z"/>
-          <w:rFonts w:ascii="Times New Roman" w:hAnsi="Times New Roman" w:cs="Times New Roman"/>
-          <w:i/>
-          <w:color w:val="000000" w:themeColor="text1"/>
-          <w:sz w:val="32"/>
-          <w:szCs w:val="32"/>
-          <w:lang w:val="en-GB"/>
-        </w:rPr>
-      </w:pPr>
-    </w:p>
-    <w:p>
-      <w:pPr>
         <w:pStyle w:val="Heading1"/>
         <w:rPr>
+          <w:ins w:id="58" w:author="Nicolas Cancino" w:date="2026-10-19T19:11:00Z" w16du:dateUtc="2026-10-19T18:11:00Z"/>
           <w:rFonts w:ascii="Times New Roman" w:hAnsi="Times New Roman" w:cs="Times New Roman"/>
           <w:color w:val="000000" w:themeColor="text1"/>
           <w14:textOutline w14:w="9525" w14:cap="rnd" w14:cmpd="sng" w14:algn="ctr">
@@ -3211,23 +3278,8 @@
           </w14:textOutline>
         </w:rPr>
       </w:pPr>
-    </w:p>
-    <w:p>
-      <w:pPr>
-        <w:pStyle w:val="Heading1"/>
-        <w:rPr>
-          <w:ins w:id="61" w:author="Nicolas Cancino" w:date="2026-10-19T19:11:00Z" w16du:dateUtc="2026-10-19T18:11:00Z"/>
-          <w:rFonts w:ascii="Times New Roman" w:hAnsi="Times New Roman" w:cs="Times New Roman"/>
-          <w:color w:val="000000" w:themeColor="text1"/>
-          <w14:textOutline w14:w="9525" w14:cap="rnd" w14:cmpd="sng" w14:algn="ctr">
-            <w14:noFill/>
-            <w14:prstDash w14:val="solid"/>
-            <w14:bevel/>
-          </w14:textOutline>
-        </w:rPr>
-      </w:pPr>
-      <w:bookmarkStart w:id="62" w:name="_Toc243561951"/>
-      <w:ins w:id="63" w:author="Nicolas Cancino" w:date="2026-10-19T19:07:00Z" w16du:dateUtc="2026-10-19T18:07:00Z">
+      <w:bookmarkStart w:id="59" w:name="_Toc243732843"/>
+      <w:ins w:id="60" w:author="Nicolas Cancino" w:date="2026-10-19T19:07:00Z" w16du:dateUtc="2026-10-19T18:07:00Z">
         <w:r>
           <w:rPr>
             <w:rFonts w:ascii="Times New Roman" w:hAnsi="Times New Roman" w:cs="Times New Roman"/>
@@ -3237,7 +3289,7 @@
               <w14:prstDash w14:val="solid"/>
               <w14:bevel/>
             </w14:textOutline>
-            <w:rPrChange w:id="64" w:author="Nicolas Cancino" w:date="2026-10-19T19:11:00Z" w16du:dateUtc="2026-10-19T18:11:00Z">
+            <w:rPrChange w:id="61" w:author="Nicolas Cancino" w:date="2026-10-19T19:11:00Z" w16du:dateUtc="2026-10-19T18:11:00Z">
               <w:rPr>
                 <w:i/>
                 <w:color w:val="156082"/>
@@ -3247,16 +3299,17 @@
               </w:rPr>
             </w:rPrChange>
           </w:rPr>
+          <w:lastRenderedPageBreak/>
           <w:t>Demographic Patterns and Health Impacts of Air Pollution in New York City: A Data Analytics Approach</w:t>
         </w:r>
       </w:ins>
-      <w:bookmarkEnd w:id="62"/>
+      <w:bookmarkEnd w:id="59"/>
     </w:p>
     <w:p>
       <w:pPr>
         <w:jc w:val="center"/>
         <w:rPr>
-          <w:ins w:id="65" w:author="Nicolas Cancino" w:date="2026-10-19T19:11:00Z" w16du:dateUtc="2026-10-19T18:11:00Z"/>
+          <w:ins w:id="62" w:author="Nicolas Cancino" w:date="2026-10-19T19:11:00Z" w16du:dateUtc="2026-10-19T18:11:00Z"/>
           <w:rFonts w:ascii="Times New Roman" w:hAnsi="Times New Roman" w:cs="Times New Roman"/>
           <w:b/>
           <w:bCs/>
@@ -3270,22 +3323,9 @@
     </w:p>
     <w:p>
       <w:pPr>
-        <w:rPr>
-          <w:ins w:id="66" w:author="Nicolas Cancino" w:date="2026-10-19T19:12:00Z" w16du:dateUtc="2026-10-19T18:12:00Z"/>
-          <w:rFonts w:ascii="Times New Roman" w:hAnsi="Times New Roman" w:cs="Times New Roman"/>
-          <w:b/>
-          <w:bCs/>
-          <w:i/>
-          <w:color w:val="000000" w:themeColor="text1"/>
-          <w:lang w:val="en-GB"/>
-        </w:rPr>
-      </w:pPr>
-    </w:p>
-    <w:p>
-      <w:pPr>
         <w:pStyle w:val="Heading2"/>
         <w:rPr>
-          <w:ins w:id="67" w:author="Nicolas Cancino" w:date="2026-10-19T19:12:00Z" w16du:dateUtc="2026-10-19T18:12:00Z"/>
+          <w:ins w:id="63" w:author="Nicolas Cancino" w:date="2026-10-19T19:12:00Z" w16du:dateUtc="2026-10-19T18:12:00Z"/>
           <w:rFonts w:ascii="Times New Roman" w:hAnsi="Times New Roman" w:cs="Times New Roman"/>
           <w:i/>
           <w:iCs/>
@@ -3293,8 +3333,8 @@
           <w:lang w:val="en-GB"/>
         </w:rPr>
       </w:pPr>
-      <w:bookmarkStart w:id="68" w:name="_Toc243561952"/>
-      <w:ins w:id="69" w:author="Nicolas Cancino" w:date="2026-10-19T19:12:00Z" w16du:dateUtc="2026-10-19T18:12:00Z">
+      <w:bookmarkStart w:id="64" w:name="_Toc243732844"/>
+      <w:ins w:id="65" w:author="Nicolas Cancino" w:date="2026-10-19T19:12:00Z" w16du:dateUtc="2026-10-19T18:12:00Z">
         <w:r>
           <w:rPr>
             <w:rFonts w:ascii="Times New Roman" w:hAnsi="Times New Roman" w:cs="Times New Roman"/>
@@ -3305,50 +3345,27 @@
           </w:rPr>
           <w:t>Introduction</w:t>
         </w:r>
-        <w:bookmarkEnd w:id="68"/>
+        <w:bookmarkEnd w:id="64"/>
       </w:ins>
     </w:p>
     <w:p>
       <w:pPr>
         <w:rPr>
           <w:rFonts w:ascii="Times New Roman" w:hAnsi="Times New Roman" w:cs="Times New Roman"/>
-          <w:iCs/>
-          <w:color w:val="000000" w:themeColor="text1"/>
-          <w:lang w:val="en-GB"/>
-        </w:rPr>
-      </w:pPr>
-      <w:r>
-        <w:rPr>
-          <w:rFonts w:ascii="Times New Roman" w:hAnsi="Times New Roman" w:cs="Times New Roman"/>
-          <w:iCs/>
-          <w:color w:val="000000" w:themeColor="text1"/>
-          <w:lang w:val="en-GB"/>
-        </w:rPr>
-        <w:t>One of the major problems of our time is air pollution, particularly in highly urbanised cities, where it has been associated with cardiorespiratory diseases and even cancer. Numerous pollutants contribute to the development of these conditions in humans, particularly particulate matter (PM), which can penetrate the respiratory system. Using air pollution measurements from New York City, provided by the Department of Health and Mental Hygiene (DOHMH), this project aims to geographically identify areas of New York with higher levels of air pollution through data analysis and explore how these levels may be associated with a higher prevalence of cardiorespiratory diseases among the exposed population.</w:t>
+          <w:lang w:val="en-GB"/>
+        </w:rPr>
+      </w:pPr>
+      <w:r>
+        <w:rPr>
+          <w:rFonts w:ascii="Times New Roman" w:hAnsi="Times New Roman" w:cs="Times New Roman"/>
+          <w:lang w:val="en-GB"/>
+        </w:rPr>
+        <w:t>One of the major problems of our time is air pollution, particularly in highly urbanised cities, where it has been associated with cardiorespiratory diseases and even cancer (NYC Department of Health and Mental Hygiene, n.d.-c). Numerous pollutants contribute to the development of these conditions in humans, particularly particulate matter (PM), which can penetrate the respiratory system (New York State Department of Health, n.d.). Using air pollution measurements from New York City, provided by the Department of Health and Mental Hygiene (DOHMH), this project aims to geographically identify areas of New York with higher levels of air pollution through data analysis and explore how these levels may be associated with a higher prevalence of cardiorespiratory diseases among the exposed population (NYC Open Data, 2026).</w:t>
       </w:r>
     </w:p>
     <w:p>
       <w:pPr>
         <w:pStyle w:val="Heading2"/>
-        <w:rPr>
-          <w:color w:val="000000" w:themeColor="text1"/>
-          <w:lang w:val="en-GB"/>
-        </w:rPr>
-      </w:pPr>
-    </w:p>
-    <w:p>
-      <w:pPr>
-        <w:pStyle w:val="Heading2"/>
-        <w:rPr>
-          <w:rFonts w:ascii="Times New Roman" w:hAnsi="Times New Roman" w:cs="Times New Roman"/>
-          <w:i/>
-          <w:sz w:val="28"/>
-          <w:szCs w:val="28"/>
-          <w:lang w:val="en-GB"/>
-        </w:rPr>
-      </w:pPr>
-      <w:bookmarkStart w:id="70" w:name="_Toc243561953"/>
-      <w:r>
         <w:rPr>
           <w:rFonts w:ascii="Times New Roman" w:hAnsi="Times New Roman" w:cs="Times New Roman"/>
           <w:i/>
@@ -3357,9 +3374,20 @@
           <w:szCs w:val="28"/>
           <w:lang w:val="en-GB"/>
         </w:rPr>
-        <w:t>Problem Definition</w:t>
-      </w:r>
-      <w:bookmarkEnd w:id="70"/>
+      </w:pPr>
+    </w:p>
+    <w:p>
+      <w:pPr>
+        <w:pStyle w:val="Heading2"/>
+        <w:rPr>
+          <w:rFonts w:ascii="Times New Roman" w:hAnsi="Times New Roman" w:cs="Times New Roman"/>
+          <w:i/>
+          <w:sz w:val="28"/>
+          <w:szCs w:val="28"/>
+          <w:lang w:val="en-GB"/>
+        </w:rPr>
+      </w:pPr>
+      <w:bookmarkStart w:id="66" w:name="_Toc243732845"/>
       <w:r>
         <w:rPr>
           <w:rFonts w:ascii="Times New Roman" w:hAnsi="Times New Roman" w:cs="Times New Roman"/>
@@ -3369,6 +3397,18 @@
           <w:szCs w:val="28"/>
           <w:lang w:val="en-GB"/>
         </w:rPr>
+        <w:t>Problem Definition</w:t>
+      </w:r>
+      <w:bookmarkEnd w:id="66"/>
+      <w:r>
+        <w:rPr>
+          <w:rFonts w:ascii="Times New Roman" w:hAnsi="Times New Roman" w:cs="Times New Roman"/>
+          <w:i/>
+          <w:color w:val="000000" w:themeColor="text1"/>
+          <w:sz w:val="28"/>
+          <w:szCs w:val="28"/>
+          <w:lang w:val="en-GB"/>
+        </w:rPr>
         <w:t xml:space="preserve"> </w:t>
       </w:r>
       <w:r>
@@ -3406,19 +3446,6 @@
     </w:p>
     <w:p>
       <w:pPr>
-        <w:tabs>
-          <w:tab w:val="left" w:pos="2869"/>
-        </w:tabs>
-        <w:rPr>
-          <w:rFonts w:ascii="Times New Roman" w:hAnsi="Times New Roman" w:cs="Times New Roman"/>
-          <w:iCs/>
-          <w:color w:val="000000" w:themeColor="text1"/>
-          <w:lang w:val="en-GB"/>
-        </w:rPr>
-      </w:pPr>
-    </w:p>
-    <w:p>
-      <w:pPr>
         <w:pStyle w:val="Heading2"/>
         <w:rPr>
           <w:rFonts w:ascii="Times New Roman" w:hAnsi="Times New Roman" w:cs="Times New Roman"/>
@@ -3428,8 +3455,10 @@
           <w:lang w:val="en-GB"/>
         </w:rPr>
       </w:pPr>
-      <w:bookmarkStart w:id="71" w:name="_Toc243561954"/>
-      <w:r>
+    </w:p>
+    <w:p>
+      <w:pPr>
+        <w:pStyle w:val="Heading2"/>
         <w:rPr>
           <w:rFonts w:ascii="Times New Roman" w:hAnsi="Times New Roman" w:cs="Times New Roman"/>
           <w:i/>
@@ -3437,9 +3466,19 @@
           <w:color w:val="000000" w:themeColor="text1"/>
           <w:lang w:val="en-GB"/>
         </w:rPr>
+      </w:pPr>
+      <w:bookmarkStart w:id="67" w:name="_Toc243732846"/>
+      <w:r>
+        <w:rPr>
+          <w:rFonts w:ascii="Times New Roman" w:hAnsi="Times New Roman" w:cs="Times New Roman"/>
+          <w:i/>
+          <w:iCs/>
+          <w:color w:val="000000" w:themeColor="text1"/>
+          <w:lang w:val="en-GB"/>
+        </w:rPr>
         <w:t>Aim and Objectives</w:t>
       </w:r>
-      <w:bookmarkEnd w:id="71"/>
+      <w:bookmarkEnd w:id="67"/>
       <w:r>
         <w:rPr>
           <w:rFonts w:ascii="Times New Roman" w:hAnsi="Times New Roman" w:cs="Times New Roman"/>
@@ -3549,12 +3588,7 @@
           <w:lang w:val="en-GB"/>
         </w:rPr>
       </w:pPr>
-    </w:p>
-    <w:p>
-      <w:pPr>
-        <w:tabs>
-          <w:tab w:val="left" w:pos="2869"/>
-        </w:tabs>
+      <w:r>
         <w:rPr>
           <w:rFonts w:ascii="Times New Roman" w:hAnsi="Times New Roman" w:cs="Times New Roman"/>
           <w:b/>
@@ -3565,36 +3599,6 @@
           <w:szCs w:val="24"/>
           <w:lang w:val="en-GB"/>
         </w:rPr>
-      </w:pPr>
-    </w:p>
-    <w:p>
-      <w:pPr>
-        <w:tabs>
-          <w:tab w:val="left" w:pos="2869"/>
-        </w:tabs>
-        <w:rPr>
-          <w:rFonts w:ascii="Times New Roman" w:hAnsi="Times New Roman" w:cs="Times New Roman"/>
-          <w:b/>
-          <w:bCs/>
-          <w:i/>
-          <w:color w:val="000000" w:themeColor="text1"/>
-          <w:sz w:val="24"/>
-          <w:szCs w:val="24"/>
-          <w:lang w:val="en-GB"/>
-        </w:rPr>
-      </w:pPr>
-      <w:r>
-        <w:rPr>
-          <w:rFonts w:ascii="Times New Roman" w:hAnsi="Times New Roman" w:cs="Times New Roman"/>
-          <w:b/>
-          <w:bCs/>
-          <w:i/>
-          <w:color w:val="000000" w:themeColor="text1"/>
-          <w:sz w:val="24"/>
-          <w:szCs w:val="24"/>
-          <w:lang w:val="en-GB"/>
-        </w:rPr>
-        <w:lastRenderedPageBreak/>
         <w:t>Objectives</w:t>
       </w:r>
     </w:p>
@@ -3618,12 +3622,24 @@
       <w:r>
         <w:rPr>
           <w:rFonts w:ascii="Times New Roman" w:hAnsi="Times New Roman" w:cs="Times New Roman"/>
+          <w:b/>
+          <w:bCs/>
           <w:iCs/>
           <w:color w:val="000000" w:themeColor="text1"/>
           <w:u w:val="single"/>
           <w:lang w:val="en-GB"/>
         </w:rPr>
-        <w:t>Data Preparation:</w:t>
+        <w:t>Data Preparation</w:t>
+      </w:r>
+      <w:r>
+        <w:rPr>
+          <w:rFonts w:ascii="Times New Roman" w:hAnsi="Times New Roman" w:cs="Times New Roman"/>
+          <w:iCs/>
+          <w:color w:val="000000" w:themeColor="text1"/>
+          <w:u w:val="single"/>
+          <w:lang w:val="en-GB"/>
+        </w:rPr>
+        <w:t>:</w:t>
       </w:r>
       <w:r>
         <w:rPr>
@@ -3654,10 +3670,21 @@
       <w:r>
         <w:rPr>
           <w:rFonts w:ascii="Times New Roman" w:hAnsi="Times New Roman" w:cs="Times New Roman"/>
+          <w:b/>
+          <w:bCs/>
           <w:u w:val="single"/>
           <w:lang w:val="en-GB"/>
         </w:rPr>
-        <w:t>Exploratory data analysis:</w:t>
+        <w:lastRenderedPageBreak/>
+        <w:t>Exploratory data analysis</w:t>
+      </w:r>
+      <w:r>
+        <w:rPr>
+          <w:rFonts w:ascii="Times New Roman" w:hAnsi="Times New Roman" w:cs="Times New Roman"/>
+          <w:u w:val="single"/>
+          <w:lang w:val="en-GB"/>
+        </w:rPr>
+        <w:t>:</w:t>
       </w:r>
       <w:r>
         <w:rPr>
@@ -3678,7 +3705,6 @@
           <w:tab w:val="left" w:pos="2869"/>
         </w:tabs>
         <w:rPr>
-          <w:rFonts w:ascii="Times New Roman" w:hAnsi="Times New Roman" w:cs="Times New Roman"/>
           <w:iCs/>
           <w:color w:val="000000" w:themeColor="text1"/>
           <w:lang w:val="en-GB"/>
@@ -3687,21 +3713,24 @@
       <w:r>
         <w:rPr>
           <w:rFonts w:ascii="Times New Roman" w:hAnsi="Times New Roman" w:cs="Times New Roman"/>
+          <w:b/>
+          <w:bCs/>
           <w:iCs/>
           <w:color w:val="000000" w:themeColor="text1"/>
           <w:u w:val="single"/>
           <w:lang w:val="en-GB"/>
         </w:rPr>
-        <w:t>Predictive Modelling:</w:t>
+        <w:t>Predictive Modelling</w:t>
       </w:r>
       <w:r>
         <w:rPr>
           <w:rFonts w:ascii="Times New Roman" w:hAnsi="Times New Roman" w:cs="Times New Roman"/>
           <w:iCs/>
           <w:color w:val="000000" w:themeColor="text1"/>
-          <w:lang w:val="en-GB"/>
-        </w:rPr>
-        <w:t xml:space="preserve"> </w:t>
+          <w:u w:val="single"/>
+          <w:lang w:val="en-GB"/>
+        </w:rPr>
+        <w:t>:</w:t>
       </w:r>
       <w:r>
         <w:rPr>
@@ -3710,7 +3739,15 @@
           <w:color w:val="000000" w:themeColor="text1"/>
           <w:lang w:val="en-GB"/>
         </w:rPr>
-        <w:t>To develop a linear regression model to predict concentrations of PM2.5 and other pollutants across different geographical areas and over time, using the historical data available in the dataset.</w:t>
+        <w:t xml:space="preserve"> </w:t>
+      </w:r>
+      <w:r>
+        <w:rPr>
+          <w:iCs/>
+          <w:color w:val="000000" w:themeColor="text1"/>
+          <w:lang w:val="en-GB"/>
+        </w:rPr>
+        <w:t>To develop a linear regression model to predict PM2.5 concentrations across different geographical areas, using relevant geographical and temporal variables from the available historical data.</w:t>
       </w:r>
     </w:p>
     <w:p>
@@ -3724,6 +3761,7 @@
           <w:tab w:val="left" w:pos="2869"/>
         </w:tabs>
         <w:rPr>
+          <w:rFonts w:ascii="Times New Roman" w:hAnsi="Times New Roman" w:cs="Times New Roman"/>
           <w:iCs/>
           <w:color w:val="000000" w:themeColor="text1"/>
           <w:lang w:val="en-GB"/>
@@ -3732,30 +3770,131 @@
       <w:r>
         <w:rPr>
           <w:rFonts w:ascii="Times New Roman" w:hAnsi="Times New Roman" w:cs="Times New Roman"/>
+          <w:b/>
+          <w:bCs/>
           <w:iCs/>
           <w:color w:val="000000" w:themeColor="text1"/>
           <w:u w:val="single"/>
           <w:lang w:val="en-GB"/>
         </w:rPr>
-        <w:t>Public Health Insights:</w:t>
+        <w:t>Public Health Insights</w:t>
       </w:r>
       <w:r>
         <w:rPr>
           <w:rFonts w:ascii="Times New Roman" w:hAnsi="Times New Roman" w:cs="Times New Roman"/>
           <w:iCs/>
           <w:color w:val="000000" w:themeColor="text1"/>
-          <w:lang w:val="en-GB"/>
-        </w:rPr>
-        <w:t xml:space="preserve"> </w:t>
-      </w:r>
-      <w:r>
-        <w:rPr>
+          <w:u w:val="single"/>
+          <w:lang w:val="en-GB"/>
+        </w:rPr>
+        <w:t>:</w:t>
+      </w:r>
+      <w:r>
+        <w:rPr>
+          <w:rFonts w:ascii="Times New Roman" w:hAnsi="Times New Roman" w:cs="Times New Roman"/>
           <w:iCs/>
           <w:color w:val="000000" w:themeColor="text1"/>
           <w:lang w:val="en-GB"/>
         </w:rPr>
+        <w:t xml:space="preserve"> </w:t>
+      </w:r>
+      <w:r>
+        <w:rPr>
+          <w:iCs/>
+          <w:color w:val="000000" w:themeColor="text1"/>
+          <w:lang w:val="en-GB"/>
+        </w:rPr>
         <w:t>To investigate the association between concentrations of PM2.5 and other air pollutants and their relationship with the incidence of cardiorespiratory diseases, with the aim of making data-driven recommendations.</w:t>
       </w:r>
+    </w:p>
+    <w:p>
+      <w:pPr>
+        <w:tabs>
+          <w:tab w:val="left" w:pos="2869"/>
+        </w:tabs>
+        <w:rPr>
+          <w:rFonts w:ascii="Times New Roman" w:hAnsi="Times New Roman" w:cs="Times New Roman"/>
+          <w:b/>
+          <w:bCs/>
+          <w:i/>
+          <w:color w:val="000000" w:themeColor="text1"/>
+          <w:sz w:val="24"/>
+          <w:szCs w:val="24"/>
+          <w:lang w:val="en-GB"/>
+        </w:rPr>
+      </w:pPr>
+      <w:r>
+        <w:rPr>
+          <w:rFonts w:ascii="Times New Roman" w:hAnsi="Times New Roman" w:cs="Times New Roman"/>
+          <w:b/>
+          <w:bCs/>
+          <w:i/>
+          <w:color w:val="000000" w:themeColor="text1"/>
+          <w:sz w:val="24"/>
+          <w:szCs w:val="24"/>
+          <w:lang w:val="en-GB"/>
+        </w:rPr>
+        <w:t>Business Objective</w:t>
+      </w:r>
+    </w:p>
+    <w:p>
+      <w:pPr>
+        <w:tabs>
+          <w:tab w:val="left" w:pos="2869"/>
+        </w:tabs>
+        <w:rPr>
+          <w:rFonts w:ascii="Times New Roman" w:hAnsi="Times New Roman" w:cs="Times New Roman"/>
+          <w:iCs/>
+          <w:color w:val="000000" w:themeColor="text1"/>
+          <w:lang w:val="en-GB"/>
+        </w:rPr>
+      </w:pPr>
+      <w:r>
+        <w:rPr>
+          <w:rFonts w:ascii="Times New Roman" w:hAnsi="Times New Roman" w:cs="Times New Roman"/>
+          <w:iCs/>
+          <w:color w:val="000000" w:themeColor="text1"/>
+          <w:lang w:val="en-GB"/>
+        </w:rPr>
+        <w:t>The analysis of this data allows us primarily to identify areas that may require stricter environmental and public health monitoring. This enables authorities to better prepare for potential risks to the population, highlighting the importance of prevention and action in avoiding a purely reactive healthcare policy that only responds when a disease emerges. Such an approach may result in higher costs for the hospital system compared to a proactive policy that anticipates problems and helps reduce healthcare costs.</w:t>
+      </w:r>
+    </w:p>
+    <w:p>
+      <w:pPr>
+        <w:tabs>
+          <w:tab w:val="left" w:pos="2869"/>
+        </w:tabs>
+        <w:rPr>
+          <w:rFonts w:ascii="Times New Roman" w:hAnsi="Times New Roman" w:cs="Times New Roman"/>
+          <w:iCs/>
+          <w:color w:val="000000" w:themeColor="text1"/>
+          <w:lang w:val="en-GB"/>
+        </w:rPr>
+      </w:pPr>
+    </w:p>
+    <w:p>
+      <w:pPr>
+        <w:pStyle w:val="Heading2"/>
+        <w:rPr>
+          <w:rFonts w:ascii="Times New Roman" w:hAnsi="Times New Roman" w:cs="Times New Roman"/>
+          <w:i/>
+          <w:iCs/>
+          <w:color w:val="000000" w:themeColor="text1"/>
+          <w:lang w:val="en-GB"/>
+        </w:rPr>
+      </w:pPr>
+      <w:bookmarkStart w:id="68" w:name="_Toc243732847"/>
+      <w:r>
+        <w:rPr>
+          <w:rFonts w:ascii="Times New Roman" w:hAnsi="Times New Roman" w:cs="Times New Roman"/>
+          <w:i/>
+          <w:iCs/>
+          <w:color w:val="000000" w:themeColor="text1"/>
+          <w:lang w:val="en-GB"/>
+        </w:rPr>
+        <w:t>Scope</w:t>
+      </w:r>
+      <w:bookmarkEnd w:id="68"/>
     </w:p>
     <w:p>
       <w:pPr>
@@ -3801,112 +3940,6 @@
           <w:szCs w:val="24"/>
           <w:lang w:val="en-GB"/>
         </w:rPr>
-        <w:t>Business Objective</w:t>
-      </w:r>
-    </w:p>
-    <w:p>
-      <w:pPr>
-        <w:tabs>
-          <w:tab w:val="left" w:pos="2869"/>
-        </w:tabs>
-        <w:rPr>
-          <w:rFonts w:ascii="Times New Roman" w:hAnsi="Times New Roman" w:cs="Times New Roman"/>
-          <w:iCs/>
-          <w:color w:val="000000" w:themeColor="text1"/>
-          <w:lang w:val="en-GB"/>
-        </w:rPr>
-      </w:pPr>
-      <w:r>
-        <w:rPr>
-          <w:rFonts w:ascii="Times New Roman" w:hAnsi="Times New Roman" w:cs="Times New Roman"/>
-          <w:iCs/>
-          <w:color w:val="000000" w:themeColor="text1"/>
-          <w:lang w:val="en-GB"/>
-        </w:rPr>
-        <w:t>The analysis of this data allows us primarily to identify areas that may require stricter environmental and public health monitoring. This enables authorities to better prepare for potential risks to the population, highlighting the importance of prevention and action in avoiding a purely reactive healthcare policy that only responds when a disease emerges. Such an approach may result in higher costs for the hospital system compared to a proactive policy that anticipates problems and helps reduce healthcare costs.</w:t>
-      </w:r>
-    </w:p>
-    <w:p>
-      <w:pPr>
-        <w:tabs>
-          <w:tab w:val="left" w:pos="2869"/>
-        </w:tabs>
-        <w:rPr>
-          <w:rFonts w:ascii="Times New Roman" w:hAnsi="Times New Roman" w:cs="Times New Roman"/>
-          <w:iCs/>
-          <w:color w:val="000000" w:themeColor="text1"/>
-          <w:lang w:val="en-GB"/>
-        </w:rPr>
-      </w:pPr>
-    </w:p>
-    <w:p>
-      <w:pPr>
-        <w:pStyle w:val="Heading2"/>
-        <w:rPr>
-          <w:rFonts w:ascii="Times New Roman" w:hAnsi="Times New Roman" w:cs="Times New Roman"/>
-          <w:i/>
-          <w:iCs/>
-          <w:color w:val="000000" w:themeColor="text1"/>
-          <w:lang w:val="en-GB"/>
-        </w:rPr>
-      </w:pPr>
-      <w:bookmarkStart w:id="72" w:name="_Toc243561955"/>
-      <w:r>
-        <w:rPr>
-          <w:rFonts w:ascii="Times New Roman" w:hAnsi="Times New Roman" w:cs="Times New Roman"/>
-          <w:i/>
-          <w:iCs/>
-          <w:color w:val="000000" w:themeColor="text1"/>
-          <w:lang w:val="en-GB"/>
-        </w:rPr>
-        <w:t>Scope</w:t>
-      </w:r>
-      <w:bookmarkEnd w:id="72"/>
-    </w:p>
-    <w:p>
-      <w:pPr>
-        <w:tabs>
-          <w:tab w:val="left" w:pos="2869"/>
-        </w:tabs>
-        <w:rPr>
-          <w:rFonts w:ascii="Times New Roman" w:hAnsi="Times New Roman" w:cs="Times New Roman"/>
-          <w:b/>
-          <w:bCs/>
-          <w:iCs/>
-          <w:color w:val="000000" w:themeColor="text1"/>
-          <w:sz w:val="28"/>
-          <w:szCs w:val="28"/>
-          <w:lang w:val="en-GB"/>
-        </w:rPr>
-      </w:pPr>
-    </w:p>
-    <w:p>
-      <w:pPr>
-        <w:tabs>
-          <w:tab w:val="left" w:pos="2869"/>
-        </w:tabs>
-        <w:rPr>
-          <w:rFonts w:ascii="Times New Roman" w:hAnsi="Times New Roman" w:cs="Times New Roman"/>
-          <w:b/>
-          <w:bCs/>
-          <w:i/>
-          <w:color w:val="000000" w:themeColor="text1"/>
-          <w:sz w:val="24"/>
-          <w:szCs w:val="24"/>
-          <w:lang w:val="en-GB"/>
-        </w:rPr>
-      </w:pPr>
-      <w:r>
-        <w:rPr>
-          <w:rFonts w:ascii="Times New Roman" w:hAnsi="Times New Roman" w:cs="Times New Roman"/>
-          <w:b/>
-          <w:bCs/>
-          <w:i/>
-          <w:color w:val="000000" w:themeColor="text1"/>
-          <w:sz w:val="24"/>
-          <w:szCs w:val="24"/>
-          <w:lang w:val="en-GB"/>
-        </w:rPr>
         <w:t>Included</w:t>
       </w:r>
     </w:p>
@@ -3928,7 +3961,14 @@
           <w:rFonts w:ascii="Times New Roman" w:eastAsia="Times New Roman" w:hAnsi="Times New Roman" w:cs="Times New Roman"/>
           <w:lang w:val="en-GB" w:eastAsia="en-GB"/>
         </w:rPr>
-        <w:t>Study of the geographical and temporal distribution of PM2.5.</w:t>
+        <w:t>Analysis</w:t>
+      </w:r>
+      <w:r>
+        <w:rPr>
+          <w:rFonts w:ascii="Times New Roman" w:eastAsia="Times New Roman" w:hAnsi="Times New Roman" w:cs="Times New Roman"/>
+          <w:lang w:val="en-GB" w:eastAsia="en-GB"/>
+        </w:rPr>
+        <w:t xml:space="preserve"> of the geographical and temporal distribution of PM2.5.</w:t>
       </w:r>
     </w:p>
     <w:p>
@@ -3973,6 +4013,7 @@
     </w:p>
     <w:p>
       <w:pPr>
+        <w:pStyle w:val="ListParagraph"/>
         <w:numPr>
           <w:ilvl w:val="0"/>
           <w:numId w:val="4"/>
@@ -3988,7 +4029,7 @@
           <w:rFonts w:ascii="Times New Roman" w:eastAsia="Times New Roman" w:hAnsi="Times New Roman" w:cs="Times New Roman"/>
           <w:lang w:val="en-GB" w:eastAsia="en-GB"/>
         </w:rPr>
-        <w:t>Development and evaluation of predictive models to estimate PM2.5 levels.</w:t>
+        <w:t>Development and evaluation of a linear regression model to predict PM2.5 concentrations.</w:t>
       </w:r>
     </w:p>
     <w:p>
@@ -4010,15 +4051,6 @@
         </w:rPr>
         <w:t>Visualisations and recommendations aimed at environmental monitoring and public health.</w:t>
       </w:r>
-    </w:p>
-    <w:p>
-      <w:pPr>
-        <w:spacing w:before="100" w:beforeAutospacing="1" w:after="100" w:afterAutospacing="1" w:line="240" w:lineRule="auto"/>
-        <w:rPr>
-          <w:rFonts w:ascii="Times New Roman" w:eastAsia="Times New Roman" w:hAnsi="Times New Roman" w:cs="Times New Roman"/>
-          <w:lang w:val="en-GB" w:eastAsia="en-GB"/>
-        </w:rPr>
-      </w:pPr>
     </w:p>
     <w:p>
       <w:pPr>
@@ -4159,7 +4191,7 @@
           <w:lang w:val="en-GB" w:eastAsia="en-GB"/>
         </w:rPr>
       </w:pPr>
-      <w:bookmarkStart w:id="73" w:name="_Toc243561956"/>
+      <w:bookmarkStart w:id="69" w:name="_Toc243732848"/>
       <w:r>
         <w:rPr>
           <w:rFonts w:ascii="Times New Roman" w:eastAsia="Times New Roman" w:hAnsi="Times New Roman" w:cs="Times New Roman"/>
@@ -4168,10 +4200,33 @@
           <w:color w:val="000000" w:themeColor="text1"/>
           <w:lang w:val="en-GB" w:eastAsia="en-GB"/>
         </w:rPr>
+        <w:t>Methodology</w:t>
+      </w:r>
+      <w:bookmarkEnd w:id="69"/>
+    </w:p>
+    <w:p>
+      <w:pPr>
+        <w:spacing w:before="100" w:beforeAutospacing="1" w:after="100" w:afterAutospacing="1" w:line="240" w:lineRule="auto"/>
+        <w:rPr>
+          <w:rFonts w:ascii="Times New Roman" w:eastAsia="Times New Roman" w:hAnsi="Times New Roman" w:cs="Times New Roman"/>
+          <w:lang w:val="en-GB" w:eastAsia="en-GB"/>
+        </w:rPr>
+      </w:pPr>
+      <w:r>
+        <w:rPr>
+          <w:rFonts w:ascii="Times New Roman" w:eastAsia="Times New Roman" w:hAnsi="Times New Roman" w:cs="Times New Roman"/>
+          <w:lang w:val="en-GB" w:eastAsia="en-GB"/>
+        </w:rPr>
+        <w:t xml:space="preserve">The data will be cleaned and processed using Python, Pandas, and NumPy to prepare it for analysis and address potential data quality issues. Exploratory Data Analysis (EDA) will then be conducted using descriptive statistics and data visualisations to identify geographical and temporal patterns in PM2.5 concentrations across New York City. Based on the findings from </w:t>
+      </w:r>
+      <w:r>
+        <w:rPr>
+          <w:rFonts w:ascii="Times New Roman" w:eastAsia="Times New Roman" w:hAnsi="Times New Roman" w:cs="Times New Roman"/>
+          <w:lang w:val="en-GB" w:eastAsia="en-GB"/>
+        </w:rPr>
         <w:lastRenderedPageBreak/>
-        <w:t>Methodology</w:t>
-      </w:r>
-      <w:bookmarkEnd w:id="73"/>
+        <w:t>these stages, the available data and relevant variables will be assessed to determine the most appropriate approach for developing a linear regression model to predict PM2.5 concentrations.</w:t>
+      </w:r>
     </w:p>
     <w:p>
       <w:pPr>
@@ -4184,25 +4239,9 @@
       <w:r>
         <w:rPr>
           <w:rFonts w:ascii="Times New Roman" w:eastAsia="Times New Roman" w:hAnsi="Times New Roman" w:cs="Times New Roman"/>
-          <w:lang w:val="en-GB" w:eastAsia="en-GB"/>
-        </w:rPr>
-        <w:t>The data will be cleaned and pre-processed using Python, Pandas, and NumPy to identify missing values, duplicate records, inconsistent data types, and potential data quality issues. Subsequently, Exploratory Data Analysis (EDA) will be conducted using descriptive statistics and data visualisations to investigate geographical and temporal variations in air pollution across New York City, with particular attention to pollutants such as fine particulate matter (PM2.5). These analyses will help identify patterns and differences across geographical areas and over time.</w:t>
-      </w:r>
-    </w:p>
-    <w:p>
-      <w:pPr>
-        <w:spacing w:before="100" w:beforeAutospacing="1" w:after="100" w:afterAutospacing="1" w:line="240" w:lineRule="auto"/>
-        <w:rPr>
-          <w:rFonts w:ascii="Times New Roman" w:eastAsia="Times New Roman" w:hAnsi="Times New Roman" w:cs="Times New Roman"/>
-          <w:lang w:val="en-GB" w:eastAsia="en-GB"/>
-        </w:rPr>
-      </w:pPr>
-      <w:r>
-        <w:rPr>
-          <w:rFonts w:ascii="Times New Roman" w:eastAsia="Times New Roman" w:hAnsi="Times New Roman" w:cs="Times New Roman"/>
-          <w:lang w:val="en-GB" w:eastAsia="en-GB"/>
-        </w:rPr>
-        <w:t>Following the exploratory analysis, a linear regression model will be developed to explore and predict PM2.5 concentrations across the available geographical areas.</w:t>
+          <w:lang w:eastAsia="en-GB"/>
+        </w:rPr>
+        <w:t>To provide a clearer visual representation of the methodology, an image illustrating the step-by-step process was created.</w:t>
       </w:r>
     </w:p>
     <w:p>
@@ -4362,7 +4401,7 @@
           <w:lang w:val="en-GB" w:eastAsia="en-GB"/>
         </w:rPr>
       </w:pPr>
-      <w:bookmarkStart w:id="74" w:name="_Toc243561957"/>
+      <w:bookmarkStart w:id="70" w:name="_Toc243732849"/>
       <w:r>
         <w:rPr>
           <w:rFonts w:ascii="Times New Roman" w:eastAsia="Times New Roman" w:hAnsi="Times New Roman" w:cs="Times New Roman"/>
@@ -4373,19 +4412,23 @@
         </w:rPr>
         <w:t>Data Sources</w:t>
       </w:r>
-      <w:bookmarkEnd w:id="74"/>
+      <w:bookmarkEnd w:id="70"/>
     </w:p>
     <w:p>
       <w:pPr>
         <w:spacing w:before="100" w:beforeAutospacing="1" w:after="100" w:afterAutospacing="1" w:line="240" w:lineRule="auto"/>
         <w:rPr>
           <w:rFonts w:ascii="Times New Roman" w:eastAsia="Times New Roman" w:hAnsi="Times New Roman" w:cs="Times New Roman"/>
+          <w:sz w:val="24"/>
+          <w:szCs w:val="24"/>
           <w:lang w:val="en-GB" w:eastAsia="en-GB"/>
         </w:rPr>
       </w:pPr>
       <w:r>
         <w:rPr>
           <w:rFonts w:ascii="Times New Roman" w:eastAsia="Times New Roman" w:hAnsi="Times New Roman" w:cs="Times New Roman"/>
+          <w:sz w:val="24"/>
+          <w:szCs w:val="24"/>
           <w:lang w:val="en-GB" w:eastAsia="en-GB"/>
         </w:rPr>
         <w:t xml:space="preserve">The main data source for this project will be the </w:t>
@@ -4395,6 +4438,8 @@
           <w:rFonts w:ascii="Times New Roman" w:eastAsia="Times New Roman" w:hAnsi="Times New Roman" w:cs="Times New Roman"/>
           <w:i/>
           <w:iCs/>
+          <w:sz w:val="24"/>
+          <w:szCs w:val="24"/>
           <w:lang w:val="en-GB" w:eastAsia="en-GB"/>
         </w:rPr>
         <w:t>Air Quality and Health Impacts</w:t>
@@ -4402,6 +4447,8 @@
       <w:r>
         <w:rPr>
           <w:rFonts w:ascii="Times New Roman" w:eastAsia="Times New Roman" w:hAnsi="Times New Roman" w:cs="Times New Roman"/>
+          <w:sz w:val="24"/>
+          <w:szCs w:val="24"/>
           <w:lang w:val="en-GB" w:eastAsia="en-GB"/>
         </w:rPr>
         <w:t xml:space="preserve"> dataset, published on NYC Open Data by the New York City Department of Health and Mental Hygiene (DOHMH). The dataset contains approximately 19,827 records and 12 columns, including aggregated air quality and health indicators across different geographical areas and time periods (NYC Open Data, 2026).</w:t>
@@ -4412,12 +4459,16 @@
         <w:spacing w:before="100" w:beforeAutospacing="1" w:after="100" w:afterAutospacing="1" w:line="240" w:lineRule="auto"/>
         <w:rPr>
           <w:rFonts w:ascii="Times New Roman" w:eastAsia="Times New Roman" w:hAnsi="Times New Roman" w:cs="Times New Roman"/>
+          <w:sz w:val="24"/>
+          <w:szCs w:val="24"/>
           <w:lang w:val="en-GB" w:eastAsia="en-GB"/>
         </w:rPr>
       </w:pPr>
       <w:r>
         <w:rPr>
           <w:rFonts w:ascii="Times New Roman" w:eastAsia="Times New Roman" w:hAnsi="Times New Roman" w:cs="Times New Roman"/>
+          <w:sz w:val="24"/>
+          <w:szCs w:val="24"/>
           <w:lang w:val="en-GB" w:eastAsia="en-GB"/>
         </w:rPr>
         <w:t>According to the dataset's data dictionary, the information includes unique record identifiers, indicator identifiers and names, measurement types and units, geographical types and identifiers, neighbourhood names, time-period descriptions, start dates, recorded values and notes (NYC Open Data, 2026). These variables will help identify the type of measurement, where and when it was recorded, and the value associated with each observation. Geographical identifiers may also support the creation of thematic maps by linking the data to appropriate geographical files.</w:t>
@@ -4428,12 +4479,16 @@
         <w:spacing w:before="100" w:beforeAutospacing="1" w:after="100" w:afterAutospacing="1" w:line="240" w:lineRule="auto"/>
         <w:rPr>
           <w:rFonts w:ascii="Times New Roman" w:eastAsia="Times New Roman" w:hAnsi="Times New Roman" w:cs="Times New Roman"/>
+          <w:sz w:val="24"/>
+          <w:szCs w:val="24"/>
           <w:lang w:val="en-GB" w:eastAsia="en-GB"/>
         </w:rPr>
       </w:pPr>
       <w:r>
         <w:rPr>
           <w:rFonts w:ascii="Times New Roman" w:eastAsia="Times New Roman" w:hAnsi="Times New Roman" w:cs="Times New Roman"/>
+          <w:sz w:val="24"/>
+          <w:szCs w:val="24"/>
           <w:lang w:val="en-GB" w:eastAsia="en-GB"/>
         </w:rPr>
         <w:t>The dataset is publicly accessible through the NYC Open Data portal and can be downloaded in CSV format. The project will use this publicly available information for academic analysis, with appropriate acknowledgement of the original source and consideration of the applicable terms of use (NYC Open Data, n.d.).</w:t>
@@ -4444,12 +4499,16 @@
         <w:spacing w:before="100" w:beforeAutospacing="1" w:after="100" w:afterAutospacing="1" w:line="240" w:lineRule="auto"/>
         <w:rPr>
           <w:rFonts w:ascii="Times New Roman" w:eastAsia="Times New Roman" w:hAnsi="Times New Roman" w:cs="Times New Roman"/>
+          <w:sz w:val="24"/>
+          <w:szCs w:val="24"/>
           <w:lang w:val="en-GB" w:eastAsia="en-GB"/>
         </w:rPr>
       </w:pPr>
       <w:r>
         <w:rPr>
           <w:rFonts w:ascii="Times New Roman" w:eastAsia="Times New Roman" w:hAnsi="Times New Roman" w:cs="Times New Roman"/>
+          <w:sz w:val="24"/>
+          <w:szCs w:val="24"/>
           <w:lang w:val="en-GB" w:eastAsia="en-GB"/>
         </w:rPr>
         <w:t xml:space="preserve">In addition, the dataset page provides links to other resources that may support further analysis. These include the </w:t>
@@ -4459,6 +4518,8 @@
           <w:rFonts w:ascii="Times New Roman" w:eastAsia="Times New Roman" w:hAnsi="Times New Roman" w:cs="Times New Roman"/>
           <w:i/>
           <w:iCs/>
+          <w:sz w:val="24"/>
+          <w:szCs w:val="24"/>
           <w:lang w:val="en-GB" w:eastAsia="en-GB"/>
         </w:rPr>
         <w:t>Real-Time Air Quality in NYC</w:t>
@@ -4466,50 +4527,51 @@
       <w:r>
         <w:rPr>
           <w:rFonts w:ascii="Times New Roman" w:eastAsia="Times New Roman" w:hAnsi="Times New Roman" w:cs="Times New Roman"/>
+          <w:sz w:val="24"/>
+          <w:szCs w:val="24"/>
           <w:lang w:val="en-GB" w:eastAsia="en-GB"/>
         </w:rPr>
-        <w:t xml:space="preserve"> portal, which provides hourly PM2.5 measurements (NYC Department of Health and Mental Hygiene, n.d.-a), and the </w:t>
+        <w:t xml:space="preserve"> portal, which provides hourly PM2.5 measurements (NYC Department of Health and Mental Hygiene, n.d.-b), and the </w:t>
       </w:r>
       <w:r>
         <w:rPr>
           <w:rFonts w:ascii="Times New Roman" w:eastAsia="Times New Roman" w:hAnsi="Times New Roman" w:cs="Times New Roman"/>
           <w:i/>
           <w:iCs/>
+          <w:sz w:val="24"/>
+          <w:szCs w:val="24"/>
           <w:lang w:val="en-GB" w:eastAsia="en-GB"/>
         </w:rPr>
-        <w:t xml:space="preserve">Health </w:t>
-      </w:r>
-      <w:r>
-        <w:rPr>
-          <w:rFonts w:ascii="Times New Roman" w:eastAsia="Times New Roman" w:hAnsi="Times New Roman" w:cs="Times New Roman"/>
-          <w:i/>
-          <w:iCs/>
+        <w:t>Health Impacts of Air Pollution Data Explorer</w:t>
+      </w:r>
+      <w:r>
+        <w:rPr>
+          <w:rFonts w:ascii="Times New Roman" w:eastAsia="Times New Roman" w:hAnsi="Times New Roman" w:cs="Times New Roman"/>
+          <w:sz w:val="24"/>
+          <w:szCs w:val="24"/>
           <w:lang w:val="en-GB" w:eastAsia="en-GB"/>
         </w:rPr>
+        <w:t>, which provides information on health outcomes associated with air pollution (NYC Department of Health and Mental Hygiene, n.d.-a). These sources may be considered for further comparisons or to explore more specific relationships between pollution levels and health indicators, subject to data compatibility and project requirements.</w:t>
+      </w:r>
+    </w:p>
+    <w:p>
+      <w:pPr>
+        <w:spacing w:before="100" w:beforeAutospacing="1" w:after="100" w:afterAutospacing="1" w:line="240" w:lineRule="auto"/>
+        <w:rPr>
+          <w:rFonts w:ascii="Times New Roman" w:eastAsia="Times New Roman" w:hAnsi="Times New Roman" w:cs="Times New Roman"/>
+          <w:sz w:val="24"/>
+          <w:szCs w:val="24"/>
+          <w:lang w:val="en-GB" w:eastAsia="en-GB"/>
+        </w:rPr>
+      </w:pPr>
+      <w:r>
+        <w:rPr>
+          <w:rFonts w:ascii="Times New Roman" w:eastAsia="Times New Roman" w:hAnsi="Times New Roman" w:cs="Times New Roman"/>
+          <w:sz w:val="24"/>
+          <w:szCs w:val="24"/>
+          <w:lang w:val="en-GB" w:eastAsia="en-GB"/>
+        </w:rPr>
         <w:lastRenderedPageBreak/>
-        <w:t>Impacts of Air Pollution Data Explorer</w:t>
-      </w:r>
-      <w:r>
-        <w:rPr>
-          <w:rFonts w:ascii="Times New Roman" w:eastAsia="Times New Roman" w:hAnsi="Times New Roman" w:cs="Times New Roman"/>
-          <w:lang w:val="en-GB" w:eastAsia="en-GB"/>
-        </w:rPr>
-        <w:t>, which provides information on health outcomes associated with air pollution (NYC Department of Health and Mental Hygiene, n.d.-b). These sources may be considered for further comparisons or to explore more specific relationships between pollution levels and health indicators, subject to data compatibility and project requirements.</w:t>
-      </w:r>
-    </w:p>
-    <w:p>
-      <w:pPr>
-        <w:spacing w:before="100" w:beforeAutospacing="1" w:after="100" w:afterAutospacing="1" w:line="240" w:lineRule="auto"/>
-        <w:rPr>
-          <w:rFonts w:ascii="Times New Roman" w:eastAsia="Times New Roman" w:hAnsi="Times New Roman" w:cs="Times New Roman"/>
-          <w:lang w:val="en-GB" w:eastAsia="en-GB"/>
-        </w:rPr>
-      </w:pPr>
-      <w:r>
-        <w:rPr>
-          <w:rFonts w:ascii="Times New Roman" w:eastAsia="Times New Roman" w:hAnsi="Times New Roman" w:cs="Times New Roman"/>
-          <w:lang w:val="en-GB" w:eastAsia="en-GB"/>
-        </w:rPr>
         <w:t>The dataset is provided by the New York City Department of Health and Mental Hygiene (NYC DOHMH) and contains aggregated air quality and health indicators. It is publicly available through NYC Open Data. Its use will comply with the portal's terms of use (NYC Open Data, n.d.), and the original source will be acknowledged. The dataset's limitations and indicator-specific methodologies will also be considered when interpreting the results (NYC Open Data, 2026).</w:t>
       </w:r>
     </w:p>
@@ -4524,7 +4586,7 @@
           <w:lang w:val="en-GB" w:eastAsia="en-GB"/>
         </w:rPr>
       </w:pPr>
-      <w:bookmarkStart w:id="75" w:name="_Toc243561958"/>
+      <w:bookmarkStart w:id="71" w:name="_Toc243732850"/>
       <w:r>
         <w:rPr>
           <w:rFonts w:ascii="Times New Roman" w:eastAsia="Times New Roman" w:hAnsi="Times New Roman" w:cs="Times New Roman"/>
@@ -4535,7 +4597,7 @@
         </w:rPr>
         <w:t>Expected Deliverables</w:t>
       </w:r>
-      <w:bookmarkEnd w:id="75"/>
+      <w:bookmarkEnd w:id="71"/>
     </w:p>
     <w:p>
       <w:pPr>
@@ -4559,154 +4621,179 @@
     </w:p>
     <w:p>
       <w:pPr>
-        <w:numPr>
-          <w:ilvl w:val="0"/>
-          <w:numId w:val="7"/>
-        </w:numPr>
         <w:spacing w:before="100" w:beforeAutospacing="1" w:after="100" w:afterAutospacing="1" w:line="240" w:lineRule="auto"/>
         <w:rPr>
-          <w:rFonts w:ascii="Times New Roman" w:hAnsi="Times New Roman" w:cs="Times New Roman"/>
-          <w:iCs/>
-          <w:color w:val="000000" w:themeColor="text1"/>
-          <w:lang w:val="en-GB"/>
-        </w:rPr>
-      </w:pPr>
-      <w:r>
-        <w:rPr>
-          <w:rFonts w:ascii="Times New Roman" w:hAnsi="Times New Roman" w:cs="Times New Roman"/>
-          <w:iCs/>
-          <w:color w:val="000000" w:themeColor="text1"/>
-          <w:u w:val="single"/>
-          <w:lang w:val="en-GB"/>
-        </w:rPr>
-        <w:t>Predictive Modelling</w:t>
-      </w:r>
-      <w:r>
-        <w:rPr>
-          <w:rFonts w:ascii="Times New Roman" w:hAnsi="Times New Roman" w:cs="Times New Roman"/>
-          <w:iCs/>
-          <w:color w:val="000000" w:themeColor="text1"/>
-          <w:lang w:val="en-GB"/>
-        </w:rPr>
-        <w:t>: Develop and evaluate suitable machine learning models to predict PM2.5 concentrations using historical data and relevant geographical and temporal variables. The models will be evaluated to identify the most accurate and reliable approach and, where the available data allow, tested with new data to assess their performance over time.</w:t>
-      </w:r>
-    </w:p>
-    <w:p>
-      <w:pPr>
-        <w:numPr>
-          <w:ilvl w:val="0"/>
-          <w:numId w:val="7"/>
-        </w:numPr>
-        <w:spacing w:before="100" w:beforeAutospacing="1" w:after="100" w:afterAutospacing="1" w:line="240" w:lineRule="auto"/>
-        <w:rPr>
-          <w:rFonts w:ascii="Times New Roman" w:hAnsi="Times New Roman" w:cs="Times New Roman"/>
-          <w:iCs/>
-          <w:color w:val="000000" w:themeColor="text1"/>
-          <w:lang w:val="en-GB"/>
-        </w:rPr>
-      </w:pPr>
-      <w:r>
-        <w:rPr>
-          <w:rFonts w:ascii="Times New Roman" w:hAnsi="Times New Roman" w:cs="Times New Roman"/>
-          <w:iCs/>
-          <w:color w:val="000000" w:themeColor="text1"/>
-          <w:u w:val="single"/>
-          <w:lang w:val="en-GB"/>
-        </w:rPr>
-        <w:t>Comparison with Additional Datasets</w:t>
-      </w:r>
-      <w:r>
-        <w:rPr>
-          <w:rFonts w:ascii="Times New Roman" w:hAnsi="Times New Roman" w:cs="Times New Roman"/>
-          <w:iCs/>
-          <w:color w:val="000000" w:themeColor="text1"/>
-          <w:lang w:val="en-GB"/>
-        </w:rPr>
-        <w:t>: Identify and compare relevant datasets available through NYC Open Data to investigate relationships between air pollution and aggregated health indicators. This will help provide a broader evidence base for understanding potential associations, subject to data compatibility and availability.</w:t>
-      </w:r>
-    </w:p>
-    <w:p>
-      <w:pPr>
-        <w:numPr>
-          <w:ilvl w:val="0"/>
-          <w:numId w:val="7"/>
-        </w:numPr>
-        <w:spacing w:before="100" w:beforeAutospacing="1" w:after="100" w:afterAutospacing="1" w:line="240" w:lineRule="auto"/>
-        <w:rPr>
-          <w:rFonts w:ascii="Times New Roman" w:hAnsi="Times New Roman" w:cs="Times New Roman"/>
-          <w:iCs/>
-          <w:color w:val="000000" w:themeColor="text1"/>
-          <w:lang w:val="en-GB"/>
-        </w:rPr>
-      </w:pPr>
-      <w:r>
-        <w:rPr>
-          <w:rFonts w:ascii="Times New Roman" w:hAnsi="Times New Roman" w:cs="Times New Roman"/>
-          <w:iCs/>
-          <w:color w:val="000000" w:themeColor="text1"/>
-          <w:u w:val="single"/>
-          <w:lang w:val="en-GB"/>
-        </w:rPr>
-        <w:t>Evidence-Based Recommendations</w:t>
-      </w:r>
-      <w:r>
-        <w:rPr>
-          <w:rFonts w:ascii="Times New Roman" w:hAnsi="Times New Roman" w:cs="Times New Roman"/>
-          <w:iCs/>
-          <w:color w:val="000000" w:themeColor="text1"/>
-          <w:lang w:val="en-GB"/>
-        </w:rPr>
-        <w:t>: Prepare a final report presenting the methodology, data preparation process, model performance, key findings, and limitations. Based on the results, the report will provide evidence-based recommendations to help environmental and public health authorities identify areas that may require further monitoring or investigation.</w:t>
-      </w:r>
-    </w:p>
-    <w:p>
-      <w:pPr>
-        <w:numPr>
-          <w:ilvl w:val="0"/>
-          <w:numId w:val="7"/>
-        </w:numPr>
-        <w:spacing w:before="100" w:beforeAutospacing="1" w:after="100" w:afterAutospacing="1" w:line="240" w:lineRule="auto"/>
-        <w:rPr>
-          <w:rFonts w:ascii="Times New Roman" w:hAnsi="Times New Roman" w:cs="Times New Roman"/>
-          <w:iCs/>
-          <w:color w:val="000000" w:themeColor="text1"/>
-          <w:lang w:val="en-GB"/>
-        </w:rPr>
-      </w:pPr>
-      <w:r>
-        <w:rPr>
-          <w:rFonts w:ascii="Times New Roman" w:hAnsi="Times New Roman" w:cs="Times New Roman"/>
-          <w:iCs/>
-          <w:color w:val="000000" w:themeColor="text1"/>
-          <w:u w:val="single"/>
-          <w:lang w:val="en-GB"/>
-        </w:rPr>
-        <w:t>Project Reproducibility</w:t>
-      </w:r>
-      <w:r>
-        <w:rPr>
-          <w:rFonts w:ascii="Times New Roman" w:hAnsi="Times New Roman" w:cs="Times New Roman"/>
-          <w:iCs/>
-          <w:color w:val="000000" w:themeColor="text1"/>
-          <w:lang w:val="en-GB"/>
-        </w:rPr>
-        <w:t>: Create and maintain a GitHub repository containing the Python code, documentation, data processing procedures, and relevant analytical results. This will promote transparency and allow the analytical workflow to be reviewed and reproduced, subject to the applicable data usage conditions.</w:t>
-      </w:r>
-    </w:p>
-    <w:p>
-      <w:pPr>
-        <w:spacing w:before="100" w:beforeAutospacing="1" w:after="100" w:afterAutospacing="1" w:line="240" w:lineRule="auto"/>
-        <w:rPr>
-          <w:rFonts w:ascii="Times New Roman" w:hAnsi="Times New Roman" w:cs="Times New Roman"/>
+          <w:rFonts w:ascii="Times New Roman" w:eastAsia="Times New Roman" w:hAnsi="Times New Roman" w:cs="Times New Roman"/>
+          <w:lang w:val="en-GB" w:eastAsia="en-GB"/>
+        </w:rPr>
+      </w:pPr>
+      <w:r>
+        <w:rPr>
+          <w:rFonts w:ascii="Times New Roman" w:eastAsia="Times New Roman" w:hAnsi="Times New Roman" w:cs="Times New Roman"/>
           <w:b/>
           <w:bCs/>
-          <w:iCs/>
-          <w:color w:val="000000" w:themeColor="text1"/>
-          <w:sz w:val="28"/>
-          <w:szCs w:val="28"/>
-          <w:lang w:val="en-GB"/>
-        </w:rPr>
-      </w:pPr>
+          <w:lang w:val="en-GB" w:eastAsia="en-GB"/>
+        </w:rPr>
+        <w:t xml:space="preserve">1. </w:t>
+      </w:r>
+      <w:r>
+        <w:rPr>
+          <w:rFonts w:ascii="Times New Roman" w:eastAsia="Times New Roman" w:hAnsi="Times New Roman" w:cs="Times New Roman"/>
+          <w:b/>
+          <w:bCs/>
+          <w:u w:val="single"/>
+          <w:lang w:val="en-GB" w:eastAsia="en-GB"/>
+        </w:rPr>
+        <w:t>Predictive Modelling</w:t>
+      </w:r>
+      <w:r>
+        <w:rPr>
+          <w:rFonts w:ascii="Times New Roman" w:eastAsia="Times New Roman" w:hAnsi="Times New Roman" w:cs="Times New Roman"/>
+          <w:b/>
+          <w:bCs/>
+          <w:lang w:val="en-GB" w:eastAsia="en-GB"/>
+        </w:rPr>
+        <w:t>:</w:t>
+      </w:r>
+      <w:r>
+        <w:rPr>
+          <w:rFonts w:ascii="Times New Roman" w:eastAsia="Times New Roman" w:hAnsi="Times New Roman" w:cs="Times New Roman"/>
+          <w:lang w:val="en-GB" w:eastAsia="en-GB"/>
+        </w:rPr>
+        <w:t xml:space="preserve"> Develop and evaluate a linear regression model to predict PM2.5 concentrations using historical data and relevant geographical and temporal variables. The analysis will examine the relationship between the selected predictor variables and PM2.5 concentrations, assess the model's predictive performance, and identify its limitations. Where the available data allow, the model will also be tested on unseen data to assess its ability to generalise to new observations.</w:t>
+      </w:r>
+    </w:p>
+    <w:p>
+      <w:pPr>
+        <w:spacing w:before="100" w:beforeAutospacing="1" w:after="100" w:afterAutospacing="1" w:line="240" w:lineRule="auto"/>
+        <w:rPr>
+          <w:rFonts w:ascii="Times New Roman" w:eastAsia="Times New Roman" w:hAnsi="Times New Roman" w:cs="Times New Roman"/>
+          <w:lang w:val="en-GB" w:eastAsia="en-GB"/>
+        </w:rPr>
+      </w:pPr>
+      <w:r>
+        <w:rPr>
+          <w:rFonts w:ascii="Times New Roman" w:eastAsia="Times New Roman" w:hAnsi="Times New Roman" w:cs="Times New Roman"/>
+          <w:b/>
+          <w:bCs/>
+          <w:lang w:val="en-GB" w:eastAsia="en-GB"/>
+        </w:rPr>
+        <w:t xml:space="preserve">2. </w:t>
+      </w:r>
+      <w:r>
+        <w:rPr>
+          <w:rFonts w:ascii="Times New Roman" w:eastAsia="Times New Roman" w:hAnsi="Times New Roman" w:cs="Times New Roman"/>
+          <w:b/>
+          <w:bCs/>
+          <w:u w:val="single"/>
+          <w:lang w:val="en-GB" w:eastAsia="en-GB"/>
+        </w:rPr>
+        <w:t>Comparison with Additional Datasets</w:t>
+      </w:r>
+      <w:r>
+        <w:rPr>
+          <w:rFonts w:ascii="Times New Roman" w:eastAsia="Times New Roman" w:hAnsi="Times New Roman" w:cs="Times New Roman"/>
+          <w:b/>
+          <w:bCs/>
+          <w:lang w:val="en-GB" w:eastAsia="en-GB"/>
+        </w:rPr>
+        <w:t>:</w:t>
+      </w:r>
+      <w:r>
+        <w:rPr>
+          <w:rFonts w:ascii="Times New Roman" w:eastAsia="Times New Roman" w:hAnsi="Times New Roman" w:cs="Times New Roman"/>
+          <w:lang w:val="en-GB" w:eastAsia="en-GB"/>
+        </w:rPr>
+        <w:t xml:space="preserve"> Identify and compare relevant datasets available through NYC Open Data to investigate relationships between air pollution and aggregated health indicators. This will help provide a broader evidence base for understanding potential associations, subject to data compatibility and availability.</w:t>
+      </w:r>
+    </w:p>
+    <w:p>
+      <w:pPr>
+        <w:spacing w:before="100" w:beforeAutospacing="1" w:after="100" w:afterAutospacing="1" w:line="240" w:lineRule="auto"/>
+        <w:rPr>
+          <w:rFonts w:ascii="Times New Roman" w:eastAsia="Times New Roman" w:hAnsi="Times New Roman" w:cs="Times New Roman"/>
+          <w:lang w:val="en-GB" w:eastAsia="en-GB"/>
+        </w:rPr>
+      </w:pPr>
+      <w:r>
+        <w:rPr>
+          <w:rFonts w:ascii="Times New Roman" w:eastAsia="Times New Roman" w:hAnsi="Times New Roman" w:cs="Times New Roman"/>
+          <w:b/>
+          <w:bCs/>
+          <w:lang w:val="en-GB" w:eastAsia="en-GB"/>
+        </w:rPr>
+        <w:t xml:space="preserve">3. </w:t>
+      </w:r>
+      <w:r>
+        <w:rPr>
+          <w:rFonts w:ascii="Times New Roman" w:eastAsia="Times New Roman" w:hAnsi="Times New Roman" w:cs="Times New Roman"/>
+          <w:b/>
+          <w:bCs/>
+          <w:u w:val="single"/>
+          <w:lang w:val="en-GB" w:eastAsia="en-GB"/>
+        </w:rPr>
+        <w:t>Evidence-Based Recommendations</w:t>
+      </w:r>
+      <w:r>
+        <w:rPr>
+          <w:rFonts w:ascii="Times New Roman" w:eastAsia="Times New Roman" w:hAnsi="Times New Roman" w:cs="Times New Roman"/>
+          <w:b/>
+          <w:bCs/>
+          <w:lang w:val="en-GB" w:eastAsia="en-GB"/>
+        </w:rPr>
+        <w:t>:</w:t>
+      </w:r>
+      <w:r>
+        <w:rPr>
+          <w:rFonts w:ascii="Times New Roman" w:eastAsia="Times New Roman" w:hAnsi="Times New Roman" w:cs="Times New Roman"/>
+          <w:lang w:val="en-GB" w:eastAsia="en-GB"/>
+        </w:rPr>
+        <w:t xml:space="preserve"> Prepare a final report presenting the methodology, data preparation process, model performance, key findings, and limitations. Based on the results, the report will provide evidence-based recommendations to help environmental and public health authorities identify areas that may require further monitoring or investigation.</w:t>
+      </w:r>
+    </w:p>
+    <w:p>
+      <w:pPr>
+        <w:spacing w:before="100" w:beforeAutospacing="1" w:after="100" w:afterAutospacing="1" w:line="240" w:lineRule="auto"/>
+        <w:rPr>
+          <w:rFonts w:ascii="Times New Roman" w:eastAsia="Times New Roman" w:hAnsi="Times New Roman" w:cs="Times New Roman"/>
+          <w:lang w:val="en-GB" w:eastAsia="en-GB"/>
+        </w:rPr>
+      </w:pPr>
+      <w:r>
+        <w:rPr>
+          <w:rFonts w:ascii="Times New Roman" w:eastAsia="Times New Roman" w:hAnsi="Times New Roman" w:cs="Times New Roman"/>
+          <w:b/>
+          <w:bCs/>
+          <w:lang w:val="en-GB" w:eastAsia="en-GB"/>
+        </w:rPr>
+        <w:t xml:space="preserve">4. </w:t>
+      </w:r>
+      <w:r>
+        <w:rPr>
+          <w:rFonts w:ascii="Times New Roman" w:eastAsia="Times New Roman" w:hAnsi="Times New Roman" w:cs="Times New Roman"/>
+          <w:b/>
+          <w:bCs/>
+          <w:u w:val="single"/>
+          <w:lang w:val="en-GB" w:eastAsia="en-GB"/>
+        </w:rPr>
+        <w:t>Project Reproducibility</w:t>
+      </w:r>
+      <w:r>
+        <w:rPr>
+          <w:rFonts w:ascii="Times New Roman" w:eastAsia="Times New Roman" w:hAnsi="Times New Roman" w:cs="Times New Roman"/>
+          <w:b/>
+          <w:bCs/>
+          <w:lang w:val="en-GB" w:eastAsia="en-GB"/>
+        </w:rPr>
+        <w:t>:</w:t>
+      </w:r>
+      <w:r>
+        <w:rPr>
+          <w:rFonts w:ascii="Times New Roman" w:eastAsia="Times New Roman" w:hAnsi="Times New Roman" w:cs="Times New Roman"/>
+          <w:lang w:val="en-GB" w:eastAsia="en-GB"/>
+        </w:rPr>
+        <w:t xml:space="preserve"> Create and maintain a GitHub repository containing the Python code, documentation, data processing procedures, and relevant analytical results. This will promote transparency and allow the analytical workflow to be reviewed and reproduced, subject to the applicable data usage conditions.</w:t>
+      </w:r>
     </w:p>
     <w:p>
       <w:pPr>
@@ -4719,7 +4806,7 @@
           <w:lang w:val="en-GB"/>
         </w:rPr>
       </w:pPr>
-      <w:bookmarkStart w:id="76" w:name="_Toc243561959"/>
+      <w:bookmarkStart w:id="72" w:name="_Toc243732851"/>
       <w:r>
         <w:rPr>
           <w:rFonts w:ascii="Times New Roman" w:hAnsi="Times New Roman" w:cs="Times New Roman"/>
@@ -4730,7 +4817,7 @@
         </w:rPr>
         <w:t>Project Timeline</w:t>
       </w:r>
-      <w:bookmarkEnd w:id="76"/>
+      <w:bookmarkEnd w:id="72"/>
     </w:p>
     <w:p>
       <w:pPr>
@@ -4749,7 +4836,7 @@
           <w:color w:val="000000" w:themeColor="text1"/>
           <w:lang w:val="en-GB"/>
         </w:rPr>
-        <w:t>The project will be carried out over two semesters. The first semester will focus on understanding, preparing, and exploring the selected dataset, while the second semester will focus on developing predictive models, comparing additional datasets, evaluating the results, and preparing the final recommendations.</w:t>
+        <w:t>The project will be carried out over two semesters. The first semester will focus on understanding, preparing, and exploring the selected dataset, while the second semester will focus on developing and evaluating a linear regression model, comparing additional datasets, interpreting the results, and preparing the final recommendations.</w:t>
       </w:r>
     </w:p>
     <w:p>
@@ -4810,13 +4897,13 @@
         </w:rPr>
         <w:lastRenderedPageBreak/>
         <w:drawing>
-          <wp:anchor distT="0" distB="0" distL="114300" distR="114300" simplePos="0" relativeHeight="251661312" behindDoc="0" locked="0" layoutInCell="1" allowOverlap="1" wp14:anchorId="760D9644" wp14:editId="081C7BB5">
+          <wp:anchor distT="0" distB="0" distL="114300" distR="114300" simplePos="0" relativeHeight="251661312" behindDoc="0" locked="0" layoutInCell="1" allowOverlap="1" wp14:anchorId="760D9644" wp14:editId="0836D88E">
             <wp:simplePos x="0" y="0"/>
             <wp:positionH relativeFrom="margin">
               <wp:align>center</wp:align>
             </wp:positionH>
             <wp:positionV relativeFrom="paragraph">
-              <wp:posOffset>14991</wp:posOffset>
+              <wp:posOffset>14605</wp:posOffset>
             </wp:positionV>
             <wp:extent cx="6056026" cy="9084039"/>
             <wp:effectExtent l="0" t="0" r="1905" b="3175"/>
@@ -4877,7 +4964,7 @@
           <w:color w:val="000000" w:themeColor="text1"/>
         </w:rPr>
       </w:pPr>
-      <w:bookmarkStart w:id="77" w:name="_Toc243561960"/>
+      <w:bookmarkStart w:id="73" w:name="_Toc243732852"/>
       <w:r>
         <w:rPr>
           <w:rFonts w:ascii="Times New Roman" w:hAnsi="Times New Roman" w:cs="Times New Roman"/>
@@ -4887,7 +4974,7 @@
         </w:rPr>
         <w:t>Ethical and Legal Considerations</w:t>
       </w:r>
-      <w:bookmarkEnd w:id="77"/>
+      <w:bookmarkEnd w:id="73"/>
       <w:r>
         <w:rPr>
           <w:rFonts w:ascii="Times New Roman" w:hAnsi="Times New Roman" w:cs="Times New Roman"/>
@@ -4910,7 +4997,7 @@
           <w:rFonts w:ascii="Times New Roman" w:hAnsi="Times New Roman" w:cs="Times New Roman"/>
           <w:lang w:val="en-GB"/>
         </w:rPr>
-        <w:t>This project will use publicly available datasets from NYC Open Data, complying with the applicable Terms of Use and acknowledging all sources. As the selected dataset contains aggregated environmental and health indicators rather than individual patient records, privacy risks are limited. Project files will be managed securely, and the GitHub repository will contain code and documentation without confidential information. The results will be interpreted responsibly, avoiding causal claims and acknowledging data limitations and potential biases.</w:t>
+        <w:t>This project will use publicly available datasets from NYC Open Data, complying with the applicable Terms of Use and acknowledging all sources. As the selected dataset contains aggregated environmental and health indicators rather than individual patient records, privacy risks are expected to be limited. Project files will be managed securely, and the GitHub repository will contain code and documentation without confidential or personally identifiable information. The results will be interpreted responsibly, avoiding unsupported causal claims and acknowledging data limitations, potential biases, and the constraints of the analysis.</w:t>
       </w:r>
     </w:p>
     <w:p>
@@ -4931,7 +5018,7 @@
           <w:color w:val="000000" w:themeColor="text1"/>
         </w:rPr>
       </w:pPr>
-      <w:bookmarkStart w:id="78" w:name="_Toc243561961"/>
+      <w:bookmarkStart w:id="74" w:name="_Toc243732853"/>
       <w:r>
         <w:rPr>
           <w:rFonts w:ascii="Times New Roman" w:hAnsi="Times New Roman" w:cs="Times New Roman"/>
@@ -4941,7 +5028,7 @@
         </w:rPr>
         <w:t>Use of AI Tools</w:t>
       </w:r>
-      <w:bookmarkEnd w:id="78"/>
+      <w:bookmarkEnd w:id="74"/>
     </w:p>
     <w:p>
       <w:pPr>
@@ -5519,7 +5606,7 @@
           <w:lang w:val="en-GB"/>
         </w:rPr>
       </w:pPr>
-      <w:bookmarkStart w:id="79" w:name="_Toc243561962"/>
+      <w:bookmarkStart w:id="75" w:name="_Toc243732854"/>
       <w:r>
         <w:rPr>
           <w:rFonts w:ascii="Times New Roman" w:hAnsi="Times New Roman" w:cs="Times New Roman"/>
@@ -5552,7 +5639,7 @@
         </w:rPr>
         <w:t xml:space="preserve"> use of AI</w:t>
       </w:r>
-      <w:bookmarkEnd w:id="79"/>
+      <w:bookmarkEnd w:id="75"/>
     </w:p>
     <w:p>
       <w:pPr>
@@ -5722,7 +5809,7 @@
           <w:rFonts w:ascii="Times New Roman" w:hAnsi="Times New Roman" w:cs="Times New Roman"/>
           <w:lang w:val="en-GB"/>
         </w:rPr>
-        <w:t>I evaluated the translation provided and used it in this project with minimal changes, as it clearly, coherently, and systematically conveyed what I intended to express.</w:t>
+        <w:t>I evaluated the translation provided and used it in this project with some minor changes, as it clearly, coherently, and systematically conveyed what I intended to express.</w:t>
       </w:r>
     </w:p>
     <w:p>
@@ -5771,7 +5858,7 @@
           <w14:ligatures w14:val="standardContextual"/>
         </w:rPr>
         <w:drawing>
-          <wp:anchor distT="0" distB="0" distL="114300" distR="114300" simplePos="0" relativeHeight="251664384" behindDoc="1" locked="0" layoutInCell="1" allowOverlap="1" wp14:anchorId="4035B8DF" wp14:editId="6D23C8D9">
+          <wp:anchor distT="0" distB="0" distL="114300" distR="114300" simplePos="0" relativeHeight="251664384" behindDoc="1" locked="0" layoutInCell="1" allowOverlap="1" wp14:anchorId="4035B8DF" wp14:editId="5D848DB6">
             <wp:simplePos x="0" y="0"/>
             <wp:positionH relativeFrom="margin">
               <wp:posOffset>1127760</wp:posOffset>
@@ -6153,7 +6240,7 @@
           <w14:ligatures w14:val="standardContextual"/>
         </w:rPr>
         <w:drawing>
-          <wp:anchor distT="0" distB="0" distL="114300" distR="114300" simplePos="0" relativeHeight="251663360" behindDoc="0" locked="0" layoutInCell="1" allowOverlap="1" wp14:anchorId="792AB8D2" wp14:editId="31503591">
+          <wp:anchor distT="0" distB="0" distL="114300" distR="114300" simplePos="0" relativeHeight="251663360" behindDoc="0" locked="0" layoutInCell="1" allowOverlap="1" wp14:anchorId="792AB8D2" wp14:editId="64A9B4A8">
             <wp:simplePos x="0" y="0"/>
             <wp:positionH relativeFrom="margin">
               <wp:posOffset>876935</wp:posOffset>
@@ -6293,7 +6380,7 @@
           <w14:ligatures w14:val="standardContextual"/>
         </w:rPr>
         <w:drawing>
-          <wp:anchor distT="0" distB="0" distL="114300" distR="114300" simplePos="0" relativeHeight="251667456" behindDoc="0" locked="0" layoutInCell="1" allowOverlap="1" wp14:anchorId="29568DF9" wp14:editId="234BE300">
+          <wp:anchor distT="0" distB="0" distL="114300" distR="114300" simplePos="0" relativeHeight="251667456" behindDoc="0" locked="0" layoutInCell="1" allowOverlap="1" wp14:anchorId="29568DF9" wp14:editId="48BF0EDB">
             <wp:simplePos x="0" y="0"/>
             <wp:positionH relativeFrom="margin">
               <wp:posOffset>1308100</wp:posOffset>
@@ -6529,7 +6616,7 @@
           <w14:ligatures w14:val="standardContextual"/>
         </w:rPr>
         <w:drawing>
-          <wp:anchor distT="0" distB="0" distL="114300" distR="114300" simplePos="0" relativeHeight="251666432" behindDoc="0" locked="0" layoutInCell="1" allowOverlap="1" wp14:anchorId="4A5C75AF" wp14:editId="207E2B32">
+          <wp:anchor distT="0" distB="0" distL="114300" distR="114300" simplePos="0" relativeHeight="251666432" behindDoc="0" locked="0" layoutInCell="1" allowOverlap="1" wp14:anchorId="4A5C75AF" wp14:editId="73ACD6F3">
             <wp:simplePos x="0" y="0"/>
             <wp:positionH relativeFrom="margin">
               <wp:posOffset>766445</wp:posOffset>
@@ -6695,7 +6782,7 @@
         </w:rPr>
         <w:lastRenderedPageBreak/>
         <w:drawing>
-          <wp:anchor distT="0" distB="0" distL="114300" distR="114300" simplePos="0" relativeHeight="251677696" behindDoc="0" locked="0" layoutInCell="1" allowOverlap="1" wp14:anchorId="6835E2E8" wp14:editId="56C6B798">
+          <wp:anchor distT="0" distB="0" distL="114300" distR="114300" simplePos="0" relativeHeight="251677696" behindDoc="0" locked="0" layoutInCell="1" allowOverlap="1" wp14:anchorId="6835E2E8" wp14:editId="4AEFFC3F">
             <wp:simplePos x="0" y="0"/>
             <wp:positionH relativeFrom="margin">
               <wp:posOffset>765810</wp:posOffset>
@@ -6766,7 +6853,7 @@
           <w14:ligatures w14:val="standardContextual"/>
         </w:rPr>
         <w:drawing>
-          <wp:anchor distT="0" distB="0" distL="114300" distR="114300" simplePos="0" relativeHeight="251674624" behindDoc="0" locked="0" layoutInCell="1" allowOverlap="1" wp14:anchorId="377BED53" wp14:editId="4EE58907">
+          <wp:anchor distT="0" distB="0" distL="114300" distR="114300" simplePos="0" relativeHeight="251674624" behindDoc="0" locked="0" layoutInCell="1" allowOverlap="1" wp14:anchorId="377BED53" wp14:editId="40D51E16">
             <wp:simplePos x="0" y="0"/>
             <wp:positionH relativeFrom="margin">
               <wp:align>center</wp:align>
@@ -7081,7 +7168,7 @@
           <w14:ligatures w14:val="standardContextual"/>
         </w:rPr>
         <w:drawing>
-          <wp:anchor distT="0" distB="0" distL="114300" distR="114300" simplePos="0" relativeHeight="251680768" behindDoc="1" locked="0" layoutInCell="1" allowOverlap="1" wp14:anchorId="69B2A97A" wp14:editId="135C16DB">
+          <wp:anchor distT="0" distB="0" distL="114300" distR="114300" simplePos="0" relativeHeight="251680768" behindDoc="1" locked="0" layoutInCell="1" allowOverlap="1" wp14:anchorId="69B2A97A" wp14:editId="5ABA86E0">
             <wp:simplePos x="0" y="0"/>
             <wp:positionH relativeFrom="margin">
               <wp:posOffset>770255</wp:posOffset>
@@ -7160,7 +7247,7 @@
         </w:rPr>
         <w:lastRenderedPageBreak/>
         <w:drawing>
-          <wp:anchor distT="0" distB="0" distL="114300" distR="114300" simplePos="0" relativeHeight="251683840" behindDoc="0" locked="0" layoutInCell="1" allowOverlap="1" wp14:anchorId="59169BAA" wp14:editId="1A1ADB4F">
+          <wp:anchor distT="0" distB="0" distL="114300" distR="114300" simplePos="0" relativeHeight="251683840" behindDoc="0" locked="0" layoutInCell="1" allowOverlap="1" wp14:anchorId="59169BAA" wp14:editId="4602210B">
             <wp:simplePos x="0" y="0"/>
             <wp:positionH relativeFrom="margin">
               <wp:align>center</wp:align>
@@ -8774,7 +8861,7 @@
           <w:lang w:val="en-GB"/>
         </w:rPr>
       </w:pPr>
-      <w:bookmarkStart w:id="80" w:name="_Toc243561963"/>
+      <w:bookmarkStart w:id="76" w:name="_Toc243732855"/>
       <w:r>
         <w:rPr>
           <w:rFonts w:ascii="Times New Roman" w:hAnsi="Times New Roman" w:cs="Times New Roman"/>
@@ -8796,7 +8883,7 @@
         </w:rPr>
         <w:t xml:space="preserve"> use of AI</w:t>
       </w:r>
-      <w:bookmarkEnd w:id="80"/>
+      <w:bookmarkEnd w:id="76"/>
     </w:p>
     <w:p>
       <w:pPr>
@@ -9258,7 +9345,7 @@
           <w:lang w:val="en-GB"/>
         </w:rPr>
       </w:pPr>
-      <w:bookmarkStart w:id="81" w:name="_Toc243561964"/>
+      <w:bookmarkStart w:id="77" w:name="_Toc243732856"/>
       <w:r>
         <w:rPr>
           <w:rFonts w:ascii="Times New Roman" w:hAnsi="Times New Roman" w:cs="Times New Roman"/>
@@ -9280,7 +9367,7 @@
         </w:rPr>
         <w:t xml:space="preserve"> use of AI</w:t>
       </w:r>
-      <w:bookmarkEnd w:id="81"/>
+      <w:bookmarkEnd w:id="77"/>
     </w:p>
     <w:p>
       <w:pPr>
@@ -9565,24 +9652,21 @@
           <w:i/>
           <w:iCs/>
           <w:color w:val="000000" w:themeColor="text1"/>
-          <w:sz w:val="32"/>
-          <w:szCs w:val="32"/>
-          <w:lang w:val="en-GB"/>
-        </w:rPr>
-      </w:pPr>
-      <w:bookmarkStart w:id="82" w:name="_Toc243561965"/>
+          <w:lang w:val="en-GB"/>
+        </w:rPr>
+      </w:pPr>
+      <w:bookmarkStart w:id="78" w:name="_Toc243732857"/>
       <w:r>
         <w:rPr>
           <w:rFonts w:ascii="Times New Roman" w:hAnsi="Times New Roman" w:cs="Times New Roman"/>
           <w:i/>
           <w:iCs/>
           <w:color w:val="000000" w:themeColor="text1"/>
-          <w:lang w:val="en-GB"/>
         </w:rPr>
         <w:lastRenderedPageBreak/>
-        <w:t>Fourth use of IA</w:t>
-      </w:r>
-      <w:bookmarkEnd w:id="82"/>
+        <w:t>Fourth use of AI</w:t>
+      </w:r>
+      <w:bookmarkEnd w:id="78"/>
     </w:p>
     <w:p>
       <w:pPr>
@@ -9923,7 +10007,7 @@
           <w:lang w:val="en-GB"/>
         </w:rPr>
       </w:pPr>
-      <w:bookmarkStart w:id="83" w:name="_Toc243561966"/>
+      <w:bookmarkStart w:id="79" w:name="_Toc243732858"/>
       <w:r>
         <w:rPr>
           <w:rFonts w:ascii="Times New Roman" w:eastAsia="Times New Roman" w:hAnsi="Times New Roman" w:cs="Times New Roman"/>
@@ -9935,7 +10019,7 @@
         <w:lastRenderedPageBreak/>
         <w:t>References</w:t>
       </w:r>
-      <w:bookmarkEnd w:id="83"/>
+      <w:bookmarkEnd w:id="79"/>
     </w:p>
     <w:p>
       <w:pPr>
@@ -9945,6 +10029,46 @@
           <w:lang w:val="en-GB" w:eastAsia="en-GB"/>
         </w:rPr>
       </w:pPr>
+      <w:r>
+        <w:rPr>
+          <w:rFonts w:ascii="Times New Roman" w:eastAsia="Times New Roman" w:hAnsi="Times New Roman" w:cs="Times New Roman"/>
+          <w:lang w:val="en-GB" w:eastAsia="en-GB"/>
+        </w:rPr>
+        <w:t xml:space="preserve">New York State Department of Health (n.d.) </w:t>
+      </w:r>
+      <w:r>
+        <w:rPr>
+          <w:rFonts w:ascii="Times New Roman" w:eastAsia="Times New Roman" w:hAnsi="Times New Roman" w:cs="Times New Roman"/>
+          <w:i/>
+          <w:iCs/>
+          <w:lang w:val="en-GB" w:eastAsia="en-GB"/>
+        </w:rPr>
+        <w:t>Particle Pollution and Health</w:t>
+      </w:r>
+      <w:r>
+        <w:rPr>
+          <w:rFonts w:ascii="Times New Roman" w:eastAsia="Times New Roman" w:hAnsi="Times New Roman" w:cs="Times New Roman"/>
+          <w:lang w:val="en-GB" w:eastAsia="en-GB"/>
+        </w:rPr>
+        <w:t xml:space="preserve">. Available at: </w:t>
+      </w:r>
+      <w:hyperlink r:id="rId30" w:history="1">
+        <w:r>
+          <w:rPr>
+            <w:rStyle w:val="Hyperlink"/>
+            <w:rFonts w:ascii="Times New Roman" w:eastAsia="Times New Roman" w:hAnsi="Times New Roman" w:cs="Times New Roman"/>
+            <w:lang w:val="en-GB" w:eastAsia="en-GB"/>
+          </w:rPr>
+          <w:t>https://www.health.ny.gov/environmental/indoors/air/pmq_a</w:t>
+        </w:r>
+      </w:hyperlink>
+      <w:r>
+        <w:rPr>
+          <w:rFonts w:ascii="Times New Roman" w:eastAsia="Times New Roman" w:hAnsi="Times New Roman" w:cs="Times New Roman"/>
+          <w:lang w:val="en-GB" w:eastAsia="en-GB"/>
+        </w:rPr>
+        <w:t xml:space="preserve"> (Accessed: 24 October 2026).</w:t>
+      </w:r>
     </w:p>
     <w:p>
       <w:pPr>
@@ -9959,7 +10083,40 @@
           <w:rFonts w:ascii="Times New Roman" w:eastAsia="Times New Roman" w:hAnsi="Times New Roman" w:cs="Times New Roman"/>
           <w:lang w:val="en-GB" w:eastAsia="en-GB"/>
         </w:rPr>
-        <w:t>NYC Open Data (2026) Air Quality and Health Impacts: Data Dictionary. Available at: https://data.cityofnewyork.us/Environment/Air-Quality-and-Health-Impacts/c3uy-2p5r (Accessed: 19 October 2026).</w:t>
+        <w:t xml:space="preserve">NYC Department of Health and Mental Hygiene (n.d.-a) </w:t>
+      </w:r>
+      <w:r>
+        <w:rPr>
+          <w:rFonts w:ascii="Times New Roman" w:eastAsia="Times New Roman" w:hAnsi="Times New Roman" w:cs="Times New Roman"/>
+          <w:i/>
+          <w:iCs/>
+          <w:lang w:val="en-GB" w:eastAsia="en-GB"/>
+        </w:rPr>
+        <w:t>Health Impacts of Air Pollution Data Explorer</w:t>
+      </w:r>
+      <w:r>
+        <w:rPr>
+          <w:rFonts w:ascii="Times New Roman" w:eastAsia="Times New Roman" w:hAnsi="Times New Roman" w:cs="Times New Roman"/>
+          <w:lang w:val="en-GB" w:eastAsia="en-GB"/>
+        </w:rPr>
+        <w:t xml:space="preserve">. Available at: </w:t>
+      </w:r>
+      <w:hyperlink r:id="rId31" w:history="1">
+        <w:r>
+          <w:rPr>
+            <w:rStyle w:val="Hyperlink"/>
+            <w:rFonts w:ascii="Times New Roman" w:eastAsia="Times New Roman" w:hAnsi="Times New Roman" w:cs="Times New Roman"/>
+            <w:lang w:val="en-GB" w:eastAsia="en-GB"/>
+          </w:rPr>
+          <w:t>https://a816-dohbesp.nyc.gov/IndicatorPublic/data-explorer/health-impacts-of-air-pollution/?id=2121&amp;MeasureID=652&amp;GeoType=UHF42&amp;TimePeriodID=282&amp;overlay=table</w:t>
+        </w:r>
+      </w:hyperlink>
+      <w:r>
+        <w:rPr>
+          <w:rFonts w:ascii="Times New Roman" w:eastAsia="Times New Roman" w:hAnsi="Times New Roman" w:cs="Times New Roman"/>
+          <w:lang w:val="en-GB" w:eastAsia="en-GB"/>
+        </w:rPr>
+        <w:t xml:space="preserve"> (Accessed: 19 October 2026).</w:t>
       </w:r>
     </w:p>
     <w:p>
@@ -9970,6 +10127,46 @@
           <w:lang w:val="en-GB" w:eastAsia="en-GB"/>
         </w:rPr>
       </w:pPr>
+      <w:r>
+        <w:rPr>
+          <w:rFonts w:ascii="Times New Roman" w:eastAsia="Times New Roman" w:hAnsi="Times New Roman" w:cs="Times New Roman"/>
+          <w:lang w:val="en-GB" w:eastAsia="en-GB"/>
+        </w:rPr>
+        <w:t xml:space="preserve">NYC Department of Health and Mental Hygiene (n.d.-b) </w:t>
+      </w:r>
+      <w:r>
+        <w:rPr>
+          <w:rFonts w:ascii="Times New Roman" w:eastAsia="Times New Roman" w:hAnsi="Times New Roman" w:cs="Times New Roman"/>
+          <w:i/>
+          <w:iCs/>
+          <w:lang w:val="en-GB" w:eastAsia="en-GB"/>
+        </w:rPr>
+        <w:t>Real-Time Air Quality in NYC</w:t>
+      </w:r>
+      <w:r>
+        <w:rPr>
+          <w:rFonts w:ascii="Times New Roman" w:eastAsia="Times New Roman" w:hAnsi="Times New Roman" w:cs="Times New Roman"/>
+          <w:lang w:val="en-GB" w:eastAsia="en-GB"/>
+        </w:rPr>
+        <w:t xml:space="preserve">. Available at: </w:t>
+      </w:r>
+      <w:hyperlink r:id="rId32" w:history="1">
+        <w:r>
+          <w:rPr>
+            <w:rStyle w:val="Hyperlink"/>
+            <w:rFonts w:ascii="Times New Roman" w:eastAsia="Times New Roman" w:hAnsi="Times New Roman" w:cs="Times New Roman"/>
+            <w:lang w:val="en-GB" w:eastAsia="en-GB"/>
+          </w:rPr>
+          <w:t>https://a816-dohbesp.nyc.gov/IndicatorPublic/data-features/realtime-air-quality/</w:t>
+        </w:r>
+      </w:hyperlink>
+      <w:r>
+        <w:rPr>
+          <w:rFonts w:ascii="Times New Roman" w:eastAsia="Times New Roman" w:hAnsi="Times New Roman" w:cs="Times New Roman"/>
+          <w:lang w:val="en-GB" w:eastAsia="en-GB"/>
+        </w:rPr>
+        <w:t xml:space="preserve"> (Accessed: 19 October 2026).</w:t>
+      </w:r>
     </w:p>
     <w:p>
       <w:pPr>
@@ -9984,7 +10181,40 @@
           <w:rFonts w:ascii="Times New Roman" w:eastAsia="Times New Roman" w:hAnsi="Times New Roman" w:cs="Times New Roman"/>
           <w:lang w:val="en-GB" w:eastAsia="en-GB"/>
         </w:rPr>
-        <w:t>NYC Open Data (n.d.) Terms of Use. Available at: https://data.cityofnewyork.us/stories/s/Terms-of-Use/k9k7-3cje (Accessed: 19 October 2026).</w:t>
+        <w:t xml:space="preserve">NYC Department of Health and Mental Hygiene (n.d.-c) </w:t>
+      </w:r>
+      <w:r>
+        <w:rPr>
+          <w:rFonts w:ascii="Times New Roman" w:eastAsia="Times New Roman" w:hAnsi="Times New Roman" w:cs="Times New Roman"/>
+          <w:i/>
+          <w:iCs/>
+          <w:lang w:val="en-GB" w:eastAsia="en-GB"/>
+        </w:rPr>
+        <w:t>Outdoor Air Quality</w:t>
+      </w:r>
+      <w:r>
+        <w:rPr>
+          <w:rFonts w:ascii="Times New Roman" w:eastAsia="Times New Roman" w:hAnsi="Times New Roman" w:cs="Times New Roman"/>
+          <w:lang w:val="en-GB" w:eastAsia="en-GB"/>
+        </w:rPr>
+        <w:t xml:space="preserve">. Available at: </w:t>
+      </w:r>
+      <w:hyperlink r:id="rId33" w:history="1">
+        <w:r>
+          <w:rPr>
+            <w:rStyle w:val="Hyperlink"/>
+            <w:rFonts w:ascii="Times New Roman" w:eastAsia="Times New Roman" w:hAnsi="Times New Roman" w:cs="Times New Roman"/>
+            <w:lang w:val="en-GB" w:eastAsia="en-GB"/>
+          </w:rPr>
+          <w:t>https://www.nyc.gov/site/doh/health/health-topics/air-quality-air-pollution-protection.page</w:t>
+        </w:r>
+      </w:hyperlink>
+      <w:r>
+        <w:rPr>
+          <w:rFonts w:ascii="Times New Roman" w:eastAsia="Times New Roman" w:hAnsi="Times New Roman" w:cs="Times New Roman"/>
+          <w:lang w:val="en-GB" w:eastAsia="en-GB"/>
+        </w:rPr>
+        <w:t xml:space="preserve"> (Accessed: 24 October 2026).</w:t>
       </w:r>
     </w:p>
     <w:p>
@@ -9995,6 +10225,46 @@
           <w:lang w:val="en-GB" w:eastAsia="en-GB"/>
         </w:rPr>
       </w:pPr>
+      <w:r>
+        <w:rPr>
+          <w:rFonts w:ascii="Times New Roman" w:eastAsia="Times New Roman" w:hAnsi="Times New Roman" w:cs="Times New Roman"/>
+          <w:lang w:val="en-GB" w:eastAsia="en-GB"/>
+        </w:rPr>
+        <w:t xml:space="preserve">NYC Open Data (2026) </w:t>
+      </w:r>
+      <w:r>
+        <w:rPr>
+          <w:rFonts w:ascii="Times New Roman" w:eastAsia="Times New Roman" w:hAnsi="Times New Roman" w:cs="Times New Roman"/>
+          <w:i/>
+          <w:iCs/>
+          <w:lang w:val="en-GB" w:eastAsia="en-GB"/>
+        </w:rPr>
+        <w:t>Air Quality and Health Impacts: Data Dictionary</w:t>
+      </w:r>
+      <w:r>
+        <w:rPr>
+          <w:rFonts w:ascii="Times New Roman" w:eastAsia="Times New Roman" w:hAnsi="Times New Roman" w:cs="Times New Roman"/>
+          <w:lang w:val="en-GB" w:eastAsia="en-GB"/>
+        </w:rPr>
+        <w:t xml:space="preserve">. Available at: </w:t>
+      </w:r>
+      <w:hyperlink r:id="rId34" w:history="1">
+        <w:r>
+          <w:rPr>
+            <w:rStyle w:val="Hyperlink"/>
+            <w:rFonts w:ascii="Times New Roman" w:eastAsia="Times New Roman" w:hAnsi="Times New Roman" w:cs="Times New Roman"/>
+            <w:lang w:val="en-GB" w:eastAsia="en-GB"/>
+          </w:rPr>
+          <w:t>https://data.cityofnewyork.us/Environment/Air-Quality-and-Health-Impacts/c3uy-2p5r</w:t>
+        </w:r>
+      </w:hyperlink>
+      <w:r>
+        <w:rPr>
+          <w:rFonts w:ascii="Times New Roman" w:eastAsia="Times New Roman" w:hAnsi="Times New Roman" w:cs="Times New Roman"/>
+          <w:lang w:val="en-GB" w:eastAsia="en-GB"/>
+        </w:rPr>
+        <w:t xml:space="preserve"> (Accessed: 19 October 2026).</w:t>
+      </w:r>
     </w:p>
     <w:p>
       <w:pPr>
@@ -10009,7 +10279,40 @@
           <w:rFonts w:ascii="Times New Roman" w:eastAsia="Times New Roman" w:hAnsi="Times New Roman" w:cs="Times New Roman"/>
           <w:lang w:val="en-GB" w:eastAsia="en-GB"/>
         </w:rPr>
-        <w:t>NYC Department of Health and Mental Hygiene (n.d.-a) Real-Time Air Quality in NYC. Available at: https://a816-dohbesp.nyc.gov/IndicatorPublic/data-features/realtime-air-quality/ (Accessed: 19 October 2026).</w:t>
+        <w:t xml:space="preserve">NYC Open Data (n.d.) </w:t>
+      </w:r>
+      <w:r>
+        <w:rPr>
+          <w:rFonts w:ascii="Times New Roman" w:eastAsia="Times New Roman" w:hAnsi="Times New Roman" w:cs="Times New Roman"/>
+          <w:i/>
+          <w:iCs/>
+          <w:lang w:val="en-GB" w:eastAsia="en-GB"/>
+        </w:rPr>
+        <w:t>Terms of Use</w:t>
+      </w:r>
+      <w:r>
+        <w:rPr>
+          <w:rFonts w:ascii="Times New Roman" w:eastAsia="Times New Roman" w:hAnsi="Times New Roman" w:cs="Times New Roman"/>
+          <w:lang w:val="en-GB" w:eastAsia="en-GB"/>
+        </w:rPr>
+        <w:t xml:space="preserve">. Available at: </w:t>
+      </w:r>
+      <w:hyperlink r:id="rId35" w:history="1">
+        <w:r>
+          <w:rPr>
+            <w:rStyle w:val="Hyperlink"/>
+            <w:rFonts w:ascii="Times New Roman" w:eastAsia="Times New Roman" w:hAnsi="Times New Roman" w:cs="Times New Roman"/>
+            <w:lang w:val="en-GB" w:eastAsia="en-GB"/>
+          </w:rPr>
+          <w:t>https://data.cityofnewyork.us/stories/s/Terms-of-Use/k9k7-3cje</w:t>
+        </w:r>
+      </w:hyperlink>
+      <w:r>
+        <w:rPr>
+          <w:rFonts w:ascii="Times New Roman" w:eastAsia="Times New Roman" w:hAnsi="Times New Roman" w:cs="Times New Roman"/>
+          <w:lang w:val="en-GB" w:eastAsia="en-GB"/>
+        </w:rPr>
+        <w:t xml:space="preserve"> (Accessed: 19 October 2026).</w:t>
       </w:r>
     </w:p>
     <w:p>
@@ -10023,35 +10326,10 @@
     </w:p>
     <w:p>
       <w:pPr>
-        <w:spacing w:before="100" w:beforeAutospacing="1" w:after="100" w:afterAutospacing="1" w:line="240" w:lineRule="auto"/>
         <w:rPr>
           <w:rFonts w:ascii="Times New Roman" w:eastAsia="Times New Roman" w:hAnsi="Times New Roman" w:cs="Times New Roman"/>
           <w:lang w:val="en-GB" w:eastAsia="en-GB"/>
-        </w:rPr>
-      </w:pPr>
-      <w:r>
-        <w:rPr>
-          <w:rFonts w:ascii="Times New Roman" w:eastAsia="Times New Roman" w:hAnsi="Times New Roman" w:cs="Times New Roman"/>
-          <w:lang w:val="en-GB" w:eastAsia="en-GB"/>
-        </w:rPr>
-        <w:t>NYC Department of Health and Mental Hygiene (n.d.-b) Health Impacts of Air Pollution Data Explorer. Available at: https://a816-dohbesp.nyc.gov/IndicatorPublic/data-explorer/health-impacts-of-air-pollution/?id=2121&amp;MeasureID=652&amp;GeoType=UHF42&amp;TimePeriodID=282&amp;overlay=table (Accessed: 19 October 2026).</w:t>
-      </w:r>
-    </w:p>
-    <w:p>
-      <w:pPr>
-        <w:spacing w:before="100" w:beforeAutospacing="1" w:after="100" w:afterAutospacing="1" w:line="240" w:lineRule="auto"/>
-        <w:rPr>
-          <w:rFonts w:ascii="Times New Roman" w:eastAsia="Times New Roman" w:hAnsi="Times New Roman" w:cs="Times New Roman"/>
-          <w:lang w:val="en-GB" w:eastAsia="en-GB"/>
-        </w:rPr>
-      </w:pPr>
-    </w:p>
-    <w:p>
-      <w:pPr>
-        <w:rPr>
-          <w:rFonts w:ascii="Times New Roman" w:eastAsia="Times New Roman" w:hAnsi="Times New Roman" w:cs="Times New Roman"/>
-          <w:lang w:val="en-GB" w:eastAsia="en-GB"/>
-          <w:rPrChange w:id="84" w:author="Nicolas Cancino" w:date="2026-10-19T19:09:00Z" w16du:dateUtc="2026-10-19T18:09:00Z">
+          <w:rPrChange w:id="80" w:author="Nicolas Cancino" w:date="2026-10-19T19:09:00Z" w16du:dateUtc="2026-10-19T18:09:00Z">
             <w:rPr/>
           </w:rPrChange>
         </w:rPr>
@@ -11455,6 +11733,7 @@
   <w:style w:type="character" w:default="1" w:styleId="DefaultParagraphFont">
     <w:name w:val="Default Paragraph Font"/>
     <w:uiPriority w:val="1"/>
+    <w:semiHidden/>
     <w:unhideWhenUsed/>
   </w:style>
   <w:style w:type="table" w:default="1" w:styleId="TableNormal">
